--- a/src/Черновик.docx
+++ b/src/Черновик.docx
@@ -13,12 +13,7 @@
     <w:sdt>
       <w:sdtPr>
         <w:rPr>
-          <w:rFonts w:ascii="Times New Roman" w:eastAsiaTheme="minorHAnsi" w:hAnsi="Times New Roman" w:cstheme="minorBidi"/>
-          <w:b w:val="0"/>
-          <w:bCs w:val="0"/>
-          <w:color w:val="auto"/>
-          <w:szCs w:val="22"/>
-          <w:lang w:eastAsia="en-US"/>
+          <w:bCs/>
         </w:rPr>
         <w:id w:val="-277986"/>
         <w:docPartObj>
@@ -26,15 +21,23 @@
           <w:docPartUnique/>
         </w:docPartObj>
       </w:sdtPr>
+      <w:sdtEndPr>
+        <w:rPr>
+          <w:b w:val="0"/>
+          <w:bCs w:val="0"/>
+        </w:rPr>
+      </w:sdtEndPr>
       <w:sdtContent>
+        <w:bookmarkStart w:id="0" w:name="_GoBack" w:displacedByCustomXml="prev"/>
         <w:p>
           <w:pPr>
-            <w:pStyle w:val="a9"/>
+            <w:pStyle w:val="a6"/>
           </w:pPr>
           <w:r>
-            <w:t>Оглавление</w:t>
+            <w:t>Содержание</w:t>
           </w:r>
         </w:p>
+        <w:bookmarkEnd w:id="0"/>
         <w:p>
           <w:pPr>
             <w:pStyle w:val="11"/>
@@ -57,7 +60,7 @@
           <w:r>
             <w:fldChar w:fldCharType="separate"/>
           </w:r>
-          <w:hyperlink w:anchor="_Toc210576249" w:history="1">
+          <w:hyperlink w:anchor="_Toc210582899" w:history="1">
             <w:r>
               <w:rPr>
                 <w:rStyle w:val="aa"/>
@@ -84,7 +87,7 @@
                 <w:noProof/>
                 <w:webHidden/>
               </w:rPr>
-              <w:instrText xml:space="preserve"> PAGEREF _Toc210576249 \h </w:instrText>
+              <w:instrText xml:space="preserve"> PAGEREF _Toc210582899 \h </w:instrText>
             </w:r>
             <w:r>
               <w:rPr>
@@ -128,7 +131,7 @@
               <w:lang w:eastAsia="ru-RU"/>
             </w:rPr>
           </w:pPr>
-          <w:hyperlink w:anchor="_Toc210576250" w:history="1">
+          <w:hyperlink w:anchor="_Toc210582900" w:history="1">
             <w:r>
               <w:rPr>
                 <w:rStyle w:val="aa"/>
@@ -155,7 +158,7 @@
                 <w:noProof/>
                 <w:webHidden/>
               </w:rPr>
-              <w:instrText xml:space="preserve"> PAGEREF _Toc210576250 \h </w:instrText>
+              <w:instrText xml:space="preserve"> PAGEREF _Toc210582900 \h </w:instrText>
             </w:r>
             <w:r>
               <w:rPr>
@@ -199,7 +202,7 @@
               <w:lang w:eastAsia="ru-RU"/>
             </w:rPr>
           </w:pPr>
-          <w:hyperlink w:anchor="_Toc210576251" w:history="1">
+          <w:hyperlink w:anchor="_Toc210582901" w:history="1">
             <w:r>
               <w:rPr>
                 <w:rStyle w:val="aa"/>
@@ -226,7 +229,7 @@
                 <w:noProof/>
                 <w:webHidden/>
               </w:rPr>
-              <w:instrText xml:space="preserve"> PAGEREF _Toc210576251 \h </w:instrText>
+              <w:instrText xml:space="preserve"> PAGEREF _Toc210582901 \h </w:instrText>
             </w:r>
             <w:r>
               <w:rPr>
@@ -270,7 +273,7 @@
               <w:lang w:eastAsia="ru-RU"/>
             </w:rPr>
           </w:pPr>
-          <w:hyperlink w:anchor="_Toc210576252" w:history="1">
+          <w:hyperlink w:anchor="_Toc210582902" w:history="1">
             <w:r>
               <w:rPr>
                 <w:rStyle w:val="aa"/>
@@ -297,7 +300,7 @@
                 <w:noProof/>
                 <w:webHidden/>
               </w:rPr>
-              <w:instrText xml:space="preserve"> PAGEREF _Toc210576252 \h </w:instrText>
+              <w:instrText xml:space="preserve"> PAGEREF _Toc210582902 \h </w:instrText>
             </w:r>
             <w:r>
               <w:rPr>
@@ -318,6 +321,77 @@
                 <w:webHidden/>
               </w:rPr>
               <w:t>5</w:t>
+            </w:r>
+            <w:r>
+              <w:rPr>
+                <w:noProof/>
+                <w:webHidden/>
+              </w:rPr>
+              <w:fldChar w:fldCharType="end"/>
+            </w:r>
+          </w:hyperlink>
+        </w:p>
+        <w:p>
+          <w:pPr>
+            <w:pStyle w:val="11"/>
+            <w:tabs>
+              <w:tab w:val="right" w:leader="dot" w:pos="9628"/>
+            </w:tabs>
+            <w:rPr>
+              <w:rFonts w:asciiTheme="minorHAnsi" w:eastAsiaTheme="minorEastAsia" w:hAnsiTheme="minorHAnsi"/>
+              <w:noProof/>
+              <w:sz w:val="22"/>
+              <w:lang w:eastAsia="ru-RU"/>
+            </w:rPr>
+          </w:pPr>
+          <w:hyperlink w:anchor="_Toc210582903" w:history="1">
+            <w:r>
+              <w:rPr>
+                <w:rStyle w:val="aa"/>
+                <w:noProof/>
+              </w:rPr>
+              <w:t>Глава 2</w:t>
+            </w:r>
+            <w:r>
+              <w:rPr>
+                <w:noProof/>
+                <w:webHidden/>
+              </w:rPr>
+              <w:tab/>
+            </w:r>
+            <w:r>
+              <w:rPr>
+                <w:noProof/>
+                <w:webHidden/>
+              </w:rPr>
+              <w:fldChar w:fldCharType="begin"/>
+            </w:r>
+            <w:r>
+              <w:rPr>
+                <w:noProof/>
+                <w:webHidden/>
+              </w:rPr>
+              <w:instrText xml:space="preserve"> PAGEREF _Toc210582903 \h </w:instrText>
+            </w:r>
+            <w:r>
+              <w:rPr>
+                <w:noProof/>
+                <w:webHidden/>
+              </w:rPr>
+            </w:r>
+            <w:r>
+              <w:rPr>
+                <w:noProof/>
+                <w:webHidden/>
+              </w:rPr>
+              <w:fldChar w:fldCharType="separate"/>
+            </w:r>
+            <w:r>
+              <w:rPr>
+                <w:noProof/>
+                <w:webHidden/>
+              </w:rPr>
+              <w:t>7</w:t>
             </w:r>
             <w:r>
               <w:rPr>
@@ -341,13 +415,13 @@
               <w:lang w:eastAsia="ru-RU"/>
             </w:rPr>
           </w:pPr>
-          <w:hyperlink w:anchor="_Toc210576253" w:history="1">
+          <w:hyperlink w:anchor="_Toc210582904" w:history="1">
             <w:r>
               <w:rPr>
                 <w:rStyle w:val="aa"/>
                 <w:noProof/>
               </w:rPr>
-              <w:t>Последовательность Рудина-Шапиро</w:t>
+              <w:t>2.1 Расчёт автокорреляции</w:t>
             </w:r>
             <w:r>
               <w:rPr>
@@ -368,7 +442,7 @@
                 <w:noProof/>
                 <w:webHidden/>
               </w:rPr>
-              <w:instrText xml:space="preserve"> PAGEREF _Toc210576253 \h </w:instrText>
+              <w:instrText xml:space="preserve"> PAGEREF _Toc210582904 \h </w:instrText>
             </w:r>
             <w:r>
               <w:rPr>
@@ -388,7 +462,451 @@
                 <w:noProof/>
                 <w:webHidden/>
               </w:rPr>
-              <w:t>6</w:t>
+              <w:t>7</w:t>
+            </w:r>
+            <w:r>
+              <w:rPr>
+                <w:noProof/>
+                <w:webHidden/>
+              </w:rPr>
+              <w:fldChar w:fldCharType="end"/>
+            </w:r>
+          </w:hyperlink>
+        </w:p>
+        <w:p>
+          <w:pPr>
+            <w:pStyle w:val="21"/>
+            <w:tabs>
+              <w:tab w:val="right" w:leader="dot" w:pos="9628"/>
+            </w:tabs>
+            <w:rPr>
+              <w:rFonts w:asciiTheme="minorHAnsi" w:eastAsiaTheme="minorEastAsia" w:hAnsiTheme="minorHAnsi"/>
+              <w:noProof/>
+              <w:sz w:val="22"/>
+              <w:lang w:eastAsia="ru-RU"/>
+            </w:rPr>
+          </w:pPr>
+          <w:hyperlink w:anchor="_Toc210582905" w:history="1">
+            <w:r>
+              <w:rPr>
+                <w:rStyle w:val="aa"/>
+                <w:noProof/>
+              </w:rPr>
+              <w:t>2.2 Алгоритмы построения плоских многочленов Литтлвуда.</w:t>
+            </w:r>
+            <w:r>
+              <w:rPr>
+                <w:noProof/>
+                <w:webHidden/>
+              </w:rPr>
+              <w:tab/>
+            </w:r>
+            <w:r>
+              <w:rPr>
+                <w:noProof/>
+                <w:webHidden/>
+              </w:rPr>
+              <w:fldChar w:fldCharType="begin"/>
+            </w:r>
+            <w:r>
+              <w:rPr>
+                <w:noProof/>
+                <w:webHidden/>
+              </w:rPr>
+              <w:instrText xml:space="preserve"> PAGEREF _Toc210582905 \h </w:instrText>
+            </w:r>
+            <w:r>
+              <w:rPr>
+                <w:noProof/>
+                <w:webHidden/>
+              </w:rPr>
+            </w:r>
+            <w:r>
+              <w:rPr>
+                <w:noProof/>
+                <w:webHidden/>
+              </w:rPr>
+              <w:fldChar w:fldCharType="separate"/>
+            </w:r>
+            <w:r>
+              <w:rPr>
+                <w:noProof/>
+                <w:webHidden/>
+              </w:rPr>
+              <w:t>7</w:t>
+            </w:r>
+            <w:r>
+              <w:rPr>
+                <w:noProof/>
+                <w:webHidden/>
+              </w:rPr>
+              <w:fldChar w:fldCharType="end"/>
+            </w:r>
+          </w:hyperlink>
+        </w:p>
+        <w:p>
+          <w:pPr>
+            <w:pStyle w:val="31"/>
+            <w:tabs>
+              <w:tab w:val="right" w:leader="dot" w:pos="9628"/>
+            </w:tabs>
+            <w:rPr>
+              <w:rFonts w:asciiTheme="minorHAnsi" w:eastAsiaTheme="minorEastAsia" w:hAnsiTheme="minorHAnsi"/>
+              <w:noProof/>
+              <w:sz w:val="22"/>
+              <w:lang w:eastAsia="ru-RU"/>
+            </w:rPr>
+          </w:pPr>
+          <w:hyperlink w:anchor="_Toc210582906" w:history="1">
+            <w:r>
+              <w:rPr>
+                <w:rStyle w:val="aa"/>
+                <w:noProof/>
+              </w:rPr>
+              <w:t>2.2.1 Построение многочлена Шапиро.</w:t>
+            </w:r>
+            <w:r>
+              <w:rPr>
+                <w:noProof/>
+                <w:webHidden/>
+              </w:rPr>
+              <w:tab/>
+            </w:r>
+            <w:r>
+              <w:rPr>
+                <w:noProof/>
+                <w:webHidden/>
+              </w:rPr>
+              <w:fldChar w:fldCharType="begin"/>
+            </w:r>
+            <w:r>
+              <w:rPr>
+                <w:noProof/>
+                <w:webHidden/>
+              </w:rPr>
+              <w:instrText xml:space="preserve"> PAGEREF _Toc210582906 \h </w:instrText>
+            </w:r>
+            <w:r>
+              <w:rPr>
+                <w:noProof/>
+                <w:webHidden/>
+              </w:rPr>
+            </w:r>
+            <w:r>
+              <w:rPr>
+                <w:noProof/>
+                <w:webHidden/>
+              </w:rPr>
+              <w:fldChar w:fldCharType="separate"/>
+            </w:r>
+            <w:r>
+              <w:rPr>
+                <w:noProof/>
+                <w:webHidden/>
+              </w:rPr>
+              <w:t>7</w:t>
+            </w:r>
+            <w:r>
+              <w:rPr>
+                <w:noProof/>
+                <w:webHidden/>
+              </w:rPr>
+              <w:fldChar w:fldCharType="end"/>
+            </w:r>
+          </w:hyperlink>
+        </w:p>
+        <w:p>
+          <w:pPr>
+            <w:pStyle w:val="21"/>
+            <w:tabs>
+              <w:tab w:val="right" w:leader="dot" w:pos="9628"/>
+            </w:tabs>
+            <w:rPr>
+              <w:rFonts w:asciiTheme="minorHAnsi" w:eastAsiaTheme="minorEastAsia" w:hAnsiTheme="minorHAnsi"/>
+              <w:noProof/>
+              <w:sz w:val="22"/>
+              <w:lang w:eastAsia="ru-RU"/>
+            </w:rPr>
+          </w:pPr>
+          <w:hyperlink w:anchor="_Toc210582907" w:history="1">
+            <w:r>
+              <w:rPr>
+                <w:rStyle w:val="aa"/>
+                <w:noProof/>
+              </w:rPr>
+              <w:t xml:space="preserve">2.3 Реализация алгоритмов на языке программирования </w:t>
+            </w:r>
+            <w:r>
+              <w:rPr>
+                <w:rStyle w:val="aa"/>
+                <w:noProof/>
+                <w:lang w:val="en-US"/>
+              </w:rPr>
+              <w:t>c</w:t>
+            </w:r>
+            <w:r>
+              <w:rPr>
+                <w:rStyle w:val="aa"/>
+                <w:noProof/>
+              </w:rPr>
+              <w:t>++</w:t>
+            </w:r>
+            <w:r>
+              <w:rPr>
+                <w:noProof/>
+                <w:webHidden/>
+              </w:rPr>
+              <w:tab/>
+            </w:r>
+            <w:r>
+              <w:rPr>
+                <w:noProof/>
+                <w:webHidden/>
+              </w:rPr>
+              <w:fldChar w:fldCharType="begin"/>
+            </w:r>
+            <w:r>
+              <w:rPr>
+                <w:noProof/>
+                <w:webHidden/>
+              </w:rPr>
+              <w:instrText xml:space="preserve"> PAGEREF _Toc210582907 \h </w:instrText>
+            </w:r>
+            <w:r>
+              <w:rPr>
+                <w:noProof/>
+                <w:webHidden/>
+              </w:rPr>
+            </w:r>
+            <w:r>
+              <w:rPr>
+                <w:noProof/>
+                <w:webHidden/>
+              </w:rPr>
+              <w:fldChar w:fldCharType="separate"/>
+            </w:r>
+            <w:r>
+              <w:rPr>
+                <w:noProof/>
+                <w:webHidden/>
+              </w:rPr>
+              <w:t>8</w:t>
+            </w:r>
+            <w:r>
+              <w:rPr>
+                <w:noProof/>
+                <w:webHidden/>
+              </w:rPr>
+              <w:fldChar w:fldCharType="end"/>
+            </w:r>
+          </w:hyperlink>
+        </w:p>
+        <w:p>
+          <w:pPr>
+            <w:pStyle w:val="31"/>
+            <w:tabs>
+              <w:tab w:val="right" w:leader="dot" w:pos="9628"/>
+            </w:tabs>
+            <w:rPr>
+              <w:rFonts w:asciiTheme="minorHAnsi" w:eastAsiaTheme="minorEastAsia" w:hAnsiTheme="minorHAnsi"/>
+              <w:noProof/>
+              <w:sz w:val="22"/>
+              <w:lang w:eastAsia="ru-RU"/>
+            </w:rPr>
+          </w:pPr>
+          <w:hyperlink w:anchor="_Toc210582908" w:history="1">
+            <w:r>
+              <w:rPr>
+                <w:rStyle w:val="aa"/>
+                <w:noProof/>
+                <w:lang w:val="en-US"/>
+              </w:rPr>
+              <w:t>Autocorrelation</w:t>
+            </w:r>
+            <w:r>
+              <w:rPr>
+                <w:noProof/>
+                <w:webHidden/>
+              </w:rPr>
+              <w:tab/>
+            </w:r>
+            <w:r>
+              <w:rPr>
+                <w:noProof/>
+                <w:webHidden/>
+              </w:rPr>
+              <w:fldChar w:fldCharType="begin"/>
+            </w:r>
+            <w:r>
+              <w:rPr>
+                <w:noProof/>
+                <w:webHidden/>
+              </w:rPr>
+              <w:instrText xml:space="preserve"> PAGEREF _Toc210582908 \h </w:instrText>
+            </w:r>
+            <w:r>
+              <w:rPr>
+                <w:noProof/>
+                <w:webHidden/>
+              </w:rPr>
+            </w:r>
+            <w:r>
+              <w:rPr>
+                <w:noProof/>
+                <w:webHidden/>
+              </w:rPr>
+              <w:fldChar w:fldCharType="separate"/>
+            </w:r>
+            <w:r>
+              <w:rPr>
+                <w:noProof/>
+                <w:webHidden/>
+              </w:rPr>
+              <w:t>8</w:t>
+            </w:r>
+            <w:r>
+              <w:rPr>
+                <w:noProof/>
+                <w:webHidden/>
+              </w:rPr>
+              <w:fldChar w:fldCharType="end"/>
+            </w:r>
+          </w:hyperlink>
+        </w:p>
+        <w:p>
+          <w:pPr>
+            <w:pStyle w:val="31"/>
+            <w:tabs>
+              <w:tab w:val="right" w:leader="dot" w:pos="9628"/>
+            </w:tabs>
+            <w:rPr>
+              <w:rFonts w:asciiTheme="minorHAnsi" w:eastAsiaTheme="minorEastAsia" w:hAnsiTheme="minorHAnsi"/>
+              <w:noProof/>
+              <w:sz w:val="22"/>
+              <w:lang w:eastAsia="ru-RU"/>
+            </w:rPr>
+          </w:pPr>
+          <w:hyperlink w:anchor="_Toc210582909" w:history="1">
+            <w:r>
+              <w:rPr>
+                <w:rStyle w:val="aa"/>
+                <w:noProof/>
+                <w:lang w:val="en-US"/>
+              </w:rPr>
+              <w:t>LittlewoodPolynomial</w:t>
+            </w:r>
+            <w:r>
+              <w:rPr>
+                <w:noProof/>
+                <w:webHidden/>
+              </w:rPr>
+              <w:tab/>
+            </w:r>
+            <w:r>
+              <w:rPr>
+                <w:noProof/>
+                <w:webHidden/>
+              </w:rPr>
+              <w:fldChar w:fldCharType="begin"/>
+            </w:r>
+            <w:r>
+              <w:rPr>
+                <w:noProof/>
+                <w:webHidden/>
+              </w:rPr>
+              <w:instrText xml:space="preserve"> PAGEREF _Toc210582909 \h </w:instrText>
+            </w:r>
+            <w:r>
+              <w:rPr>
+                <w:noProof/>
+                <w:webHidden/>
+              </w:rPr>
+            </w:r>
+            <w:r>
+              <w:rPr>
+                <w:noProof/>
+                <w:webHidden/>
+              </w:rPr>
+              <w:fldChar w:fldCharType="separate"/>
+            </w:r>
+            <w:r>
+              <w:rPr>
+                <w:noProof/>
+                <w:webHidden/>
+              </w:rPr>
+              <w:t>10</w:t>
+            </w:r>
+            <w:r>
+              <w:rPr>
+                <w:noProof/>
+                <w:webHidden/>
+              </w:rPr>
+              <w:fldChar w:fldCharType="end"/>
+            </w:r>
+          </w:hyperlink>
+        </w:p>
+        <w:p>
+          <w:pPr>
+            <w:pStyle w:val="31"/>
+            <w:tabs>
+              <w:tab w:val="right" w:leader="dot" w:pos="9628"/>
+            </w:tabs>
+            <w:rPr>
+              <w:rFonts w:asciiTheme="minorHAnsi" w:eastAsiaTheme="minorEastAsia" w:hAnsiTheme="minorHAnsi"/>
+              <w:noProof/>
+              <w:sz w:val="22"/>
+              <w:lang w:eastAsia="ru-RU"/>
+            </w:rPr>
+          </w:pPr>
+          <w:hyperlink w:anchor="_Toc210582910" w:history="1">
+            <w:r>
+              <w:rPr>
+                <w:rStyle w:val="aa"/>
+                <w:noProof/>
+                <w:lang w:val="en-US"/>
+              </w:rPr>
+              <w:t>Tester</w:t>
+            </w:r>
+            <w:r>
+              <w:rPr>
+                <w:noProof/>
+                <w:webHidden/>
+              </w:rPr>
+              <w:tab/>
+            </w:r>
+            <w:r>
+              <w:rPr>
+                <w:noProof/>
+                <w:webHidden/>
+              </w:rPr>
+              <w:fldChar w:fldCharType="begin"/>
+            </w:r>
+            <w:r>
+              <w:rPr>
+                <w:noProof/>
+                <w:webHidden/>
+              </w:rPr>
+              <w:instrText xml:space="preserve"> PAGEREF _Toc210582910 \h </w:instrText>
+            </w:r>
+            <w:r>
+              <w:rPr>
+                <w:noProof/>
+                <w:webHidden/>
+              </w:rPr>
+            </w:r>
+            <w:r>
+              <w:rPr>
+                <w:noProof/>
+                <w:webHidden/>
+              </w:rPr>
+              <w:fldChar w:fldCharType="separate"/>
+            </w:r>
+            <w:r>
+              <w:rPr>
+                <w:noProof/>
+                <w:webHidden/>
+              </w:rPr>
+              <w:t>10</w:t>
             </w:r>
             <w:r>
               <w:rPr>
@@ -412,13 +930,13 @@
               <w:lang w:eastAsia="ru-RU"/>
             </w:rPr>
           </w:pPr>
-          <w:hyperlink w:anchor="_Toc210576254" w:history="1">
+          <w:hyperlink w:anchor="_Toc210582911" w:history="1">
             <w:r>
               <w:rPr>
                 <w:rStyle w:val="aa"/>
                 <w:noProof/>
               </w:rPr>
-              <w:t>Глава 2</w:t>
+              <w:t>Глава 3. Тестирование и анализ</w:t>
             </w:r>
             <w:r>
               <w:rPr>
@@ -439,7 +957,7 @@
                 <w:noProof/>
                 <w:webHidden/>
               </w:rPr>
-              <w:instrText xml:space="preserve"> PAGEREF _Toc210576254 \h </w:instrText>
+              <w:instrText xml:space="preserve"> PAGEREF _Toc210582911 \h </w:instrText>
             </w:r>
             <w:r>
               <w:rPr>
@@ -459,7 +977,7 @@
                 <w:noProof/>
                 <w:webHidden/>
               </w:rPr>
-              <w:t>7</w:t>
+              <w:t>13</w:t>
             </w:r>
             <w:r>
               <w:rPr>
@@ -483,13 +1001,13 @@
               <w:lang w:eastAsia="ru-RU"/>
             </w:rPr>
           </w:pPr>
-          <w:hyperlink w:anchor="_Toc210576255" w:history="1">
+          <w:hyperlink w:anchor="_Toc210582912" w:history="1">
             <w:r>
               <w:rPr>
                 <w:rStyle w:val="aa"/>
                 <w:noProof/>
               </w:rPr>
-              <w:t>2.1 Расчёт автокорреляции</w:t>
+              <w:t>3.1 Тест вычисления автокорреляции</w:t>
             </w:r>
             <w:r>
               <w:rPr>
@@ -510,7 +1028,7 @@
                 <w:noProof/>
                 <w:webHidden/>
               </w:rPr>
-              <w:instrText xml:space="preserve"> PAGEREF _Toc210576255 \h </w:instrText>
+              <w:instrText xml:space="preserve"> PAGEREF _Toc210582912 \h </w:instrText>
             </w:r>
             <w:r>
               <w:rPr>
@@ -530,7 +1048,7 @@
                 <w:noProof/>
                 <w:webHidden/>
               </w:rPr>
-              <w:t>7</w:t>
+              <w:t>13</w:t>
             </w:r>
             <w:r>
               <w:rPr>
@@ -554,13 +1072,13 @@
               <w:lang w:eastAsia="ru-RU"/>
             </w:rPr>
           </w:pPr>
-          <w:hyperlink w:anchor="_Toc210576256" w:history="1">
+          <w:hyperlink w:anchor="_Toc210582913" w:history="1">
             <w:r>
               <w:rPr>
                 <w:rStyle w:val="aa"/>
                 <w:noProof/>
               </w:rPr>
-              <w:t>2.2 Алгоритмы построения плоских многочленов Литтлвуда.</w:t>
+              <w:t>3.2 Проверка свойств многочленов Шапиро</w:t>
             </w:r>
             <w:r>
               <w:rPr>
@@ -581,7 +1099,7 @@
                 <w:noProof/>
                 <w:webHidden/>
               </w:rPr>
-              <w:instrText xml:space="preserve"> PAGEREF _Toc210576256 \h </w:instrText>
+              <w:instrText xml:space="preserve"> PAGEREF _Toc210582913 \h </w:instrText>
             </w:r>
             <w:r>
               <w:rPr>
@@ -601,380 +1119,7 @@
                 <w:noProof/>
                 <w:webHidden/>
               </w:rPr>
-              <w:t>7</w:t>
-            </w:r>
-            <w:r>
-              <w:rPr>
-                <w:noProof/>
-                <w:webHidden/>
-              </w:rPr>
-              <w:fldChar w:fldCharType="end"/>
-            </w:r>
-          </w:hyperlink>
-        </w:p>
-        <w:p>
-          <w:pPr>
-            <w:pStyle w:val="31"/>
-            <w:tabs>
-              <w:tab w:val="right" w:leader="dot" w:pos="9628"/>
-            </w:tabs>
-            <w:rPr>
-              <w:rFonts w:asciiTheme="minorHAnsi" w:eastAsiaTheme="minorEastAsia" w:hAnsiTheme="minorHAnsi"/>
-              <w:noProof/>
-              <w:sz w:val="22"/>
-              <w:lang w:eastAsia="ru-RU"/>
-            </w:rPr>
-          </w:pPr>
-          <w:hyperlink w:anchor="_Toc210576257" w:history="1">
-            <w:r>
-              <w:rPr>
-                <w:rStyle w:val="aa"/>
-                <w:noProof/>
-              </w:rPr>
-              <w:t>2.2.1 Построение многочлена Шапиро.</w:t>
-            </w:r>
-            <w:r>
-              <w:rPr>
-                <w:noProof/>
-                <w:webHidden/>
-              </w:rPr>
-              <w:tab/>
-            </w:r>
-            <w:r>
-              <w:rPr>
-                <w:noProof/>
-                <w:webHidden/>
-              </w:rPr>
-              <w:fldChar w:fldCharType="begin"/>
-            </w:r>
-            <w:r>
-              <w:rPr>
-                <w:noProof/>
-                <w:webHidden/>
-              </w:rPr>
-              <w:instrText xml:space="preserve"> PAGEREF _Toc210576257 \h </w:instrText>
-            </w:r>
-            <w:r>
-              <w:rPr>
-                <w:noProof/>
-                <w:webHidden/>
-              </w:rPr>
-            </w:r>
-            <w:r>
-              <w:rPr>
-                <w:noProof/>
-                <w:webHidden/>
-              </w:rPr>
-              <w:fldChar w:fldCharType="separate"/>
-            </w:r>
-            <w:r>
-              <w:rPr>
-                <w:noProof/>
-                <w:webHidden/>
-              </w:rPr>
-              <w:t>7</w:t>
-            </w:r>
-            <w:r>
-              <w:rPr>
-                <w:noProof/>
-                <w:webHidden/>
-              </w:rPr>
-              <w:fldChar w:fldCharType="end"/>
-            </w:r>
-          </w:hyperlink>
-        </w:p>
-        <w:p>
-          <w:pPr>
-            <w:pStyle w:val="21"/>
-            <w:tabs>
-              <w:tab w:val="right" w:leader="dot" w:pos="9628"/>
-            </w:tabs>
-            <w:rPr>
-              <w:rFonts w:asciiTheme="minorHAnsi" w:eastAsiaTheme="minorEastAsia" w:hAnsiTheme="minorHAnsi"/>
-              <w:noProof/>
-              <w:sz w:val="22"/>
-              <w:lang w:eastAsia="ru-RU"/>
-            </w:rPr>
-          </w:pPr>
-          <w:hyperlink w:anchor="_Toc210576258" w:history="1">
-            <w:r>
-              <w:rPr>
-                <w:rStyle w:val="aa"/>
-                <w:noProof/>
-              </w:rPr>
-              <w:t xml:space="preserve">2.3 Реализация алгоритмов на языке программирования </w:t>
-            </w:r>
-            <w:r>
-              <w:rPr>
-                <w:rStyle w:val="aa"/>
-                <w:noProof/>
-                <w:lang w:val="en-US"/>
-              </w:rPr>
-              <w:t>c</w:t>
-            </w:r>
-            <w:r>
-              <w:rPr>
-                <w:rStyle w:val="aa"/>
-                <w:noProof/>
-              </w:rPr>
-              <w:t>++</w:t>
-            </w:r>
-            <w:r>
-              <w:rPr>
-                <w:noProof/>
-                <w:webHidden/>
-              </w:rPr>
-              <w:tab/>
-            </w:r>
-            <w:r>
-              <w:rPr>
-                <w:noProof/>
-                <w:webHidden/>
-              </w:rPr>
-              <w:fldChar w:fldCharType="begin"/>
-            </w:r>
-            <w:r>
-              <w:rPr>
-                <w:noProof/>
-                <w:webHidden/>
-              </w:rPr>
-              <w:instrText xml:space="preserve"> PAGEREF _Toc210576258 \h </w:instrText>
-            </w:r>
-            <w:r>
-              <w:rPr>
-                <w:noProof/>
-                <w:webHidden/>
-              </w:rPr>
-            </w:r>
-            <w:r>
-              <w:rPr>
-                <w:noProof/>
-                <w:webHidden/>
-              </w:rPr>
-              <w:fldChar w:fldCharType="separate"/>
-            </w:r>
-            <w:r>
-              <w:rPr>
-                <w:noProof/>
-                <w:webHidden/>
-              </w:rPr>
-              <w:t>8</w:t>
-            </w:r>
-            <w:r>
-              <w:rPr>
-                <w:noProof/>
-                <w:webHidden/>
-              </w:rPr>
-              <w:fldChar w:fldCharType="end"/>
-            </w:r>
-          </w:hyperlink>
-        </w:p>
-        <w:p>
-          <w:pPr>
-            <w:pStyle w:val="31"/>
-            <w:tabs>
-              <w:tab w:val="right" w:leader="dot" w:pos="9628"/>
-            </w:tabs>
-            <w:rPr>
-              <w:rFonts w:asciiTheme="minorHAnsi" w:eastAsiaTheme="minorEastAsia" w:hAnsiTheme="minorHAnsi"/>
-              <w:noProof/>
-              <w:sz w:val="22"/>
-              <w:lang w:eastAsia="ru-RU"/>
-            </w:rPr>
-          </w:pPr>
-          <w:hyperlink w:anchor="_Toc210576259" w:history="1">
-            <w:r>
-              <w:rPr>
-                <w:rStyle w:val="aa"/>
-                <w:noProof/>
-                <w:lang w:val="en-US"/>
-              </w:rPr>
-              <w:t>Autocorrelation</w:t>
-            </w:r>
-            <w:r>
-              <w:rPr>
-                <w:noProof/>
-                <w:webHidden/>
-              </w:rPr>
-              <w:tab/>
-            </w:r>
-            <w:r>
-              <w:rPr>
-                <w:noProof/>
-                <w:webHidden/>
-              </w:rPr>
-              <w:fldChar w:fldCharType="begin"/>
-            </w:r>
-            <w:r>
-              <w:rPr>
-                <w:noProof/>
-                <w:webHidden/>
-              </w:rPr>
-              <w:instrText xml:space="preserve"> PAGEREF _Toc210576259 \h </w:instrText>
-            </w:r>
-            <w:r>
-              <w:rPr>
-                <w:noProof/>
-                <w:webHidden/>
-              </w:rPr>
-            </w:r>
-            <w:r>
-              <w:rPr>
-                <w:noProof/>
-                <w:webHidden/>
-              </w:rPr>
-              <w:fldChar w:fldCharType="separate"/>
-            </w:r>
-            <w:r>
-              <w:rPr>
-                <w:noProof/>
-                <w:webHidden/>
-              </w:rPr>
-              <w:t>8</w:t>
-            </w:r>
-            <w:r>
-              <w:rPr>
-                <w:noProof/>
-                <w:webHidden/>
-              </w:rPr>
-              <w:fldChar w:fldCharType="end"/>
-            </w:r>
-          </w:hyperlink>
-        </w:p>
-        <w:p>
-          <w:pPr>
-            <w:pStyle w:val="31"/>
-            <w:tabs>
-              <w:tab w:val="right" w:leader="dot" w:pos="9628"/>
-            </w:tabs>
-            <w:rPr>
-              <w:rFonts w:asciiTheme="minorHAnsi" w:eastAsiaTheme="minorEastAsia" w:hAnsiTheme="minorHAnsi"/>
-              <w:noProof/>
-              <w:sz w:val="22"/>
-              <w:lang w:eastAsia="ru-RU"/>
-            </w:rPr>
-          </w:pPr>
-          <w:hyperlink w:anchor="_Toc210576260" w:history="1">
-            <w:r>
-              <w:rPr>
-                <w:rStyle w:val="aa"/>
-                <w:noProof/>
-                <w:lang w:val="en-US"/>
-              </w:rPr>
-              <w:t>LittlewoodPolynomial</w:t>
-            </w:r>
-            <w:r>
-              <w:rPr>
-                <w:noProof/>
-                <w:webHidden/>
-              </w:rPr>
-              <w:tab/>
-            </w:r>
-            <w:r>
-              <w:rPr>
-                <w:noProof/>
-                <w:webHidden/>
-              </w:rPr>
-              <w:fldChar w:fldCharType="begin"/>
-            </w:r>
-            <w:r>
-              <w:rPr>
-                <w:noProof/>
-                <w:webHidden/>
-              </w:rPr>
-              <w:instrText xml:space="preserve"> PAGEREF _Toc210576260 \h </w:instrText>
-            </w:r>
-            <w:r>
-              <w:rPr>
-                <w:noProof/>
-                <w:webHidden/>
-              </w:rPr>
-            </w:r>
-            <w:r>
-              <w:rPr>
-                <w:noProof/>
-                <w:webHidden/>
-              </w:rPr>
-              <w:fldChar w:fldCharType="separate"/>
-            </w:r>
-            <w:r>
-              <w:rPr>
-                <w:noProof/>
-                <w:webHidden/>
-              </w:rPr>
-              <w:t>10</w:t>
-            </w:r>
-            <w:r>
-              <w:rPr>
-                <w:noProof/>
-                <w:webHidden/>
-              </w:rPr>
-              <w:fldChar w:fldCharType="end"/>
-            </w:r>
-          </w:hyperlink>
-        </w:p>
-        <w:p>
-          <w:pPr>
-            <w:pStyle w:val="31"/>
-            <w:tabs>
-              <w:tab w:val="right" w:leader="dot" w:pos="9628"/>
-            </w:tabs>
-            <w:rPr>
-              <w:rFonts w:asciiTheme="minorHAnsi" w:eastAsiaTheme="minorEastAsia" w:hAnsiTheme="minorHAnsi"/>
-              <w:noProof/>
-              <w:sz w:val="22"/>
-              <w:lang w:eastAsia="ru-RU"/>
-            </w:rPr>
-          </w:pPr>
-          <w:hyperlink w:anchor="_Toc210576261" w:history="1">
-            <w:r>
-              <w:rPr>
-                <w:rStyle w:val="aa"/>
-                <w:noProof/>
-                <w:lang w:val="en-US"/>
-              </w:rPr>
-              <w:t>Tester</w:t>
-            </w:r>
-            <w:r>
-              <w:rPr>
-                <w:noProof/>
-                <w:webHidden/>
-              </w:rPr>
-              <w:tab/>
-            </w:r>
-            <w:r>
-              <w:rPr>
-                <w:noProof/>
-                <w:webHidden/>
-              </w:rPr>
-              <w:fldChar w:fldCharType="begin"/>
-            </w:r>
-            <w:r>
-              <w:rPr>
-                <w:noProof/>
-                <w:webHidden/>
-              </w:rPr>
-              <w:instrText xml:space="preserve"> PAGEREF _Toc210576261 \h </w:instrText>
-            </w:r>
-            <w:r>
-              <w:rPr>
-                <w:noProof/>
-                <w:webHidden/>
-              </w:rPr>
-            </w:r>
-            <w:r>
-              <w:rPr>
-                <w:noProof/>
-                <w:webHidden/>
-              </w:rPr>
-              <w:fldChar w:fldCharType="separate"/>
-            </w:r>
-            <w:r>
-              <w:rPr>
-                <w:noProof/>
-                <w:webHidden/>
-              </w:rPr>
-              <w:t>10</w:t>
+              <w:t>14</w:t>
             </w:r>
             <w:r>
               <w:rPr>
@@ -998,13 +1143,13 @@
               <w:lang w:eastAsia="ru-RU"/>
             </w:rPr>
           </w:pPr>
-          <w:hyperlink w:anchor="_Toc210576262" w:history="1">
+          <w:hyperlink w:anchor="_Toc210582914" w:history="1">
             <w:r>
               <w:rPr>
                 <w:rStyle w:val="aa"/>
                 <w:noProof/>
               </w:rPr>
-              <w:t>Глава 3. Тестирование и анализ</w:t>
+              <w:t>Заключение</w:t>
             </w:r>
             <w:r>
               <w:rPr>
@@ -1025,7 +1170,7 @@
                 <w:noProof/>
                 <w:webHidden/>
               </w:rPr>
-              <w:instrText xml:space="preserve"> PAGEREF _Toc210576262 \h </w:instrText>
+              <w:instrText xml:space="preserve"> PAGEREF _Toc210582914 \h </w:instrText>
             </w:r>
             <w:r>
               <w:rPr>
@@ -1045,7 +1190,7 @@
                 <w:noProof/>
                 <w:webHidden/>
               </w:rPr>
-              <w:t>13</w:t>
+              <w:t>16</w:t>
             </w:r>
             <w:r>
               <w:rPr>
@@ -1069,13 +1214,13 @@
               <w:lang w:eastAsia="ru-RU"/>
             </w:rPr>
           </w:pPr>
-          <w:hyperlink w:anchor="_Toc210576263" w:history="1">
+          <w:hyperlink w:anchor="_Toc210582915" w:history="1">
             <w:r>
               <w:rPr>
                 <w:rStyle w:val="aa"/>
                 <w:noProof/>
               </w:rPr>
-              <w:t>3.1 Тест вычисления автокорреляции</w:t>
+              <w:t>Список литературы</w:t>
             </w:r>
             <w:r>
               <w:rPr>
@@ -1096,220 +1241,7 @@
                 <w:noProof/>
                 <w:webHidden/>
               </w:rPr>
-              <w:instrText xml:space="preserve"> PAGEREF _Toc210576263 \h </w:instrText>
-            </w:r>
-            <w:r>
-              <w:rPr>
-                <w:noProof/>
-                <w:webHidden/>
-              </w:rPr>
-            </w:r>
-            <w:r>
-              <w:rPr>
-                <w:noProof/>
-                <w:webHidden/>
-              </w:rPr>
-              <w:fldChar w:fldCharType="separate"/>
-            </w:r>
-            <w:r>
-              <w:rPr>
-                <w:noProof/>
-                <w:webHidden/>
-              </w:rPr>
-              <w:t>13</w:t>
-            </w:r>
-            <w:r>
-              <w:rPr>
-                <w:noProof/>
-                <w:webHidden/>
-              </w:rPr>
-              <w:fldChar w:fldCharType="end"/>
-            </w:r>
-          </w:hyperlink>
-        </w:p>
-        <w:p>
-          <w:pPr>
-            <w:pStyle w:val="11"/>
-            <w:tabs>
-              <w:tab w:val="right" w:leader="dot" w:pos="9628"/>
-            </w:tabs>
-            <w:rPr>
-              <w:rFonts w:asciiTheme="minorHAnsi" w:eastAsiaTheme="minorEastAsia" w:hAnsiTheme="minorHAnsi"/>
-              <w:noProof/>
-              <w:sz w:val="22"/>
-              <w:lang w:eastAsia="ru-RU"/>
-            </w:rPr>
-          </w:pPr>
-          <w:hyperlink w:anchor="_Toc210576264" w:history="1">
-            <w:r>
-              <w:rPr>
-                <w:rStyle w:val="aa"/>
-                <w:noProof/>
-              </w:rPr>
-              <w:t>3.2 Проверка свойств многочленов Шапиро</w:t>
-            </w:r>
-            <w:r>
-              <w:rPr>
-                <w:noProof/>
-                <w:webHidden/>
-              </w:rPr>
-              <w:tab/>
-            </w:r>
-            <w:r>
-              <w:rPr>
-                <w:noProof/>
-                <w:webHidden/>
-              </w:rPr>
-              <w:fldChar w:fldCharType="begin"/>
-            </w:r>
-            <w:r>
-              <w:rPr>
-                <w:noProof/>
-                <w:webHidden/>
-              </w:rPr>
-              <w:instrText xml:space="preserve"> PAGEREF _Toc210576264 \h </w:instrText>
-            </w:r>
-            <w:r>
-              <w:rPr>
-                <w:noProof/>
-                <w:webHidden/>
-              </w:rPr>
-            </w:r>
-            <w:r>
-              <w:rPr>
-                <w:noProof/>
-                <w:webHidden/>
-              </w:rPr>
-              <w:fldChar w:fldCharType="separate"/>
-            </w:r>
-            <w:r>
-              <w:rPr>
-                <w:noProof/>
-                <w:webHidden/>
-              </w:rPr>
-              <w:t>14</w:t>
-            </w:r>
-            <w:r>
-              <w:rPr>
-                <w:noProof/>
-                <w:webHidden/>
-              </w:rPr>
-              <w:fldChar w:fldCharType="end"/>
-            </w:r>
-          </w:hyperlink>
-        </w:p>
-        <w:p>
-          <w:pPr>
-            <w:pStyle w:val="11"/>
-            <w:tabs>
-              <w:tab w:val="right" w:leader="dot" w:pos="9628"/>
-            </w:tabs>
-            <w:rPr>
-              <w:rFonts w:asciiTheme="minorHAnsi" w:eastAsiaTheme="minorEastAsia" w:hAnsiTheme="minorHAnsi"/>
-              <w:noProof/>
-              <w:sz w:val="22"/>
-              <w:lang w:eastAsia="ru-RU"/>
-            </w:rPr>
-          </w:pPr>
-          <w:hyperlink w:anchor="_Toc210576265" w:history="1">
-            <w:r>
-              <w:rPr>
-                <w:rStyle w:val="aa"/>
-                <w:noProof/>
-              </w:rPr>
-              <w:t>Заключение</w:t>
-            </w:r>
-            <w:r>
-              <w:rPr>
-                <w:noProof/>
-                <w:webHidden/>
-              </w:rPr>
-              <w:tab/>
-            </w:r>
-            <w:r>
-              <w:rPr>
-                <w:noProof/>
-                <w:webHidden/>
-              </w:rPr>
-              <w:fldChar w:fldCharType="begin"/>
-            </w:r>
-            <w:r>
-              <w:rPr>
-                <w:noProof/>
-                <w:webHidden/>
-              </w:rPr>
-              <w:instrText xml:space="preserve"> PAGEREF _Toc210576265 \h </w:instrText>
-            </w:r>
-            <w:r>
-              <w:rPr>
-                <w:noProof/>
-                <w:webHidden/>
-              </w:rPr>
-            </w:r>
-            <w:r>
-              <w:rPr>
-                <w:noProof/>
-                <w:webHidden/>
-              </w:rPr>
-              <w:fldChar w:fldCharType="separate"/>
-            </w:r>
-            <w:r>
-              <w:rPr>
-                <w:noProof/>
-                <w:webHidden/>
-              </w:rPr>
-              <w:t>16</w:t>
-            </w:r>
-            <w:r>
-              <w:rPr>
-                <w:noProof/>
-                <w:webHidden/>
-              </w:rPr>
-              <w:fldChar w:fldCharType="end"/>
-            </w:r>
-          </w:hyperlink>
-        </w:p>
-        <w:p>
-          <w:pPr>
-            <w:pStyle w:val="11"/>
-            <w:tabs>
-              <w:tab w:val="right" w:leader="dot" w:pos="9628"/>
-            </w:tabs>
-            <w:rPr>
-              <w:rFonts w:asciiTheme="minorHAnsi" w:eastAsiaTheme="minorEastAsia" w:hAnsiTheme="minorHAnsi"/>
-              <w:noProof/>
-              <w:sz w:val="22"/>
-              <w:lang w:eastAsia="ru-RU"/>
-            </w:rPr>
-          </w:pPr>
-          <w:hyperlink w:anchor="_Toc210576266" w:history="1">
-            <w:r>
-              <w:rPr>
-                <w:rStyle w:val="aa"/>
-                <w:noProof/>
-              </w:rPr>
-              <w:t>Список литературы</w:t>
-            </w:r>
-            <w:r>
-              <w:rPr>
-                <w:noProof/>
-                <w:webHidden/>
-              </w:rPr>
-              <w:tab/>
-            </w:r>
-            <w:r>
-              <w:rPr>
-                <w:noProof/>
-                <w:webHidden/>
-              </w:rPr>
-              <w:fldChar w:fldCharType="begin"/>
-            </w:r>
-            <w:r>
-              <w:rPr>
-                <w:noProof/>
-                <w:webHidden/>
-              </w:rPr>
-              <w:instrText xml:space="preserve"> PAGEREF _Toc210576266 \h </w:instrText>
+              <w:instrText xml:space="preserve"> PAGEREF _Toc210582915 \h </w:instrText>
             </w:r>
             <w:r>
               <w:rPr>
@@ -1360,14 +1292,17 @@
       <w:pPr>
         <w:pStyle w:val="a6"/>
       </w:pPr>
-      <w:bookmarkStart w:id="0" w:name="_Toc210576249"/>
+      <w:bookmarkStart w:id="1" w:name="_Toc210582899"/>
       <w:r>
         <w:lastRenderedPageBreak/>
         <w:t>Введение</w:t>
       </w:r>
-      <w:bookmarkEnd w:id="0"/>
-    </w:p>
-    <w:p>
+      <w:bookmarkEnd w:id="1"/>
+    </w:p>
+    <w:p>
+      <w:r>
+        <w:t>Многочлены Литтлвуда с коэффициентами ±1 обладают низкой автокорреляцией и равномерным модулем на единичной окружности, что делает их полезными в цифровой связи, радиолокации и обработке сигналов. В этой работе рассмотрены свойства многочленов Литтлвуда, проведён анализ алгоритмов построения плоских многочленов, включая многочлены Шапиро, а также реализованы вычисления автокорреляции и тестирование алгоритмов на языке C++.</w:t>
+      </w:r>
       <w:r>
         <w:br w:type="page"/>
       </w:r>
@@ -1376,22 +1311,22 @@
       <w:pPr>
         <w:pStyle w:val="a6"/>
       </w:pPr>
-      <w:bookmarkStart w:id="1" w:name="_Toc210576250"/>
+      <w:bookmarkStart w:id="2" w:name="_Toc210582900"/>
       <w:r>
         <w:lastRenderedPageBreak/>
         <w:t>Глава 1</w:t>
       </w:r>
-      <w:bookmarkEnd w:id="1"/>
+      <w:bookmarkEnd w:id="2"/>
     </w:p>
     <w:p>
       <w:pPr>
         <w:pStyle w:val="2"/>
       </w:pPr>
-      <w:bookmarkStart w:id="2" w:name="_Toc210576251"/>
+      <w:bookmarkStart w:id="3" w:name="_Toc210582901"/>
       <w:r>
         <w:t>1.1 Многочлены Литтлвуда. Автокорреляция</w:t>
       </w:r>
-      <w:bookmarkEnd w:id="2"/>
+      <w:bookmarkEnd w:id="3"/>
     </w:p>
     <w:p>
       <w:pPr>
@@ -4687,11 +4622,11 @@
       <w:pPr>
         <w:pStyle w:val="2"/>
       </w:pPr>
-      <w:bookmarkStart w:id="3" w:name="_Toc210576252"/>
+      <w:bookmarkStart w:id="4" w:name="_Toc210582902"/>
       <w:r>
         <w:t>1.2 Плоские многочлены Литтлвуда</w:t>
       </w:r>
-      <w:bookmarkEnd w:id="3"/>
+      <w:bookmarkEnd w:id="4"/>
     </w:p>
     <w:p>
       <w:pPr>
@@ -5290,45 +5225,45 @@
       <w:pPr>
         <w:pStyle w:val="a6"/>
       </w:pPr>
-      <w:bookmarkStart w:id="4" w:name="_Toc210576254"/>
+      <w:bookmarkStart w:id="5" w:name="_Toc210582903"/>
       <w:r>
         <w:lastRenderedPageBreak/>
         <w:t>Глава 2</w:t>
       </w:r>
-      <w:bookmarkEnd w:id="4"/>
+      <w:bookmarkEnd w:id="5"/>
     </w:p>
     <w:p>
       <w:pPr>
         <w:pStyle w:val="2"/>
       </w:pPr>
-      <w:bookmarkStart w:id="5" w:name="_Toc210576255"/>
+      <w:bookmarkStart w:id="6" w:name="_Toc210582904"/>
       <w:r>
         <w:t>2.1 Расчёт автокорреляции</w:t>
       </w:r>
-      <w:bookmarkEnd w:id="5"/>
+      <w:bookmarkEnd w:id="6"/>
     </w:p>
     <w:p>
       <w:pPr>
         <w:pStyle w:val="2"/>
       </w:pPr>
-      <w:bookmarkStart w:id="6" w:name="_Toc210576256"/>
+      <w:bookmarkStart w:id="7" w:name="_Toc210582905"/>
       <w:r>
         <w:t xml:space="preserve">2.2 Алгоритмы построения </w:t>
       </w:r>
       <w:r>
         <w:t>плоских многочленов Литтлвуда.</w:t>
       </w:r>
-      <w:bookmarkEnd w:id="6"/>
+      <w:bookmarkEnd w:id="7"/>
     </w:p>
     <w:p>
       <w:pPr>
         <w:pStyle w:val="3"/>
       </w:pPr>
-      <w:bookmarkStart w:id="7" w:name="_Toc210576257"/>
+      <w:bookmarkStart w:id="8" w:name="_Toc210582906"/>
       <w:r>
         <w:t>2.2.1 Построение многочлена Шапиро.</w:t>
       </w:r>
-      <w:bookmarkEnd w:id="7"/>
+      <w:bookmarkEnd w:id="8"/>
     </w:p>
     <w:p>
       <w:r>
@@ -8018,7 +7953,6 @@
       <w:pPr>
         <w:rPr>
           <w:i/>
-          <w:lang w:val="en-US"/>
         </w:rPr>
       </w:pPr>
       <w:r>
@@ -8256,9 +8190,21 @@
         <m:r>
           <w:rPr>
             <w:rFonts w:ascii="Cambria Math" w:hAnsi="Cambria Math"/>
+          </w:rPr>
+          <m:t xml:space="preserve"> </m:t>
+        </m:r>
+        <m:r>
+          <w:rPr>
+            <w:rFonts w:ascii="Cambria Math" w:hAnsi="Cambria Math"/>
             <w:lang w:val="en-US"/>
           </w:rPr>
-          <m:t xml:space="preserve"> n≥0</m:t>
+          <m:t>n</m:t>
+        </m:r>
+        <m:r>
+          <w:rPr>
+            <w:rFonts w:ascii="Cambria Math" w:hAnsi="Cambria Math"/>
+          </w:rPr>
+          <m:t>≥0</m:t>
         </m:r>
       </m:oMath>
     </w:p>
@@ -8303,27 +8249,16 @@
       <w:r>
         <w:t xml:space="preserve">, стоящий перед </w:t>
       </w:r>
-      <m:oMath>
-        <m:r>
-          <w:rPr>
-            <w:rFonts w:ascii="Cambria Math" w:hAnsi="Cambria Math"/>
-          </w:rPr>
-          <m:t/>
-        </m:r>
-        <w:proofErr w:type="gramStart"/>
-        <m:r>
-          <w:rPr>
-            <w:rFonts w:ascii="Cambria Math" w:hAnsi="Cambria Math"/>
-          </w:rPr>
-          <m:t/>
-        </m:r>
-      </m:oMath>
+      <w:proofErr w:type="gramStart"/>
       <w:r>
         <w:t>-</w:t>
       </w:r>
+      <w:r>
+        <w:t>о</w:t>
+      </w:r>
       <w:proofErr w:type="gramEnd"/>
       <w:r>
-        <w:t xml:space="preserve">ой степенью многочлена удовлетворяет рекуррентному соотношению </w:t>
+        <w:t xml:space="preserve">й степенью многочлена удовлетворяет рекуррентному соотношению </w:t>
       </w:r>
       <m:oMath>
         <m:sSub>
@@ -8659,13 +8594,7 @@
           <w:rPr>
             <w:rFonts w:ascii="Cambria Math" w:hAnsi="Cambria Math"/>
           </w:rPr>
-          <m:t xml:space="preserve"> k≥0</m:t>
-        </m:r>
-        <m:r>
-          <w:rPr>
-            <w:rFonts w:ascii="Cambria Math" w:hAnsi="Cambria Math"/>
-          </w:rPr>
-          <m:t xml:space="preserve">,где </m:t>
+          <m:t xml:space="preserve"> k≥0,где </m:t>
         </m:r>
         <m:sSub>
           <m:sSubPr>
@@ -9723,7 +9652,7 @@
       <w:pPr>
         <w:pStyle w:val="2"/>
       </w:pPr>
-      <w:bookmarkStart w:id="8" w:name="_Toc210576258"/>
+      <w:bookmarkStart w:id="9" w:name="_Toc210582907"/>
       <w:r>
         <w:t xml:space="preserve">2.3 Реализация алгоритмов на языке программирования </w:t>
       </w:r>
@@ -9736,7 +9665,7 @@
       <w:r>
         <w:t>++</w:t>
       </w:r>
-      <w:bookmarkEnd w:id="8"/>
+      <w:bookmarkEnd w:id="9"/>
     </w:p>
     <w:p>
       <w:r>
@@ -9790,21 +9719,16 @@
       <w:pPr>
         <w:pStyle w:val="3"/>
       </w:pPr>
-      <w:bookmarkStart w:id="9" w:name="_Toc210576259"/>
+      <w:bookmarkStart w:id="10" w:name="_Toc210582908"/>
       <w:r>
         <w:rPr>
           <w:lang w:val="en-US"/>
         </w:rPr>
         <w:t>Autocorrelation</w:t>
       </w:r>
-      <w:bookmarkEnd w:id="9"/>
-    </w:p>
-    <w:p>
-      <w:pPr>
-        <w:rPr>
-          <w:lang w:val="en-US"/>
-        </w:rPr>
-      </w:pPr>
+      <w:bookmarkEnd w:id="10"/>
+    </w:p>
+    <w:p>
       <w:r>
         <w:t xml:space="preserve">Класс </w:t>
       </w:r>
@@ -10813,14 +10737,8 @@
           <w:bottom w:val="single" w:sz="4" w:space="1" w:color="auto"/>
           <w:right w:val="single" w:sz="4" w:space="4" w:color="auto"/>
         </w:pBdr>
-        <w:rPr>
-          <w:lang w:val="ru-RU"/>
-        </w:rPr>
-      </w:pPr>
-      <w:r>
-        <w:rPr>
-          <w:lang w:val="ru-RU"/>
-        </w:rPr>
+      </w:pPr>
+      <w:r>
         <w:t>}</w:t>
       </w:r>
     </w:p>
@@ -11119,9 +11037,6 @@
           <w:bottom w:val="single" w:sz="4" w:space="1" w:color="auto"/>
           <w:right w:val="single" w:sz="4" w:space="4" w:color="auto"/>
         </w:pBdr>
-        <w:rPr>
-          <w:lang w:val="ru-RU"/>
-        </w:rPr>
       </w:pPr>
       <w:r>
         <w:t xml:space="preserve">    </w:t>
@@ -11314,9 +11229,6 @@
           <w:bottom w:val="single" w:sz="4" w:space="1" w:color="auto"/>
           <w:right w:val="single" w:sz="4" w:space="4" w:color="auto"/>
         </w:pBdr>
-        <w:rPr>
-          <w:lang w:val="ru-RU"/>
-        </w:rPr>
       </w:pPr>
       <w:r>
         <w:t xml:space="preserve">    </w:t>
@@ -11414,9 +11326,6 @@
           <w:bottom w:val="single" w:sz="4" w:space="1" w:color="auto"/>
           <w:right w:val="single" w:sz="4" w:space="4" w:color="auto"/>
         </w:pBdr>
-        <w:rPr>
-          <w:lang w:val="ru-RU"/>
-        </w:rPr>
       </w:pPr>
     </w:p>
     <w:p>
@@ -11500,9 +11409,6 @@
           <w:bottom w:val="single" w:sz="4" w:space="1" w:color="auto"/>
           <w:right w:val="single" w:sz="4" w:space="4" w:color="auto"/>
         </w:pBdr>
-        <w:rPr>
-          <w:lang w:val="ru-RU"/>
-        </w:rPr>
       </w:pPr>
       <w:r>
         <w:t xml:space="preserve">    </w:t>
@@ -12075,9 +11981,6 @@
           <w:bottom w:val="single" w:sz="4" w:space="1" w:color="auto"/>
           <w:right w:val="single" w:sz="4" w:space="4" w:color="auto"/>
         </w:pBdr>
-        <w:rPr>
-          <w:lang w:val="ru-RU"/>
-        </w:rPr>
       </w:pPr>
       <w:r>
         <w:t xml:space="preserve">    </w:t>
@@ -12696,9 +12599,6 @@
           <w:bottom w:val="single" w:sz="4" w:space="1" w:color="auto"/>
           <w:right w:val="single" w:sz="4" w:space="4" w:color="auto"/>
         </w:pBdr>
-        <w:rPr>
-          <w:lang w:val="ru-RU"/>
-        </w:rPr>
       </w:pPr>
       <w:r>
         <w:t>    }</w:t>
@@ -12713,9 +12613,6 @@
           <w:bottom w:val="single" w:sz="4" w:space="1" w:color="auto"/>
           <w:right w:val="single" w:sz="4" w:space="4" w:color="auto"/>
         </w:pBdr>
-        <w:rPr>
-          <w:lang w:val="ru-RU"/>
-        </w:rPr>
       </w:pPr>
       <w:r>
         <w:t xml:space="preserve">    </w:t>
@@ -12725,12 +12622,20 @@
         <w:rPr>
           <w:color w:val="795E26"/>
         </w:rPr>
-        <w:t>fftw_execute</w:t>
+        <w:t>fftw_</w:t>
+      </w:r>
+      <w:proofErr w:type="gramStart"/>
+      <w:r>
+        <w:rPr>
+          <w:color w:val="795E26"/>
+        </w:rPr>
+        <w:t>execute</w:t>
       </w:r>
       <w:proofErr w:type="spellEnd"/>
       <w:r>
         <w:t>(</w:t>
       </w:r>
+      <w:proofErr w:type="gramEnd"/>
       <w:r>
         <w:rPr>
           <w:color w:val="001080"/>
@@ -12740,8 +12645,6 @@
       <w:r>
         <w:t>);</w:t>
       </w:r>
-      <w:bookmarkStart w:id="10" w:name="_GoBack"/>
-      <w:bookmarkEnd w:id="10"/>
     </w:p>
     <w:p>
       <w:pPr>
@@ -12917,9 +12820,6 @@
           <w:bottom w:val="single" w:sz="4" w:space="1" w:color="auto"/>
           <w:right w:val="single" w:sz="4" w:space="4" w:color="auto"/>
         </w:pBdr>
-        <w:rPr>
-          <w:lang w:val="ru-RU"/>
-        </w:rPr>
       </w:pPr>
       <w:r>
         <w:t xml:space="preserve">        </w:t>
@@ -13255,7 +13155,7 @@
       <w:pPr>
         <w:pStyle w:val="3"/>
       </w:pPr>
-      <w:bookmarkStart w:id="11" w:name="_Toc210576260"/>
+      <w:bookmarkStart w:id="11" w:name="_Toc210582909"/>
       <w:proofErr w:type="spellStart"/>
       <w:r>
         <w:rPr>
@@ -14900,9 +14800,6 @@
           <w:bottom w:val="single" w:sz="4" w:space="1" w:color="auto"/>
           <w:right w:val="single" w:sz="4" w:space="1" w:color="auto"/>
         </w:pBdr>
-        <w:rPr>
-          <w:lang w:val="ru-RU"/>
-        </w:rPr>
       </w:pPr>
       <w:r>
         <w:t xml:space="preserve">        </w:t>
@@ -15013,47 +14910,34 @@
       <w:r>
         <w:rPr>
           <w:color w:val="098658"/>
-          <w:lang w:val="ru-RU"/>
         </w:rPr>
         <w:t>1</w:t>
       </w:r>
       <w:r>
-        <w:rPr>
-          <w:lang w:val="ru-RU"/>
-        </w:rPr>
         <w:t xml:space="preserve"> </w:t>
       </w:r>
       <w:r>
         <w:rPr>
           <w:color w:val="000000"/>
-          <w:lang w:val="ru-RU"/>
         </w:rPr>
         <w:t>:</w:t>
       </w:r>
       <w:r>
-        <w:rPr>
-          <w:lang w:val="ru-RU"/>
-        </w:rPr>
         <w:t xml:space="preserve"> </w:t>
       </w:r>
       <w:r>
         <w:rPr>
           <w:color w:val="000000"/>
-          <w:lang w:val="ru-RU"/>
         </w:rPr>
         <w:t>-</w:t>
       </w:r>
       <w:r>
         <w:rPr>
           <w:color w:val="098658"/>
-          <w:lang w:val="ru-RU"/>
         </w:rPr>
         <w:t>1</w:t>
       </w:r>
       <w:r>
-        <w:rPr>
-          <w:lang w:val="ru-RU"/>
-        </w:rPr>
         <w:t>);</w:t>
       </w:r>
     </w:p>
@@ -15074,19 +14958,19 @@
         <w:t> </w:t>
       </w:r>
       <w:r>
+        <w:t xml:space="preserve"> </w:t>
+      </w:r>
+      <w:r>
+        <w:t> </w:t>
+      </w:r>
+      <w:r>
+        <w:t xml:space="preserve"> </w:t>
+      </w:r>
+      <w:r>
         <w:rPr>
           <w:lang w:val="ru-RU"/>
         </w:rPr>
-        <w:t xml:space="preserve"> </w:t>
-      </w:r>
-      <w:r>
-        <w:t> </w:t>
-      </w:r>
-      <w:r>
-        <w:rPr>
-          <w:lang w:val="ru-RU"/>
-        </w:rPr>
-        <w:t xml:space="preserve"> }</w:t>
+        <w:t>}</w:t>
       </w:r>
     </w:p>
     <w:p>
@@ -15172,7 +15056,6 @@
         <w:pStyle w:val="af1"/>
         <w:rPr>
           <w:rFonts w:eastAsiaTheme="minorEastAsia"/>
-          <w:lang w:val="en-US"/>
         </w:rPr>
       </w:pPr>
       <w:r>
@@ -15246,7 +15129,7 @@
           <w:lang w:val="en-US"/>
         </w:rPr>
       </w:pPr>
-      <w:bookmarkStart w:id="12" w:name="_Toc210576261"/>
+      <w:bookmarkStart w:id="12" w:name="_Toc210582910"/>
       <w:r>
         <w:rPr>
           <w:lang w:val="en-US"/>
@@ -15720,7 +15603,16 @@
         <w:pStyle w:val="af1"/>
       </w:pPr>
       <w:r>
-        <w:t xml:space="preserve">Листинг 5. Пример работы с </w:t>
+        <w:t>Листинг</w:t>
+      </w:r>
+      <w:r>
+        <w:rPr>
+          <w:lang w:val="en-US"/>
+        </w:rPr>
+        <w:t xml:space="preserve"> 5. </w:t>
+      </w:r>
+      <w:r>
+        <w:t xml:space="preserve">Пример работы с </w:t>
       </w:r>
       <w:r>
         <w:rPr>
@@ -16723,7 +16615,7 @@
       <w:pPr>
         <w:pStyle w:val="a6"/>
       </w:pPr>
-      <w:bookmarkStart w:id="13" w:name="_Toc210576262"/>
+      <w:bookmarkStart w:id="13" w:name="_Toc210582911"/>
       <w:r>
         <w:lastRenderedPageBreak/>
         <w:t>Глава 3. Тестирование и анализ</w:t>
@@ -16732,9 +16624,9 @@
     </w:p>
     <w:p>
       <w:pPr>
-        <w:pStyle w:val="1"/>
-      </w:pPr>
-      <w:bookmarkStart w:id="14" w:name="_Toc210576263"/>
+        <w:pStyle w:val="2"/>
+      </w:pPr>
+      <w:bookmarkStart w:id="14" w:name="_Toc210582912"/>
       <w:r>
         <w:t>3.1 Тест вычисления автокорреляции</w:t>
       </w:r>
@@ -16873,7 +16765,8 @@
       </w:pPr>
       <w:r>
         <w:rPr>
-          <w:lang w:val="en-US"/>
+          <w:noProof/>
+          <w:lang w:eastAsia="ru-RU"/>
         </w:rPr>
         <w:lastRenderedPageBreak/>
         <w:drawing>
@@ -16964,6 +16857,10 @@
         <w:ind w:firstLine="0"/>
       </w:pPr>
       <w:r>
+        <w:rPr>
+          <w:noProof/>
+          <w:lang w:eastAsia="ru-RU"/>
+        </w:rPr>
         <w:lastRenderedPageBreak/>
         <w:drawing>
           <wp:inline distT="0" distB="0" distL="0" distR="0" wp14:anchorId="4B9E5C20" wp14:editId="178EBED9">
@@ -17094,10 +16991,7 @@
         <w:t xml:space="preserve">для многочленов 120 степени и больше, но учитывая малое время выполнения для меньших степеней можно сделать </w:t>
       </w:r>
       <w:r>
-        <w:t>вы</w:t>
-      </w:r>
-      <w:r>
-        <w:t>вод о высокой эффективности FFT алгоритма.</w:t>
+        <w:t>вывод о высокой эффективности FFT алгоритма.</w:t>
       </w:r>
     </w:p>
     <w:p>
@@ -17193,13 +17087,7 @@
         <w:t xml:space="preserve"> </w:t>
       </w:r>
       <w:r>
-        <w:t>(</w:t>
-      </w:r>
-      <w:r>
-        <w:t xml:space="preserve">Тест проводился на системе </w:t>
-      </w:r>
-      <w:r>
-        <w:t xml:space="preserve">с процессором </w:t>
+        <w:t xml:space="preserve">(Тест проводился на системе с процессором </w:t>
       </w:r>
       <w:r>
         <w:rPr>
@@ -17232,10 +17120,7 @@
         <w:t>6</w:t>
       </w:r>
       <w:r>
-        <w:t xml:space="preserve"> ГБ оперативной памяти и </w:t>
-      </w:r>
-      <w:r>
-        <w:t xml:space="preserve">операционной системой </w:t>
+        <w:t xml:space="preserve"> ГБ оперативной памяти и операционной системой </w:t>
       </w:r>
       <w:proofErr w:type="spellStart"/>
       <w:r>
@@ -17248,9 +17133,9 @@
     </w:p>
     <w:p>
       <w:pPr>
-        <w:pStyle w:val="1"/>
-      </w:pPr>
-      <w:bookmarkStart w:id="15" w:name="_Toc210576264"/>
+        <w:pStyle w:val="2"/>
+      </w:pPr>
+      <w:bookmarkStart w:id="15" w:name="_Toc210582913"/>
       <w:r>
         <w:t>3.2 Проверка свойств многочленов Шапиро</w:t>
       </w:r>
@@ -17352,21 +17237,7 @@
       </w:r>
       <w:proofErr w:type="spellEnd"/>
       <w:r>
-        <w:t xml:space="preserve"> для анализа. Для каждого многочлена вычисляется боковая автокорреляция</w:t>
-      </w:r>
-      <w:proofErr w:type="gramStart"/>
-      <w:r>
-        <w:t>.</w:t>
-      </w:r>
-      <w:proofErr w:type="gramEnd"/>
-      <w:r>
-        <w:t xml:space="preserve"> </w:t>
-      </w:r>
-      <w:r>
-        <w:t>П</w:t>
-      </w:r>
-      <w:r>
-        <w:t xml:space="preserve">роизводится оценка модуля многочлена на единичной окружности с использованием FFT. Для многочлена Шапиро вычисляется теоретическая верхняя оценка нормы </w:t>
+        <w:t xml:space="preserve"> для анализа. Для каждого многочлена вычисляется боковая автокорреляция. Производится оценка модуля многочлена на единичной окружности с использованием FFT. Для многочлена Шапиро вычисляется теоретическая верхняя оценка нормы </w:t>
       </w:r>
       <m:oMath>
         <m:sSub>
@@ -17454,11 +17325,15 @@
         <w:ind w:firstLine="0"/>
       </w:pPr>
       <w:r>
+        <w:rPr>
+          <w:noProof/>
+          <w:lang w:eastAsia="ru-RU"/>
+        </w:rPr>
         <w:drawing>
-          <wp:inline distT="0" distB="0" distL="0" distR="0" wp14:anchorId="3EA1B281" wp14:editId="3AA8B106">
+          <wp:inline distT="0" distB="0" distL="0" distR="0" wp14:anchorId="43771555" wp14:editId="4E6B2D9A">
             <wp:extent cx="6120130" cy="2386402"/>
             <wp:effectExtent l="0" t="0" r="0" b="0"/>
-            <wp:docPr id="1" name="Рисунок 1"/>
+            <wp:docPr id="5" name="Рисунок 5"/>
             <wp:cNvGraphicFramePr>
               <a:graphicFrameLocks xmlns:a="http://schemas.openxmlformats.org/drawingml/2006/main" noChangeAspect="1"/>
             </wp:cNvGraphicFramePr>
@@ -17500,12 +17375,30 @@
       </w:r>
     </w:p>
     <w:p>
+      <w:r>
+        <w:t xml:space="preserve">Вычислено среднеквадратическое отклонение для обоих многочленов последовательностей. В случае случайной последовательности показатель </w:t>
+      </w:r>
+      <w:r>
+        <w:lastRenderedPageBreak/>
+        <w:t>составляет 12.327</w:t>
+      </w:r>
+      <w:r>
+        <w:t xml:space="preserve">; </w:t>
+      </w:r>
+      <w:r>
+        <w:t>для последовательности являющейся коэффициентами многочлена Шапиро 6.532.</w:t>
+      </w:r>
+    </w:p>
+    <w:p>
       <w:pPr>
         <w:ind w:firstLine="0"/>
         <w:jc w:val="center"/>
       </w:pPr>
       <w:r>
-        <w:lastRenderedPageBreak/>
+        <w:rPr>
+          <w:noProof/>
+          <w:lang w:eastAsia="ru-RU"/>
+        </w:rPr>
         <w:drawing>
           <wp:inline distT="0" distB="0" distL="0" distR="0" wp14:anchorId="11390EC4" wp14:editId="35ADB4A6">
             <wp:extent cx="6120130" cy="3367998"/>
@@ -17553,10 +17446,7 @@
     </w:p>
     <w:p>
       <w:r>
-        <w:t>Графики демонстрируют, что многочлены Шапиро обладают равномерным распределением автокорреляции и ограниченным ростом значений на единичной окружности, подтверждая их хорош</w:t>
-      </w:r>
-      <w:r>
-        <w:t>ие спектральные характеристики.</w:t>
+        <w:t>Графики демонстрируют, что многочлены Шапиро обладают равномерным распределением автокорреляции и ограниченным ростом значений на единичной окружности, подтверждая их хорошие спектральные характеристики.</w:t>
       </w:r>
     </w:p>
     <w:p>
@@ -17582,28 +17472,7 @@
                 <w:rFonts w:ascii="Cambria Math" w:hAnsi="Cambria Math"/>
                 <w:color w:val="000000" w:themeColor="text1"/>
               </w:rPr>
-              <m:t>2</m:t>
-            </m:r>
-            <m:r>
-              <w:rPr>
-                <w:rFonts w:ascii="Cambria Math" w:hAnsi="Cambria Math"/>
-                <w:color w:val="000000" w:themeColor="text1"/>
-              </w:rPr>
-              <m:t>(</m:t>
-            </m:r>
-            <m:r>
-              <w:rPr>
-                <w:rFonts w:ascii="Cambria Math" w:hAnsi="Cambria Math"/>
-                <w:color w:val="000000" w:themeColor="text1"/>
-              </w:rPr>
-              <m:t>n</m:t>
-            </m:r>
-            <m:r>
-              <w:rPr>
-                <w:rFonts w:ascii="Cambria Math" w:hAnsi="Cambria Math"/>
-                <w:color w:val="000000" w:themeColor="text1"/>
-              </w:rPr>
-              <m:t>+1)</m:t>
+              <m:t>2(n+1)</m:t>
             </m:r>
           </m:e>
         </m:rad>
@@ -17645,10 +17514,7 @@
         </m:r>
       </m:oMath>
       <w:r>
-        <w:t>, что соот</w:t>
-      </w:r>
-      <w:r>
-        <w:t>ветствует теоретической оценке.</w:t>
+        <w:t>, что соответствует теоретической оценке.</w:t>
       </w:r>
     </w:p>
     <w:p>
@@ -17663,7 +17529,7 @@
       <w:pPr>
         <w:pStyle w:val="a6"/>
       </w:pPr>
-      <w:bookmarkStart w:id="16" w:name="_Toc210576265"/>
+      <w:bookmarkStart w:id="16" w:name="_Toc210582914"/>
       <w:r>
         <w:lastRenderedPageBreak/>
         <w:t>Заключение</w:t>
@@ -17672,6 +17538,130 @@
     </w:p>
     <w:p>
       <w:r>
+        <w:t>В ходе работы были изучены свойства многочленов Литтлвуда и проведён анализ алгоритмов построения плоских многочленов, включая мн</w:t>
+      </w:r>
+      <w:r>
+        <w:t>огочлены Шапиро</w:t>
+      </w:r>
+      <w:proofErr w:type="gramStart"/>
+      <w:r>
+        <w:t>.</w:t>
+      </w:r>
+      <w:proofErr w:type="gramEnd"/>
+      <w:r>
+        <w:t xml:space="preserve"> Алгоритм</w:t>
+      </w:r>
+      <w:r>
+        <w:t xml:space="preserve"> для вы</w:t>
+      </w:r>
+      <w:r>
+        <w:t xml:space="preserve">числения автокорреляции с использованием </w:t>
+      </w:r>
+      <w:r>
+        <w:rPr>
+          <w:lang w:val="en-US"/>
+        </w:rPr>
+        <w:t>FFT</w:t>
+      </w:r>
+      <w:r>
+        <w:t xml:space="preserve"> показал</w:t>
+      </w:r>
+      <w:r>
+        <w:t xml:space="preserve"> </w:t>
+      </w:r>
+      <w:proofErr w:type="gramStart"/>
+      <w:r>
+        <w:t>высокую</w:t>
+      </w:r>
+      <w:proofErr w:type="gramEnd"/>
+      <w:r>
+        <w:t xml:space="preserve"> эффективность</w:t>
+      </w:r>
+      <w:r>
+        <w:t>ю. Была подтверждена</w:t>
+      </w:r>
+      <w:r>
+        <w:t xml:space="preserve"> теоретическ</w:t>
+      </w:r>
+      <w:r>
+        <w:t>ая</w:t>
+      </w:r>
+      <w:r>
+        <w:t xml:space="preserve"> оценк</w:t>
+      </w:r>
+      <w:r>
+        <w:t>а</w:t>
+      </w:r>
+      <w:r>
+        <w:t xml:space="preserve"> модуля многочленов</w:t>
+      </w:r>
+      <w:r>
+        <w:t xml:space="preserve"> Шапиро на единичной окружности</w:t>
+      </w:r>
+      <w:r>
+        <w:t xml:space="preserve">. Результаты тестирования и примеры реализации всех алгоритмов доступны на </w:t>
+      </w:r>
+      <w:hyperlink r:id="rId14" w:history="1">
+        <w:proofErr w:type="spellStart"/>
+        <w:r>
+          <w:rPr>
+            <w:rStyle w:val="aa"/>
+            <w:color w:val="000000" w:themeColor="text1"/>
+            <w:lang w:val="en-US"/>
+          </w:rPr>
+          <w:t>github</w:t>
+        </w:r>
+        <w:proofErr w:type="spellEnd"/>
+        <w:r>
+          <w:rPr>
+            <w:rStyle w:val="aa"/>
+            <w:color w:val="000000" w:themeColor="text1"/>
+          </w:rPr>
+          <w:t>.</w:t>
+        </w:r>
+        <w:r>
+          <w:rPr>
+            <w:rStyle w:val="aa"/>
+            <w:color w:val="000000" w:themeColor="text1"/>
+            <w:lang w:val="en-US"/>
+          </w:rPr>
+          <w:t>com</w:t>
+        </w:r>
+        <w:r>
+          <w:rPr>
+            <w:rStyle w:val="aa"/>
+            <w:color w:val="000000" w:themeColor="text1"/>
+          </w:rPr>
+          <w:t>/</w:t>
+        </w:r>
+        <w:proofErr w:type="spellStart"/>
+        <w:r>
+          <w:rPr>
+            <w:rStyle w:val="aa"/>
+            <w:color w:val="000000" w:themeColor="text1"/>
+            <w:lang w:val="en-US"/>
+          </w:rPr>
+          <w:t>a</w:t>
+        </w:r>
+        <w:r>
+          <w:rPr>
+            <w:rStyle w:val="aa"/>
+            <w:color w:val="000000" w:themeColor="text1"/>
+            <w:lang w:val="en-US"/>
+          </w:rPr>
+          <w:t>sardinka</w:t>
+        </w:r>
+        <w:proofErr w:type="spellEnd"/>
+      </w:hyperlink>
+      <w:r>
+        <w:rPr>
+          <w:color w:val="000000" w:themeColor="text1"/>
+        </w:rPr>
+        <w:t>.</w:t>
+      </w:r>
+    </w:p>
+    <w:p>
+      <w:r>
         <w:br w:type="page"/>
       </w:r>
     </w:p>
@@ -17679,7 +17669,7 @@
       <w:pPr>
         <w:pStyle w:val="a6"/>
       </w:pPr>
-      <w:bookmarkStart w:id="17" w:name="_Toc210576266"/>
+      <w:bookmarkStart w:id="17" w:name="_Toc210582915"/>
       <w:r>
         <w:lastRenderedPageBreak/>
         <w:t>Список литературы</w:t>
@@ -18166,7 +18156,7 @@
           <w:rPr>
             <w:noProof/>
           </w:rPr>
-          <w:t>10</w:t>
+          <w:t>2</w:t>
         </w:r>
         <w:r>
           <w:fldChar w:fldCharType="end"/>
@@ -19040,6 +19030,7 @@
   <w:style w:type="character" w:default="1" w:styleId="a0">
     <w:name w:val="Default Paragraph Font"/>
     <w:uiPriority w:val="1"/>
+    <w:semiHidden/>
     <w:unhideWhenUsed/>
   </w:style>
   <w:style w:type="table" w:default="1" w:styleId="a1">
@@ -19637,6 +19628,7 @@
   <w:style w:type="character" w:default="1" w:styleId="a0">
     <w:name w:val="Default Paragraph Font"/>
     <w:uiPriority w:val="1"/>
+    <w:semiHidden/>
     <w:unhideWhenUsed/>
   </w:style>
   <w:style w:type="table" w:default="1" w:styleId="a1">
@@ -20012,524 +20004,6 @@
 </w:styles>
 </file>
 
-<file path=word/glossary/document.xml><?xml version="1.0" encoding="utf-8"?>
-<w:glossaryDocument xmlns:wpc="http://schemas.microsoft.com/office/word/2010/wordprocessingCanvas" xmlns:mc="http://schemas.openxmlformats.org/markup-compatibility/2006" xmlns:o="urn:schemas-microsoft-com:office:office" xmlns:r="http://schemas.openxmlformats.org/officeDocument/2006/relationships" xmlns:m="http://schemas.openxmlformats.org/officeDocument/2006/math" xmlns:v="urn:schemas-microsoft-com:vml" xmlns:wp14="http://schemas.microsoft.com/office/word/2010/wordprocessingDrawing" xmlns:wp="http://schemas.openxmlformats.org/drawingml/2006/wordprocessingDrawing" xmlns:w10="urn:schemas-microsoft-com:office:word" xmlns:w="http://schemas.openxmlformats.org/wordprocessingml/2006/main" xmlns:w14="http://schemas.microsoft.com/office/word/2010/wordml" xmlns:wpg="http://schemas.microsoft.com/office/word/2010/wordprocessingGroup" xmlns:wpi="http://schemas.microsoft.com/office/word/2010/wordprocessingInk" xmlns:wne="http://schemas.microsoft.com/office/word/2006/wordml" xmlns:wps="http://schemas.microsoft.com/office/word/2010/wordprocessingShape" mc:Ignorable="w14 wp14"/>
-</file>
-
-<file path=word/glossary/fontTable.xml><?xml version="1.0" encoding="utf-8"?>
-<w:fonts xmlns:mc="http://schemas.openxmlformats.org/markup-compatibility/2006" xmlns:r="http://schemas.openxmlformats.org/officeDocument/2006/relationships" xmlns:w="http://schemas.openxmlformats.org/wordprocessingml/2006/main" xmlns:w14="http://schemas.microsoft.com/office/word/2010/wordml" mc:Ignorable="w14">
-  <w:font w:name="Times New Roman">
-    <w:panose1 w:val="02020603050405020304"/>
-    <w:charset w:val="CC"/>
-    <w:family w:val="roman"/>
-    <w:pitch w:val="variable"/>
-    <w:sig w:usb0="E0002EFF" w:usb1="C000785B" w:usb2="00000009" w:usb3="00000000" w:csb0="000001FF" w:csb1="00000000"/>
-  </w:font>
-  <w:font w:name="Symbol">
-    <w:panose1 w:val="05050102010706020507"/>
-    <w:charset w:val="02"/>
-    <w:family w:val="roman"/>
-    <w:pitch w:val="variable"/>
-    <w:sig w:usb0="00000000" w:usb1="10000000" w:usb2="00000000" w:usb3="00000000" w:csb0="80000000" w:csb1="00000000"/>
-  </w:font>
-  <w:font w:name="Courier New">
-    <w:panose1 w:val="02070309020205020404"/>
-    <w:charset w:val="CC"/>
-    <w:family w:val="modern"/>
-    <w:pitch w:val="fixed"/>
-    <w:sig w:usb0="E0002EFF" w:usb1="C0007843" w:usb2="00000009" w:usb3="00000000" w:csb0="000001FF" w:csb1="00000000"/>
-  </w:font>
-  <w:font w:name="Wingdings">
-    <w:panose1 w:val="05000000000000000000"/>
-    <w:charset w:val="02"/>
-    <w:family w:val="auto"/>
-    <w:pitch w:val="variable"/>
-    <w:sig w:usb0="00000000" w:usb1="10000000" w:usb2="00000000" w:usb3="00000000" w:csb0="80000000" w:csb1="00000000"/>
-  </w:font>
-  <w:font w:name="Calibri">
-    <w:panose1 w:val="020F0502020204030204"/>
-    <w:charset w:val="CC"/>
-    <w:family w:val="swiss"/>
-    <w:pitch w:val="variable"/>
-    <w:sig w:usb0="E4002EFF" w:usb1="C200247B" w:usb2="00000009" w:usb3="00000000" w:csb0="000001FF" w:csb1="00000000"/>
-  </w:font>
-  <w:font w:name="Tahoma">
-    <w:panose1 w:val="020B0604030504040204"/>
-    <w:charset w:val="CC"/>
-    <w:family w:val="swiss"/>
-    <w:pitch w:val="variable"/>
-    <w:sig w:usb0="E1002EFF" w:usb1="C000605B" w:usb2="00000029" w:usb3="00000000" w:csb0="000101FF" w:csb1="00000000"/>
-  </w:font>
-  <w:font w:name="Cambria">
-    <w:panose1 w:val="02040503050406030204"/>
-    <w:charset w:val="CC"/>
-    <w:family w:val="roman"/>
-    <w:pitch w:val="variable"/>
-    <w:sig w:usb0="E00006FF" w:usb1="420024FF" w:usb2="02000000" w:usb3="00000000" w:csb0="0000019F" w:csb1="00000000"/>
-  </w:font>
-  <w:font w:name="Consolas">
-    <w:panose1 w:val="020B0609020204030204"/>
-    <w:charset w:val="CC"/>
-    <w:family w:val="modern"/>
-    <w:pitch w:val="fixed"/>
-    <w:sig w:usb0="E00006FF" w:usb1="0000FCFF" w:usb2="00000001" w:usb3="00000000" w:csb0="0000019F" w:csb1="00000000"/>
-  </w:font>
-  <w:font w:name="Cambria Math">
-    <w:panose1 w:val="02040503050406030204"/>
-    <w:charset w:val="CC"/>
-    <w:family w:val="roman"/>
-    <w:pitch w:val="variable"/>
-    <w:sig w:usb0="E00006FF" w:usb1="420024FF" w:usb2="02000000" w:usb3="00000000" w:csb0="0000019F" w:csb1="00000000"/>
-  </w:font>
-</w:fonts>
-</file>
-
-<file path=word/glossary/settings.xml><?xml version="1.0" encoding="utf-8"?>
-<w:settings xmlns:mc="http://schemas.openxmlformats.org/markup-compatibility/2006" xmlns:o="urn:schemas-microsoft-com:office:office" xmlns:r="http://schemas.openxmlformats.org/officeDocument/2006/relationships" xmlns:m="http://schemas.openxmlformats.org/officeDocument/2006/math" xmlns:v="urn:schemas-microsoft-com:vml" xmlns:w10="urn:schemas-microsoft-com:office:word" xmlns:w="http://schemas.openxmlformats.org/wordprocessingml/2006/main" xmlns:w14="http://schemas.microsoft.com/office/word/2010/wordml" xmlns:sl="http://schemas.openxmlformats.org/schemaLibrary/2006/main" mc:Ignorable="w14">
-  <w:view w:val="normal"/>
-  <w:defaultTabStop w:val="708"/>
-  <w:characterSpacingControl w:val="doNotCompress"/>
-  <w:compat>
-    <w:useFELayout/>
-    <w:compatSetting w:name="compatibilityMode" w:uri="http://schemas.microsoft.com/office/word" w:val="14"/>
-    <w:compatSetting w:name="overrideTableStyleFontSizeAndJustification" w:uri="http://schemas.microsoft.com/office/word" w:val="1"/>
-    <w:compatSetting w:name="enableOpenTypeFeatures" w:uri="http://schemas.microsoft.com/office/word" w:val="1"/>
-    <w:compatSetting w:name="doNotFlipMirrorIndents" w:uri="http://schemas.microsoft.com/office/word" w:val="1"/>
-  </w:compat>
-  <w:rsids>
-    <w:rsidRoot w:val="002D14B2"/>
-    <w:rsid w:val="0006612B"/>
-    <w:rsid w:val="00173EF2"/>
-    <w:rsid w:val="002D14B2"/>
-    <w:rsid w:val="003468B1"/>
-  </w:rsids>
-  <m:mathPr>
-    <m:mathFont m:val="Cambria Math"/>
-    <m:brkBin m:val="before"/>
-    <m:brkBinSub m:val="--"/>
-    <m:smallFrac m:val="0"/>
-    <m:dispDef/>
-    <m:lMargin m:val="0"/>
-    <m:rMargin m:val="0"/>
-    <m:defJc m:val="centerGroup"/>
-    <m:wrapIndent m:val="1440"/>
-    <m:intLim m:val="subSup"/>
-    <m:naryLim m:val="undOvr"/>
-  </m:mathPr>
-  <w:themeFontLang w:val="ru-RU"/>
-  <w:clrSchemeMapping w:bg1="light1" w:t1="dark1" w:bg2="light2" w:t2="dark2" w:accent1="accent1" w:accent2="accent2" w:accent3="accent3" w:accent4="accent4" w:accent5="accent5" w:accent6="accent6" w:hyperlink="hyperlink" w:followedHyperlink="followedHyperlink"/>
-  <w:decimalSymbol w:val=","/>
-  <w:listSeparator w:val=";"/>
-</w:settings>
-</file>
-
-<file path=word/glossary/styles.xml><?xml version="1.0" encoding="utf-8"?>
-<w:styles xmlns:mc="http://schemas.openxmlformats.org/markup-compatibility/2006" xmlns:r="http://schemas.openxmlformats.org/officeDocument/2006/relationships" xmlns:w="http://schemas.openxmlformats.org/wordprocessingml/2006/main" xmlns:w14="http://schemas.microsoft.com/office/word/2010/wordml" mc:Ignorable="w14">
-  <w:docDefaults>
-    <w:rPrDefault>
-      <w:rPr>
-        <w:rFonts w:asciiTheme="minorHAnsi" w:eastAsiaTheme="minorEastAsia" w:hAnsiTheme="minorHAnsi" w:cstheme="minorBidi"/>
-        <w:sz w:val="22"/>
-        <w:szCs w:val="22"/>
-        <w:lang w:val="ru-RU" w:eastAsia="ru-RU" w:bidi="ar-SA"/>
-      </w:rPr>
-    </w:rPrDefault>
-    <w:pPrDefault>
-      <w:pPr>
-        <w:spacing w:after="200" w:line="276" w:lineRule="auto"/>
-      </w:pPr>
-    </w:pPrDefault>
-  </w:docDefaults>
-  <w:latentStyles w:defLockedState="0" w:defUIPriority="99" w:defSemiHidden="1" w:defUnhideWhenUsed="1" w:defQFormat="0" w:count="267">
-    <w:lsdException w:name="Normal" w:semiHidden="0" w:uiPriority="0" w:unhideWhenUsed="0" w:qFormat="1"/>
-    <w:lsdException w:name="heading 1" w:semiHidden="0" w:uiPriority="9" w:unhideWhenUsed="0" w:qFormat="1"/>
-    <w:lsdException w:name="heading 2" w:uiPriority="9" w:qFormat="1"/>
-    <w:lsdException w:name="heading 3" w:uiPriority="9" w:qFormat="1"/>
-    <w:lsdException w:name="heading 4" w:uiPriority="9" w:qFormat="1"/>
-    <w:lsdException w:name="heading 5" w:uiPriority="9" w:qFormat="1"/>
-    <w:lsdException w:name="heading 6" w:uiPriority="9" w:qFormat="1"/>
-    <w:lsdException w:name="heading 7" w:uiPriority="9" w:qFormat="1"/>
-    <w:lsdException w:name="heading 8" w:uiPriority="9" w:qFormat="1"/>
-    <w:lsdException w:name="heading 9" w:uiPriority="9" w:qFormat="1"/>
-    <w:lsdException w:name="toc 1" w:uiPriority="39"/>
-    <w:lsdException w:name="toc 2" w:uiPriority="39"/>
-    <w:lsdException w:name="toc 3" w:uiPriority="39"/>
-    <w:lsdException w:name="toc 4" w:uiPriority="39"/>
-    <w:lsdException w:name="toc 5" w:uiPriority="39"/>
-    <w:lsdException w:name="toc 6" w:uiPriority="39"/>
-    <w:lsdException w:name="toc 7" w:uiPriority="39"/>
-    <w:lsdException w:name="toc 8" w:uiPriority="39"/>
-    <w:lsdException w:name="toc 9" w:uiPriority="39"/>
-    <w:lsdException w:name="caption" w:uiPriority="35" w:qFormat="1"/>
-    <w:lsdException w:name="Title" w:semiHidden="0" w:uiPriority="10" w:unhideWhenUsed="0" w:qFormat="1"/>
-    <w:lsdException w:name="Default Paragraph Font" w:uiPriority="1"/>
-    <w:lsdException w:name="Subtitle" w:semiHidden="0" w:uiPriority="11" w:unhideWhenUsed="0" w:qFormat="1"/>
-    <w:lsdException w:name="Strong" w:semiHidden="0" w:uiPriority="22" w:unhideWhenUsed="0" w:qFormat="1"/>
-    <w:lsdException w:name="Emphasis" w:semiHidden="0" w:uiPriority="20" w:unhideWhenUsed="0" w:qFormat="1"/>
-    <w:lsdException w:name="Table Grid" w:semiHidden="0" w:uiPriority="59" w:unhideWhenUsed="0"/>
-    <w:lsdException w:name="Placeholder Text" w:unhideWhenUsed="0"/>
-    <w:lsdException w:name="No Spacing" w:semiHidden="0" w:uiPriority="1" w:unhideWhenUsed="0" w:qFormat="1"/>
-    <w:lsdException w:name="Light Shading" w:semiHidden="0" w:uiPriority="60" w:unhideWhenUsed="0"/>
-    <w:lsdException w:name="Light List" w:semiHidden="0" w:uiPriority="61" w:unhideWhenUsed="0"/>
-    <w:lsdException w:name="Light Grid" w:semiHidden="0" w:uiPriority="62" w:unhideWhenUsed="0"/>
-    <w:lsdException w:name="Medium Shading 1" w:semiHidden="0" w:uiPriority="63" w:unhideWhenUsed="0"/>
-    <w:lsdException w:name="Medium Shading 2" w:semiHidden="0" w:uiPriority="64" w:unhideWhenUsed="0"/>
-    <w:lsdException w:name="Medium List 1" w:semiHidden="0" w:uiPriority="65" w:unhideWhenUsed="0"/>
-    <w:lsdException w:name="Medium List 2" w:semiHidden="0" w:uiPriority="66" w:unhideWhenUsed="0"/>
-    <w:lsdException w:name="Medium Grid 1" w:semiHidden="0" w:uiPriority="67" w:unhideWhenUsed="0"/>
-    <w:lsdException w:name="Medium Grid 2" w:semiHidden="0" w:uiPriority="68" w:unhideWhenUsed="0"/>
-    <w:lsdException w:name="Medium Grid 3" w:semiHidden="0" w:uiPriority="69" w:unhideWhenUsed="0"/>
-    <w:lsdException w:name="Dark List" w:semiHidden="0" w:uiPriority="70" w:unhideWhenUsed="0"/>
-    <w:lsdException w:name="Colorful Shading" w:semiHidden="0" w:uiPriority="71" w:unhideWhenUsed="0"/>
-    <w:lsdException w:name="Colorful List" w:semiHidden="0" w:uiPriority="72" w:unhideWhenUsed="0"/>
-    <w:lsdException w:name="Colorful Grid" w:semiHidden="0" w:uiPriority="73" w:unhideWhenUsed="0"/>
-    <w:lsdException w:name="Light Shading Accent 1" w:semiHidden="0" w:uiPriority="60" w:unhideWhenUsed="0"/>
-    <w:lsdException w:name="Light List Accent 1" w:semiHidden="0" w:uiPriority="61" w:unhideWhenUsed="0"/>
-    <w:lsdException w:name="Light Grid Accent 1" w:semiHidden="0" w:uiPriority="62" w:unhideWhenUsed="0"/>
-    <w:lsdException w:name="Medium Shading 1 Accent 1" w:semiHidden="0" w:uiPriority="63" w:unhideWhenUsed="0"/>
-    <w:lsdException w:name="Medium Shading 2 Accent 1" w:semiHidden="0" w:uiPriority="64" w:unhideWhenUsed="0"/>
-    <w:lsdException w:name="Medium List 1 Accent 1" w:semiHidden="0" w:uiPriority="65" w:unhideWhenUsed="0"/>
-    <w:lsdException w:name="Revision" w:unhideWhenUsed="0"/>
-    <w:lsdException w:name="List Paragraph" w:semiHidden="0" w:uiPriority="34" w:unhideWhenUsed="0" w:qFormat="1"/>
-    <w:lsdException w:name="Quote" w:semiHidden="0" w:uiPriority="29" w:unhideWhenUsed="0" w:qFormat="1"/>
-    <w:lsdException w:name="Intense Quote" w:semiHidden="0" w:uiPriority="30" w:unhideWhenUsed="0" w:qFormat="1"/>
-    <w:lsdException w:name="Medium List 2 Accent 1" w:semiHidden="0" w:uiPriority="66" w:unhideWhenUsed="0"/>
-    <w:lsdException w:name="Medium Grid 1 Accent 1" w:semiHidden="0" w:uiPriority="67" w:unhideWhenUsed="0"/>
-    <w:lsdException w:name="Medium Grid 2 Accent 1" w:semiHidden="0" w:uiPriority="68" w:unhideWhenUsed="0"/>
-    <w:lsdException w:name="Medium Grid 3 Accent 1" w:semiHidden="0" w:uiPriority="69" w:unhideWhenUsed="0"/>
-    <w:lsdException w:name="Dark List Accent 1" w:semiHidden="0" w:uiPriority="70" w:unhideWhenUsed="0"/>
-    <w:lsdException w:name="Colorful Shading Accent 1" w:semiHidden="0" w:uiPriority="71" w:unhideWhenUsed="0"/>
-    <w:lsdException w:name="Colorful List Accent 1" w:semiHidden="0" w:uiPriority="72" w:unhideWhenUsed="0"/>
-    <w:lsdException w:name="Colorful Grid Accent 1" w:semiHidden="0" w:uiPriority="73" w:unhideWhenUsed="0"/>
-    <w:lsdException w:name="Light Shading Accent 2" w:semiHidden="0" w:uiPriority="60" w:unhideWhenUsed="0"/>
-    <w:lsdException w:name="Light List Accent 2" w:semiHidden="0" w:uiPriority="61" w:unhideWhenUsed="0"/>
-    <w:lsdException w:name="Light Grid Accent 2" w:semiHidden="0" w:uiPriority="62" w:unhideWhenUsed="0"/>
-    <w:lsdException w:name="Medium Shading 1 Accent 2" w:semiHidden="0" w:uiPriority="63" w:unhideWhenUsed="0"/>
-    <w:lsdException w:name="Medium Shading 2 Accent 2" w:semiHidden="0" w:uiPriority="64" w:unhideWhenUsed="0"/>
-    <w:lsdException w:name="Medium List 1 Accent 2" w:semiHidden="0" w:uiPriority="65" w:unhideWhenUsed="0"/>
-    <w:lsdException w:name="Medium List 2 Accent 2" w:semiHidden="0" w:uiPriority="66" w:unhideWhenUsed="0"/>
-    <w:lsdException w:name="Medium Grid 1 Accent 2" w:semiHidden="0" w:uiPriority="67" w:unhideWhenUsed="0"/>
-    <w:lsdException w:name="Medium Grid 2 Accent 2" w:semiHidden="0" w:uiPriority="68" w:unhideWhenUsed="0"/>
-    <w:lsdException w:name="Medium Grid 3 Accent 2" w:semiHidden="0" w:uiPriority="69" w:unhideWhenUsed="0"/>
-    <w:lsdException w:name="Dark List Accent 2" w:semiHidden="0" w:uiPriority="70" w:unhideWhenUsed="0"/>
-    <w:lsdException w:name="Colorful Shading Accent 2" w:semiHidden="0" w:uiPriority="71" w:unhideWhenUsed="0"/>
-    <w:lsdException w:name="Colorful List Accent 2" w:semiHidden="0" w:uiPriority="72" w:unhideWhenUsed="0"/>
-    <w:lsdException w:name="Colorful Grid Accent 2" w:semiHidden="0" w:uiPriority="73" w:unhideWhenUsed="0"/>
-    <w:lsdException w:name="Light Shading Accent 3" w:semiHidden="0" w:uiPriority="60" w:unhideWhenUsed="0"/>
-    <w:lsdException w:name="Light List Accent 3" w:semiHidden="0" w:uiPriority="61" w:unhideWhenUsed="0"/>
-    <w:lsdException w:name="Light Grid Accent 3" w:semiHidden="0" w:uiPriority="62" w:unhideWhenUsed="0"/>
-    <w:lsdException w:name="Medium Shading 1 Accent 3" w:semiHidden="0" w:uiPriority="63" w:unhideWhenUsed="0"/>
-    <w:lsdException w:name="Medium Shading 2 Accent 3" w:semiHidden="0" w:uiPriority="64" w:unhideWhenUsed="0"/>
-    <w:lsdException w:name="Medium List 1 Accent 3" w:semiHidden="0" w:uiPriority="65" w:unhideWhenUsed="0"/>
-    <w:lsdException w:name="Medium List 2 Accent 3" w:semiHidden="0" w:uiPriority="66" w:unhideWhenUsed="0"/>
-    <w:lsdException w:name="Medium Grid 1 Accent 3" w:semiHidden="0" w:uiPriority="67" w:unhideWhenUsed="0"/>
-    <w:lsdException w:name="Medium Grid 2 Accent 3" w:semiHidden="0" w:uiPriority="68" w:unhideWhenUsed="0"/>
-    <w:lsdException w:name="Medium Grid 3 Accent 3" w:semiHidden="0" w:uiPriority="69" w:unhideWhenUsed="0"/>
-    <w:lsdException w:name="Dark List Accent 3" w:semiHidden="0" w:uiPriority="70" w:unhideWhenUsed="0"/>
-    <w:lsdException w:name="Colorful Shading Accent 3" w:semiHidden="0" w:uiPriority="71" w:unhideWhenUsed="0"/>
-    <w:lsdException w:name="Colorful List Accent 3" w:semiHidden="0" w:uiPriority="72" w:unhideWhenUsed="0"/>
-    <w:lsdException w:name="Colorful Grid Accent 3" w:semiHidden="0" w:uiPriority="73" w:unhideWhenUsed="0"/>
-    <w:lsdException w:name="Light Shading Accent 4" w:semiHidden="0" w:uiPriority="60" w:unhideWhenUsed="0"/>
-    <w:lsdException w:name="Light List Accent 4" w:semiHidden="0" w:uiPriority="61" w:unhideWhenUsed="0"/>
-    <w:lsdException w:name="Light Grid Accent 4" w:semiHidden="0" w:uiPriority="62" w:unhideWhenUsed="0"/>
-    <w:lsdException w:name="Medium Shading 1 Accent 4" w:semiHidden="0" w:uiPriority="63" w:unhideWhenUsed="0"/>
-    <w:lsdException w:name="Medium Shading 2 Accent 4" w:semiHidden="0" w:uiPriority="64" w:unhideWhenUsed="0"/>
-    <w:lsdException w:name="Medium List 1 Accent 4" w:semiHidden="0" w:uiPriority="65" w:unhideWhenUsed="0"/>
-    <w:lsdException w:name="Medium List 2 Accent 4" w:semiHidden="0" w:uiPriority="66" w:unhideWhenUsed="0"/>
-    <w:lsdException w:name="Medium Grid 1 Accent 4" w:semiHidden="0" w:uiPriority="67" w:unhideWhenUsed="0"/>
-    <w:lsdException w:name="Medium Grid 2 Accent 4" w:semiHidden="0" w:uiPriority="68" w:unhideWhenUsed="0"/>
-    <w:lsdException w:name="Medium Grid 3 Accent 4" w:semiHidden="0" w:uiPriority="69" w:unhideWhenUsed="0"/>
-    <w:lsdException w:name="Dark List Accent 4" w:semiHidden="0" w:uiPriority="70" w:unhideWhenUsed="0"/>
-    <w:lsdException w:name="Colorful Shading Accent 4" w:semiHidden="0" w:uiPriority="71" w:unhideWhenUsed="0"/>
-    <w:lsdException w:name="Colorful List Accent 4" w:semiHidden="0" w:uiPriority="72" w:unhideWhenUsed="0"/>
-    <w:lsdException w:name="Colorful Grid Accent 4" w:semiHidden="0" w:uiPriority="73" w:unhideWhenUsed="0"/>
-    <w:lsdException w:name="Light Shading Accent 5" w:semiHidden="0" w:uiPriority="60" w:unhideWhenUsed="0"/>
-    <w:lsdException w:name="Light List Accent 5" w:semiHidden="0" w:uiPriority="61" w:unhideWhenUsed="0"/>
-    <w:lsdException w:name="Light Grid Accent 5" w:semiHidden="0" w:uiPriority="62" w:unhideWhenUsed="0"/>
-    <w:lsdException w:name="Medium Shading 1 Accent 5" w:semiHidden="0" w:uiPriority="63" w:unhideWhenUsed="0"/>
-    <w:lsdException w:name="Medium Shading 2 Accent 5" w:semiHidden="0" w:uiPriority="64" w:unhideWhenUsed="0"/>
-    <w:lsdException w:name="Medium List 1 Accent 5" w:semiHidden="0" w:uiPriority="65" w:unhideWhenUsed="0"/>
-    <w:lsdException w:name="Medium List 2 Accent 5" w:semiHidden="0" w:uiPriority="66" w:unhideWhenUsed="0"/>
-    <w:lsdException w:name="Medium Grid 1 Accent 5" w:semiHidden="0" w:uiPriority="67" w:unhideWhenUsed="0"/>
-    <w:lsdException w:name="Medium Grid 2 Accent 5" w:semiHidden="0" w:uiPriority="68" w:unhideWhenUsed="0"/>
-    <w:lsdException w:name="Medium Grid 3 Accent 5" w:semiHidden="0" w:uiPriority="69" w:unhideWhenUsed="0"/>
-    <w:lsdException w:name="Dark List Accent 5" w:semiHidden="0" w:uiPriority="70" w:unhideWhenUsed="0"/>
-    <w:lsdException w:name="Colorful Shading Accent 5" w:semiHidden="0" w:uiPriority="71" w:unhideWhenUsed="0"/>
-    <w:lsdException w:name="Colorful List Accent 5" w:semiHidden="0" w:uiPriority="72" w:unhideWhenUsed="0"/>
-    <w:lsdException w:name="Colorful Grid Accent 5" w:semiHidden="0" w:uiPriority="73" w:unhideWhenUsed="0"/>
-    <w:lsdException w:name="Light Shading Accent 6" w:semiHidden="0" w:uiPriority="60" w:unhideWhenUsed="0"/>
-    <w:lsdException w:name="Light List Accent 6" w:semiHidden="0" w:uiPriority="61" w:unhideWhenUsed="0"/>
-    <w:lsdException w:name="Light Grid Accent 6" w:semiHidden="0" w:uiPriority="62" w:unhideWhenUsed="0"/>
-    <w:lsdException w:name="Medium Shading 1 Accent 6" w:semiHidden="0" w:uiPriority="63" w:unhideWhenUsed="0"/>
-    <w:lsdException w:name="Medium Shading 2 Accent 6" w:semiHidden="0" w:uiPriority="64" w:unhideWhenUsed="0"/>
-    <w:lsdException w:name="Medium List 1 Accent 6" w:semiHidden="0" w:uiPriority="65" w:unhideWhenUsed="0"/>
-    <w:lsdException w:name="Medium List 2 Accent 6" w:semiHidden="0" w:uiPriority="66" w:unhideWhenUsed="0"/>
-    <w:lsdException w:name="Medium Grid 1 Accent 6" w:semiHidden="0" w:uiPriority="67" w:unhideWhenUsed="0"/>
-    <w:lsdException w:name="Medium Grid 2 Accent 6" w:semiHidden="0" w:uiPriority="68" w:unhideWhenUsed="0"/>
-    <w:lsdException w:name="Medium Grid 3 Accent 6" w:semiHidden="0" w:uiPriority="69" w:unhideWhenUsed="0"/>
-    <w:lsdException w:name="Dark List Accent 6" w:semiHidden="0" w:uiPriority="70" w:unhideWhenUsed="0"/>
-    <w:lsdException w:name="Colorful Shading Accent 6" w:semiHidden="0" w:uiPriority="71" w:unhideWhenUsed="0"/>
-    <w:lsdException w:name="Colorful List Accent 6" w:semiHidden="0" w:uiPriority="72" w:unhideWhenUsed="0"/>
-    <w:lsdException w:name="Colorful Grid Accent 6" w:semiHidden="0" w:uiPriority="73" w:unhideWhenUsed="0"/>
-    <w:lsdException w:name="Subtle Emphasis" w:semiHidden="0" w:uiPriority="19" w:unhideWhenUsed="0" w:qFormat="1"/>
-    <w:lsdException w:name="Intense Emphasis" w:semiHidden="0" w:uiPriority="21" w:unhideWhenUsed="0" w:qFormat="1"/>
-    <w:lsdException w:name="Subtle Reference" w:semiHidden="0" w:uiPriority="31" w:unhideWhenUsed="0" w:qFormat="1"/>
-    <w:lsdException w:name="Intense Reference" w:semiHidden="0" w:uiPriority="32" w:unhideWhenUsed="0" w:qFormat="1"/>
-    <w:lsdException w:name="Book Title" w:semiHidden="0" w:uiPriority="33" w:unhideWhenUsed="0" w:qFormat="1"/>
-    <w:lsdException w:name="Bibliography" w:uiPriority="37"/>
-    <w:lsdException w:name="TOC Heading" w:uiPriority="39" w:qFormat="1"/>
-  </w:latentStyles>
-  <w:style w:type="paragraph" w:default="1" w:styleId="a">
-    <w:name w:val="Normal"/>
-    <w:qFormat/>
-  </w:style>
-  <w:style w:type="character" w:default="1" w:styleId="a0">
-    <w:name w:val="Default Paragraph Font"/>
-    <w:uiPriority w:val="1"/>
-    <w:semiHidden/>
-    <w:unhideWhenUsed/>
-  </w:style>
-  <w:style w:type="table" w:default="1" w:styleId="a1">
-    <w:name w:val="Normal Table"/>
-    <w:uiPriority w:val="99"/>
-    <w:semiHidden/>
-    <w:unhideWhenUsed/>
-    <w:tblPr>
-      <w:tblInd w:w="0" w:type="dxa"/>
-      <w:tblCellMar>
-        <w:top w:w="0" w:type="dxa"/>
-        <w:left w:w="108" w:type="dxa"/>
-        <w:bottom w:w="0" w:type="dxa"/>
-        <w:right w:w="108" w:type="dxa"/>
-      </w:tblCellMar>
-    </w:tblPr>
-  </w:style>
-  <w:style w:type="numbering" w:default="1" w:styleId="a2">
-    <w:name w:val="No List"/>
-    <w:uiPriority w:val="99"/>
-    <w:semiHidden/>
-    <w:unhideWhenUsed/>
-  </w:style>
-  <w:style w:type="character" w:styleId="a3">
-    <w:name w:val="Placeholder Text"/>
-    <w:basedOn w:val="a0"/>
-    <w:uiPriority w:val="99"/>
-    <w:semiHidden/>
-    <w:rsid w:val="00173EF2"/>
-    <w:rPr>
-      <w:color w:val="808080"/>
-    </w:rPr>
-  </w:style>
-</w:styles>
-</file>
-
-<file path=word/glossary/stylesWithEffects.xml><?xml version="1.0" encoding="utf-8"?>
-<w:styles xmlns:wpc="http://schemas.microsoft.com/office/word/2010/wordprocessingCanvas" xmlns:mc="http://schemas.openxmlformats.org/markup-compatibility/2006" xmlns:o="urn:schemas-microsoft-com:office:office" xmlns:r="http://schemas.openxmlformats.org/officeDocument/2006/relationships" xmlns:m="http://schemas.openxmlformats.org/officeDocument/2006/math" xmlns:v="urn:schemas-microsoft-com:vml" xmlns:wp14="http://schemas.microsoft.com/office/word/2010/wordprocessingDrawing" xmlns:wp="http://schemas.openxmlformats.org/drawingml/2006/wordprocessingDrawing" xmlns:w10="urn:schemas-microsoft-com:office:word" xmlns:w="http://schemas.openxmlformats.org/wordprocessingml/2006/main" xmlns:w14="http://schemas.microsoft.com/office/word/2010/wordml" xmlns:wpg="http://schemas.microsoft.com/office/word/2010/wordprocessingGroup" xmlns:wpi="http://schemas.microsoft.com/office/word/2010/wordprocessingInk" xmlns:wne="http://schemas.microsoft.com/office/word/2006/wordml" xmlns:wps="http://schemas.microsoft.com/office/word/2010/wordprocessingShape" mc:Ignorable="w14 wp14">
-  <w:docDefaults>
-    <w:rPrDefault>
-      <w:rPr>
-        <w:rFonts w:asciiTheme="minorHAnsi" w:eastAsiaTheme="minorEastAsia" w:hAnsiTheme="minorHAnsi" w:cstheme="minorBidi"/>
-        <w:sz w:val="22"/>
-        <w:szCs w:val="22"/>
-        <w:lang w:val="ru-RU" w:eastAsia="ru-RU" w:bidi="ar-SA"/>
-      </w:rPr>
-    </w:rPrDefault>
-    <w:pPrDefault>
-      <w:pPr>
-        <w:spacing w:after="200" w:line="276" w:lineRule="auto"/>
-      </w:pPr>
-    </w:pPrDefault>
-  </w:docDefaults>
-  <w:latentStyles w:defLockedState="0" w:defUIPriority="99" w:defSemiHidden="1" w:defUnhideWhenUsed="1" w:defQFormat="0" w:count="267">
-    <w:lsdException w:name="Normal" w:semiHidden="0" w:uiPriority="0" w:unhideWhenUsed="0" w:qFormat="1"/>
-    <w:lsdException w:name="heading 1" w:semiHidden="0" w:uiPriority="9" w:unhideWhenUsed="0" w:qFormat="1"/>
-    <w:lsdException w:name="heading 2" w:uiPriority="9" w:qFormat="1"/>
-    <w:lsdException w:name="heading 3" w:uiPriority="9" w:qFormat="1"/>
-    <w:lsdException w:name="heading 4" w:uiPriority="9" w:qFormat="1"/>
-    <w:lsdException w:name="heading 5" w:uiPriority="9" w:qFormat="1"/>
-    <w:lsdException w:name="heading 6" w:uiPriority="9" w:qFormat="1"/>
-    <w:lsdException w:name="heading 7" w:uiPriority="9" w:qFormat="1"/>
-    <w:lsdException w:name="heading 8" w:uiPriority="9" w:qFormat="1"/>
-    <w:lsdException w:name="heading 9" w:uiPriority="9" w:qFormat="1"/>
-    <w:lsdException w:name="toc 1" w:uiPriority="39"/>
-    <w:lsdException w:name="toc 2" w:uiPriority="39"/>
-    <w:lsdException w:name="toc 3" w:uiPriority="39"/>
-    <w:lsdException w:name="toc 4" w:uiPriority="39"/>
-    <w:lsdException w:name="toc 5" w:uiPriority="39"/>
-    <w:lsdException w:name="toc 6" w:uiPriority="39"/>
-    <w:lsdException w:name="toc 7" w:uiPriority="39"/>
-    <w:lsdException w:name="toc 8" w:uiPriority="39"/>
-    <w:lsdException w:name="toc 9" w:uiPriority="39"/>
-    <w:lsdException w:name="caption" w:uiPriority="35" w:qFormat="1"/>
-    <w:lsdException w:name="Title" w:semiHidden="0" w:uiPriority="10" w:unhideWhenUsed="0" w:qFormat="1"/>
-    <w:lsdException w:name="Default Paragraph Font" w:uiPriority="1"/>
-    <w:lsdException w:name="Subtitle" w:semiHidden="0" w:uiPriority="11" w:unhideWhenUsed="0" w:qFormat="1"/>
-    <w:lsdException w:name="Strong" w:semiHidden="0" w:uiPriority="22" w:unhideWhenUsed="0" w:qFormat="1"/>
-    <w:lsdException w:name="Emphasis" w:semiHidden="0" w:uiPriority="20" w:unhideWhenUsed="0" w:qFormat="1"/>
-    <w:lsdException w:name="Table Grid" w:semiHidden="0" w:uiPriority="59" w:unhideWhenUsed="0"/>
-    <w:lsdException w:name="Placeholder Text" w:unhideWhenUsed="0"/>
-    <w:lsdException w:name="No Spacing" w:semiHidden="0" w:uiPriority="1" w:unhideWhenUsed="0" w:qFormat="1"/>
-    <w:lsdException w:name="Light Shading" w:semiHidden="0" w:uiPriority="60" w:unhideWhenUsed="0"/>
-    <w:lsdException w:name="Light List" w:semiHidden="0" w:uiPriority="61" w:unhideWhenUsed="0"/>
-    <w:lsdException w:name="Light Grid" w:semiHidden="0" w:uiPriority="62" w:unhideWhenUsed="0"/>
-    <w:lsdException w:name="Medium Shading 1" w:semiHidden="0" w:uiPriority="63" w:unhideWhenUsed="0"/>
-    <w:lsdException w:name="Medium Shading 2" w:semiHidden="0" w:uiPriority="64" w:unhideWhenUsed="0"/>
-    <w:lsdException w:name="Medium List 1" w:semiHidden="0" w:uiPriority="65" w:unhideWhenUsed="0"/>
-    <w:lsdException w:name="Medium List 2" w:semiHidden="0" w:uiPriority="66" w:unhideWhenUsed="0"/>
-    <w:lsdException w:name="Medium Grid 1" w:semiHidden="0" w:uiPriority="67" w:unhideWhenUsed="0"/>
-    <w:lsdException w:name="Medium Grid 2" w:semiHidden="0" w:uiPriority="68" w:unhideWhenUsed="0"/>
-    <w:lsdException w:name="Medium Grid 3" w:semiHidden="0" w:uiPriority="69" w:unhideWhenUsed="0"/>
-    <w:lsdException w:name="Dark List" w:semiHidden="0" w:uiPriority="70" w:unhideWhenUsed="0"/>
-    <w:lsdException w:name="Colorful Shading" w:semiHidden="0" w:uiPriority="71" w:unhideWhenUsed="0"/>
-    <w:lsdException w:name="Colorful List" w:semiHidden="0" w:uiPriority="72" w:unhideWhenUsed="0"/>
-    <w:lsdException w:name="Colorful Grid" w:semiHidden="0" w:uiPriority="73" w:unhideWhenUsed="0"/>
-    <w:lsdException w:name="Light Shading Accent 1" w:semiHidden="0" w:uiPriority="60" w:unhideWhenUsed="0"/>
-    <w:lsdException w:name="Light List Accent 1" w:semiHidden="0" w:uiPriority="61" w:unhideWhenUsed="0"/>
-    <w:lsdException w:name="Light Grid Accent 1" w:semiHidden="0" w:uiPriority="62" w:unhideWhenUsed="0"/>
-    <w:lsdException w:name="Medium Shading 1 Accent 1" w:semiHidden="0" w:uiPriority="63" w:unhideWhenUsed="0"/>
-    <w:lsdException w:name="Medium Shading 2 Accent 1" w:semiHidden="0" w:uiPriority="64" w:unhideWhenUsed="0"/>
-    <w:lsdException w:name="Medium List 1 Accent 1" w:semiHidden="0" w:uiPriority="65" w:unhideWhenUsed="0"/>
-    <w:lsdException w:name="Revision" w:unhideWhenUsed="0"/>
-    <w:lsdException w:name="List Paragraph" w:semiHidden="0" w:uiPriority="34" w:unhideWhenUsed="0" w:qFormat="1"/>
-    <w:lsdException w:name="Quote" w:semiHidden="0" w:uiPriority="29" w:unhideWhenUsed="0" w:qFormat="1"/>
-    <w:lsdException w:name="Intense Quote" w:semiHidden="0" w:uiPriority="30" w:unhideWhenUsed="0" w:qFormat="1"/>
-    <w:lsdException w:name="Medium List 2 Accent 1" w:semiHidden="0" w:uiPriority="66" w:unhideWhenUsed="0"/>
-    <w:lsdException w:name="Medium Grid 1 Accent 1" w:semiHidden="0" w:uiPriority="67" w:unhideWhenUsed="0"/>
-    <w:lsdException w:name="Medium Grid 2 Accent 1" w:semiHidden="0" w:uiPriority="68" w:unhideWhenUsed="0"/>
-    <w:lsdException w:name="Medium Grid 3 Accent 1" w:semiHidden="0" w:uiPriority="69" w:unhideWhenUsed="0"/>
-    <w:lsdException w:name="Dark List Accent 1" w:semiHidden="0" w:uiPriority="70" w:unhideWhenUsed="0"/>
-    <w:lsdException w:name="Colorful Shading Accent 1" w:semiHidden="0" w:uiPriority="71" w:unhideWhenUsed="0"/>
-    <w:lsdException w:name="Colorful List Accent 1" w:semiHidden="0" w:uiPriority="72" w:unhideWhenUsed="0"/>
-    <w:lsdException w:name="Colorful Grid Accent 1" w:semiHidden="0" w:uiPriority="73" w:unhideWhenUsed="0"/>
-    <w:lsdException w:name="Light Shading Accent 2" w:semiHidden="0" w:uiPriority="60" w:unhideWhenUsed="0"/>
-    <w:lsdException w:name="Light List Accent 2" w:semiHidden="0" w:uiPriority="61" w:unhideWhenUsed="0"/>
-    <w:lsdException w:name="Light Grid Accent 2" w:semiHidden="0" w:uiPriority="62" w:unhideWhenUsed="0"/>
-    <w:lsdException w:name="Medium Shading 1 Accent 2" w:semiHidden="0" w:uiPriority="63" w:unhideWhenUsed="0"/>
-    <w:lsdException w:name="Medium Shading 2 Accent 2" w:semiHidden="0" w:uiPriority="64" w:unhideWhenUsed="0"/>
-    <w:lsdException w:name="Medium List 1 Accent 2" w:semiHidden="0" w:uiPriority="65" w:unhideWhenUsed="0"/>
-    <w:lsdException w:name="Medium List 2 Accent 2" w:semiHidden="0" w:uiPriority="66" w:unhideWhenUsed="0"/>
-    <w:lsdException w:name="Medium Grid 1 Accent 2" w:semiHidden="0" w:uiPriority="67" w:unhideWhenUsed="0"/>
-    <w:lsdException w:name="Medium Grid 2 Accent 2" w:semiHidden="0" w:uiPriority="68" w:unhideWhenUsed="0"/>
-    <w:lsdException w:name="Medium Grid 3 Accent 2" w:semiHidden="0" w:uiPriority="69" w:unhideWhenUsed="0"/>
-    <w:lsdException w:name="Dark List Accent 2" w:semiHidden="0" w:uiPriority="70" w:unhideWhenUsed="0"/>
-    <w:lsdException w:name="Colorful Shading Accent 2" w:semiHidden="0" w:uiPriority="71" w:unhideWhenUsed="0"/>
-    <w:lsdException w:name="Colorful List Accent 2" w:semiHidden="0" w:uiPriority="72" w:unhideWhenUsed="0"/>
-    <w:lsdException w:name="Colorful Grid Accent 2" w:semiHidden="0" w:uiPriority="73" w:unhideWhenUsed="0"/>
-    <w:lsdException w:name="Light Shading Accent 3" w:semiHidden="0" w:uiPriority="60" w:unhideWhenUsed="0"/>
-    <w:lsdException w:name="Light List Accent 3" w:semiHidden="0" w:uiPriority="61" w:unhideWhenUsed="0"/>
-    <w:lsdException w:name="Light Grid Accent 3" w:semiHidden="0" w:uiPriority="62" w:unhideWhenUsed="0"/>
-    <w:lsdException w:name="Medium Shading 1 Accent 3" w:semiHidden="0" w:uiPriority="63" w:unhideWhenUsed="0"/>
-    <w:lsdException w:name="Medium Shading 2 Accent 3" w:semiHidden="0" w:uiPriority="64" w:unhideWhenUsed="0"/>
-    <w:lsdException w:name="Medium List 1 Accent 3" w:semiHidden="0" w:uiPriority="65" w:unhideWhenUsed="0"/>
-    <w:lsdException w:name="Medium List 2 Accent 3" w:semiHidden="0" w:uiPriority="66" w:unhideWhenUsed="0"/>
-    <w:lsdException w:name="Medium Grid 1 Accent 3" w:semiHidden="0" w:uiPriority="67" w:unhideWhenUsed="0"/>
-    <w:lsdException w:name="Medium Grid 2 Accent 3" w:semiHidden="0" w:uiPriority="68" w:unhideWhenUsed="0"/>
-    <w:lsdException w:name="Medium Grid 3 Accent 3" w:semiHidden="0" w:uiPriority="69" w:unhideWhenUsed="0"/>
-    <w:lsdException w:name="Dark List Accent 3" w:semiHidden="0" w:uiPriority="70" w:unhideWhenUsed="0"/>
-    <w:lsdException w:name="Colorful Shading Accent 3" w:semiHidden="0" w:uiPriority="71" w:unhideWhenUsed="0"/>
-    <w:lsdException w:name="Colorful List Accent 3" w:semiHidden="0" w:uiPriority="72" w:unhideWhenUsed="0"/>
-    <w:lsdException w:name="Colorful Grid Accent 3" w:semiHidden="0" w:uiPriority="73" w:unhideWhenUsed="0"/>
-    <w:lsdException w:name="Light Shading Accent 4" w:semiHidden="0" w:uiPriority="60" w:unhideWhenUsed="0"/>
-    <w:lsdException w:name="Light List Accent 4" w:semiHidden="0" w:uiPriority="61" w:unhideWhenUsed="0"/>
-    <w:lsdException w:name="Light Grid Accent 4" w:semiHidden="0" w:uiPriority="62" w:unhideWhenUsed="0"/>
-    <w:lsdException w:name="Medium Shading 1 Accent 4" w:semiHidden="0" w:uiPriority="63" w:unhideWhenUsed="0"/>
-    <w:lsdException w:name="Medium Shading 2 Accent 4" w:semiHidden="0" w:uiPriority="64" w:unhideWhenUsed="0"/>
-    <w:lsdException w:name="Medium List 1 Accent 4" w:semiHidden="0" w:uiPriority="65" w:unhideWhenUsed="0"/>
-    <w:lsdException w:name="Medium List 2 Accent 4" w:semiHidden="0" w:uiPriority="66" w:unhideWhenUsed="0"/>
-    <w:lsdException w:name="Medium Grid 1 Accent 4" w:semiHidden="0" w:uiPriority="67" w:unhideWhenUsed="0"/>
-    <w:lsdException w:name="Medium Grid 2 Accent 4" w:semiHidden="0" w:uiPriority="68" w:unhideWhenUsed="0"/>
-    <w:lsdException w:name="Medium Grid 3 Accent 4" w:semiHidden="0" w:uiPriority="69" w:unhideWhenUsed="0"/>
-    <w:lsdException w:name="Dark List Accent 4" w:semiHidden="0" w:uiPriority="70" w:unhideWhenUsed="0"/>
-    <w:lsdException w:name="Colorful Shading Accent 4" w:semiHidden="0" w:uiPriority="71" w:unhideWhenUsed="0"/>
-    <w:lsdException w:name="Colorful List Accent 4" w:semiHidden="0" w:uiPriority="72" w:unhideWhenUsed="0"/>
-    <w:lsdException w:name="Colorful Grid Accent 4" w:semiHidden="0" w:uiPriority="73" w:unhideWhenUsed="0"/>
-    <w:lsdException w:name="Light Shading Accent 5" w:semiHidden="0" w:uiPriority="60" w:unhideWhenUsed="0"/>
-    <w:lsdException w:name="Light List Accent 5" w:semiHidden="0" w:uiPriority="61" w:unhideWhenUsed="0"/>
-    <w:lsdException w:name="Light Grid Accent 5" w:semiHidden="0" w:uiPriority="62" w:unhideWhenUsed="0"/>
-    <w:lsdException w:name="Medium Shading 1 Accent 5" w:semiHidden="0" w:uiPriority="63" w:unhideWhenUsed="0"/>
-    <w:lsdException w:name="Medium Shading 2 Accent 5" w:semiHidden="0" w:uiPriority="64" w:unhideWhenUsed="0"/>
-    <w:lsdException w:name="Medium List 1 Accent 5" w:semiHidden="0" w:uiPriority="65" w:unhideWhenUsed="0"/>
-    <w:lsdException w:name="Medium List 2 Accent 5" w:semiHidden="0" w:uiPriority="66" w:unhideWhenUsed="0"/>
-    <w:lsdException w:name="Medium Grid 1 Accent 5" w:semiHidden="0" w:uiPriority="67" w:unhideWhenUsed="0"/>
-    <w:lsdException w:name="Medium Grid 2 Accent 5" w:semiHidden="0" w:uiPriority="68" w:unhideWhenUsed="0"/>
-    <w:lsdException w:name="Medium Grid 3 Accent 5" w:semiHidden="0" w:uiPriority="69" w:unhideWhenUsed="0"/>
-    <w:lsdException w:name="Dark List Accent 5" w:semiHidden="0" w:uiPriority="70" w:unhideWhenUsed="0"/>
-    <w:lsdException w:name="Colorful Shading Accent 5" w:semiHidden="0" w:uiPriority="71" w:unhideWhenUsed="0"/>
-    <w:lsdException w:name="Colorful List Accent 5" w:semiHidden="0" w:uiPriority="72" w:unhideWhenUsed="0"/>
-    <w:lsdException w:name="Colorful Grid Accent 5" w:semiHidden="0" w:uiPriority="73" w:unhideWhenUsed="0"/>
-    <w:lsdException w:name="Light Shading Accent 6" w:semiHidden="0" w:uiPriority="60" w:unhideWhenUsed="0"/>
-    <w:lsdException w:name="Light List Accent 6" w:semiHidden="0" w:uiPriority="61" w:unhideWhenUsed="0"/>
-    <w:lsdException w:name="Light Grid Accent 6" w:semiHidden="0" w:uiPriority="62" w:unhideWhenUsed="0"/>
-    <w:lsdException w:name="Medium Shading 1 Accent 6" w:semiHidden="0" w:uiPriority="63" w:unhideWhenUsed="0"/>
-    <w:lsdException w:name="Medium Shading 2 Accent 6" w:semiHidden="0" w:uiPriority="64" w:unhideWhenUsed="0"/>
-    <w:lsdException w:name="Medium List 1 Accent 6" w:semiHidden="0" w:uiPriority="65" w:unhideWhenUsed="0"/>
-    <w:lsdException w:name="Medium List 2 Accent 6" w:semiHidden="0" w:uiPriority="66" w:unhideWhenUsed="0"/>
-    <w:lsdException w:name="Medium Grid 1 Accent 6" w:semiHidden="0" w:uiPriority="67" w:unhideWhenUsed="0"/>
-    <w:lsdException w:name="Medium Grid 2 Accent 6" w:semiHidden="0" w:uiPriority="68" w:unhideWhenUsed="0"/>
-    <w:lsdException w:name="Medium Grid 3 Accent 6" w:semiHidden="0" w:uiPriority="69" w:unhideWhenUsed="0"/>
-    <w:lsdException w:name="Dark List Accent 6" w:semiHidden="0" w:uiPriority="70" w:unhideWhenUsed="0"/>
-    <w:lsdException w:name="Colorful Shading Accent 6" w:semiHidden="0" w:uiPriority="71" w:unhideWhenUsed="0"/>
-    <w:lsdException w:name="Colorful List Accent 6" w:semiHidden="0" w:uiPriority="72" w:unhideWhenUsed="0"/>
-    <w:lsdException w:name="Colorful Grid Accent 6" w:semiHidden="0" w:uiPriority="73" w:unhideWhenUsed="0"/>
-    <w:lsdException w:name="Subtle Emphasis" w:semiHidden="0" w:uiPriority="19" w:unhideWhenUsed="0" w:qFormat="1"/>
-    <w:lsdException w:name="Intense Emphasis" w:semiHidden="0" w:uiPriority="21" w:unhideWhenUsed="0" w:qFormat="1"/>
-    <w:lsdException w:name="Subtle Reference" w:semiHidden="0" w:uiPriority="31" w:unhideWhenUsed="0" w:qFormat="1"/>
-    <w:lsdException w:name="Intense Reference" w:semiHidden="0" w:uiPriority="32" w:unhideWhenUsed="0" w:qFormat="1"/>
-    <w:lsdException w:name="Book Title" w:semiHidden="0" w:uiPriority="33" w:unhideWhenUsed="0" w:qFormat="1"/>
-    <w:lsdException w:name="Bibliography" w:uiPriority="37"/>
-    <w:lsdException w:name="TOC Heading" w:uiPriority="39" w:qFormat="1"/>
-  </w:latentStyles>
-  <w:style w:type="paragraph" w:default="1" w:styleId="a">
-    <w:name w:val="Normal"/>
-    <w:qFormat/>
-  </w:style>
-  <w:style w:type="character" w:default="1" w:styleId="a0">
-    <w:name w:val="Default Paragraph Font"/>
-    <w:uiPriority w:val="1"/>
-    <w:semiHidden/>
-    <w:unhideWhenUsed/>
-  </w:style>
-  <w:style w:type="table" w:default="1" w:styleId="a1">
-    <w:name w:val="Normal Table"/>
-    <w:uiPriority w:val="99"/>
-    <w:semiHidden/>
-    <w:unhideWhenUsed/>
-    <w:tblPr>
-      <w:tblInd w:w="0" w:type="dxa"/>
-      <w:tblCellMar>
-        <w:top w:w="0" w:type="dxa"/>
-        <w:left w:w="108" w:type="dxa"/>
-        <w:bottom w:w="0" w:type="dxa"/>
-        <w:right w:w="108" w:type="dxa"/>
-      </w:tblCellMar>
-    </w:tblPr>
-  </w:style>
-  <w:style w:type="numbering" w:default="1" w:styleId="a2">
-    <w:name w:val="No List"/>
-    <w:uiPriority w:val="99"/>
-    <w:semiHidden/>
-    <w:unhideWhenUsed/>
-  </w:style>
-  <w:style w:type="character" w:styleId="a3">
-    <w:name w:val="Placeholder Text"/>
-    <w:basedOn w:val="a0"/>
-    <w:uiPriority w:val="99"/>
-    <w:semiHidden/>
-    <w:rsid w:val="00173EF2"/>
-    <w:rPr>
-      <w:color w:val="808080"/>
-    </w:rPr>
-  </w:style>
-</w:styles>
-</file>
-
-<file path=word/glossary/webSettings.xml><?xml version="1.0" encoding="utf-8"?>
-<w:webSettings xmlns:mc="http://schemas.openxmlformats.org/markup-compatibility/2006" xmlns:r="http://schemas.openxmlformats.org/officeDocument/2006/relationships" xmlns:w="http://schemas.openxmlformats.org/wordprocessingml/2006/main" xmlns:w14="http://schemas.microsoft.com/office/word/2010/wordml" mc:Ignorable="w14">
-  <w:optimizeForBrowser/>
-  <w:allowPNG/>
-</w:webSettings>
-</file>
-
 <file path=word/theme/theme1.xml><?xml version="1.0" encoding="utf-8"?>
 <a:theme xmlns:a="http://schemas.openxmlformats.org/drawingml/2006/main" name="Тема Office">
   <a:themeElements>
@@ -20820,7 +20294,7 @@
 </file>
 
 <file path=customXml/itemProps1.xml><?xml version="1.0" encoding="utf-8"?>
-<ds:datastoreItem xmlns:ds="http://schemas.openxmlformats.org/officeDocument/2006/customXml" ds:itemID="{16C34BBC-8A4F-407D-BE57-3A583DA932A2}">
+<ds:datastoreItem xmlns:ds="http://schemas.openxmlformats.org/officeDocument/2006/customXml" ds:itemID="{0CD6E205-DDDF-4107-8972-4615AEF153FE}">
   <ds:schemaRefs>
     <ds:schemaRef ds:uri="http://schemas.openxmlformats.org/officeDocument/2006/bibliography"/>
   </ds:schemaRefs>

--- a/src/Черновик.docx
+++ b/src/Черновик.docx
@@ -13,6 +13,7 @@
     <w:sdt>
       <w:sdtPr>
         <w:rPr>
+          <w:b w:val="0"/>
           <w:bCs/>
         </w:rPr>
         <w:id w:val="-277986"/>
@@ -23,12 +24,10 @@
       </w:sdtPr>
       <w:sdtEndPr>
         <w:rPr>
-          <w:b w:val="0"/>
           <w:bCs w:val="0"/>
         </w:rPr>
       </w:sdtEndPr>
       <w:sdtContent>
-        <w:bookmarkStart w:id="0" w:name="_GoBack" w:displacedByCustomXml="prev"/>
         <w:p>
           <w:pPr>
             <w:pStyle w:val="a6"/>
@@ -37,7 +36,6 @@
             <w:t>Содержание</w:t>
           </w:r>
         </w:p>
-        <w:bookmarkEnd w:id="0"/>
         <w:p>
           <w:pPr>
             <w:pStyle w:val="11"/>
@@ -1292,12 +1290,12 @@
       <w:pPr>
         <w:pStyle w:val="a6"/>
       </w:pPr>
-      <w:bookmarkStart w:id="1" w:name="_Toc210582899"/>
+      <w:bookmarkStart w:id="0" w:name="_Toc210582899"/>
       <w:r>
         <w:lastRenderedPageBreak/>
         <w:t>Введение</w:t>
       </w:r>
-      <w:bookmarkEnd w:id="1"/>
+      <w:bookmarkEnd w:id="0"/>
     </w:p>
     <w:p>
       <w:r>
@@ -1311,22 +1309,25 @@
       <w:pPr>
         <w:pStyle w:val="a6"/>
       </w:pPr>
-      <w:bookmarkStart w:id="2" w:name="_Toc210582900"/>
+      <w:bookmarkStart w:id="1" w:name="_Toc210582900"/>
       <w:r>
         <w:lastRenderedPageBreak/>
         <w:t>Глава 1</w:t>
       </w:r>
+      <w:bookmarkEnd w:id="1"/>
+      <w:r>
+        <w:t xml:space="preserve"> </w:t>
+      </w:r>
+    </w:p>
+    <w:p>
+      <w:pPr>
+        <w:pStyle w:val="2"/>
+      </w:pPr>
+      <w:bookmarkStart w:id="2" w:name="_Toc210582901"/>
+      <w:r>
+        <w:t>1.1 Многочлены Литтлвуда. Автокорреляция</w:t>
+      </w:r>
       <w:bookmarkEnd w:id="2"/>
-    </w:p>
-    <w:p>
-      <w:pPr>
-        <w:pStyle w:val="2"/>
-      </w:pPr>
-      <w:bookmarkStart w:id="3" w:name="_Toc210582901"/>
-      <w:r>
-        <w:t>1.1 Многочлены Литтлвуда. Автокорреляция</w:t>
-      </w:r>
-      <w:bookmarkEnd w:id="3"/>
     </w:p>
     <w:p>
       <w:pPr>
@@ -4622,11 +4623,11 @@
       <w:pPr>
         <w:pStyle w:val="2"/>
       </w:pPr>
-      <w:bookmarkStart w:id="4" w:name="_Toc210582902"/>
+      <w:bookmarkStart w:id="3" w:name="_Toc210582902"/>
       <w:r>
         <w:t>1.2 Плоские многочлены Литтлвуда</w:t>
       </w:r>
-      <w:bookmarkEnd w:id="4"/>
+      <w:bookmarkEnd w:id="3"/>
     </w:p>
     <w:p>
       <w:pPr>
@@ -5214,6 +5215,19 @@
       </w:r>
     </w:p>
     <w:p>
+      <w:r>
+        <w:t xml:space="preserve">Существует несколько известных классов плоских многочленов Литтлвуда, среди которых можно выделить многочлены Рудина–Шапиро, многочлены Ферма, многочлены </w:t>
+      </w:r>
+      <w:proofErr w:type="spellStart"/>
+      <w:r>
+        <w:t>Баттерворта</w:t>
+      </w:r>
+      <w:proofErr w:type="spellEnd"/>
+      <w:r>
+        <w:t xml:space="preserve"> и многочлены Шапиро. Каждый из этих типов имеет свои уникальные свойства и применения в анализе сигналов и теории чисел. Так как многочлены Шапиро обладают особыми спектральными характеристиками и лучшими свойствами с точки зрения минимизации автокорреляции и генерации псевдослучайных последовательностей, в данной работе будет рассматриваться именно построение и исследование многочлена Шапиро.</w:t>
+      </w:r>
+    </w:p>
+    <w:p>
       <w:pPr>
         <w:ind w:firstLine="0"/>
       </w:pPr>
@@ -5225,45 +5239,44 @@
       <w:pPr>
         <w:pStyle w:val="a6"/>
       </w:pPr>
-      <w:bookmarkStart w:id="5" w:name="_Toc210582903"/>
+      <w:bookmarkStart w:id="4" w:name="_Toc210582903"/>
       <w:r>
         <w:lastRenderedPageBreak/>
         <w:t>Глава 2</w:t>
       </w:r>
+      <w:bookmarkEnd w:id="4"/>
+      <w:r>
+        <w:t xml:space="preserve"> </w:t>
+      </w:r>
+      <w:r>
+        <w:t>Алгоритмы и реализация</w:t>
+      </w:r>
+    </w:p>
+    <w:p>
+      <w:pPr>
+        <w:pStyle w:val="2"/>
+      </w:pPr>
+      <w:bookmarkStart w:id="5" w:name="_Toc210582904"/>
+      <w:r>
+        <w:t>2.1 Расчёт автокорреляции</w:t>
+      </w:r>
       <w:bookmarkEnd w:id="5"/>
     </w:p>
     <w:p>
       <w:pPr>
         <w:pStyle w:val="2"/>
       </w:pPr>
-      <w:bookmarkStart w:id="6" w:name="_Toc210582904"/>
-      <w:r>
-        <w:t>2.1 Расчёт автокорреляции</w:t>
+      <w:bookmarkStart w:id="6" w:name="_Toc210582905"/>
+      <w:r>
+        <w:t xml:space="preserve">2.2 Алгоритмы построения </w:t>
+      </w:r>
+      <w:r>
+        <w:t>многочленов Шапиро</w:t>
+      </w:r>
+      <w:r>
+        <w:t>.</w:t>
       </w:r>
       <w:bookmarkEnd w:id="6"/>
-    </w:p>
-    <w:p>
-      <w:pPr>
-        <w:pStyle w:val="2"/>
-      </w:pPr>
-      <w:bookmarkStart w:id="7" w:name="_Toc210582905"/>
-      <w:r>
-        <w:t xml:space="preserve">2.2 Алгоритмы построения </w:t>
-      </w:r>
-      <w:r>
-        <w:t>плоских многочленов Литтлвуда.</w:t>
-      </w:r>
-      <w:bookmarkEnd w:id="7"/>
-    </w:p>
-    <w:p>
-      <w:pPr>
-        <w:pStyle w:val="3"/>
-      </w:pPr>
-      <w:bookmarkStart w:id="8" w:name="_Toc210582906"/>
-      <w:r>
-        <w:t>2.2.1 Построение многочлена Шапиро.</w:t>
-      </w:r>
-      <w:bookmarkEnd w:id="8"/>
     </w:p>
     <w:p>
       <w:r>
@@ -9110,11 +9123,7 @@
         </m:r>
       </m:oMath>
       <w:r>
-        <w:t xml:space="preserve"> последний бит. Продолжаем </w:t>
-      </w:r>
-      <w:r>
-        <w:lastRenderedPageBreak/>
-        <w:t xml:space="preserve">те же действия пока </w:t>
+        <w:t xml:space="preserve"> последний бит. Продолжаем те же действия пока </w:t>
       </w:r>
       <w:r>
         <w:rPr>
@@ -9267,6 +9276,7 @@
         </w:rPr>
       </w:pPr>
       <w:r>
+        <w:lastRenderedPageBreak/>
         <w:t xml:space="preserve">Алгоритм проходит по всем индексам </w:t>
       </w:r>
       <m:oMath>
@@ -9652,7 +9662,7 @@
       <w:pPr>
         <w:pStyle w:val="2"/>
       </w:pPr>
-      <w:bookmarkStart w:id="9" w:name="_Toc210582907"/>
+      <w:bookmarkStart w:id="7" w:name="_Toc210582907"/>
       <w:r>
         <w:t xml:space="preserve">2.3 Реализация алгоритмов на языке программирования </w:t>
       </w:r>
@@ -9665,7 +9675,7 @@
       <w:r>
         <w:t>++</w:t>
       </w:r>
-      <w:bookmarkEnd w:id="9"/>
+      <w:bookmarkEnd w:id="7"/>
     </w:p>
     <w:p>
       <w:r>
@@ -9719,14 +9729,14 @@
       <w:pPr>
         <w:pStyle w:val="3"/>
       </w:pPr>
-      <w:bookmarkStart w:id="10" w:name="_Toc210582908"/>
+      <w:bookmarkStart w:id="8" w:name="_Toc210582908"/>
       <w:r>
         <w:rPr>
           <w:lang w:val="en-US"/>
         </w:rPr>
         <w:t>Autocorrelation</w:t>
       </w:r>
-      <w:bookmarkEnd w:id="10"/>
+      <w:bookmarkEnd w:id="8"/>
     </w:p>
     <w:p>
       <w:r>
@@ -10777,34 +10787,37 @@
     <w:p/>
     <w:p>
       <w:r>
+        <w:t>Метод с использованием FFT (</w:t>
+      </w:r>
+      <w:proofErr w:type="spellStart"/>
+      <w:r>
+        <w:t>computeFFT</w:t>
+      </w:r>
+      <w:proofErr w:type="spellEnd"/>
+      <w:r>
+        <w:t>)</w:t>
+      </w:r>
+      <w:r>
+        <w:t xml:space="preserve"> </w:t>
+      </w:r>
+      <w:r>
+        <w:t>основан</w:t>
+      </w:r>
+      <w:r>
+        <w:t xml:space="preserve"> на идее, </w:t>
+      </w:r>
+      <w:r>
+        <w:t>заключающейся</w:t>
+      </w:r>
+      <w:r>
+        <w:t xml:space="preserve"> в том, что а</w:t>
+      </w:r>
+      <w:r>
+        <w:t xml:space="preserve">втокорреляция — это свёртка последовательности с </w:t>
+      </w:r>
+      <w:r>
         <w:lastRenderedPageBreak/>
-        <w:t>Метод с использованием FFT (</w:t>
-      </w:r>
-      <w:proofErr w:type="spellStart"/>
-      <w:r>
-        <w:t>computeFFT</w:t>
-      </w:r>
-      <w:proofErr w:type="spellEnd"/>
-      <w:r>
-        <w:t>)</w:t>
-      </w:r>
-      <w:r>
-        <w:t xml:space="preserve"> </w:t>
-      </w:r>
-      <w:r>
-        <w:t>основан</w:t>
-      </w:r>
-      <w:r>
-        <w:t xml:space="preserve"> на идее, </w:t>
-      </w:r>
-      <w:r>
-        <w:t>заключающейся</w:t>
-      </w:r>
-      <w:r>
-        <w:t xml:space="preserve"> в том, что а</w:t>
-      </w:r>
-      <w:r>
-        <w:t>втокорреляция — это свёртка последовательности с самой собой, что в спектральной области пр</w:t>
+        <w:t>самой собой, что в спектральной области пр</w:t>
       </w:r>
       <w:r>
         <w:t>евращается в произведение преобразований Фурье</w:t>
@@ -13155,25 +13168,25 @@
       <w:pPr>
         <w:pStyle w:val="3"/>
       </w:pPr>
-      <w:bookmarkStart w:id="11" w:name="_Toc210582909"/>
+      <w:bookmarkStart w:id="9" w:name="_Toc210582909"/>
       <w:proofErr w:type="spellStart"/>
       <w:r>
         <w:rPr>
           <w:lang w:val="en-US"/>
         </w:rPr>
+        <w:t>LittlewoodPolynomial</w:t>
+      </w:r>
+      <w:bookmarkEnd w:id="9"/>
+      <w:proofErr w:type="spellEnd"/>
+    </w:p>
+    <w:p>
+      <w:pPr>
+        <w:rPr>
+          <w:rFonts w:eastAsiaTheme="minorEastAsia"/>
+        </w:rPr>
+      </w:pPr>
+      <w:r>
         <w:lastRenderedPageBreak/>
-        <w:t>LittlewoodPolynomial</w:t>
-      </w:r>
-      <w:bookmarkEnd w:id="11"/>
-      <w:proofErr w:type="spellEnd"/>
-    </w:p>
-    <w:p>
-      <w:pPr>
-        <w:rPr>
-          <w:rFonts w:eastAsiaTheme="minorEastAsia"/>
-        </w:rPr>
-      </w:pPr>
-      <w:r>
         <w:t xml:space="preserve">Класс </w:t>
       </w:r>
       <w:proofErr w:type="spellStart"/>
@@ -15106,161 +15119,162 @@
         </w:rPr>
         <w:t xml:space="preserve"> </w:t>
       </w:r>
+      <w:proofErr w:type="gramEnd"/>
+      <w:r>
+        <w:rPr>
+          <w:rFonts w:eastAsiaTheme="minorEastAsia"/>
+        </w:rPr>
+        <w:t>мнгогочлена Шапиро.</w:t>
+      </w:r>
+    </w:p>
+    <w:p>
+      <w:pPr>
+        <w:pStyle w:val="3"/>
+      </w:pPr>
+      <w:bookmarkStart w:id="10" w:name="_Toc210582910"/>
+      <w:r>
+        <w:rPr>
+          <w:lang w:val="en-US"/>
+        </w:rPr>
+        <w:t>Tester</w:t>
+      </w:r>
+      <w:bookmarkEnd w:id="10"/>
+    </w:p>
+    <w:p>
+      <w:r>
+        <w:t xml:space="preserve">Класс </w:t>
+      </w:r>
+      <w:r>
+        <w:rPr>
+          <w:lang w:val="en-US"/>
+        </w:rPr>
+        <w:t>Tester</w:t>
+      </w:r>
+      <w:r>
+        <w:t xml:space="preserve"> создан для тестирования. В нём перегружен оператор</w:t>
+      </w:r>
+      <w:proofErr w:type="gramStart"/>
+      <w:r>
+        <w:t xml:space="preserve"> ()</w:t>
+      </w:r>
+      <w:r>
+        <w:t xml:space="preserve"> </w:t>
+      </w:r>
+      <w:proofErr w:type="gramEnd"/>
+      <w:r>
+        <w:t>для выполнения тестов. Класс имеет поля</w:t>
+      </w:r>
+      <w:r>
+        <w:t xml:space="preserve">: </w:t>
+      </w:r>
       <w:proofErr w:type="spellStart"/>
+      <w:r>
+        <w:rPr>
+          <w:lang w:val="en-US"/>
+        </w:rPr>
+        <w:t>int</w:t>
+      </w:r>
+      <w:proofErr w:type="spellEnd"/>
+      <w:r>
+        <w:t xml:space="preserve"> </w:t>
+      </w:r>
+      <w:r>
+        <w:rPr>
+          <w:lang w:val="en-US"/>
+        </w:rPr>
+        <w:t>repeat</w:t>
+      </w:r>
+      <w:r>
+        <w:t xml:space="preserve"> – </w:t>
+      </w:r>
+      <w:r>
+        <w:t>количество повторений</w:t>
+      </w:r>
+      <w:r>
+        <w:t xml:space="preserve">; </w:t>
+      </w:r>
+      <w:proofErr w:type="spellStart"/>
+      <w:r>
+        <w:t>TimeUnit</w:t>
+      </w:r>
+      <w:proofErr w:type="spellEnd"/>
+      <w:r>
+        <w:t xml:space="preserve"> </w:t>
+      </w:r>
+      <w:proofErr w:type="spellStart"/>
+      <w:r>
+        <w:t>unit</w:t>
+      </w:r>
+      <w:proofErr w:type="spellEnd"/>
+      <w:r>
+        <w:t xml:space="preserve"> — это вложенное перечисление с элементами MILLISECONDS и </w:t>
+      </w:r>
+      <w:r>
+        <w:lastRenderedPageBreak/>
+        <w:t xml:space="preserve">SECONDS. При инициализации объекта класса </w:t>
+      </w:r>
+      <w:proofErr w:type="spellStart"/>
+      <w:r>
+        <w:t>Tester</w:t>
+      </w:r>
+      <w:proofErr w:type="spellEnd"/>
+      <w:r>
+        <w:t xml:space="preserve"> можно выбрать количество повторений </w:t>
+      </w:r>
+      <w:proofErr w:type="spellStart"/>
+      <w:r>
+        <w:rPr>
+          <w:i/>
+        </w:rPr>
+        <w:t>repeat</w:t>
+      </w:r>
+      <w:proofErr w:type="spellEnd"/>
+      <w:r>
+        <w:t xml:space="preserve"> и единицу из</w:t>
+      </w:r>
+      <w:r>
+        <w:t xml:space="preserve">мерения времени (по умолчанию </w:t>
+      </w:r>
+      <w:proofErr w:type="gramStart"/>
+      <w:r>
+        <w:t>–</w:t>
+      </w:r>
+      <w:r>
+        <w:t>м</w:t>
+      </w:r>
       <w:proofErr w:type="gramEnd"/>
       <w:r>
-        <w:rPr>
-          <w:rFonts w:eastAsiaTheme="minorEastAsia"/>
-        </w:rPr>
-        <w:t>мнгогочлена</w:t>
+        <w:t xml:space="preserve">иллисекунды). При вызове функции через объект класса выполняется </w:t>
+      </w:r>
+      <w:proofErr w:type="spellStart"/>
+      <w:r>
+        <w:rPr>
+          <w:i/>
+        </w:rPr>
+        <w:t>repeat</w:t>
       </w:r>
       <w:proofErr w:type="spellEnd"/>
       <w:r>
-        <w:rPr>
-          <w:rFonts w:eastAsiaTheme="minorEastAsia"/>
-        </w:rPr>
-        <w:t xml:space="preserve"> Шапиро.</w:t>
-      </w:r>
-    </w:p>
-    <w:p>
-      <w:pPr>
-        <w:pStyle w:val="3"/>
+        <w:t xml:space="preserve"> повторений, после чего вычисляется среднее арифметическое всех запусков.</w:t>
+      </w:r>
+    </w:p>
+    <w:p>
+      <w:pPr>
         <w:rPr>
           <w:lang w:val="en-US"/>
         </w:rPr>
       </w:pPr>
-      <w:bookmarkStart w:id="12" w:name="_Toc210582910"/>
+      <w:r>
+        <w:t>Пример</w:t>
+      </w:r>
       <w:r>
         <w:rPr>
           <w:lang w:val="en-US"/>
         </w:rPr>
-        <w:t>Tester</w:t>
-      </w:r>
-      <w:bookmarkEnd w:id="12"/>
-    </w:p>
-    <w:p>
-      <w:r>
-        <w:t xml:space="preserve">Класс </w:t>
-      </w:r>
-      <w:r>
-        <w:rPr>
-          <w:lang w:val="en-US"/>
-        </w:rPr>
-        <w:t>Tester</w:t>
-      </w:r>
-      <w:r>
-        <w:t xml:space="preserve"> создан для тестирования. В нём перегружен оператор</w:t>
-      </w:r>
-      <w:proofErr w:type="gramStart"/>
-      <w:r>
-        <w:t xml:space="preserve"> ()</w:t>
-      </w:r>
-      <w:r>
-        <w:t xml:space="preserve"> </w:t>
-      </w:r>
-      <w:proofErr w:type="gramEnd"/>
-      <w:r>
-        <w:t>для выполнения тестов. Класс имеет поля</w:t>
-      </w:r>
-      <w:r>
-        <w:t xml:space="preserve">: </w:t>
-      </w:r>
-      <w:proofErr w:type="spellStart"/>
-      <w:r>
-        <w:rPr>
-          <w:lang w:val="en-US"/>
-        </w:rPr>
-        <w:t>int</w:t>
-      </w:r>
-      <w:proofErr w:type="spellEnd"/>
-      <w:r>
-        <w:t xml:space="preserve"> </w:t>
-      </w:r>
-      <w:r>
-        <w:rPr>
-          <w:lang w:val="en-US"/>
-        </w:rPr>
-        <w:t>repeat</w:t>
-      </w:r>
-      <w:r>
-        <w:t xml:space="preserve"> – </w:t>
-      </w:r>
-      <w:r>
-        <w:t>количество повторений</w:t>
-      </w:r>
-      <w:r>
-        <w:t xml:space="preserve">; </w:t>
-      </w:r>
-      <w:proofErr w:type="spellStart"/>
-      <w:r>
-        <w:lastRenderedPageBreak/>
-        <w:t>TimeUnit</w:t>
-      </w:r>
-      <w:proofErr w:type="spellEnd"/>
-      <w:r>
-        <w:t xml:space="preserve"> </w:t>
-      </w:r>
-      <w:proofErr w:type="spellStart"/>
-      <w:r>
-        <w:t>unit</w:t>
-      </w:r>
-      <w:proofErr w:type="spellEnd"/>
-      <w:r>
-        <w:t xml:space="preserve"> — это вложенное перечисление с элементами MILLISECONDS и SECONDS. При инициализации объекта класса </w:t>
-      </w:r>
-      <w:proofErr w:type="spellStart"/>
-      <w:r>
-        <w:t>Tester</w:t>
-      </w:r>
-      <w:proofErr w:type="spellEnd"/>
-      <w:r>
-        <w:t xml:space="preserve"> можно выбрать количество повторений </w:t>
-      </w:r>
-      <w:proofErr w:type="spellStart"/>
-      <w:r>
-        <w:rPr>
-          <w:i/>
-        </w:rPr>
-        <w:t>repeat</w:t>
-      </w:r>
-      <w:proofErr w:type="spellEnd"/>
-      <w:r>
-        <w:t xml:space="preserve"> и единицу из</w:t>
-      </w:r>
-      <w:r>
-        <w:t xml:space="preserve">мерения времени (по умолчанию </w:t>
-      </w:r>
-      <w:proofErr w:type="gramStart"/>
-      <w:r>
-        <w:t>–</w:t>
-      </w:r>
-      <w:r>
-        <w:t>м</w:t>
-      </w:r>
-      <w:proofErr w:type="gramEnd"/>
-      <w:r>
-        <w:t xml:space="preserve">иллисекунды). При вызове функции через объект класса выполняется </w:t>
-      </w:r>
-      <w:proofErr w:type="spellStart"/>
-      <w:r>
-        <w:rPr>
-          <w:i/>
-        </w:rPr>
-        <w:t>repeat</w:t>
-      </w:r>
-      <w:proofErr w:type="spellEnd"/>
-      <w:r>
-        <w:t xml:space="preserve"> повторений, после чего вычисляется среднее арифметическое всех запусков.</w:t>
-      </w:r>
-    </w:p>
-    <w:p>
-      <w:pPr>
-        <w:rPr>
-          <w:lang w:val="en-US"/>
-        </w:rPr>
-      </w:pPr>
-      <w:r>
-        <w:t>Пример использования</w:t>
+        <w:t xml:space="preserve"> </w:t>
+      </w:r>
+      <w:r>
+        <w:t>использования</w:t>
       </w:r>
       <w:r>
         <w:rPr>
@@ -16040,7 +16054,6 @@
         </w:pBdr>
       </w:pPr>
       <w:r>
-        <w:lastRenderedPageBreak/>
         <w:t xml:space="preserve">    </w:t>
       </w:r>
       <w:proofErr w:type="gramStart"/>
@@ -16244,6 +16257,7 @@
         </w:pBdr>
       </w:pPr>
       <w:r>
+        <w:lastRenderedPageBreak/>
         <w:t xml:space="preserve">        </w:t>
       </w:r>
       <w:proofErr w:type="gramStart"/>
@@ -16615,22 +16629,22 @@
       <w:pPr>
         <w:pStyle w:val="a6"/>
       </w:pPr>
-      <w:bookmarkStart w:id="13" w:name="_Toc210582911"/>
+      <w:bookmarkStart w:id="11" w:name="_Toc210582911"/>
       <w:r>
         <w:lastRenderedPageBreak/>
         <w:t>Глава 3. Тестирование и анализ</w:t>
       </w:r>
-      <w:bookmarkEnd w:id="13"/>
+      <w:bookmarkEnd w:id="11"/>
     </w:p>
     <w:p>
       <w:pPr>
         <w:pStyle w:val="2"/>
       </w:pPr>
-      <w:bookmarkStart w:id="14" w:name="_Toc210582912"/>
+      <w:bookmarkStart w:id="12" w:name="_Toc210582912"/>
       <w:r>
         <w:t>3.1 Тест вычисления автокорреляции</w:t>
       </w:r>
-      <w:bookmarkEnd w:id="14"/>
+      <w:bookmarkEnd w:id="12"/>
     </w:p>
     <w:p>
       <w:r>
@@ -17135,11 +17149,11 @@
       <w:pPr>
         <w:pStyle w:val="2"/>
       </w:pPr>
-      <w:bookmarkStart w:id="15" w:name="_Toc210582913"/>
+      <w:bookmarkStart w:id="13" w:name="_Toc210582913"/>
       <w:r>
         <w:t>3.2 Проверка свойств многочленов Шапиро</w:t>
       </w:r>
-      <w:bookmarkEnd w:id="15"/>
+      <w:bookmarkEnd w:id="13"/>
     </w:p>
     <w:p>
       <w:r>
@@ -17519,9 +17533,452 @@
     </w:p>
     <w:p>
       <w:pPr>
+        <w:pStyle w:val="2"/>
+      </w:pPr>
+      <w:r>
+        <w:t>3.3 Имитационные тесты</w:t>
+      </w:r>
+    </w:p>
+    <w:p>
+      <w:pPr>
         <w:ind w:firstLine="0"/>
       </w:pPr>
       <w:r>
+        <w:t xml:space="preserve">Проведём радиолокационный тест, цель которого — оценить пригодность последовательности Шапиро для задач обнаружения сигналов на фоне шума и при наличии нескольких отражений (целей). Идея заключается в том, что форма автокорреляционной функции влияет на способность системы различать близко расположенные отражённые импульсы. Хорошая последовательность </w:t>
+      </w:r>
+      <w:r>
+        <w:lastRenderedPageBreak/>
+        <w:t>должна давать узкий и высокий главный пик при минимальных боковых лепестках. Это обеспечивает уверенное выделение сигналов даже при наличии шумов и перекрывающихся откликов.</w:t>
+      </w:r>
+    </w:p>
+    <w:p>
+      <w:pPr>
+        <w:ind w:firstLine="0"/>
+      </w:pPr>
+    </w:p>
+    <w:p>
+      <w:pPr>
+        <w:ind w:firstLine="0"/>
+      </w:pPr>
+      <w:r>
+        <w:t>В нашем эксперименте передаётся короткий импульс, сформированный по двум видам последовательностей:</w:t>
+      </w:r>
+    </w:p>
+    <w:p>
+      <w:pPr>
+        <w:ind w:firstLine="0"/>
+      </w:pPr>
+    </w:p>
+    <w:p>
+      <w:pPr>
+        <w:ind w:firstLine="0"/>
+      </w:pPr>
+      <w:r>
+        <w:t>Последовательность Шапиро — бинарная последовательность длиной N = 64 со значениями ±1, обладающая особыми корреляционными свойствами.</w:t>
+      </w:r>
+    </w:p>
+    <w:p>
+      <w:pPr>
+        <w:ind w:firstLine="0"/>
+      </w:pPr>
+    </w:p>
+    <w:p>
+      <w:pPr>
+        <w:ind w:firstLine="0"/>
+      </w:pPr>
+      <w:r>
+        <w:t>Случайная последовательность — также длиной N = 64, служит контрольным вариантом для сравнения.</w:t>
+      </w:r>
+    </w:p>
+    <w:p>
+      <w:pPr>
+        <w:ind w:firstLine="0"/>
+      </w:pPr>
+    </w:p>
+    <w:p>
+      <w:pPr>
+        <w:ind w:firstLine="0"/>
+      </w:pPr>
+      <w:r>
+        <w:t>Имитация отражений моделируется с помощью нескольких целей, находящихся на разных расстояниях. Для каждой цели задаётся амплитуда отражённого сигнала (ослабление) и задержка относительно момента посылки импульса. Таким образом, принимаемый сигнал представляет собой сумму отражённых копий исходного импульса, искажённых шумом. Детектор (</w:t>
+      </w:r>
+      <w:proofErr w:type="spellStart"/>
+      <w:r>
+        <w:t>приёмо</w:t>
+      </w:r>
+      <w:proofErr w:type="spellEnd"/>
+      <w:r>
+        <w:t>-обработчик) выполняет кросс-корреляцию принятого сигнала с исходной последовательностью и фиксирует пики, соответствующие целям.</w:t>
+      </w:r>
+    </w:p>
+    <w:p>
+      <w:pPr>
+        <w:ind w:firstLine="0"/>
+      </w:pPr>
+    </w:p>
+    <w:p>
+      <w:pPr>
+        <w:ind w:firstLine="0"/>
+      </w:pPr>
+      <w:r>
+        <w:t>В таблице ниже показаны результаты для трёх сценариев, где расстояние между целями изменяется (параметр Δ) и амплитуда второго отклика уменьшается. Ожидаемые задержки указаны в миллисекундах, амплитуды — нормированы относительно максимума корреляции.</w:t>
+      </w:r>
+    </w:p>
+    <w:p>
+      <w:pPr>
+        <w:ind w:firstLine="0"/>
+      </w:pPr>
+    </w:p>
+    <w:p>
+      <w:pPr>
+        <w:ind w:firstLine="0"/>
+      </w:pPr>
+      <w:r>
+        <w:t>Δ</w:t>
+      </w:r>
+      <w:r>
+        <w:tab/>
+      </w:r>
+      <w:proofErr w:type="gramStart"/>
+      <w:r>
+        <w:t>Цель</w:t>
+      </w:r>
+      <w:proofErr w:type="gramEnd"/>
+      <w:r>
+        <w:t xml:space="preserve"> #</w:t>
+      </w:r>
+      <w:r>
+        <w:tab/>
+        <w:t xml:space="preserve">Ожидаемая задержка, </w:t>
+      </w:r>
+      <w:proofErr w:type="spellStart"/>
+      <w:r>
+        <w:t>мс</w:t>
+      </w:r>
+      <w:proofErr w:type="spellEnd"/>
+      <w:r>
+        <w:tab/>
+        <w:t>Шапиро (</w:t>
+      </w:r>
+      <w:proofErr w:type="spellStart"/>
+      <w:r>
+        <w:t>ампл</w:t>
+      </w:r>
+      <w:proofErr w:type="spellEnd"/>
+      <w:r>
+        <w:t>.)</w:t>
+      </w:r>
+      <w:r>
+        <w:tab/>
+        <w:t>Шапиро (обнаружено)</w:t>
+      </w:r>
+      <w:r>
+        <w:tab/>
+        <w:t>Случайная (</w:t>
+      </w:r>
+      <w:proofErr w:type="spellStart"/>
+      <w:r>
+        <w:t>ампл</w:t>
+      </w:r>
+      <w:proofErr w:type="spellEnd"/>
+      <w:r>
+        <w:t>.)</w:t>
+      </w:r>
+      <w:r>
+        <w:tab/>
+        <w:t>Случайная (обнаружено)</w:t>
+      </w:r>
+    </w:p>
+    <w:p>
+      <w:pPr>
+        <w:ind w:firstLine="0"/>
+      </w:pPr>
+      <w:r>
+        <w:t>4</w:t>
+      </w:r>
+      <w:r>
+        <w:tab/>
+        <w:t>1</w:t>
+      </w:r>
+      <w:r>
+        <w:tab/>
+        <w:t>0.000400</w:t>
+      </w:r>
+      <w:r>
+        <w:tab/>
+        <w:t>1.000000</w:t>
+      </w:r>
+      <w:proofErr w:type="gramStart"/>
+      <w:r>
+        <w:tab/>
+        <w:t>Д</w:t>
+      </w:r>
+      <w:proofErr w:type="gramEnd"/>
+      <w:r>
+        <w:t>а</w:t>
+      </w:r>
+      <w:r>
+        <w:tab/>
+        <w:t>1.000000</w:t>
+      </w:r>
+      <w:r>
+        <w:tab/>
+        <w:t>Да</w:t>
+      </w:r>
+    </w:p>
+    <w:p>
+      <w:pPr>
+        <w:ind w:firstLine="0"/>
+      </w:pPr>
+      <w:r>
+        <w:t>4</w:t>
+      </w:r>
+      <w:r>
+        <w:tab/>
+        <w:t>2</w:t>
+      </w:r>
+      <w:r>
+        <w:tab/>
+        <w:t>0.000480</w:t>
+      </w:r>
+      <w:r>
+        <w:tab/>
+        <w:t>0.891009</w:t>
+      </w:r>
+      <w:proofErr w:type="gramStart"/>
+      <w:r>
+        <w:tab/>
+        <w:t>Д</w:t>
+      </w:r>
+      <w:proofErr w:type="gramEnd"/>
+      <w:r>
+        <w:t>а</w:t>
+      </w:r>
+      <w:r>
+        <w:tab/>
+        <w:t>0.843276</w:t>
+      </w:r>
+      <w:r>
+        <w:tab/>
+        <w:t>Да</w:t>
+      </w:r>
+    </w:p>
+    <w:p>
+      <w:pPr>
+        <w:ind w:firstLine="0"/>
+      </w:pPr>
+      <w:r>
+        <w:lastRenderedPageBreak/>
+        <w:t>8</w:t>
+      </w:r>
+      <w:r>
+        <w:tab/>
+        <w:t>1</w:t>
+      </w:r>
+      <w:r>
+        <w:tab/>
+        <w:t>0.000400</w:t>
+      </w:r>
+      <w:r>
+        <w:tab/>
+        <w:t>1.000000</w:t>
+      </w:r>
+      <w:proofErr w:type="gramStart"/>
+      <w:r>
+        <w:tab/>
+        <w:t>Д</w:t>
+      </w:r>
+      <w:proofErr w:type="gramEnd"/>
+      <w:r>
+        <w:t>а</w:t>
+      </w:r>
+      <w:r>
+        <w:tab/>
+        <w:t>1.000000</w:t>
+      </w:r>
+      <w:r>
+        <w:tab/>
+        <w:t>Да</w:t>
+      </w:r>
+    </w:p>
+    <w:p>
+      <w:pPr>
+        <w:ind w:firstLine="0"/>
+      </w:pPr>
+      <w:r>
+        <w:t>8</w:t>
+      </w:r>
+      <w:r>
+        <w:tab/>
+        <w:t>2</w:t>
+      </w:r>
+      <w:r>
+        <w:tab/>
+        <w:t>0.000560</w:t>
+      </w:r>
+      <w:r>
+        <w:tab/>
+        <w:t>0.696142</w:t>
+      </w:r>
+      <w:proofErr w:type="gramStart"/>
+      <w:r>
+        <w:tab/>
+        <w:t>Д</w:t>
+      </w:r>
+      <w:proofErr w:type="gramEnd"/>
+      <w:r>
+        <w:t>а</w:t>
+      </w:r>
+      <w:r>
+        <w:tab/>
+        <w:t>0.479734</w:t>
+      </w:r>
+      <w:r>
+        <w:tab/>
+        <w:t>Нет</w:t>
+      </w:r>
+    </w:p>
+    <w:p>
+      <w:pPr>
+        <w:ind w:firstLine="0"/>
+      </w:pPr>
+      <w:r>
+        <w:t>14</w:t>
+      </w:r>
+      <w:r>
+        <w:tab/>
+        <w:t>1</w:t>
+      </w:r>
+      <w:r>
+        <w:tab/>
+        <w:t>0.000400</w:t>
+      </w:r>
+      <w:r>
+        <w:tab/>
+        <w:t>1.000000</w:t>
+      </w:r>
+      <w:proofErr w:type="gramStart"/>
+      <w:r>
+        <w:tab/>
+        <w:t>Д</w:t>
+      </w:r>
+      <w:proofErr w:type="gramEnd"/>
+      <w:r>
+        <w:t>а</w:t>
+      </w:r>
+      <w:r>
+        <w:tab/>
+        <w:t>1.000000</w:t>
+      </w:r>
+      <w:r>
+        <w:tab/>
+        <w:t>Да</w:t>
+      </w:r>
+    </w:p>
+    <w:p>
+      <w:pPr>
+        <w:ind w:firstLine="0"/>
+      </w:pPr>
+      <w:r>
+        <w:t>14</w:t>
+      </w:r>
+      <w:r>
+        <w:tab/>
+        <w:t>2</w:t>
+      </w:r>
+      <w:r>
+        <w:tab/>
+        <w:t>0.000680</w:t>
+      </w:r>
+      <w:r>
+        <w:tab/>
+        <w:t>0.596033</w:t>
+      </w:r>
+      <w:proofErr w:type="gramStart"/>
+      <w:r>
+        <w:tab/>
+        <w:t>Д</w:t>
+      </w:r>
+      <w:proofErr w:type="gramEnd"/>
+      <w:r>
+        <w:t>а</w:t>
+      </w:r>
+      <w:r>
+        <w:tab/>
+        <w:t>0.688269</w:t>
+      </w:r>
+      <w:r>
+        <w:tab/>
+        <w:t>Да</w:t>
+      </w:r>
+    </w:p>
+    <w:p>
+      <w:pPr>
+        <w:ind w:firstLine="0"/>
+      </w:pPr>
+    </w:p>
+    <w:p>
+      <w:pPr>
+        <w:ind w:firstLine="0"/>
+      </w:pPr>
+      <w:r>
+        <w:t>Интерпретация результатов.</w:t>
+      </w:r>
+    </w:p>
+    <w:p>
+      <w:pPr>
+        <w:ind w:firstLine="0"/>
+      </w:pPr>
+    </w:p>
+    <w:p>
+      <w:pPr>
+        <w:ind w:firstLine="0"/>
+      </w:pPr>
+      <w:r>
+        <w:t>В сценарии с малым расстоянием между целями (Δ = 4) обе последовательности успешно обнаружили оба сигнала. Это объясняется тем, что пики ещё достаточно разделены, и даже случайная последовательность не создаёт существенных искажений.</w:t>
+      </w:r>
+    </w:p>
+    <w:p>
+      <w:pPr>
+        <w:ind w:firstLine="0"/>
+      </w:pPr>
+    </w:p>
+    <w:p>
+      <w:pPr>
+        <w:ind w:firstLine="0"/>
+      </w:pPr>
+      <w:r>
+        <w:t>При Δ = 8 видно преимущество последовательности Шапиро: вторая цель обнаружена, тогда как при использовании случайной последовательности — нет. Это связано с тем, что боковые лепестки случайной последовательности частично перекрывают слабый сигнал.</w:t>
+      </w:r>
+    </w:p>
+    <w:p>
+      <w:pPr>
+        <w:ind w:firstLine="0"/>
+      </w:pPr>
+    </w:p>
+    <w:p>
+      <w:pPr>
+        <w:ind w:firstLine="0"/>
+      </w:pPr>
+      <w:r>
+        <w:t>При Δ = 14 обе последовательности справляются с задачей, но при этом у последовательности Шапиро амплитуды более стабильные и боковые эффекты выражены меньше.</w:t>
+      </w:r>
+    </w:p>
+    <w:p>
+      <w:pPr>
+        <w:ind w:firstLine="0"/>
+      </w:pPr>
+    </w:p>
+    <w:p>
+      <w:pPr>
+        <w:ind w:firstLine="0"/>
+      </w:pPr>
+      <w:r>
+        <w:t>Вывод: последовательность Шапиро демонстрирует более надёжное обнаружение отражённых сигналов, особенно при близком расположении целей и наличии шумов. Её корреляционные свойства позволяют уменьшить влияние боковых лепестков и тем самым повысить точность радиолокационного измерения расстояний. Это делает последовательности Шапиро перспективными для использования в импульсных радиолокационных и коммуникационных системах, где требуется высокая разрешающая способность и устойчивость к шуму.</w:t>
+      </w:r>
+      <w:bookmarkStart w:id="14" w:name="_GoBack"/>
+      <w:bookmarkEnd w:id="14"/>
+      <w:r>
         <w:br w:type="page"/>
       </w:r>
     </w:p>
@@ -17529,27 +17986,19 @@
       <w:pPr>
         <w:pStyle w:val="a6"/>
       </w:pPr>
-      <w:bookmarkStart w:id="16" w:name="_Toc210582914"/>
+      <w:bookmarkStart w:id="15" w:name="_Toc210582914"/>
       <w:r>
         <w:lastRenderedPageBreak/>
         <w:t>Заключение</w:t>
       </w:r>
-      <w:bookmarkEnd w:id="16"/>
+      <w:bookmarkEnd w:id="15"/>
     </w:p>
     <w:p>
       <w:r>
         <w:t>В ходе работы были изучены свойства многочленов Литтлвуда и проведён анализ алгоритмов построения плоских многочленов, включая мн</w:t>
       </w:r>
       <w:r>
-        <w:t>огочлены Шапиро</w:t>
-      </w:r>
-      <w:proofErr w:type="gramStart"/>
-      <w:r>
-        <w:t>.</w:t>
-      </w:r>
-      <w:proofErr w:type="gramEnd"/>
-      <w:r>
-        <w:t xml:space="preserve"> Алгоритм</w:t>
+        <w:t>огочлены Шапиро. Алгоритм</w:t>
       </w:r>
       <w:r>
         <w:t xml:space="preserve"> для вы</w:t>
@@ -17641,15 +18090,7 @@
             <w:color w:val="000000" w:themeColor="text1"/>
             <w:lang w:val="en-US"/>
           </w:rPr>
-          <w:t>a</w:t>
-        </w:r>
-        <w:r>
-          <w:rPr>
-            <w:rStyle w:val="aa"/>
-            <w:color w:val="000000" w:themeColor="text1"/>
-            <w:lang w:val="en-US"/>
-          </w:rPr>
-          <w:t>sardinka</w:t>
+          <w:t>asardinka</w:t>
         </w:r>
         <w:proofErr w:type="spellEnd"/>
       </w:hyperlink>
@@ -17669,12 +18110,12 @@
       <w:pPr>
         <w:pStyle w:val="a6"/>
       </w:pPr>
-      <w:bookmarkStart w:id="17" w:name="_Toc210582915"/>
+      <w:bookmarkStart w:id="16" w:name="_Toc210582915"/>
       <w:r>
         <w:lastRenderedPageBreak/>
         <w:t>Список литературы</w:t>
       </w:r>
-      <w:bookmarkEnd w:id="17"/>
+      <w:bookmarkEnd w:id="16"/>
     </w:p>
     <w:p>
       <w:pPr>
@@ -18156,7 +18597,7 @@
           <w:rPr>
             <w:noProof/>
           </w:rPr>
-          <w:t>2</w:t>
+          <w:t>17</w:t>
         </w:r>
         <w:r>
           <w:fldChar w:fldCharType="end"/>
@@ -18827,7 +19268,7 @@
   </w:docDefaults>
   <w:latentStyles w:defLockedState="0" w:defUIPriority="99" w:defSemiHidden="1" w:defUnhideWhenUsed="1" w:defQFormat="0" w:count="267">
     <w:lsdException w:name="Normal" w:semiHidden="0" w:uiPriority="0" w:unhideWhenUsed="0" w:qFormat="1"/>
-    <w:lsdException w:name="heading 1" w:semiHidden="0" w:uiPriority="9" w:unhideWhenUsed="0" w:qFormat="1"/>
+    <w:lsdException w:name="heading 1" w:semiHidden="0" w:uiPriority="9" w:unhideWhenUsed="0"/>
     <w:lsdException w:name="heading 2" w:uiPriority="9" w:qFormat="1"/>
     <w:lsdException w:name="heading 3" w:uiPriority="9" w:qFormat="1"/>
     <w:lsdException w:name="heading 4" w:uiPriority="9" w:qFormat="1"/>
@@ -18985,7 +19426,6 @@
     <w:next w:val="a"/>
     <w:link w:val="10"/>
     <w:uiPriority w:val="9"/>
-    <w:qFormat/>
     <w:rsid w:val="000A5E4A"/>
     <w:pPr>
       <w:keepNext/>
@@ -19425,7 +19865,7 @@
   </w:docDefaults>
   <w:latentStyles w:defLockedState="0" w:defUIPriority="99" w:defSemiHidden="1" w:defUnhideWhenUsed="1" w:defQFormat="0" w:count="267">
     <w:lsdException w:name="Normal" w:semiHidden="0" w:uiPriority="0" w:unhideWhenUsed="0" w:qFormat="1"/>
-    <w:lsdException w:name="heading 1" w:semiHidden="0" w:uiPriority="9" w:unhideWhenUsed="0" w:qFormat="1"/>
+    <w:lsdException w:name="heading 1" w:semiHidden="0" w:uiPriority="9" w:unhideWhenUsed="0"/>
     <w:lsdException w:name="heading 2" w:uiPriority="9" w:qFormat="1"/>
     <w:lsdException w:name="heading 3" w:uiPriority="9" w:qFormat="1"/>
     <w:lsdException w:name="heading 4" w:uiPriority="9" w:qFormat="1"/>
@@ -19583,7 +20023,6 @@
     <w:next w:val="a"/>
     <w:link w:val="10"/>
     <w:uiPriority w:val="9"/>
-    <w:qFormat/>
     <w:rsid w:val="000A5E4A"/>
     <w:pPr>
       <w:keepNext/>
@@ -20004,6 +20443,521 @@
 </w:styles>
 </file>
 
+<file path=word/glossary/document.xml><?xml version="1.0" encoding="utf-8"?>
+<w:glossaryDocument xmlns:wpc="http://schemas.microsoft.com/office/word/2010/wordprocessingCanvas" xmlns:mc="http://schemas.openxmlformats.org/markup-compatibility/2006" xmlns:o="urn:schemas-microsoft-com:office:office" xmlns:r="http://schemas.openxmlformats.org/officeDocument/2006/relationships" xmlns:m="http://schemas.openxmlformats.org/officeDocument/2006/math" xmlns:v="urn:schemas-microsoft-com:vml" xmlns:wp14="http://schemas.microsoft.com/office/word/2010/wordprocessingDrawing" xmlns:wp="http://schemas.openxmlformats.org/drawingml/2006/wordprocessingDrawing" xmlns:w10="urn:schemas-microsoft-com:office:word" xmlns:w="http://schemas.openxmlformats.org/wordprocessingml/2006/main" xmlns:w14="http://schemas.microsoft.com/office/word/2010/wordml" xmlns:wpg="http://schemas.microsoft.com/office/word/2010/wordprocessingGroup" xmlns:wpi="http://schemas.microsoft.com/office/word/2010/wordprocessingInk" xmlns:wne="http://schemas.microsoft.com/office/word/2006/wordml" xmlns:wps="http://schemas.microsoft.com/office/word/2010/wordprocessingShape" mc:Ignorable="w14 wp14"/>
+</file>
+
+<file path=word/glossary/fontTable.xml><?xml version="1.0" encoding="utf-8"?>
+<w:fonts xmlns:mc="http://schemas.openxmlformats.org/markup-compatibility/2006" xmlns:r="http://schemas.openxmlformats.org/officeDocument/2006/relationships" xmlns:w="http://schemas.openxmlformats.org/wordprocessingml/2006/main" xmlns:w14="http://schemas.microsoft.com/office/word/2010/wordml" mc:Ignorable="w14">
+  <w:font w:name="Times New Roman">
+    <w:panose1 w:val="02020603050405020304"/>
+    <w:charset w:val="CC"/>
+    <w:family w:val="roman"/>
+    <w:pitch w:val="variable"/>
+    <w:sig w:usb0="E0002EFF" w:usb1="C000785B" w:usb2="00000009" w:usb3="00000000" w:csb0="000001FF" w:csb1="00000000"/>
+  </w:font>
+  <w:font w:name="Symbol">
+    <w:panose1 w:val="05050102010706020507"/>
+    <w:charset w:val="02"/>
+    <w:family w:val="roman"/>
+    <w:pitch w:val="variable"/>
+    <w:sig w:usb0="00000000" w:usb1="10000000" w:usb2="00000000" w:usb3="00000000" w:csb0="80000000" w:csb1="00000000"/>
+  </w:font>
+  <w:font w:name="Courier New">
+    <w:panose1 w:val="02070309020205020404"/>
+    <w:charset w:val="CC"/>
+    <w:family w:val="modern"/>
+    <w:pitch w:val="fixed"/>
+    <w:sig w:usb0="E0002EFF" w:usb1="C0007843" w:usb2="00000009" w:usb3="00000000" w:csb0="000001FF" w:csb1="00000000"/>
+  </w:font>
+  <w:font w:name="Wingdings">
+    <w:panose1 w:val="05000000000000000000"/>
+    <w:charset w:val="02"/>
+    <w:family w:val="auto"/>
+    <w:pitch w:val="variable"/>
+    <w:sig w:usb0="00000000" w:usb1="10000000" w:usb2="00000000" w:usb3="00000000" w:csb0="80000000" w:csb1="00000000"/>
+  </w:font>
+  <w:font w:name="Calibri">
+    <w:panose1 w:val="020F0502020204030204"/>
+    <w:charset w:val="CC"/>
+    <w:family w:val="swiss"/>
+    <w:pitch w:val="variable"/>
+    <w:sig w:usb0="E4002EFF" w:usb1="C200247B" w:usb2="00000009" w:usb3="00000000" w:csb0="000001FF" w:csb1="00000000"/>
+  </w:font>
+  <w:font w:name="Tahoma">
+    <w:panose1 w:val="020B0604030504040204"/>
+    <w:charset w:val="CC"/>
+    <w:family w:val="swiss"/>
+    <w:pitch w:val="variable"/>
+    <w:sig w:usb0="E1002EFF" w:usb1="C000605B" w:usb2="00000029" w:usb3="00000000" w:csb0="000101FF" w:csb1="00000000"/>
+  </w:font>
+  <w:font w:name="Cambria">
+    <w:panose1 w:val="02040503050406030204"/>
+    <w:charset w:val="CC"/>
+    <w:family w:val="roman"/>
+    <w:pitch w:val="variable"/>
+    <w:sig w:usb0="E00006FF" w:usb1="420024FF" w:usb2="02000000" w:usb3="00000000" w:csb0="0000019F" w:csb1="00000000"/>
+  </w:font>
+  <w:font w:name="Consolas">
+    <w:panose1 w:val="020B0609020204030204"/>
+    <w:charset w:val="CC"/>
+    <w:family w:val="modern"/>
+    <w:pitch w:val="fixed"/>
+    <w:sig w:usb0="E00006FF" w:usb1="0000FCFF" w:usb2="00000001" w:usb3="00000000" w:csb0="0000019F" w:csb1="00000000"/>
+  </w:font>
+  <w:font w:name="Cambria Math">
+    <w:panose1 w:val="02040503050406030204"/>
+    <w:charset w:val="CC"/>
+    <w:family w:val="roman"/>
+    <w:pitch w:val="variable"/>
+    <w:sig w:usb0="E00006FF" w:usb1="420024FF" w:usb2="02000000" w:usb3="00000000" w:csb0="0000019F" w:csb1="00000000"/>
+  </w:font>
+</w:fonts>
+</file>
+
+<file path=word/glossary/settings.xml><?xml version="1.0" encoding="utf-8"?>
+<w:settings xmlns:mc="http://schemas.openxmlformats.org/markup-compatibility/2006" xmlns:o="urn:schemas-microsoft-com:office:office" xmlns:r="http://schemas.openxmlformats.org/officeDocument/2006/relationships" xmlns:m="http://schemas.openxmlformats.org/officeDocument/2006/math" xmlns:v="urn:schemas-microsoft-com:vml" xmlns:w10="urn:schemas-microsoft-com:office:word" xmlns:w="http://schemas.openxmlformats.org/wordprocessingml/2006/main" xmlns:w14="http://schemas.microsoft.com/office/word/2010/wordml" xmlns:sl="http://schemas.openxmlformats.org/schemaLibrary/2006/main" mc:Ignorable="w14">
+  <w:view w:val="normal"/>
+  <w:defaultTabStop w:val="708"/>
+  <w:characterSpacingControl w:val="doNotCompress"/>
+  <w:compat>
+    <w:useFELayout/>
+    <w:compatSetting w:name="compatibilityMode" w:uri="http://schemas.microsoft.com/office/word" w:val="14"/>
+    <w:compatSetting w:name="overrideTableStyleFontSizeAndJustification" w:uri="http://schemas.microsoft.com/office/word" w:val="1"/>
+    <w:compatSetting w:name="enableOpenTypeFeatures" w:uri="http://schemas.microsoft.com/office/word" w:val="1"/>
+    <w:compatSetting w:name="doNotFlipMirrorIndents" w:uri="http://schemas.microsoft.com/office/word" w:val="1"/>
+  </w:compat>
+  <w:rsids>
+    <w:rsidRoot w:val="00B857DA"/>
+    <w:rsid w:val="00B857DA"/>
+  </w:rsids>
+  <m:mathPr>
+    <m:mathFont m:val="Cambria Math"/>
+    <m:brkBin m:val="before"/>
+    <m:brkBinSub m:val="--"/>
+    <m:smallFrac m:val="0"/>
+    <m:dispDef/>
+    <m:lMargin m:val="0"/>
+    <m:rMargin m:val="0"/>
+    <m:defJc m:val="centerGroup"/>
+    <m:wrapIndent m:val="1440"/>
+    <m:intLim m:val="subSup"/>
+    <m:naryLim m:val="undOvr"/>
+  </m:mathPr>
+  <w:themeFontLang w:val="ru-RU"/>
+  <w:clrSchemeMapping w:bg1="light1" w:t1="dark1" w:bg2="light2" w:t2="dark2" w:accent1="accent1" w:accent2="accent2" w:accent3="accent3" w:accent4="accent4" w:accent5="accent5" w:accent6="accent6" w:hyperlink="hyperlink" w:followedHyperlink="followedHyperlink"/>
+  <w:decimalSymbol w:val=","/>
+  <w:listSeparator w:val=";"/>
+</w:settings>
+</file>
+
+<file path=word/glossary/styles.xml><?xml version="1.0" encoding="utf-8"?>
+<w:styles xmlns:mc="http://schemas.openxmlformats.org/markup-compatibility/2006" xmlns:r="http://schemas.openxmlformats.org/officeDocument/2006/relationships" xmlns:w="http://schemas.openxmlformats.org/wordprocessingml/2006/main" xmlns:w14="http://schemas.microsoft.com/office/word/2010/wordml" mc:Ignorable="w14">
+  <w:docDefaults>
+    <w:rPrDefault>
+      <w:rPr>
+        <w:rFonts w:asciiTheme="minorHAnsi" w:eastAsiaTheme="minorEastAsia" w:hAnsiTheme="minorHAnsi" w:cstheme="minorBidi"/>
+        <w:sz w:val="22"/>
+        <w:szCs w:val="22"/>
+        <w:lang w:val="ru-RU" w:eastAsia="ru-RU" w:bidi="ar-SA"/>
+      </w:rPr>
+    </w:rPrDefault>
+    <w:pPrDefault>
+      <w:pPr>
+        <w:spacing w:after="200" w:line="276" w:lineRule="auto"/>
+      </w:pPr>
+    </w:pPrDefault>
+  </w:docDefaults>
+  <w:latentStyles w:defLockedState="0" w:defUIPriority="99" w:defSemiHidden="1" w:defUnhideWhenUsed="1" w:defQFormat="0" w:count="267">
+    <w:lsdException w:name="Normal" w:semiHidden="0" w:uiPriority="0" w:unhideWhenUsed="0" w:qFormat="1"/>
+    <w:lsdException w:name="heading 1" w:semiHidden="0" w:uiPriority="9" w:unhideWhenUsed="0" w:qFormat="1"/>
+    <w:lsdException w:name="heading 2" w:uiPriority="9" w:qFormat="1"/>
+    <w:lsdException w:name="heading 3" w:uiPriority="9" w:qFormat="1"/>
+    <w:lsdException w:name="heading 4" w:uiPriority="9" w:qFormat="1"/>
+    <w:lsdException w:name="heading 5" w:uiPriority="9" w:qFormat="1"/>
+    <w:lsdException w:name="heading 6" w:uiPriority="9" w:qFormat="1"/>
+    <w:lsdException w:name="heading 7" w:uiPriority="9" w:qFormat="1"/>
+    <w:lsdException w:name="heading 8" w:uiPriority="9" w:qFormat="1"/>
+    <w:lsdException w:name="heading 9" w:uiPriority="9" w:qFormat="1"/>
+    <w:lsdException w:name="toc 1" w:uiPriority="39"/>
+    <w:lsdException w:name="toc 2" w:uiPriority="39"/>
+    <w:lsdException w:name="toc 3" w:uiPriority="39"/>
+    <w:lsdException w:name="toc 4" w:uiPriority="39"/>
+    <w:lsdException w:name="toc 5" w:uiPriority="39"/>
+    <w:lsdException w:name="toc 6" w:uiPriority="39"/>
+    <w:lsdException w:name="toc 7" w:uiPriority="39"/>
+    <w:lsdException w:name="toc 8" w:uiPriority="39"/>
+    <w:lsdException w:name="toc 9" w:uiPriority="39"/>
+    <w:lsdException w:name="caption" w:uiPriority="35" w:qFormat="1"/>
+    <w:lsdException w:name="Title" w:semiHidden="0" w:uiPriority="10" w:unhideWhenUsed="0" w:qFormat="1"/>
+    <w:lsdException w:name="Default Paragraph Font" w:uiPriority="1"/>
+    <w:lsdException w:name="Subtitle" w:semiHidden="0" w:uiPriority="11" w:unhideWhenUsed="0" w:qFormat="1"/>
+    <w:lsdException w:name="Strong" w:semiHidden="0" w:uiPriority="22" w:unhideWhenUsed="0" w:qFormat="1"/>
+    <w:lsdException w:name="Emphasis" w:semiHidden="0" w:uiPriority="20" w:unhideWhenUsed="0" w:qFormat="1"/>
+    <w:lsdException w:name="Table Grid" w:semiHidden="0" w:uiPriority="59" w:unhideWhenUsed="0"/>
+    <w:lsdException w:name="Placeholder Text" w:unhideWhenUsed="0"/>
+    <w:lsdException w:name="No Spacing" w:semiHidden="0" w:uiPriority="1" w:unhideWhenUsed="0" w:qFormat="1"/>
+    <w:lsdException w:name="Light Shading" w:semiHidden="0" w:uiPriority="60" w:unhideWhenUsed="0"/>
+    <w:lsdException w:name="Light List" w:semiHidden="0" w:uiPriority="61" w:unhideWhenUsed="0"/>
+    <w:lsdException w:name="Light Grid" w:semiHidden="0" w:uiPriority="62" w:unhideWhenUsed="0"/>
+    <w:lsdException w:name="Medium Shading 1" w:semiHidden="0" w:uiPriority="63" w:unhideWhenUsed="0"/>
+    <w:lsdException w:name="Medium Shading 2" w:semiHidden="0" w:uiPriority="64" w:unhideWhenUsed="0"/>
+    <w:lsdException w:name="Medium List 1" w:semiHidden="0" w:uiPriority="65" w:unhideWhenUsed="0"/>
+    <w:lsdException w:name="Medium List 2" w:semiHidden="0" w:uiPriority="66" w:unhideWhenUsed="0"/>
+    <w:lsdException w:name="Medium Grid 1" w:semiHidden="0" w:uiPriority="67" w:unhideWhenUsed="0"/>
+    <w:lsdException w:name="Medium Grid 2" w:semiHidden="0" w:uiPriority="68" w:unhideWhenUsed="0"/>
+    <w:lsdException w:name="Medium Grid 3" w:semiHidden="0" w:uiPriority="69" w:unhideWhenUsed="0"/>
+    <w:lsdException w:name="Dark List" w:semiHidden="0" w:uiPriority="70" w:unhideWhenUsed="0"/>
+    <w:lsdException w:name="Colorful Shading" w:semiHidden="0" w:uiPriority="71" w:unhideWhenUsed="0"/>
+    <w:lsdException w:name="Colorful List" w:semiHidden="0" w:uiPriority="72" w:unhideWhenUsed="0"/>
+    <w:lsdException w:name="Colorful Grid" w:semiHidden="0" w:uiPriority="73" w:unhideWhenUsed="0"/>
+    <w:lsdException w:name="Light Shading Accent 1" w:semiHidden="0" w:uiPriority="60" w:unhideWhenUsed="0"/>
+    <w:lsdException w:name="Light List Accent 1" w:semiHidden="0" w:uiPriority="61" w:unhideWhenUsed="0"/>
+    <w:lsdException w:name="Light Grid Accent 1" w:semiHidden="0" w:uiPriority="62" w:unhideWhenUsed="0"/>
+    <w:lsdException w:name="Medium Shading 1 Accent 1" w:semiHidden="0" w:uiPriority="63" w:unhideWhenUsed="0"/>
+    <w:lsdException w:name="Medium Shading 2 Accent 1" w:semiHidden="0" w:uiPriority="64" w:unhideWhenUsed="0"/>
+    <w:lsdException w:name="Medium List 1 Accent 1" w:semiHidden="0" w:uiPriority="65" w:unhideWhenUsed="0"/>
+    <w:lsdException w:name="Revision" w:unhideWhenUsed="0"/>
+    <w:lsdException w:name="List Paragraph" w:semiHidden="0" w:uiPriority="34" w:unhideWhenUsed="0" w:qFormat="1"/>
+    <w:lsdException w:name="Quote" w:semiHidden="0" w:uiPriority="29" w:unhideWhenUsed="0" w:qFormat="1"/>
+    <w:lsdException w:name="Intense Quote" w:semiHidden="0" w:uiPriority="30" w:unhideWhenUsed="0" w:qFormat="1"/>
+    <w:lsdException w:name="Medium List 2 Accent 1" w:semiHidden="0" w:uiPriority="66" w:unhideWhenUsed="0"/>
+    <w:lsdException w:name="Medium Grid 1 Accent 1" w:semiHidden="0" w:uiPriority="67" w:unhideWhenUsed="0"/>
+    <w:lsdException w:name="Medium Grid 2 Accent 1" w:semiHidden="0" w:uiPriority="68" w:unhideWhenUsed="0"/>
+    <w:lsdException w:name="Medium Grid 3 Accent 1" w:semiHidden="0" w:uiPriority="69" w:unhideWhenUsed="0"/>
+    <w:lsdException w:name="Dark List Accent 1" w:semiHidden="0" w:uiPriority="70" w:unhideWhenUsed="0"/>
+    <w:lsdException w:name="Colorful Shading Accent 1" w:semiHidden="0" w:uiPriority="71" w:unhideWhenUsed="0"/>
+    <w:lsdException w:name="Colorful List Accent 1" w:semiHidden="0" w:uiPriority="72" w:unhideWhenUsed="0"/>
+    <w:lsdException w:name="Colorful Grid Accent 1" w:semiHidden="0" w:uiPriority="73" w:unhideWhenUsed="0"/>
+    <w:lsdException w:name="Light Shading Accent 2" w:semiHidden="0" w:uiPriority="60" w:unhideWhenUsed="0"/>
+    <w:lsdException w:name="Light List Accent 2" w:semiHidden="0" w:uiPriority="61" w:unhideWhenUsed="0"/>
+    <w:lsdException w:name="Light Grid Accent 2" w:semiHidden="0" w:uiPriority="62" w:unhideWhenUsed="0"/>
+    <w:lsdException w:name="Medium Shading 1 Accent 2" w:semiHidden="0" w:uiPriority="63" w:unhideWhenUsed="0"/>
+    <w:lsdException w:name="Medium Shading 2 Accent 2" w:semiHidden="0" w:uiPriority="64" w:unhideWhenUsed="0"/>
+    <w:lsdException w:name="Medium List 1 Accent 2" w:semiHidden="0" w:uiPriority="65" w:unhideWhenUsed="0"/>
+    <w:lsdException w:name="Medium List 2 Accent 2" w:semiHidden="0" w:uiPriority="66" w:unhideWhenUsed="0"/>
+    <w:lsdException w:name="Medium Grid 1 Accent 2" w:semiHidden="0" w:uiPriority="67" w:unhideWhenUsed="0"/>
+    <w:lsdException w:name="Medium Grid 2 Accent 2" w:semiHidden="0" w:uiPriority="68" w:unhideWhenUsed="0"/>
+    <w:lsdException w:name="Medium Grid 3 Accent 2" w:semiHidden="0" w:uiPriority="69" w:unhideWhenUsed="0"/>
+    <w:lsdException w:name="Dark List Accent 2" w:semiHidden="0" w:uiPriority="70" w:unhideWhenUsed="0"/>
+    <w:lsdException w:name="Colorful Shading Accent 2" w:semiHidden="0" w:uiPriority="71" w:unhideWhenUsed="0"/>
+    <w:lsdException w:name="Colorful List Accent 2" w:semiHidden="0" w:uiPriority="72" w:unhideWhenUsed="0"/>
+    <w:lsdException w:name="Colorful Grid Accent 2" w:semiHidden="0" w:uiPriority="73" w:unhideWhenUsed="0"/>
+    <w:lsdException w:name="Light Shading Accent 3" w:semiHidden="0" w:uiPriority="60" w:unhideWhenUsed="0"/>
+    <w:lsdException w:name="Light List Accent 3" w:semiHidden="0" w:uiPriority="61" w:unhideWhenUsed="0"/>
+    <w:lsdException w:name="Light Grid Accent 3" w:semiHidden="0" w:uiPriority="62" w:unhideWhenUsed="0"/>
+    <w:lsdException w:name="Medium Shading 1 Accent 3" w:semiHidden="0" w:uiPriority="63" w:unhideWhenUsed="0"/>
+    <w:lsdException w:name="Medium Shading 2 Accent 3" w:semiHidden="0" w:uiPriority="64" w:unhideWhenUsed="0"/>
+    <w:lsdException w:name="Medium List 1 Accent 3" w:semiHidden="0" w:uiPriority="65" w:unhideWhenUsed="0"/>
+    <w:lsdException w:name="Medium List 2 Accent 3" w:semiHidden="0" w:uiPriority="66" w:unhideWhenUsed="0"/>
+    <w:lsdException w:name="Medium Grid 1 Accent 3" w:semiHidden="0" w:uiPriority="67" w:unhideWhenUsed="0"/>
+    <w:lsdException w:name="Medium Grid 2 Accent 3" w:semiHidden="0" w:uiPriority="68" w:unhideWhenUsed="0"/>
+    <w:lsdException w:name="Medium Grid 3 Accent 3" w:semiHidden="0" w:uiPriority="69" w:unhideWhenUsed="0"/>
+    <w:lsdException w:name="Dark List Accent 3" w:semiHidden="0" w:uiPriority="70" w:unhideWhenUsed="0"/>
+    <w:lsdException w:name="Colorful Shading Accent 3" w:semiHidden="0" w:uiPriority="71" w:unhideWhenUsed="0"/>
+    <w:lsdException w:name="Colorful List Accent 3" w:semiHidden="0" w:uiPriority="72" w:unhideWhenUsed="0"/>
+    <w:lsdException w:name="Colorful Grid Accent 3" w:semiHidden="0" w:uiPriority="73" w:unhideWhenUsed="0"/>
+    <w:lsdException w:name="Light Shading Accent 4" w:semiHidden="0" w:uiPriority="60" w:unhideWhenUsed="0"/>
+    <w:lsdException w:name="Light List Accent 4" w:semiHidden="0" w:uiPriority="61" w:unhideWhenUsed="0"/>
+    <w:lsdException w:name="Light Grid Accent 4" w:semiHidden="0" w:uiPriority="62" w:unhideWhenUsed="0"/>
+    <w:lsdException w:name="Medium Shading 1 Accent 4" w:semiHidden="0" w:uiPriority="63" w:unhideWhenUsed="0"/>
+    <w:lsdException w:name="Medium Shading 2 Accent 4" w:semiHidden="0" w:uiPriority="64" w:unhideWhenUsed="0"/>
+    <w:lsdException w:name="Medium List 1 Accent 4" w:semiHidden="0" w:uiPriority="65" w:unhideWhenUsed="0"/>
+    <w:lsdException w:name="Medium List 2 Accent 4" w:semiHidden="0" w:uiPriority="66" w:unhideWhenUsed="0"/>
+    <w:lsdException w:name="Medium Grid 1 Accent 4" w:semiHidden="0" w:uiPriority="67" w:unhideWhenUsed="0"/>
+    <w:lsdException w:name="Medium Grid 2 Accent 4" w:semiHidden="0" w:uiPriority="68" w:unhideWhenUsed="0"/>
+    <w:lsdException w:name="Medium Grid 3 Accent 4" w:semiHidden="0" w:uiPriority="69" w:unhideWhenUsed="0"/>
+    <w:lsdException w:name="Dark List Accent 4" w:semiHidden="0" w:uiPriority="70" w:unhideWhenUsed="0"/>
+    <w:lsdException w:name="Colorful Shading Accent 4" w:semiHidden="0" w:uiPriority="71" w:unhideWhenUsed="0"/>
+    <w:lsdException w:name="Colorful List Accent 4" w:semiHidden="0" w:uiPriority="72" w:unhideWhenUsed="0"/>
+    <w:lsdException w:name="Colorful Grid Accent 4" w:semiHidden="0" w:uiPriority="73" w:unhideWhenUsed="0"/>
+    <w:lsdException w:name="Light Shading Accent 5" w:semiHidden="0" w:uiPriority="60" w:unhideWhenUsed="0"/>
+    <w:lsdException w:name="Light List Accent 5" w:semiHidden="0" w:uiPriority="61" w:unhideWhenUsed="0"/>
+    <w:lsdException w:name="Light Grid Accent 5" w:semiHidden="0" w:uiPriority="62" w:unhideWhenUsed="0"/>
+    <w:lsdException w:name="Medium Shading 1 Accent 5" w:semiHidden="0" w:uiPriority="63" w:unhideWhenUsed="0"/>
+    <w:lsdException w:name="Medium Shading 2 Accent 5" w:semiHidden="0" w:uiPriority="64" w:unhideWhenUsed="0"/>
+    <w:lsdException w:name="Medium List 1 Accent 5" w:semiHidden="0" w:uiPriority="65" w:unhideWhenUsed="0"/>
+    <w:lsdException w:name="Medium List 2 Accent 5" w:semiHidden="0" w:uiPriority="66" w:unhideWhenUsed="0"/>
+    <w:lsdException w:name="Medium Grid 1 Accent 5" w:semiHidden="0" w:uiPriority="67" w:unhideWhenUsed="0"/>
+    <w:lsdException w:name="Medium Grid 2 Accent 5" w:semiHidden="0" w:uiPriority="68" w:unhideWhenUsed="0"/>
+    <w:lsdException w:name="Medium Grid 3 Accent 5" w:semiHidden="0" w:uiPriority="69" w:unhideWhenUsed="0"/>
+    <w:lsdException w:name="Dark List Accent 5" w:semiHidden="0" w:uiPriority="70" w:unhideWhenUsed="0"/>
+    <w:lsdException w:name="Colorful Shading Accent 5" w:semiHidden="0" w:uiPriority="71" w:unhideWhenUsed="0"/>
+    <w:lsdException w:name="Colorful List Accent 5" w:semiHidden="0" w:uiPriority="72" w:unhideWhenUsed="0"/>
+    <w:lsdException w:name="Colorful Grid Accent 5" w:semiHidden="0" w:uiPriority="73" w:unhideWhenUsed="0"/>
+    <w:lsdException w:name="Light Shading Accent 6" w:semiHidden="0" w:uiPriority="60" w:unhideWhenUsed="0"/>
+    <w:lsdException w:name="Light List Accent 6" w:semiHidden="0" w:uiPriority="61" w:unhideWhenUsed="0"/>
+    <w:lsdException w:name="Light Grid Accent 6" w:semiHidden="0" w:uiPriority="62" w:unhideWhenUsed="0"/>
+    <w:lsdException w:name="Medium Shading 1 Accent 6" w:semiHidden="0" w:uiPriority="63" w:unhideWhenUsed="0"/>
+    <w:lsdException w:name="Medium Shading 2 Accent 6" w:semiHidden="0" w:uiPriority="64" w:unhideWhenUsed="0"/>
+    <w:lsdException w:name="Medium List 1 Accent 6" w:semiHidden="0" w:uiPriority="65" w:unhideWhenUsed="0"/>
+    <w:lsdException w:name="Medium List 2 Accent 6" w:semiHidden="0" w:uiPriority="66" w:unhideWhenUsed="0"/>
+    <w:lsdException w:name="Medium Grid 1 Accent 6" w:semiHidden="0" w:uiPriority="67" w:unhideWhenUsed="0"/>
+    <w:lsdException w:name="Medium Grid 2 Accent 6" w:semiHidden="0" w:uiPriority="68" w:unhideWhenUsed="0"/>
+    <w:lsdException w:name="Medium Grid 3 Accent 6" w:semiHidden="0" w:uiPriority="69" w:unhideWhenUsed="0"/>
+    <w:lsdException w:name="Dark List Accent 6" w:semiHidden="0" w:uiPriority="70" w:unhideWhenUsed="0"/>
+    <w:lsdException w:name="Colorful Shading Accent 6" w:semiHidden="0" w:uiPriority="71" w:unhideWhenUsed="0"/>
+    <w:lsdException w:name="Colorful List Accent 6" w:semiHidden="0" w:uiPriority="72" w:unhideWhenUsed="0"/>
+    <w:lsdException w:name="Colorful Grid Accent 6" w:semiHidden="0" w:uiPriority="73" w:unhideWhenUsed="0"/>
+    <w:lsdException w:name="Subtle Emphasis" w:semiHidden="0" w:uiPriority="19" w:unhideWhenUsed="0" w:qFormat="1"/>
+    <w:lsdException w:name="Intense Emphasis" w:semiHidden="0" w:uiPriority="21" w:unhideWhenUsed="0" w:qFormat="1"/>
+    <w:lsdException w:name="Subtle Reference" w:semiHidden="0" w:uiPriority="31" w:unhideWhenUsed="0" w:qFormat="1"/>
+    <w:lsdException w:name="Intense Reference" w:semiHidden="0" w:uiPriority="32" w:unhideWhenUsed="0" w:qFormat="1"/>
+    <w:lsdException w:name="Book Title" w:semiHidden="0" w:uiPriority="33" w:unhideWhenUsed="0" w:qFormat="1"/>
+    <w:lsdException w:name="Bibliography" w:uiPriority="37"/>
+    <w:lsdException w:name="TOC Heading" w:uiPriority="39" w:qFormat="1"/>
+  </w:latentStyles>
+  <w:style w:type="paragraph" w:default="1" w:styleId="a">
+    <w:name w:val="Normal"/>
+    <w:qFormat/>
+  </w:style>
+  <w:style w:type="character" w:default="1" w:styleId="a0">
+    <w:name w:val="Default Paragraph Font"/>
+    <w:uiPriority w:val="1"/>
+    <w:semiHidden/>
+    <w:unhideWhenUsed/>
+  </w:style>
+  <w:style w:type="table" w:default="1" w:styleId="a1">
+    <w:name w:val="Normal Table"/>
+    <w:uiPriority w:val="99"/>
+    <w:semiHidden/>
+    <w:unhideWhenUsed/>
+    <w:tblPr>
+      <w:tblInd w:w="0" w:type="dxa"/>
+      <w:tblCellMar>
+        <w:top w:w="0" w:type="dxa"/>
+        <w:left w:w="108" w:type="dxa"/>
+        <w:bottom w:w="0" w:type="dxa"/>
+        <w:right w:w="108" w:type="dxa"/>
+      </w:tblCellMar>
+    </w:tblPr>
+  </w:style>
+  <w:style w:type="numbering" w:default="1" w:styleId="a2">
+    <w:name w:val="No List"/>
+    <w:uiPriority w:val="99"/>
+    <w:semiHidden/>
+    <w:unhideWhenUsed/>
+  </w:style>
+  <w:style w:type="character" w:styleId="a3">
+    <w:name w:val="Placeholder Text"/>
+    <w:basedOn w:val="a0"/>
+    <w:uiPriority w:val="99"/>
+    <w:semiHidden/>
+    <w:rsid w:val="00B857DA"/>
+    <w:rPr>
+      <w:color w:val="808080"/>
+    </w:rPr>
+  </w:style>
+</w:styles>
+</file>
+
+<file path=word/glossary/stylesWithEffects.xml><?xml version="1.0" encoding="utf-8"?>
+<w:styles xmlns:wpc="http://schemas.microsoft.com/office/word/2010/wordprocessingCanvas" xmlns:mc="http://schemas.openxmlformats.org/markup-compatibility/2006" xmlns:o="urn:schemas-microsoft-com:office:office" xmlns:r="http://schemas.openxmlformats.org/officeDocument/2006/relationships" xmlns:m="http://schemas.openxmlformats.org/officeDocument/2006/math" xmlns:v="urn:schemas-microsoft-com:vml" xmlns:wp14="http://schemas.microsoft.com/office/word/2010/wordprocessingDrawing" xmlns:wp="http://schemas.openxmlformats.org/drawingml/2006/wordprocessingDrawing" xmlns:w10="urn:schemas-microsoft-com:office:word" xmlns:w="http://schemas.openxmlformats.org/wordprocessingml/2006/main" xmlns:w14="http://schemas.microsoft.com/office/word/2010/wordml" xmlns:wpg="http://schemas.microsoft.com/office/word/2010/wordprocessingGroup" xmlns:wpi="http://schemas.microsoft.com/office/word/2010/wordprocessingInk" xmlns:wne="http://schemas.microsoft.com/office/word/2006/wordml" xmlns:wps="http://schemas.microsoft.com/office/word/2010/wordprocessingShape" mc:Ignorable="w14 wp14">
+  <w:docDefaults>
+    <w:rPrDefault>
+      <w:rPr>
+        <w:rFonts w:asciiTheme="minorHAnsi" w:eastAsiaTheme="minorEastAsia" w:hAnsiTheme="minorHAnsi" w:cstheme="minorBidi"/>
+        <w:sz w:val="22"/>
+        <w:szCs w:val="22"/>
+        <w:lang w:val="ru-RU" w:eastAsia="ru-RU" w:bidi="ar-SA"/>
+      </w:rPr>
+    </w:rPrDefault>
+    <w:pPrDefault>
+      <w:pPr>
+        <w:spacing w:after="200" w:line="276" w:lineRule="auto"/>
+      </w:pPr>
+    </w:pPrDefault>
+  </w:docDefaults>
+  <w:latentStyles w:defLockedState="0" w:defUIPriority="99" w:defSemiHidden="1" w:defUnhideWhenUsed="1" w:defQFormat="0" w:count="267">
+    <w:lsdException w:name="Normal" w:semiHidden="0" w:uiPriority="0" w:unhideWhenUsed="0" w:qFormat="1"/>
+    <w:lsdException w:name="heading 1" w:semiHidden="0" w:uiPriority="9" w:unhideWhenUsed="0" w:qFormat="1"/>
+    <w:lsdException w:name="heading 2" w:uiPriority="9" w:qFormat="1"/>
+    <w:lsdException w:name="heading 3" w:uiPriority="9" w:qFormat="1"/>
+    <w:lsdException w:name="heading 4" w:uiPriority="9" w:qFormat="1"/>
+    <w:lsdException w:name="heading 5" w:uiPriority="9" w:qFormat="1"/>
+    <w:lsdException w:name="heading 6" w:uiPriority="9" w:qFormat="1"/>
+    <w:lsdException w:name="heading 7" w:uiPriority="9" w:qFormat="1"/>
+    <w:lsdException w:name="heading 8" w:uiPriority="9" w:qFormat="1"/>
+    <w:lsdException w:name="heading 9" w:uiPriority="9" w:qFormat="1"/>
+    <w:lsdException w:name="toc 1" w:uiPriority="39"/>
+    <w:lsdException w:name="toc 2" w:uiPriority="39"/>
+    <w:lsdException w:name="toc 3" w:uiPriority="39"/>
+    <w:lsdException w:name="toc 4" w:uiPriority="39"/>
+    <w:lsdException w:name="toc 5" w:uiPriority="39"/>
+    <w:lsdException w:name="toc 6" w:uiPriority="39"/>
+    <w:lsdException w:name="toc 7" w:uiPriority="39"/>
+    <w:lsdException w:name="toc 8" w:uiPriority="39"/>
+    <w:lsdException w:name="toc 9" w:uiPriority="39"/>
+    <w:lsdException w:name="caption" w:uiPriority="35" w:qFormat="1"/>
+    <w:lsdException w:name="Title" w:semiHidden="0" w:uiPriority="10" w:unhideWhenUsed="0" w:qFormat="1"/>
+    <w:lsdException w:name="Default Paragraph Font" w:uiPriority="1"/>
+    <w:lsdException w:name="Subtitle" w:semiHidden="0" w:uiPriority="11" w:unhideWhenUsed="0" w:qFormat="1"/>
+    <w:lsdException w:name="Strong" w:semiHidden="0" w:uiPriority="22" w:unhideWhenUsed="0" w:qFormat="1"/>
+    <w:lsdException w:name="Emphasis" w:semiHidden="0" w:uiPriority="20" w:unhideWhenUsed="0" w:qFormat="1"/>
+    <w:lsdException w:name="Table Grid" w:semiHidden="0" w:uiPriority="59" w:unhideWhenUsed="0"/>
+    <w:lsdException w:name="Placeholder Text" w:unhideWhenUsed="0"/>
+    <w:lsdException w:name="No Spacing" w:semiHidden="0" w:uiPriority="1" w:unhideWhenUsed="0" w:qFormat="1"/>
+    <w:lsdException w:name="Light Shading" w:semiHidden="0" w:uiPriority="60" w:unhideWhenUsed="0"/>
+    <w:lsdException w:name="Light List" w:semiHidden="0" w:uiPriority="61" w:unhideWhenUsed="0"/>
+    <w:lsdException w:name="Light Grid" w:semiHidden="0" w:uiPriority="62" w:unhideWhenUsed="0"/>
+    <w:lsdException w:name="Medium Shading 1" w:semiHidden="0" w:uiPriority="63" w:unhideWhenUsed="0"/>
+    <w:lsdException w:name="Medium Shading 2" w:semiHidden="0" w:uiPriority="64" w:unhideWhenUsed="0"/>
+    <w:lsdException w:name="Medium List 1" w:semiHidden="0" w:uiPriority="65" w:unhideWhenUsed="0"/>
+    <w:lsdException w:name="Medium List 2" w:semiHidden="0" w:uiPriority="66" w:unhideWhenUsed="0"/>
+    <w:lsdException w:name="Medium Grid 1" w:semiHidden="0" w:uiPriority="67" w:unhideWhenUsed="0"/>
+    <w:lsdException w:name="Medium Grid 2" w:semiHidden="0" w:uiPriority="68" w:unhideWhenUsed="0"/>
+    <w:lsdException w:name="Medium Grid 3" w:semiHidden="0" w:uiPriority="69" w:unhideWhenUsed="0"/>
+    <w:lsdException w:name="Dark List" w:semiHidden="0" w:uiPriority="70" w:unhideWhenUsed="0"/>
+    <w:lsdException w:name="Colorful Shading" w:semiHidden="0" w:uiPriority="71" w:unhideWhenUsed="0"/>
+    <w:lsdException w:name="Colorful List" w:semiHidden="0" w:uiPriority="72" w:unhideWhenUsed="0"/>
+    <w:lsdException w:name="Colorful Grid" w:semiHidden="0" w:uiPriority="73" w:unhideWhenUsed="0"/>
+    <w:lsdException w:name="Light Shading Accent 1" w:semiHidden="0" w:uiPriority="60" w:unhideWhenUsed="0"/>
+    <w:lsdException w:name="Light List Accent 1" w:semiHidden="0" w:uiPriority="61" w:unhideWhenUsed="0"/>
+    <w:lsdException w:name="Light Grid Accent 1" w:semiHidden="0" w:uiPriority="62" w:unhideWhenUsed="0"/>
+    <w:lsdException w:name="Medium Shading 1 Accent 1" w:semiHidden="0" w:uiPriority="63" w:unhideWhenUsed="0"/>
+    <w:lsdException w:name="Medium Shading 2 Accent 1" w:semiHidden="0" w:uiPriority="64" w:unhideWhenUsed="0"/>
+    <w:lsdException w:name="Medium List 1 Accent 1" w:semiHidden="0" w:uiPriority="65" w:unhideWhenUsed="0"/>
+    <w:lsdException w:name="Revision" w:unhideWhenUsed="0"/>
+    <w:lsdException w:name="List Paragraph" w:semiHidden="0" w:uiPriority="34" w:unhideWhenUsed="0" w:qFormat="1"/>
+    <w:lsdException w:name="Quote" w:semiHidden="0" w:uiPriority="29" w:unhideWhenUsed="0" w:qFormat="1"/>
+    <w:lsdException w:name="Intense Quote" w:semiHidden="0" w:uiPriority="30" w:unhideWhenUsed="0" w:qFormat="1"/>
+    <w:lsdException w:name="Medium List 2 Accent 1" w:semiHidden="0" w:uiPriority="66" w:unhideWhenUsed="0"/>
+    <w:lsdException w:name="Medium Grid 1 Accent 1" w:semiHidden="0" w:uiPriority="67" w:unhideWhenUsed="0"/>
+    <w:lsdException w:name="Medium Grid 2 Accent 1" w:semiHidden="0" w:uiPriority="68" w:unhideWhenUsed="0"/>
+    <w:lsdException w:name="Medium Grid 3 Accent 1" w:semiHidden="0" w:uiPriority="69" w:unhideWhenUsed="0"/>
+    <w:lsdException w:name="Dark List Accent 1" w:semiHidden="0" w:uiPriority="70" w:unhideWhenUsed="0"/>
+    <w:lsdException w:name="Colorful Shading Accent 1" w:semiHidden="0" w:uiPriority="71" w:unhideWhenUsed="0"/>
+    <w:lsdException w:name="Colorful List Accent 1" w:semiHidden="0" w:uiPriority="72" w:unhideWhenUsed="0"/>
+    <w:lsdException w:name="Colorful Grid Accent 1" w:semiHidden="0" w:uiPriority="73" w:unhideWhenUsed="0"/>
+    <w:lsdException w:name="Light Shading Accent 2" w:semiHidden="0" w:uiPriority="60" w:unhideWhenUsed="0"/>
+    <w:lsdException w:name="Light List Accent 2" w:semiHidden="0" w:uiPriority="61" w:unhideWhenUsed="0"/>
+    <w:lsdException w:name="Light Grid Accent 2" w:semiHidden="0" w:uiPriority="62" w:unhideWhenUsed="0"/>
+    <w:lsdException w:name="Medium Shading 1 Accent 2" w:semiHidden="0" w:uiPriority="63" w:unhideWhenUsed="0"/>
+    <w:lsdException w:name="Medium Shading 2 Accent 2" w:semiHidden="0" w:uiPriority="64" w:unhideWhenUsed="0"/>
+    <w:lsdException w:name="Medium List 1 Accent 2" w:semiHidden="0" w:uiPriority="65" w:unhideWhenUsed="0"/>
+    <w:lsdException w:name="Medium List 2 Accent 2" w:semiHidden="0" w:uiPriority="66" w:unhideWhenUsed="0"/>
+    <w:lsdException w:name="Medium Grid 1 Accent 2" w:semiHidden="0" w:uiPriority="67" w:unhideWhenUsed="0"/>
+    <w:lsdException w:name="Medium Grid 2 Accent 2" w:semiHidden="0" w:uiPriority="68" w:unhideWhenUsed="0"/>
+    <w:lsdException w:name="Medium Grid 3 Accent 2" w:semiHidden="0" w:uiPriority="69" w:unhideWhenUsed="0"/>
+    <w:lsdException w:name="Dark List Accent 2" w:semiHidden="0" w:uiPriority="70" w:unhideWhenUsed="0"/>
+    <w:lsdException w:name="Colorful Shading Accent 2" w:semiHidden="0" w:uiPriority="71" w:unhideWhenUsed="0"/>
+    <w:lsdException w:name="Colorful List Accent 2" w:semiHidden="0" w:uiPriority="72" w:unhideWhenUsed="0"/>
+    <w:lsdException w:name="Colorful Grid Accent 2" w:semiHidden="0" w:uiPriority="73" w:unhideWhenUsed="0"/>
+    <w:lsdException w:name="Light Shading Accent 3" w:semiHidden="0" w:uiPriority="60" w:unhideWhenUsed="0"/>
+    <w:lsdException w:name="Light List Accent 3" w:semiHidden="0" w:uiPriority="61" w:unhideWhenUsed="0"/>
+    <w:lsdException w:name="Light Grid Accent 3" w:semiHidden="0" w:uiPriority="62" w:unhideWhenUsed="0"/>
+    <w:lsdException w:name="Medium Shading 1 Accent 3" w:semiHidden="0" w:uiPriority="63" w:unhideWhenUsed="0"/>
+    <w:lsdException w:name="Medium Shading 2 Accent 3" w:semiHidden="0" w:uiPriority="64" w:unhideWhenUsed="0"/>
+    <w:lsdException w:name="Medium List 1 Accent 3" w:semiHidden="0" w:uiPriority="65" w:unhideWhenUsed="0"/>
+    <w:lsdException w:name="Medium List 2 Accent 3" w:semiHidden="0" w:uiPriority="66" w:unhideWhenUsed="0"/>
+    <w:lsdException w:name="Medium Grid 1 Accent 3" w:semiHidden="0" w:uiPriority="67" w:unhideWhenUsed="0"/>
+    <w:lsdException w:name="Medium Grid 2 Accent 3" w:semiHidden="0" w:uiPriority="68" w:unhideWhenUsed="0"/>
+    <w:lsdException w:name="Medium Grid 3 Accent 3" w:semiHidden="0" w:uiPriority="69" w:unhideWhenUsed="0"/>
+    <w:lsdException w:name="Dark List Accent 3" w:semiHidden="0" w:uiPriority="70" w:unhideWhenUsed="0"/>
+    <w:lsdException w:name="Colorful Shading Accent 3" w:semiHidden="0" w:uiPriority="71" w:unhideWhenUsed="0"/>
+    <w:lsdException w:name="Colorful List Accent 3" w:semiHidden="0" w:uiPriority="72" w:unhideWhenUsed="0"/>
+    <w:lsdException w:name="Colorful Grid Accent 3" w:semiHidden="0" w:uiPriority="73" w:unhideWhenUsed="0"/>
+    <w:lsdException w:name="Light Shading Accent 4" w:semiHidden="0" w:uiPriority="60" w:unhideWhenUsed="0"/>
+    <w:lsdException w:name="Light List Accent 4" w:semiHidden="0" w:uiPriority="61" w:unhideWhenUsed="0"/>
+    <w:lsdException w:name="Light Grid Accent 4" w:semiHidden="0" w:uiPriority="62" w:unhideWhenUsed="0"/>
+    <w:lsdException w:name="Medium Shading 1 Accent 4" w:semiHidden="0" w:uiPriority="63" w:unhideWhenUsed="0"/>
+    <w:lsdException w:name="Medium Shading 2 Accent 4" w:semiHidden="0" w:uiPriority="64" w:unhideWhenUsed="0"/>
+    <w:lsdException w:name="Medium List 1 Accent 4" w:semiHidden="0" w:uiPriority="65" w:unhideWhenUsed="0"/>
+    <w:lsdException w:name="Medium List 2 Accent 4" w:semiHidden="0" w:uiPriority="66" w:unhideWhenUsed="0"/>
+    <w:lsdException w:name="Medium Grid 1 Accent 4" w:semiHidden="0" w:uiPriority="67" w:unhideWhenUsed="0"/>
+    <w:lsdException w:name="Medium Grid 2 Accent 4" w:semiHidden="0" w:uiPriority="68" w:unhideWhenUsed="0"/>
+    <w:lsdException w:name="Medium Grid 3 Accent 4" w:semiHidden="0" w:uiPriority="69" w:unhideWhenUsed="0"/>
+    <w:lsdException w:name="Dark List Accent 4" w:semiHidden="0" w:uiPriority="70" w:unhideWhenUsed="0"/>
+    <w:lsdException w:name="Colorful Shading Accent 4" w:semiHidden="0" w:uiPriority="71" w:unhideWhenUsed="0"/>
+    <w:lsdException w:name="Colorful List Accent 4" w:semiHidden="0" w:uiPriority="72" w:unhideWhenUsed="0"/>
+    <w:lsdException w:name="Colorful Grid Accent 4" w:semiHidden="0" w:uiPriority="73" w:unhideWhenUsed="0"/>
+    <w:lsdException w:name="Light Shading Accent 5" w:semiHidden="0" w:uiPriority="60" w:unhideWhenUsed="0"/>
+    <w:lsdException w:name="Light List Accent 5" w:semiHidden="0" w:uiPriority="61" w:unhideWhenUsed="0"/>
+    <w:lsdException w:name="Light Grid Accent 5" w:semiHidden="0" w:uiPriority="62" w:unhideWhenUsed="0"/>
+    <w:lsdException w:name="Medium Shading 1 Accent 5" w:semiHidden="0" w:uiPriority="63" w:unhideWhenUsed="0"/>
+    <w:lsdException w:name="Medium Shading 2 Accent 5" w:semiHidden="0" w:uiPriority="64" w:unhideWhenUsed="0"/>
+    <w:lsdException w:name="Medium List 1 Accent 5" w:semiHidden="0" w:uiPriority="65" w:unhideWhenUsed="0"/>
+    <w:lsdException w:name="Medium List 2 Accent 5" w:semiHidden="0" w:uiPriority="66" w:unhideWhenUsed="0"/>
+    <w:lsdException w:name="Medium Grid 1 Accent 5" w:semiHidden="0" w:uiPriority="67" w:unhideWhenUsed="0"/>
+    <w:lsdException w:name="Medium Grid 2 Accent 5" w:semiHidden="0" w:uiPriority="68" w:unhideWhenUsed="0"/>
+    <w:lsdException w:name="Medium Grid 3 Accent 5" w:semiHidden="0" w:uiPriority="69" w:unhideWhenUsed="0"/>
+    <w:lsdException w:name="Dark List Accent 5" w:semiHidden="0" w:uiPriority="70" w:unhideWhenUsed="0"/>
+    <w:lsdException w:name="Colorful Shading Accent 5" w:semiHidden="0" w:uiPriority="71" w:unhideWhenUsed="0"/>
+    <w:lsdException w:name="Colorful List Accent 5" w:semiHidden="0" w:uiPriority="72" w:unhideWhenUsed="0"/>
+    <w:lsdException w:name="Colorful Grid Accent 5" w:semiHidden="0" w:uiPriority="73" w:unhideWhenUsed="0"/>
+    <w:lsdException w:name="Light Shading Accent 6" w:semiHidden="0" w:uiPriority="60" w:unhideWhenUsed="0"/>
+    <w:lsdException w:name="Light List Accent 6" w:semiHidden="0" w:uiPriority="61" w:unhideWhenUsed="0"/>
+    <w:lsdException w:name="Light Grid Accent 6" w:semiHidden="0" w:uiPriority="62" w:unhideWhenUsed="0"/>
+    <w:lsdException w:name="Medium Shading 1 Accent 6" w:semiHidden="0" w:uiPriority="63" w:unhideWhenUsed="0"/>
+    <w:lsdException w:name="Medium Shading 2 Accent 6" w:semiHidden="0" w:uiPriority="64" w:unhideWhenUsed="0"/>
+    <w:lsdException w:name="Medium List 1 Accent 6" w:semiHidden="0" w:uiPriority="65" w:unhideWhenUsed="0"/>
+    <w:lsdException w:name="Medium List 2 Accent 6" w:semiHidden="0" w:uiPriority="66" w:unhideWhenUsed="0"/>
+    <w:lsdException w:name="Medium Grid 1 Accent 6" w:semiHidden="0" w:uiPriority="67" w:unhideWhenUsed="0"/>
+    <w:lsdException w:name="Medium Grid 2 Accent 6" w:semiHidden="0" w:uiPriority="68" w:unhideWhenUsed="0"/>
+    <w:lsdException w:name="Medium Grid 3 Accent 6" w:semiHidden="0" w:uiPriority="69" w:unhideWhenUsed="0"/>
+    <w:lsdException w:name="Dark List Accent 6" w:semiHidden="0" w:uiPriority="70" w:unhideWhenUsed="0"/>
+    <w:lsdException w:name="Colorful Shading Accent 6" w:semiHidden="0" w:uiPriority="71" w:unhideWhenUsed="0"/>
+    <w:lsdException w:name="Colorful List Accent 6" w:semiHidden="0" w:uiPriority="72" w:unhideWhenUsed="0"/>
+    <w:lsdException w:name="Colorful Grid Accent 6" w:semiHidden="0" w:uiPriority="73" w:unhideWhenUsed="0"/>
+    <w:lsdException w:name="Subtle Emphasis" w:semiHidden="0" w:uiPriority="19" w:unhideWhenUsed="0" w:qFormat="1"/>
+    <w:lsdException w:name="Intense Emphasis" w:semiHidden="0" w:uiPriority="21" w:unhideWhenUsed="0" w:qFormat="1"/>
+    <w:lsdException w:name="Subtle Reference" w:semiHidden="0" w:uiPriority="31" w:unhideWhenUsed="0" w:qFormat="1"/>
+    <w:lsdException w:name="Intense Reference" w:semiHidden="0" w:uiPriority="32" w:unhideWhenUsed="0" w:qFormat="1"/>
+    <w:lsdException w:name="Book Title" w:semiHidden="0" w:uiPriority="33" w:unhideWhenUsed="0" w:qFormat="1"/>
+    <w:lsdException w:name="Bibliography" w:uiPriority="37"/>
+    <w:lsdException w:name="TOC Heading" w:uiPriority="39" w:qFormat="1"/>
+  </w:latentStyles>
+  <w:style w:type="paragraph" w:default="1" w:styleId="a">
+    <w:name w:val="Normal"/>
+    <w:qFormat/>
+  </w:style>
+  <w:style w:type="character" w:default="1" w:styleId="a0">
+    <w:name w:val="Default Paragraph Font"/>
+    <w:uiPriority w:val="1"/>
+    <w:semiHidden/>
+    <w:unhideWhenUsed/>
+  </w:style>
+  <w:style w:type="table" w:default="1" w:styleId="a1">
+    <w:name w:val="Normal Table"/>
+    <w:uiPriority w:val="99"/>
+    <w:semiHidden/>
+    <w:unhideWhenUsed/>
+    <w:tblPr>
+      <w:tblInd w:w="0" w:type="dxa"/>
+      <w:tblCellMar>
+        <w:top w:w="0" w:type="dxa"/>
+        <w:left w:w="108" w:type="dxa"/>
+        <w:bottom w:w="0" w:type="dxa"/>
+        <w:right w:w="108" w:type="dxa"/>
+      </w:tblCellMar>
+    </w:tblPr>
+  </w:style>
+  <w:style w:type="numbering" w:default="1" w:styleId="a2">
+    <w:name w:val="No List"/>
+    <w:uiPriority w:val="99"/>
+    <w:semiHidden/>
+    <w:unhideWhenUsed/>
+  </w:style>
+  <w:style w:type="character" w:styleId="a3">
+    <w:name w:val="Placeholder Text"/>
+    <w:basedOn w:val="a0"/>
+    <w:uiPriority w:val="99"/>
+    <w:semiHidden/>
+    <w:rsid w:val="00B857DA"/>
+    <w:rPr>
+      <w:color w:val="808080"/>
+    </w:rPr>
+  </w:style>
+</w:styles>
+</file>
+
+<file path=word/glossary/webSettings.xml><?xml version="1.0" encoding="utf-8"?>
+<w:webSettings xmlns:mc="http://schemas.openxmlformats.org/markup-compatibility/2006" xmlns:r="http://schemas.openxmlformats.org/officeDocument/2006/relationships" xmlns:w="http://schemas.openxmlformats.org/wordprocessingml/2006/main" xmlns:w14="http://schemas.microsoft.com/office/word/2010/wordml" mc:Ignorable="w14">
+  <w:optimizeForBrowser/>
+  <w:allowPNG/>
+</w:webSettings>
+</file>
+
 <file path=word/theme/theme1.xml><?xml version="1.0" encoding="utf-8"?>
 <a:theme xmlns:a="http://schemas.openxmlformats.org/drawingml/2006/main" name="Тема Office">
   <a:themeElements>
@@ -20294,7 +21248,7 @@
 </file>
 
 <file path=customXml/itemProps1.xml><?xml version="1.0" encoding="utf-8"?>
-<ds:datastoreItem xmlns:ds="http://schemas.openxmlformats.org/officeDocument/2006/customXml" ds:itemID="{0CD6E205-DDDF-4107-8972-4615AEF153FE}">
+<ds:datastoreItem xmlns:ds="http://schemas.openxmlformats.org/officeDocument/2006/customXml" ds:itemID="{0FB5596D-7B72-497A-99FF-01B9BD4F51FC}">
   <ds:schemaRefs>
     <ds:schemaRef ds:uri="http://schemas.openxmlformats.org/officeDocument/2006/bibliography"/>
   </ds:schemaRefs>

--- a/src/Черновик.docx
+++ b/src/Черновик.docx
@@ -17540,444 +17540,1669 @@
       </w:r>
     </w:p>
     <w:p>
-      <w:pPr>
-        <w:ind w:firstLine="0"/>
-      </w:pPr>
-      <w:r>
-        <w:t xml:space="preserve">Проведём радиолокационный тест, цель которого — оценить пригодность последовательности Шапиро для задач обнаружения сигналов на фоне шума и при наличии нескольких отражений (целей). Идея заключается в том, что форма автокорреляционной функции влияет на способность системы различать близко расположенные отражённые импульсы. Хорошая последовательность </w:t>
+      <w:r>
+        <w:t xml:space="preserve">Проведём радиолокационный тест, цель которого — оценить пригодность последовательности Шапиро для задач обнаружения сигналов на фоне шума и при наличии нескольких </w:t>
+      </w:r>
+      <w:r>
+        <w:t>целей</w:t>
+      </w:r>
+      <w:r>
+        <w:t xml:space="preserve"> Идея заключается в том, что форма автокорреляционной функции влияет на способность системы различать близко расположенные отражённые импульсы. Хорошая последовательность должна </w:t>
       </w:r>
       <w:r>
         <w:lastRenderedPageBreak/>
-        <w:t>должна давать узкий и высокий главный пик при минимальных боковых лепестках. Это обеспечивает уверенное выделение сигналов даже при наличии шумов и перекрывающихся откликов.</w:t>
+        <w:t>давать узкий и высокий главный пик при минимальных боковых лепестках. Это обеспечивает уверенное выделение сигналов даже при наличии шу</w:t>
+      </w:r>
+      <w:r>
+        <w:t>мов и наложении сигнала.</w:t>
       </w:r>
     </w:p>
     <w:p>
-      <w:pPr>
-        <w:ind w:firstLine="0"/>
-      </w:pPr>
+      <w:r>
+        <w:t>В эксперименте передаётся короткий импульс, сформированный по двум вид</w:t>
+      </w:r>
+      <w:r>
+        <w:t>ам последовательностей</w:t>
+      </w:r>
+      <w:r>
+        <w:t xml:space="preserve">. </w:t>
+      </w:r>
+      <w:r>
+        <w:t>Сравниваются п</w:t>
+      </w:r>
+      <w:r>
+        <w:t xml:space="preserve">оследовательность Шапиро </w:t>
+      </w:r>
+      <w:r>
+        <w:t>и</w:t>
+      </w:r>
+      <w:r>
+        <w:t xml:space="preserve"> </w:t>
+      </w:r>
+      <w:r>
+        <w:t xml:space="preserve">случайная последовательность длиной 64 из элементов </w:t>
+      </w:r>
+      <m:oMath>
+        <m:r>
+          <w:rPr>
+            <w:rFonts w:ascii="Cambria Math" w:hAnsi="Cambria Math"/>
+          </w:rPr>
+          <m:t>±1</m:t>
+        </m:r>
+      </m:oMath>
+      <w:r>
+        <w:t>.</w:t>
+      </w:r>
     </w:p>
     <w:p>
-      <w:pPr>
-        <w:ind w:firstLine="0"/>
-      </w:pPr>
-      <w:r>
-        <w:t>В нашем эксперименте передаётся короткий импульс, сформированный по двум видам последовательностей:</w:t>
+      <w:r>
+        <w:t>Имитация отражений моделируется с помощью нескольких целей, находящихся на разных расстояниях. Для каждой цели задаётся амплитуда отражённого сигнала и задержка относительно момента посылки импульса. Таким образом, принимаемый сигнал представляет собой сумму отражённых копий исходного импульса, искажённых шумом. Детектор выполняет кросс-корреляцию принятого сигнала с исходной последовательностью и фиксиру</w:t>
+      </w:r>
+      <w:r>
+        <w:t>ет пики, соответствующие целям.</w:t>
       </w:r>
     </w:p>
     <w:p>
-      <w:pPr>
-        <w:ind w:firstLine="0"/>
-      </w:pPr>
+      <w:r>
+        <w:t>В таблице ниже показаны результаты для трёх сценариев, где расстояние между целями изменяется (параметр Δ) и амплитуда второго отклика уменьшается. Ожидаемые задержки указаны в миллисекундах, амплитуды — нормированы относительно максимума корреляции.</w:t>
+      </w:r>
     </w:p>
     <w:p>
       <w:pPr>
-        <w:ind w:firstLine="0"/>
-      </w:pPr>
-      <w:r>
-        <w:t>Последовательность Шапиро — бинарная последовательность длиной N = 64 со значениями ±1, обладающая особыми корреляционными свойствами.</w:t>
-      </w:r>
+        <w:pStyle w:val="af1"/>
+        <w:spacing w:before="240" w:after="0"/>
+      </w:pPr>
+      <w:r>
+        <w:t xml:space="preserve">Таблица 1. </w:t>
+      </w:r>
+      <w:proofErr w:type="gramStart"/>
+      <w:r>
+        <w:t>Результаты обнаружения двух целей используя</w:t>
+      </w:r>
+      <w:proofErr w:type="gramEnd"/>
+      <w:r>
+        <w:t xml:space="preserve"> сигнал в виде последовательности Шапиро и случайной последовательности.</w:t>
+      </w:r>
+    </w:p>
+    <w:tbl>
+      <w:tblPr>
+        <w:tblStyle w:val="af6"/>
+        <w:tblW w:w="0" w:type="auto"/>
+        <w:tblLayout w:type="fixed"/>
+        <w:tblLook w:val="06A0" w:firstRow="1" w:lastRow="0" w:firstColumn="1" w:lastColumn="0" w:noHBand="1" w:noVBand="1"/>
+      </w:tblPr>
+      <w:tblGrid>
+        <w:gridCol w:w="1242"/>
+        <w:gridCol w:w="1418"/>
+        <w:gridCol w:w="1411"/>
+        <w:gridCol w:w="1931"/>
+        <w:gridCol w:w="1293"/>
+        <w:gridCol w:w="1267"/>
+        <w:gridCol w:w="1292"/>
+      </w:tblGrid>
+      <w:tr>
+        <w:trPr>
+          <w:cnfStyle w:val="100000000000" w:firstRow="1" w:lastRow="0" w:firstColumn="0" w:lastColumn="0" w:oddVBand="0" w:evenVBand="0" w:oddHBand="0" w:evenHBand="0" w:firstRowFirstColumn="0" w:firstRowLastColumn="0" w:lastRowFirstColumn="0" w:lastRowLastColumn="0"/>
+          <w:trHeight w:val="246"/>
+        </w:trPr>
+        <w:tc>
+          <w:tcPr>
+            <w:cnfStyle w:val="001000000000" w:firstRow="0" w:lastRow="0" w:firstColumn="1" w:lastColumn="0" w:oddVBand="0" w:evenVBand="0" w:oddHBand="0" w:evenHBand="0" w:firstRowFirstColumn="0" w:firstRowLastColumn="0" w:lastRowFirstColumn="0" w:lastRowLastColumn="0"/>
+            <w:tcW w:w="1242" w:type="dxa"/>
+            <w:vAlign w:val="center"/>
+          </w:tcPr>
+          <w:p>
+            <w:pPr>
+              <w:spacing w:line="240" w:lineRule="auto"/>
+              <w:ind w:firstLine="0"/>
+              <w:jc w:val="center"/>
+              <w:rPr>
+                <w:b w:val="0"/>
+                <w:sz w:val="20"/>
+                <w:szCs w:val="20"/>
+              </w:rPr>
+            </w:pPr>
+            <w:r>
+              <w:t>Δ</w:t>
+            </w:r>
+            <w:r>
+              <w:rPr>
+                <w:b w:val="0"/>
+                <w:sz w:val="20"/>
+                <w:szCs w:val="20"/>
+              </w:rPr>
+              <w:t xml:space="preserve"> </w:t>
+            </w:r>
+          </w:p>
+        </w:tc>
+        <w:tc>
+          <w:tcPr>
+            <w:tcW w:w="1418" w:type="dxa"/>
+            <w:vAlign w:val="center"/>
+          </w:tcPr>
+          <w:p>
+            <w:pPr>
+              <w:spacing w:line="240" w:lineRule="auto"/>
+              <w:ind w:firstLine="0"/>
+              <w:jc w:val="center"/>
+              <w:cnfStyle w:val="100000000000" w:firstRow="1" w:lastRow="0" w:firstColumn="0" w:lastColumn="0" w:oddVBand="0" w:evenVBand="0" w:oddHBand="0" w:evenHBand="0" w:firstRowFirstColumn="0" w:firstRowLastColumn="0" w:lastRowFirstColumn="0" w:lastRowLastColumn="0"/>
+              <w:rPr>
+                <w:b w:val="0"/>
+                <w:sz w:val="20"/>
+                <w:szCs w:val="20"/>
+              </w:rPr>
+            </w:pPr>
+            <w:r>
+              <w:rPr>
+                <w:b w:val="0"/>
+                <w:sz w:val="20"/>
+                <w:szCs w:val="20"/>
+              </w:rPr>
+              <w:t>Номер цели</w:t>
+            </w:r>
+          </w:p>
+        </w:tc>
+        <w:tc>
+          <w:tcPr>
+            <w:tcW w:w="1411" w:type="dxa"/>
+            <w:vAlign w:val="center"/>
+          </w:tcPr>
+          <w:p>
+            <w:pPr>
+              <w:spacing w:line="240" w:lineRule="auto"/>
+              <w:ind w:firstLine="0"/>
+              <w:jc w:val="center"/>
+              <w:cnfStyle w:val="100000000000" w:firstRow="1" w:lastRow="0" w:firstColumn="0" w:lastColumn="0" w:oddVBand="0" w:evenVBand="0" w:oddHBand="0" w:evenHBand="0" w:firstRowFirstColumn="0" w:firstRowLastColumn="0" w:lastRowFirstColumn="0" w:lastRowLastColumn="0"/>
+              <w:rPr>
+                <w:b w:val="0"/>
+                <w:sz w:val="20"/>
+                <w:szCs w:val="20"/>
+                <w:lang w:val="en-US"/>
+              </w:rPr>
+            </w:pPr>
+            <w:r>
+              <w:rPr>
+                <w:b w:val="0"/>
+                <w:sz w:val="20"/>
+                <w:szCs w:val="20"/>
+              </w:rPr>
+              <w:t>Задержка</w:t>
+            </w:r>
+            <w:r>
+              <w:rPr>
+                <w:b w:val="0"/>
+                <w:sz w:val="20"/>
+                <w:szCs w:val="20"/>
+                <w:lang w:val="en-US"/>
+              </w:rPr>
+              <w:t>,</w:t>
+            </w:r>
+            <w:r>
+              <w:rPr>
+                <w:b w:val="0"/>
+                <w:sz w:val="20"/>
+                <w:szCs w:val="20"/>
+              </w:rPr>
+              <w:t xml:space="preserve"> </w:t>
+            </w:r>
+            <w:proofErr w:type="spellStart"/>
+            <w:r>
+              <w:rPr>
+                <w:b w:val="0"/>
+                <w:sz w:val="20"/>
+                <w:szCs w:val="20"/>
+              </w:rPr>
+              <w:t>мс</w:t>
+            </w:r>
+            <w:proofErr w:type="spellEnd"/>
+          </w:p>
+        </w:tc>
+        <w:tc>
+          <w:tcPr>
+            <w:tcW w:w="1931" w:type="dxa"/>
+            <w:vAlign w:val="center"/>
+          </w:tcPr>
+          <w:p>
+            <w:pPr>
+              <w:spacing w:line="240" w:lineRule="auto"/>
+              <w:ind w:firstLine="0"/>
+              <w:jc w:val="center"/>
+              <w:cnfStyle w:val="100000000000" w:firstRow="1" w:lastRow="0" w:firstColumn="0" w:lastColumn="0" w:oddVBand="0" w:evenVBand="0" w:oddHBand="0" w:evenHBand="0" w:firstRowFirstColumn="0" w:firstRowLastColumn="0" w:lastRowFirstColumn="0" w:lastRowLastColumn="0"/>
+              <w:rPr>
+                <w:b w:val="0"/>
+                <w:sz w:val="20"/>
+                <w:szCs w:val="20"/>
+              </w:rPr>
+            </w:pPr>
+            <w:r>
+              <w:rPr>
+                <w:b w:val="0"/>
+                <w:sz w:val="20"/>
+                <w:szCs w:val="20"/>
+              </w:rPr>
+              <w:t>Амплитуда (Шапиро)</w:t>
+            </w:r>
+          </w:p>
+        </w:tc>
+        <w:tc>
+          <w:tcPr>
+            <w:tcW w:w="1293" w:type="dxa"/>
+            <w:vAlign w:val="center"/>
+          </w:tcPr>
+          <w:p>
+            <w:pPr>
+              <w:spacing w:line="240" w:lineRule="auto"/>
+              <w:ind w:firstLine="0"/>
+              <w:jc w:val="center"/>
+              <w:cnfStyle w:val="100000000000" w:firstRow="1" w:lastRow="0" w:firstColumn="0" w:lastColumn="0" w:oddVBand="0" w:evenVBand="0" w:oddHBand="0" w:evenHBand="0" w:firstRowFirstColumn="0" w:firstRowLastColumn="0" w:lastRowFirstColumn="0" w:lastRowLastColumn="0"/>
+              <w:rPr>
+                <w:b w:val="0"/>
+                <w:sz w:val="20"/>
+                <w:szCs w:val="20"/>
+              </w:rPr>
+            </w:pPr>
+            <w:r>
+              <w:rPr>
+                <w:b w:val="0"/>
+                <w:sz w:val="20"/>
+                <w:szCs w:val="20"/>
+              </w:rPr>
+              <w:t>Обнаружено</w:t>
+            </w:r>
+          </w:p>
+          <w:p>
+            <w:pPr>
+              <w:spacing w:line="240" w:lineRule="auto"/>
+              <w:ind w:firstLine="0"/>
+              <w:jc w:val="center"/>
+              <w:cnfStyle w:val="100000000000" w:firstRow="1" w:lastRow="0" w:firstColumn="0" w:lastColumn="0" w:oddVBand="0" w:evenVBand="0" w:oddHBand="0" w:evenHBand="0" w:firstRowFirstColumn="0" w:firstRowLastColumn="0" w:lastRowFirstColumn="0" w:lastRowLastColumn="0"/>
+              <w:rPr>
+                <w:b w:val="0"/>
+                <w:sz w:val="20"/>
+                <w:szCs w:val="20"/>
+              </w:rPr>
+            </w:pPr>
+            <w:r>
+              <w:rPr>
+                <w:b w:val="0"/>
+                <w:sz w:val="20"/>
+                <w:szCs w:val="20"/>
+              </w:rPr>
+              <w:t>(Шапиро)</w:t>
+            </w:r>
+          </w:p>
+        </w:tc>
+        <w:tc>
+          <w:tcPr>
+            <w:tcW w:w="1267" w:type="dxa"/>
+            <w:vAlign w:val="center"/>
+          </w:tcPr>
+          <w:p>
+            <w:pPr>
+              <w:spacing w:line="240" w:lineRule="auto"/>
+              <w:ind w:firstLine="0"/>
+              <w:jc w:val="center"/>
+              <w:cnfStyle w:val="100000000000" w:firstRow="1" w:lastRow="0" w:firstColumn="0" w:lastColumn="0" w:oddVBand="0" w:evenVBand="0" w:oddHBand="0" w:evenHBand="0" w:firstRowFirstColumn="0" w:firstRowLastColumn="0" w:lastRowFirstColumn="0" w:lastRowLastColumn="0"/>
+              <w:rPr>
+                <w:b w:val="0"/>
+                <w:sz w:val="20"/>
+                <w:szCs w:val="20"/>
+              </w:rPr>
+            </w:pPr>
+            <w:r>
+              <w:rPr>
+                <w:b w:val="0"/>
+                <w:sz w:val="20"/>
+                <w:szCs w:val="20"/>
+              </w:rPr>
+              <w:t>Амплитуда</w:t>
+            </w:r>
+          </w:p>
+          <w:p>
+            <w:pPr>
+              <w:spacing w:line="240" w:lineRule="auto"/>
+              <w:ind w:firstLine="0"/>
+              <w:jc w:val="center"/>
+              <w:cnfStyle w:val="100000000000" w:firstRow="1" w:lastRow="0" w:firstColumn="0" w:lastColumn="0" w:oddVBand="0" w:evenVBand="0" w:oddHBand="0" w:evenHBand="0" w:firstRowFirstColumn="0" w:firstRowLastColumn="0" w:lastRowFirstColumn="0" w:lastRowLastColumn="0"/>
+              <w:rPr>
+                <w:b w:val="0"/>
+                <w:sz w:val="20"/>
+                <w:szCs w:val="20"/>
+              </w:rPr>
+            </w:pPr>
+            <w:r>
+              <w:rPr>
+                <w:b w:val="0"/>
+                <w:sz w:val="20"/>
+                <w:szCs w:val="20"/>
+              </w:rPr>
+              <w:t>(Случайная)</w:t>
+            </w:r>
+          </w:p>
+        </w:tc>
+        <w:tc>
+          <w:tcPr>
+            <w:tcW w:w="1292" w:type="dxa"/>
+            <w:vAlign w:val="center"/>
+          </w:tcPr>
+          <w:p>
+            <w:pPr>
+              <w:spacing w:line="240" w:lineRule="auto"/>
+              <w:ind w:firstLine="0"/>
+              <w:jc w:val="center"/>
+              <w:cnfStyle w:val="100000000000" w:firstRow="1" w:lastRow="0" w:firstColumn="0" w:lastColumn="0" w:oddVBand="0" w:evenVBand="0" w:oddHBand="0" w:evenHBand="0" w:firstRowFirstColumn="0" w:firstRowLastColumn="0" w:lastRowFirstColumn="0" w:lastRowLastColumn="0"/>
+              <w:rPr>
+                <w:b w:val="0"/>
+                <w:sz w:val="20"/>
+                <w:szCs w:val="20"/>
+              </w:rPr>
+            </w:pPr>
+            <w:r>
+              <w:rPr>
+                <w:b w:val="0"/>
+                <w:sz w:val="20"/>
+                <w:szCs w:val="20"/>
+              </w:rPr>
+              <w:t>Обнаружено</w:t>
+            </w:r>
+          </w:p>
+          <w:p>
+            <w:pPr>
+              <w:spacing w:line="240" w:lineRule="auto"/>
+              <w:ind w:firstLine="0"/>
+              <w:jc w:val="center"/>
+              <w:cnfStyle w:val="100000000000" w:firstRow="1" w:lastRow="0" w:firstColumn="0" w:lastColumn="0" w:oddVBand="0" w:evenVBand="0" w:oddHBand="0" w:evenHBand="0" w:firstRowFirstColumn="0" w:firstRowLastColumn="0" w:lastRowFirstColumn="0" w:lastRowLastColumn="0"/>
+              <w:rPr>
+                <w:b w:val="0"/>
+                <w:sz w:val="20"/>
+                <w:szCs w:val="20"/>
+              </w:rPr>
+            </w:pPr>
+            <w:proofErr w:type="gramStart"/>
+            <w:r>
+              <w:rPr>
+                <w:b w:val="0"/>
+                <w:sz w:val="20"/>
+                <w:szCs w:val="20"/>
+              </w:rPr>
+              <w:t>(Случайная</w:t>
+            </w:r>
+            <w:proofErr w:type="gramEnd"/>
+          </w:p>
+        </w:tc>
+      </w:tr>
+      <w:tr>
+        <w:trPr>
+          <w:trHeight w:val="483"/>
+        </w:trPr>
+        <w:tc>
+          <w:tcPr>
+            <w:cnfStyle w:val="001000000000" w:firstRow="0" w:lastRow="0" w:firstColumn="1" w:lastColumn="0" w:oddVBand="0" w:evenVBand="0" w:oddHBand="0" w:evenHBand="0" w:firstRowFirstColumn="0" w:firstRowLastColumn="0" w:lastRowFirstColumn="0" w:lastRowLastColumn="0"/>
+            <w:tcW w:w="1242" w:type="dxa"/>
+            <w:vAlign w:val="bottom"/>
+          </w:tcPr>
+          <w:p>
+            <w:pPr>
+              <w:ind w:firstLine="0"/>
+              <w:jc w:val="center"/>
+              <w:rPr>
+                <w:rFonts w:cs="Times New Roman"/>
+                <w:b w:val="0"/>
+                <w:color w:val="000000" w:themeColor="text1"/>
+                <w:sz w:val="24"/>
+                <w:szCs w:val="24"/>
+              </w:rPr>
+            </w:pPr>
+            <w:r>
+              <w:rPr>
+                <w:rFonts w:cs="Times New Roman"/>
+                <w:b w:val="0"/>
+                <w:color w:val="000000" w:themeColor="text1"/>
+                <w:sz w:val="24"/>
+                <w:szCs w:val="24"/>
+              </w:rPr>
+              <w:t>4</w:t>
+            </w:r>
+          </w:p>
+        </w:tc>
+        <w:tc>
+          <w:tcPr>
+            <w:tcW w:w="1418" w:type="dxa"/>
+            <w:vAlign w:val="bottom"/>
+          </w:tcPr>
+          <w:p>
+            <w:pPr>
+              <w:ind w:firstLine="0"/>
+              <w:jc w:val="center"/>
+              <w:cnfStyle w:val="000000000000" w:firstRow="0" w:lastRow="0" w:firstColumn="0" w:lastColumn="0" w:oddVBand="0" w:evenVBand="0" w:oddHBand="0" w:evenHBand="0" w:firstRowFirstColumn="0" w:firstRowLastColumn="0" w:lastRowFirstColumn="0" w:lastRowLastColumn="0"/>
+              <w:rPr>
+                <w:rFonts w:cs="Times New Roman"/>
+                <w:color w:val="000000" w:themeColor="text1"/>
+                <w:sz w:val="24"/>
+                <w:szCs w:val="24"/>
+              </w:rPr>
+            </w:pPr>
+            <w:r>
+              <w:rPr>
+                <w:rFonts w:cs="Times New Roman"/>
+                <w:color w:val="000000" w:themeColor="text1"/>
+                <w:sz w:val="24"/>
+                <w:szCs w:val="24"/>
+              </w:rPr>
+              <w:t>1</w:t>
+            </w:r>
+          </w:p>
+        </w:tc>
+        <w:tc>
+          <w:tcPr>
+            <w:tcW w:w="1411" w:type="dxa"/>
+            <w:vAlign w:val="bottom"/>
+          </w:tcPr>
+          <w:p>
+            <w:pPr>
+              <w:ind w:firstLine="0"/>
+              <w:jc w:val="center"/>
+              <w:cnfStyle w:val="000000000000" w:firstRow="0" w:lastRow="0" w:firstColumn="0" w:lastColumn="0" w:oddVBand="0" w:evenVBand="0" w:oddHBand="0" w:evenHBand="0" w:firstRowFirstColumn="0" w:firstRowLastColumn="0" w:lastRowFirstColumn="0" w:lastRowLastColumn="0"/>
+              <w:rPr>
+                <w:rFonts w:cs="Times New Roman"/>
+                <w:color w:val="000000" w:themeColor="text1"/>
+                <w:sz w:val="24"/>
+                <w:szCs w:val="24"/>
+              </w:rPr>
+            </w:pPr>
+            <w:r>
+              <w:rPr>
+                <w:rFonts w:cs="Times New Roman"/>
+                <w:color w:val="000000" w:themeColor="text1"/>
+                <w:sz w:val="24"/>
+                <w:szCs w:val="24"/>
+              </w:rPr>
+              <w:t>0.00040</w:t>
+            </w:r>
+          </w:p>
+        </w:tc>
+        <w:tc>
+          <w:tcPr>
+            <w:tcW w:w="1931" w:type="dxa"/>
+            <w:vAlign w:val="bottom"/>
+          </w:tcPr>
+          <w:p>
+            <w:pPr>
+              <w:ind w:firstLine="0"/>
+              <w:jc w:val="center"/>
+              <w:cnfStyle w:val="000000000000" w:firstRow="0" w:lastRow="0" w:firstColumn="0" w:lastColumn="0" w:oddVBand="0" w:evenVBand="0" w:oddHBand="0" w:evenHBand="0" w:firstRowFirstColumn="0" w:firstRowLastColumn="0" w:lastRowFirstColumn="0" w:lastRowLastColumn="0"/>
+              <w:rPr>
+                <w:rFonts w:cs="Times New Roman"/>
+                <w:color w:val="000000" w:themeColor="text1"/>
+                <w:sz w:val="24"/>
+                <w:szCs w:val="24"/>
+              </w:rPr>
+            </w:pPr>
+            <w:r>
+              <w:rPr>
+                <w:rFonts w:cs="Times New Roman"/>
+                <w:color w:val="000000" w:themeColor="text1"/>
+                <w:sz w:val="24"/>
+                <w:szCs w:val="24"/>
+              </w:rPr>
+              <w:t>1.000000</w:t>
+            </w:r>
+          </w:p>
+        </w:tc>
+        <w:tc>
+          <w:tcPr>
+            <w:tcW w:w="1293" w:type="dxa"/>
+            <w:vAlign w:val="bottom"/>
+          </w:tcPr>
+          <w:p>
+            <w:pPr>
+              <w:ind w:firstLine="0"/>
+              <w:jc w:val="center"/>
+              <w:cnfStyle w:val="000000000000" w:firstRow="0" w:lastRow="0" w:firstColumn="0" w:lastColumn="0" w:oddVBand="0" w:evenVBand="0" w:oddHBand="0" w:evenHBand="0" w:firstRowFirstColumn="0" w:firstRowLastColumn="0" w:lastRowFirstColumn="0" w:lastRowLastColumn="0"/>
+              <w:rPr>
+                <w:rFonts w:cs="Times New Roman"/>
+                <w:color w:val="000000" w:themeColor="text1"/>
+                <w:sz w:val="24"/>
+                <w:szCs w:val="24"/>
+              </w:rPr>
+            </w:pPr>
+            <w:r>
+              <w:rPr>
+                <w:rFonts w:cs="Times New Roman"/>
+                <w:color w:val="000000" w:themeColor="text1"/>
+                <w:sz w:val="24"/>
+                <w:szCs w:val="24"/>
+              </w:rPr>
+              <w:t>Да</w:t>
+            </w:r>
+          </w:p>
+        </w:tc>
+        <w:tc>
+          <w:tcPr>
+            <w:tcW w:w="1267" w:type="dxa"/>
+            <w:vAlign w:val="bottom"/>
+          </w:tcPr>
+          <w:p>
+            <w:pPr>
+              <w:ind w:firstLine="0"/>
+              <w:jc w:val="center"/>
+              <w:cnfStyle w:val="000000000000" w:firstRow="0" w:lastRow="0" w:firstColumn="0" w:lastColumn="0" w:oddVBand="0" w:evenVBand="0" w:oddHBand="0" w:evenHBand="0" w:firstRowFirstColumn="0" w:firstRowLastColumn="0" w:lastRowFirstColumn="0" w:lastRowLastColumn="0"/>
+              <w:rPr>
+                <w:rFonts w:cs="Times New Roman"/>
+                <w:color w:val="000000" w:themeColor="text1"/>
+                <w:sz w:val="24"/>
+                <w:szCs w:val="24"/>
+              </w:rPr>
+            </w:pPr>
+            <w:r>
+              <w:rPr>
+                <w:rFonts w:cs="Times New Roman"/>
+                <w:color w:val="000000" w:themeColor="text1"/>
+                <w:sz w:val="24"/>
+                <w:szCs w:val="24"/>
+              </w:rPr>
+              <w:t>1.000000</w:t>
+            </w:r>
+          </w:p>
+        </w:tc>
+        <w:tc>
+          <w:tcPr>
+            <w:tcW w:w="1292" w:type="dxa"/>
+            <w:vAlign w:val="bottom"/>
+          </w:tcPr>
+          <w:p>
+            <w:pPr>
+              <w:ind w:firstLine="0"/>
+              <w:jc w:val="center"/>
+              <w:cnfStyle w:val="000000000000" w:firstRow="0" w:lastRow="0" w:firstColumn="0" w:lastColumn="0" w:oddVBand="0" w:evenVBand="0" w:oddHBand="0" w:evenHBand="0" w:firstRowFirstColumn="0" w:firstRowLastColumn="0" w:lastRowFirstColumn="0" w:lastRowLastColumn="0"/>
+              <w:rPr>
+                <w:rFonts w:cs="Times New Roman"/>
+                <w:color w:val="000000" w:themeColor="text1"/>
+                <w:sz w:val="24"/>
+                <w:szCs w:val="24"/>
+              </w:rPr>
+            </w:pPr>
+            <w:r>
+              <w:rPr>
+                <w:rFonts w:cs="Times New Roman"/>
+                <w:color w:val="000000" w:themeColor="text1"/>
+                <w:sz w:val="24"/>
+                <w:szCs w:val="24"/>
+              </w:rPr>
+              <w:t>Да</w:t>
+            </w:r>
+          </w:p>
+        </w:tc>
+      </w:tr>
+      <w:tr>
+        <w:trPr>
+          <w:trHeight w:val="483"/>
+        </w:trPr>
+        <w:tc>
+          <w:tcPr>
+            <w:cnfStyle w:val="001000000000" w:firstRow="0" w:lastRow="0" w:firstColumn="1" w:lastColumn="0" w:oddVBand="0" w:evenVBand="0" w:oddHBand="0" w:evenHBand="0" w:firstRowFirstColumn="0" w:firstRowLastColumn="0" w:lastRowFirstColumn="0" w:lastRowLastColumn="0"/>
+            <w:tcW w:w="1242" w:type="dxa"/>
+            <w:vAlign w:val="bottom"/>
+          </w:tcPr>
+          <w:p>
+            <w:pPr>
+              <w:ind w:firstLine="0"/>
+              <w:jc w:val="center"/>
+              <w:rPr>
+                <w:rFonts w:cs="Times New Roman"/>
+                <w:b w:val="0"/>
+                <w:color w:val="000000" w:themeColor="text1"/>
+                <w:sz w:val="24"/>
+                <w:szCs w:val="24"/>
+              </w:rPr>
+            </w:pPr>
+            <w:r>
+              <w:rPr>
+                <w:rFonts w:cs="Times New Roman"/>
+                <w:b w:val="0"/>
+                <w:color w:val="000000" w:themeColor="text1"/>
+                <w:sz w:val="24"/>
+                <w:szCs w:val="24"/>
+              </w:rPr>
+              <w:t>4</w:t>
+            </w:r>
+          </w:p>
+        </w:tc>
+        <w:tc>
+          <w:tcPr>
+            <w:tcW w:w="1418" w:type="dxa"/>
+            <w:vAlign w:val="bottom"/>
+          </w:tcPr>
+          <w:p>
+            <w:pPr>
+              <w:ind w:firstLine="0"/>
+              <w:jc w:val="center"/>
+              <w:cnfStyle w:val="000000000000" w:firstRow="0" w:lastRow="0" w:firstColumn="0" w:lastColumn="0" w:oddVBand="0" w:evenVBand="0" w:oddHBand="0" w:evenHBand="0" w:firstRowFirstColumn="0" w:firstRowLastColumn="0" w:lastRowFirstColumn="0" w:lastRowLastColumn="0"/>
+              <w:rPr>
+                <w:rFonts w:cs="Times New Roman"/>
+                <w:color w:val="000000" w:themeColor="text1"/>
+                <w:sz w:val="24"/>
+                <w:szCs w:val="24"/>
+              </w:rPr>
+            </w:pPr>
+            <w:r>
+              <w:rPr>
+                <w:rFonts w:cs="Times New Roman"/>
+                <w:color w:val="000000" w:themeColor="text1"/>
+                <w:sz w:val="24"/>
+                <w:szCs w:val="24"/>
+              </w:rPr>
+              <w:t>2</w:t>
+            </w:r>
+          </w:p>
+        </w:tc>
+        <w:tc>
+          <w:tcPr>
+            <w:tcW w:w="1411" w:type="dxa"/>
+            <w:vAlign w:val="bottom"/>
+          </w:tcPr>
+          <w:p>
+            <w:pPr>
+              <w:ind w:firstLine="0"/>
+              <w:jc w:val="center"/>
+              <w:cnfStyle w:val="000000000000" w:firstRow="0" w:lastRow="0" w:firstColumn="0" w:lastColumn="0" w:oddVBand="0" w:evenVBand="0" w:oddHBand="0" w:evenHBand="0" w:firstRowFirstColumn="0" w:firstRowLastColumn="0" w:lastRowFirstColumn="0" w:lastRowLastColumn="0"/>
+              <w:rPr>
+                <w:rFonts w:cs="Times New Roman"/>
+                <w:color w:val="000000" w:themeColor="text1"/>
+                <w:sz w:val="24"/>
+                <w:szCs w:val="24"/>
+              </w:rPr>
+            </w:pPr>
+            <w:r>
+              <w:rPr>
+                <w:rFonts w:cs="Times New Roman"/>
+                <w:color w:val="000000" w:themeColor="text1"/>
+                <w:sz w:val="24"/>
+                <w:szCs w:val="24"/>
+              </w:rPr>
+              <w:t>0.00048</w:t>
+            </w:r>
+          </w:p>
+        </w:tc>
+        <w:tc>
+          <w:tcPr>
+            <w:tcW w:w="1931" w:type="dxa"/>
+            <w:vAlign w:val="bottom"/>
+          </w:tcPr>
+          <w:p>
+            <w:pPr>
+              <w:ind w:firstLine="0"/>
+              <w:jc w:val="center"/>
+              <w:cnfStyle w:val="000000000000" w:firstRow="0" w:lastRow="0" w:firstColumn="0" w:lastColumn="0" w:oddVBand="0" w:evenVBand="0" w:oddHBand="0" w:evenHBand="0" w:firstRowFirstColumn="0" w:firstRowLastColumn="0" w:lastRowFirstColumn="0" w:lastRowLastColumn="0"/>
+              <w:rPr>
+                <w:rFonts w:cs="Times New Roman"/>
+                <w:color w:val="000000" w:themeColor="text1"/>
+                <w:sz w:val="24"/>
+                <w:szCs w:val="24"/>
+              </w:rPr>
+            </w:pPr>
+            <w:r>
+              <w:rPr>
+                <w:rFonts w:cs="Times New Roman"/>
+                <w:color w:val="000000" w:themeColor="text1"/>
+                <w:sz w:val="24"/>
+                <w:szCs w:val="24"/>
+              </w:rPr>
+              <w:t>0.909364</w:t>
+            </w:r>
+          </w:p>
+        </w:tc>
+        <w:tc>
+          <w:tcPr>
+            <w:tcW w:w="1293" w:type="dxa"/>
+            <w:vAlign w:val="bottom"/>
+          </w:tcPr>
+          <w:p>
+            <w:pPr>
+              <w:ind w:firstLine="0"/>
+              <w:jc w:val="center"/>
+              <w:cnfStyle w:val="000000000000" w:firstRow="0" w:lastRow="0" w:firstColumn="0" w:lastColumn="0" w:oddVBand="0" w:evenVBand="0" w:oddHBand="0" w:evenHBand="0" w:firstRowFirstColumn="0" w:firstRowLastColumn="0" w:lastRowFirstColumn="0" w:lastRowLastColumn="0"/>
+              <w:rPr>
+                <w:rFonts w:cs="Times New Roman"/>
+                <w:color w:val="000000" w:themeColor="text1"/>
+                <w:sz w:val="24"/>
+                <w:szCs w:val="24"/>
+              </w:rPr>
+            </w:pPr>
+            <w:r>
+              <w:rPr>
+                <w:rFonts w:cs="Times New Roman"/>
+                <w:color w:val="000000" w:themeColor="text1"/>
+                <w:sz w:val="24"/>
+                <w:szCs w:val="24"/>
+              </w:rPr>
+              <w:t>Да</w:t>
+            </w:r>
+          </w:p>
+        </w:tc>
+        <w:tc>
+          <w:tcPr>
+            <w:tcW w:w="1267" w:type="dxa"/>
+            <w:vAlign w:val="bottom"/>
+          </w:tcPr>
+          <w:p>
+            <w:pPr>
+              <w:ind w:firstLine="0"/>
+              <w:jc w:val="center"/>
+              <w:cnfStyle w:val="000000000000" w:firstRow="0" w:lastRow="0" w:firstColumn="0" w:lastColumn="0" w:oddVBand="0" w:evenVBand="0" w:oddHBand="0" w:evenHBand="0" w:firstRowFirstColumn="0" w:firstRowLastColumn="0" w:lastRowFirstColumn="0" w:lastRowLastColumn="0"/>
+              <w:rPr>
+                <w:rFonts w:cs="Times New Roman"/>
+                <w:color w:val="000000" w:themeColor="text1"/>
+                <w:sz w:val="24"/>
+                <w:szCs w:val="24"/>
+              </w:rPr>
+            </w:pPr>
+            <w:r>
+              <w:rPr>
+                <w:rFonts w:cs="Times New Roman"/>
+                <w:color w:val="000000" w:themeColor="text1"/>
+                <w:sz w:val="24"/>
+                <w:szCs w:val="24"/>
+              </w:rPr>
+              <w:t>0.893510</w:t>
+            </w:r>
+          </w:p>
+        </w:tc>
+        <w:tc>
+          <w:tcPr>
+            <w:tcW w:w="1292" w:type="dxa"/>
+            <w:vAlign w:val="bottom"/>
+          </w:tcPr>
+          <w:p>
+            <w:pPr>
+              <w:ind w:firstLine="0"/>
+              <w:jc w:val="center"/>
+              <w:cnfStyle w:val="000000000000" w:firstRow="0" w:lastRow="0" w:firstColumn="0" w:lastColumn="0" w:oddVBand="0" w:evenVBand="0" w:oddHBand="0" w:evenHBand="0" w:firstRowFirstColumn="0" w:firstRowLastColumn="0" w:lastRowFirstColumn="0" w:lastRowLastColumn="0"/>
+              <w:rPr>
+                <w:rFonts w:cs="Times New Roman"/>
+                <w:color w:val="000000" w:themeColor="text1"/>
+                <w:sz w:val="24"/>
+                <w:szCs w:val="24"/>
+              </w:rPr>
+            </w:pPr>
+            <w:r>
+              <w:rPr>
+                <w:rFonts w:cs="Times New Roman"/>
+                <w:color w:val="000000" w:themeColor="text1"/>
+                <w:sz w:val="24"/>
+                <w:szCs w:val="24"/>
+              </w:rPr>
+              <w:t>Да</w:t>
+            </w:r>
+          </w:p>
+        </w:tc>
+      </w:tr>
+      <w:tr>
+        <w:trPr>
+          <w:trHeight w:val="483"/>
+        </w:trPr>
+        <w:tc>
+          <w:tcPr>
+            <w:cnfStyle w:val="001000000000" w:firstRow="0" w:lastRow="0" w:firstColumn="1" w:lastColumn="0" w:oddVBand="0" w:evenVBand="0" w:oddHBand="0" w:evenHBand="0" w:firstRowFirstColumn="0" w:firstRowLastColumn="0" w:lastRowFirstColumn="0" w:lastRowLastColumn="0"/>
+            <w:tcW w:w="1242" w:type="dxa"/>
+            <w:vAlign w:val="bottom"/>
+          </w:tcPr>
+          <w:p>
+            <w:pPr>
+              <w:ind w:firstLine="0"/>
+              <w:jc w:val="center"/>
+              <w:rPr>
+                <w:rFonts w:cs="Times New Roman"/>
+                <w:b w:val="0"/>
+                <w:color w:val="000000" w:themeColor="text1"/>
+                <w:sz w:val="24"/>
+                <w:szCs w:val="24"/>
+              </w:rPr>
+            </w:pPr>
+            <w:r>
+              <w:rPr>
+                <w:rFonts w:cs="Times New Roman"/>
+                <w:b w:val="0"/>
+                <w:color w:val="000000" w:themeColor="text1"/>
+                <w:sz w:val="24"/>
+                <w:szCs w:val="24"/>
+              </w:rPr>
+              <w:t>8</w:t>
+            </w:r>
+          </w:p>
+        </w:tc>
+        <w:tc>
+          <w:tcPr>
+            <w:tcW w:w="1418" w:type="dxa"/>
+            <w:vAlign w:val="bottom"/>
+          </w:tcPr>
+          <w:p>
+            <w:pPr>
+              <w:ind w:firstLine="0"/>
+              <w:jc w:val="center"/>
+              <w:cnfStyle w:val="000000000000" w:firstRow="0" w:lastRow="0" w:firstColumn="0" w:lastColumn="0" w:oddVBand="0" w:evenVBand="0" w:oddHBand="0" w:evenHBand="0" w:firstRowFirstColumn="0" w:firstRowLastColumn="0" w:lastRowFirstColumn="0" w:lastRowLastColumn="0"/>
+              <w:rPr>
+                <w:rFonts w:cs="Times New Roman"/>
+                <w:color w:val="000000" w:themeColor="text1"/>
+                <w:sz w:val="24"/>
+                <w:szCs w:val="24"/>
+              </w:rPr>
+            </w:pPr>
+            <w:r>
+              <w:rPr>
+                <w:rFonts w:cs="Times New Roman"/>
+                <w:color w:val="000000" w:themeColor="text1"/>
+                <w:sz w:val="24"/>
+                <w:szCs w:val="24"/>
+              </w:rPr>
+              <w:t>1</w:t>
+            </w:r>
+          </w:p>
+        </w:tc>
+        <w:tc>
+          <w:tcPr>
+            <w:tcW w:w="1411" w:type="dxa"/>
+            <w:vAlign w:val="bottom"/>
+          </w:tcPr>
+          <w:p>
+            <w:pPr>
+              <w:ind w:firstLine="0"/>
+              <w:jc w:val="center"/>
+              <w:cnfStyle w:val="000000000000" w:firstRow="0" w:lastRow="0" w:firstColumn="0" w:lastColumn="0" w:oddVBand="0" w:evenVBand="0" w:oddHBand="0" w:evenHBand="0" w:firstRowFirstColumn="0" w:firstRowLastColumn="0" w:lastRowFirstColumn="0" w:lastRowLastColumn="0"/>
+              <w:rPr>
+                <w:rFonts w:cs="Times New Roman"/>
+                <w:color w:val="000000" w:themeColor="text1"/>
+                <w:sz w:val="24"/>
+                <w:szCs w:val="24"/>
+              </w:rPr>
+            </w:pPr>
+            <w:r>
+              <w:rPr>
+                <w:rFonts w:cs="Times New Roman"/>
+                <w:color w:val="000000" w:themeColor="text1"/>
+                <w:sz w:val="24"/>
+                <w:szCs w:val="24"/>
+              </w:rPr>
+              <w:t>0.00040</w:t>
+            </w:r>
+          </w:p>
+        </w:tc>
+        <w:tc>
+          <w:tcPr>
+            <w:tcW w:w="1931" w:type="dxa"/>
+            <w:vAlign w:val="bottom"/>
+          </w:tcPr>
+          <w:p>
+            <w:pPr>
+              <w:ind w:firstLine="0"/>
+              <w:jc w:val="center"/>
+              <w:cnfStyle w:val="000000000000" w:firstRow="0" w:lastRow="0" w:firstColumn="0" w:lastColumn="0" w:oddVBand="0" w:evenVBand="0" w:oddHBand="0" w:evenHBand="0" w:firstRowFirstColumn="0" w:firstRowLastColumn="0" w:lastRowFirstColumn="0" w:lastRowLastColumn="0"/>
+              <w:rPr>
+                <w:rFonts w:cs="Times New Roman"/>
+                <w:color w:val="000000" w:themeColor="text1"/>
+                <w:sz w:val="24"/>
+                <w:szCs w:val="24"/>
+              </w:rPr>
+            </w:pPr>
+            <w:r>
+              <w:rPr>
+                <w:rFonts w:cs="Times New Roman"/>
+                <w:color w:val="000000" w:themeColor="text1"/>
+                <w:sz w:val="24"/>
+                <w:szCs w:val="24"/>
+              </w:rPr>
+              <w:t>1.000000</w:t>
+            </w:r>
+          </w:p>
+        </w:tc>
+        <w:tc>
+          <w:tcPr>
+            <w:tcW w:w="1293" w:type="dxa"/>
+            <w:vAlign w:val="bottom"/>
+          </w:tcPr>
+          <w:p>
+            <w:pPr>
+              <w:ind w:firstLine="0"/>
+              <w:jc w:val="center"/>
+              <w:cnfStyle w:val="000000000000" w:firstRow="0" w:lastRow="0" w:firstColumn="0" w:lastColumn="0" w:oddVBand="0" w:evenVBand="0" w:oddHBand="0" w:evenHBand="0" w:firstRowFirstColumn="0" w:firstRowLastColumn="0" w:lastRowFirstColumn="0" w:lastRowLastColumn="0"/>
+              <w:rPr>
+                <w:rFonts w:cs="Times New Roman"/>
+                <w:color w:val="000000" w:themeColor="text1"/>
+                <w:sz w:val="24"/>
+                <w:szCs w:val="24"/>
+              </w:rPr>
+            </w:pPr>
+            <w:r>
+              <w:rPr>
+                <w:rFonts w:cs="Times New Roman"/>
+                <w:color w:val="000000" w:themeColor="text1"/>
+                <w:sz w:val="24"/>
+                <w:szCs w:val="24"/>
+              </w:rPr>
+              <w:t>Да</w:t>
+            </w:r>
+          </w:p>
+        </w:tc>
+        <w:tc>
+          <w:tcPr>
+            <w:tcW w:w="1267" w:type="dxa"/>
+            <w:vAlign w:val="bottom"/>
+          </w:tcPr>
+          <w:p>
+            <w:pPr>
+              <w:ind w:firstLine="0"/>
+              <w:jc w:val="center"/>
+              <w:cnfStyle w:val="000000000000" w:firstRow="0" w:lastRow="0" w:firstColumn="0" w:lastColumn="0" w:oddVBand="0" w:evenVBand="0" w:oddHBand="0" w:evenHBand="0" w:firstRowFirstColumn="0" w:firstRowLastColumn="0" w:lastRowFirstColumn="0" w:lastRowLastColumn="0"/>
+              <w:rPr>
+                <w:rFonts w:cs="Times New Roman"/>
+                <w:color w:val="000000" w:themeColor="text1"/>
+                <w:sz w:val="24"/>
+                <w:szCs w:val="24"/>
+              </w:rPr>
+            </w:pPr>
+            <w:r>
+              <w:rPr>
+                <w:rFonts w:cs="Times New Roman"/>
+                <w:color w:val="000000" w:themeColor="text1"/>
+                <w:sz w:val="24"/>
+                <w:szCs w:val="24"/>
+              </w:rPr>
+              <w:t>1.000000</w:t>
+            </w:r>
+          </w:p>
+        </w:tc>
+        <w:tc>
+          <w:tcPr>
+            <w:tcW w:w="1292" w:type="dxa"/>
+            <w:vAlign w:val="bottom"/>
+          </w:tcPr>
+          <w:p>
+            <w:pPr>
+              <w:ind w:firstLine="0"/>
+              <w:jc w:val="center"/>
+              <w:cnfStyle w:val="000000000000" w:firstRow="0" w:lastRow="0" w:firstColumn="0" w:lastColumn="0" w:oddVBand="0" w:evenVBand="0" w:oddHBand="0" w:evenHBand="0" w:firstRowFirstColumn="0" w:firstRowLastColumn="0" w:lastRowFirstColumn="0" w:lastRowLastColumn="0"/>
+              <w:rPr>
+                <w:rFonts w:cs="Times New Roman"/>
+                <w:color w:val="000000" w:themeColor="text1"/>
+                <w:sz w:val="24"/>
+                <w:szCs w:val="24"/>
+              </w:rPr>
+            </w:pPr>
+            <w:r>
+              <w:rPr>
+                <w:rFonts w:cs="Times New Roman"/>
+                <w:color w:val="000000" w:themeColor="text1"/>
+                <w:sz w:val="24"/>
+                <w:szCs w:val="24"/>
+              </w:rPr>
+              <w:t>Да</w:t>
+            </w:r>
+          </w:p>
+        </w:tc>
+      </w:tr>
+      <w:tr>
+        <w:trPr>
+          <w:trHeight w:val="483"/>
+        </w:trPr>
+        <w:tc>
+          <w:tcPr>
+            <w:cnfStyle w:val="001000000000" w:firstRow="0" w:lastRow="0" w:firstColumn="1" w:lastColumn="0" w:oddVBand="0" w:evenVBand="0" w:oddHBand="0" w:evenHBand="0" w:firstRowFirstColumn="0" w:firstRowLastColumn="0" w:lastRowFirstColumn="0" w:lastRowLastColumn="0"/>
+            <w:tcW w:w="1242" w:type="dxa"/>
+            <w:vAlign w:val="bottom"/>
+          </w:tcPr>
+          <w:p>
+            <w:pPr>
+              <w:ind w:firstLine="0"/>
+              <w:jc w:val="center"/>
+              <w:rPr>
+                <w:rFonts w:cs="Times New Roman"/>
+                <w:b w:val="0"/>
+                <w:color w:val="000000" w:themeColor="text1"/>
+                <w:sz w:val="24"/>
+                <w:szCs w:val="24"/>
+              </w:rPr>
+            </w:pPr>
+            <w:r>
+              <w:rPr>
+                <w:rFonts w:cs="Times New Roman"/>
+                <w:b w:val="0"/>
+                <w:color w:val="000000" w:themeColor="text1"/>
+                <w:sz w:val="24"/>
+                <w:szCs w:val="24"/>
+              </w:rPr>
+              <w:t>8</w:t>
+            </w:r>
+          </w:p>
+        </w:tc>
+        <w:tc>
+          <w:tcPr>
+            <w:tcW w:w="1418" w:type="dxa"/>
+            <w:vAlign w:val="bottom"/>
+          </w:tcPr>
+          <w:p>
+            <w:pPr>
+              <w:ind w:firstLine="0"/>
+              <w:jc w:val="center"/>
+              <w:cnfStyle w:val="000000000000" w:firstRow="0" w:lastRow="0" w:firstColumn="0" w:lastColumn="0" w:oddVBand="0" w:evenVBand="0" w:oddHBand="0" w:evenHBand="0" w:firstRowFirstColumn="0" w:firstRowLastColumn="0" w:lastRowFirstColumn="0" w:lastRowLastColumn="0"/>
+              <w:rPr>
+                <w:rFonts w:cs="Times New Roman"/>
+                <w:color w:val="000000" w:themeColor="text1"/>
+                <w:sz w:val="24"/>
+                <w:szCs w:val="24"/>
+              </w:rPr>
+            </w:pPr>
+            <w:r>
+              <w:rPr>
+                <w:rFonts w:cs="Times New Roman"/>
+                <w:color w:val="000000" w:themeColor="text1"/>
+                <w:sz w:val="24"/>
+                <w:szCs w:val="24"/>
+              </w:rPr>
+              <w:t>2</w:t>
+            </w:r>
+          </w:p>
+        </w:tc>
+        <w:tc>
+          <w:tcPr>
+            <w:tcW w:w="1411" w:type="dxa"/>
+            <w:vAlign w:val="bottom"/>
+          </w:tcPr>
+          <w:p>
+            <w:pPr>
+              <w:ind w:firstLine="0"/>
+              <w:jc w:val="center"/>
+              <w:cnfStyle w:val="000000000000" w:firstRow="0" w:lastRow="0" w:firstColumn="0" w:lastColumn="0" w:oddVBand="0" w:evenVBand="0" w:oddHBand="0" w:evenHBand="0" w:firstRowFirstColumn="0" w:firstRowLastColumn="0" w:lastRowFirstColumn="0" w:lastRowLastColumn="0"/>
+              <w:rPr>
+                <w:rFonts w:cs="Times New Roman"/>
+                <w:color w:val="000000" w:themeColor="text1"/>
+                <w:sz w:val="24"/>
+                <w:szCs w:val="24"/>
+              </w:rPr>
+            </w:pPr>
+            <w:r>
+              <w:rPr>
+                <w:rFonts w:cs="Times New Roman"/>
+                <w:color w:val="000000" w:themeColor="text1"/>
+                <w:sz w:val="24"/>
+                <w:szCs w:val="24"/>
+              </w:rPr>
+              <w:t>0.00056</w:t>
+            </w:r>
+          </w:p>
+        </w:tc>
+        <w:tc>
+          <w:tcPr>
+            <w:tcW w:w="1931" w:type="dxa"/>
+            <w:vAlign w:val="bottom"/>
+          </w:tcPr>
+          <w:p>
+            <w:pPr>
+              <w:ind w:firstLine="0"/>
+              <w:jc w:val="center"/>
+              <w:cnfStyle w:val="000000000000" w:firstRow="0" w:lastRow="0" w:firstColumn="0" w:lastColumn="0" w:oddVBand="0" w:evenVBand="0" w:oddHBand="0" w:evenHBand="0" w:firstRowFirstColumn="0" w:firstRowLastColumn="0" w:lastRowFirstColumn="0" w:lastRowLastColumn="0"/>
+              <w:rPr>
+                <w:rFonts w:cs="Times New Roman"/>
+                <w:color w:val="000000" w:themeColor="text1"/>
+                <w:sz w:val="24"/>
+                <w:szCs w:val="24"/>
+              </w:rPr>
+            </w:pPr>
+            <w:r>
+              <w:rPr>
+                <w:rFonts w:cs="Times New Roman"/>
+                <w:color w:val="000000" w:themeColor="text1"/>
+                <w:sz w:val="24"/>
+                <w:szCs w:val="24"/>
+              </w:rPr>
+              <w:t>0.705361</w:t>
+            </w:r>
+          </w:p>
+        </w:tc>
+        <w:tc>
+          <w:tcPr>
+            <w:tcW w:w="1293" w:type="dxa"/>
+            <w:vAlign w:val="bottom"/>
+          </w:tcPr>
+          <w:p>
+            <w:pPr>
+              <w:ind w:firstLine="0"/>
+              <w:jc w:val="center"/>
+              <w:cnfStyle w:val="000000000000" w:firstRow="0" w:lastRow="0" w:firstColumn="0" w:lastColumn="0" w:oddVBand="0" w:evenVBand="0" w:oddHBand="0" w:evenHBand="0" w:firstRowFirstColumn="0" w:firstRowLastColumn="0" w:lastRowFirstColumn="0" w:lastRowLastColumn="0"/>
+              <w:rPr>
+                <w:rFonts w:cs="Times New Roman"/>
+                <w:color w:val="000000" w:themeColor="text1"/>
+                <w:sz w:val="24"/>
+                <w:szCs w:val="24"/>
+              </w:rPr>
+            </w:pPr>
+            <w:r>
+              <w:rPr>
+                <w:rFonts w:cs="Times New Roman"/>
+                <w:color w:val="000000" w:themeColor="text1"/>
+                <w:sz w:val="24"/>
+                <w:szCs w:val="24"/>
+              </w:rPr>
+              <w:t>Да</w:t>
+            </w:r>
+          </w:p>
+        </w:tc>
+        <w:tc>
+          <w:tcPr>
+            <w:tcW w:w="1267" w:type="dxa"/>
+            <w:vAlign w:val="bottom"/>
+          </w:tcPr>
+          <w:p>
+            <w:pPr>
+              <w:ind w:firstLine="0"/>
+              <w:jc w:val="center"/>
+              <w:cnfStyle w:val="000000000000" w:firstRow="0" w:lastRow="0" w:firstColumn="0" w:lastColumn="0" w:oddVBand="0" w:evenVBand="0" w:oddHBand="0" w:evenHBand="0" w:firstRowFirstColumn="0" w:firstRowLastColumn="0" w:lastRowFirstColumn="0" w:lastRowLastColumn="0"/>
+              <w:rPr>
+                <w:rFonts w:cs="Times New Roman"/>
+                <w:color w:val="000000" w:themeColor="text1"/>
+                <w:sz w:val="24"/>
+                <w:szCs w:val="24"/>
+              </w:rPr>
+            </w:pPr>
+            <w:r>
+              <w:rPr>
+                <w:rFonts w:cs="Times New Roman"/>
+                <w:color w:val="000000" w:themeColor="text1"/>
+                <w:sz w:val="24"/>
+                <w:szCs w:val="24"/>
+              </w:rPr>
+              <w:t>0.447096</w:t>
+            </w:r>
+          </w:p>
+        </w:tc>
+        <w:tc>
+          <w:tcPr>
+            <w:tcW w:w="1292" w:type="dxa"/>
+            <w:vAlign w:val="bottom"/>
+          </w:tcPr>
+          <w:p>
+            <w:pPr>
+              <w:ind w:firstLine="0"/>
+              <w:jc w:val="center"/>
+              <w:cnfStyle w:val="000000000000" w:firstRow="0" w:lastRow="0" w:firstColumn="0" w:lastColumn="0" w:oddVBand="0" w:evenVBand="0" w:oddHBand="0" w:evenHBand="0" w:firstRowFirstColumn="0" w:firstRowLastColumn="0" w:lastRowFirstColumn="0" w:lastRowLastColumn="0"/>
+              <w:rPr>
+                <w:rFonts w:cs="Times New Roman"/>
+                <w:color w:val="000000" w:themeColor="text1"/>
+                <w:sz w:val="24"/>
+                <w:szCs w:val="24"/>
+              </w:rPr>
+            </w:pPr>
+            <w:r>
+              <w:rPr>
+                <w:rFonts w:cs="Times New Roman"/>
+                <w:color w:val="000000" w:themeColor="text1"/>
+                <w:sz w:val="24"/>
+                <w:szCs w:val="24"/>
+              </w:rPr>
+              <w:t>Нет</w:t>
+            </w:r>
+          </w:p>
+        </w:tc>
+      </w:tr>
+      <w:tr>
+        <w:trPr>
+          <w:trHeight w:val="483"/>
+        </w:trPr>
+        <w:tc>
+          <w:tcPr>
+            <w:cnfStyle w:val="001000000000" w:firstRow="0" w:lastRow="0" w:firstColumn="1" w:lastColumn="0" w:oddVBand="0" w:evenVBand="0" w:oddHBand="0" w:evenHBand="0" w:firstRowFirstColumn="0" w:firstRowLastColumn="0" w:lastRowFirstColumn="0" w:lastRowLastColumn="0"/>
+            <w:tcW w:w="1242" w:type="dxa"/>
+            <w:vAlign w:val="bottom"/>
+          </w:tcPr>
+          <w:p>
+            <w:pPr>
+              <w:ind w:firstLine="0"/>
+              <w:jc w:val="center"/>
+              <w:rPr>
+                <w:rFonts w:cs="Times New Roman"/>
+                <w:b w:val="0"/>
+                <w:color w:val="000000" w:themeColor="text1"/>
+                <w:sz w:val="24"/>
+                <w:szCs w:val="24"/>
+              </w:rPr>
+            </w:pPr>
+            <w:r>
+              <w:rPr>
+                <w:rFonts w:cs="Times New Roman"/>
+                <w:b w:val="0"/>
+                <w:color w:val="000000" w:themeColor="text1"/>
+                <w:sz w:val="24"/>
+                <w:szCs w:val="24"/>
+              </w:rPr>
+              <w:t>14</w:t>
+            </w:r>
+          </w:p>
+        </w:tc>
+        <w:tc>
+          <w:tcPr>
+            <w:tcW w:w="1418" w:type="dxa"/>
+            <w:vAlign w:val="bottom"/>
+          </w:tcPr>
+          <w:p>
+            <w:pPr>
+              <w:ind w:firstLine="0"/>
+              <w:jc w:val="center"/>
+              <w:cnfStyle w:val="000000000000" w:firstRow="0" w:lastRow="0" w:firstColumn="0" w:lastColumn="0" w:oddVBand="0" w:evenVBand="0" w:oddHBand="0" w:evenHBand="0" w:firstRowFirstColumn="0" w:firstRowLastColumn="0" w:lastRowFirstColumn="0" w:lastRowLastColumn="0"/>
+              <w:rPr>
+                <w:rFonts w:cs="Times New Roman"/>
+                <w:color w:val="000000" w:themeColor="text1"/>
+                <w:sz w:val="24"/>
+                <w:szCs w:val="24"/>
+              </w:rPr>
+            </w:pPr>
+            <w:r>
+              <w:rPr>
+                <w:rFonts w:cs="Times New Roman"/>
+                <w:color w:val="000000" w:themeColor="text1"/>
+                <w:sz w:val="24"/>
+                <w:szCs w:val="24"/>
+              </w:rPr>
+              <w:t>1</w:t>
+            </w:r>
+          </w:p>
+        </w:tc>
+        <w:tc>
+          <w:tcPr>
+            <w:tcW w:w="1411" w:type="dxa"/>
+            <w:vAlign w:val="bottom"/>
+          </w:tcPr>
+          <w:p>
+            <w:pPr>
+              <w:ind w:firstLine="0"/>
+              <w:jc w:val="center"/>
+              <w:cnfStyle w:val="000000000000" w:firstRow="0" w:lastRow="0" w:firstColumn="0" w:lastColumn="0" w:oddVBand="0" w:evenVBand="0" w:oddHBand="0" w:evenHBand="0" w:firstRowFirstColumn="0" w:firstRowLastColumn="0" w:lastRowFirstColumn="0" w:lastRowLastColumn="0"/>
+              <w:rPr>
+                <w:rFonts w:cs="Times New Roman"/>
+                <w:color w:val="000000" w:themeColor="text1"/>
+                <w:sz w:val="24"/>
+                <w:szCs w:val="24"/>
+              </w:rPr>
+            </w:pPr>
+            <w:r>
+              <w:rPr>
+                <w:rFonts w:cs="Times New Roman"/>
+                <w:color w:val="000000" w:themeColor="text1"/>
+                <w:sz w:val="24"/>
+                <w:szCs w:val="24"/>
+              </w:rPr>
+              <w:t>0.00040</w:t>
+            </w:r>
+          </w:p>
+        </w:tc>
+        <w:tc>
+          <w:tcPr>
+            <w:tcW w:w="1931" w:type="dxa"/>
+            <w:vAlign w:val="bottom"/>
+          </w:tcPr>
+          <w:p>
+            <w:pPr>
+              <w:ind w:firstLine="0"/>
+              <w:jc w:val="center"/>
+              <w:cnfStyle w:val="000000000000" w:firstRow="0" w:lastRow="0" w:firstColumn="0" w:lastColumn="0" w:oddVBand="0" w:evenVBand="0" w:oddHBand="0" w:evenHBand="0" w:firstRowFirstColumn="0" w:firstRowLastColumn="0" w:lastRowFirstColumn="0" w:lastRowLastColumn="0"/>
+              <w:rPr>
+                <w:rFonts w:cs="Times New Roman"/>
+                <w:color w:val="000000" w:themeColor="text1"/>
+                <w:sz w:val="24"/>
+                <w:szCs w:val="24"/>
+              </w:rPr>
+            </w:pPr>
+            <w:r>
+              <w:rPr>
+                <w:rFonts w:cs="Times New Roman"/>
+                <w:color w:val="000000" w:themeColor="text1"/>
+                <w:sz w:val="24"/>
+                <w:szCs w:val="24"/>
+              </w:rPr>
+              <w:t>1.000000</w:t>
+            </w:r>
+          </w:p>
+        </w:tc>
+        <w:tc>
+          <w:tcPr>
+            <w:tcW w:w="1293" w:type="dxa"/>
+            <w:vAlign w:val="bottom"/>
+          </w:tcPr>
+          <w:p>
+            <w:pPr>
+              <w:ind w:firstLine="0"/>
+              <w:jc w:val="center"/>
+              <w:cnfStyle w:val="000000000000" w:firstRow="0" w:lastRow="0" w:firstColumn="0" w:lastColumn="0" w:oddVBand="0" w:evenVBand="0" w:oddHBand="0" w:evenHBand="0" w:firstRowFirstColumn="0" w:firstRowLastColumn="0" w:lastRowFirstColumn="0" w:lastRowLastColumn="0"/>
+              <w:rPr>
+                <w:rFonts w:cs="Times New Roman"/>
+                <w:color w:val="000000" w:themeColor="text1"/>
+                <w:sz w:val="24"/>
+                <w:szCs w:val="24"/>
+              </w:rPr>
+            </w:pPr>
+            <w:r>
+              <w:rPr>
+                <w:rFonts w:cs="Times New Roman"/>
+                <w:color w:val="000000" w:themeColor="text1"/>
+                <w:sz w:val="24"/>
+                <w:szCs w:val="24"/>
+              </w:rPr>
+              <w:t>Да</w:t>
+            </w:r>
+          </w:p>
+        </w:tc>
+        <w:tc>
+          <w:tcPr>
+            <w:tcW w:w="1267" w:type="dxa"/>
+            <w:vAlign w:val="bottom"/>
+          </w:tcPr>
+          <w:p>
+            <w:pPr>
+              <w:ind w:firstLine="0"/>
+              <w:jc w:val="center"/>
+              <w:cnfStyle w:val="000000000000" w:firstRow="0" w:lastRow="0" w:firstColumn="0" w:lastColumn="0" w:oddVBand="0" w:evenVBand="0" w:oddHBand="0" w:evenHBand="0" w:firstRowFirstColumn="0" w:firstRowLastColumn="0" w:lastRowFirstColumn="0" w:lastRowLastColumn="0"/>
+              <w:rPr>
+                <w:rFonts w:cs="Times New Roman"/>
+                <w:color w:val="000000" w:themeColor="text1"/>
+                <w:sz w:val="24"/>
+                <w:szCs w:val="24"/>
+              </w:rPr>
+            </w:pPr>
+            <w:r>
+              <w:rPr>
+                <w:rFonts w:cs="Times New Roman"/>
+                <w:color w:val="000000" w:themeColor="text1"/>
+                <w:sz w:val="24"/>
+                <w:szCs w:val="24"/>
+              </w:rPr>
+              <w:t>1.000000</w:t>
+            </w:r>
+          </w:p>
+        </w:tc>
+        <w:tc>
+          <w:tcPr>
+            <w:tcW w:w="1292" w:type="dxa"/>
+            <w:vAlign w:val="bottom"/>
+          </w:tcPr>
+          <w:p>
+            <w:pPr>
+              <w:ind w:firstLine="0"/>
+              <w:jc w:val="center"/>
+              <w:cnfStyle w:val="000000000000" w:firstRow="0" w:lastRow="0" w:firstColumn="0" w:lastColumn="0" w:oddVBand="0" w:evenVBand="0" w:oddHBand="0" w:evenHBand="0" w:firstRowFirstColumn="0" w:firstRowLastColumn="0" w:lastRowFirstColumn="0" w:lastRowLastColumn="0"/>
+              <w:rPr>
+                <w:rFonts w:cs="Times New Roman"/>
+                <w:color w:val="000000" w:themeColor="text1"/>
+                <w:sz w:val="24"/>
+                <w:szCs w:val="24"/>
+              </w:rPr>
+            </w:pPr>
+            <w:r>
+              <w:rPr>
+                <w:rFonts w:cs="Times New Roman"/>
+                <w:color w:val="000000" w:themeColor="text1"/>
+                <w:sz w:val="24"/>
+                <w:szCs w:val="24"/>
+              </w:rPr>
+              <w:t>Да</w:t>
+            </w:r>
+          </w:p>
+        </w:tc>
+      </w:tr>
+      <w:tr>
+        <w:trPr>
+          <w:trHeight w:val="483"/>
+        </w:trPr>
+        <w:tc>
+          <w:tcPr>
+            <w:cnfStyle w:val="001000000000" w:firstRow="0" w:lastRow="0" w:firstColumn="1" w:lastColumn="0" w:oddVBand="0" w:evenVBand="0" w:oddHBand="0" w:evenHBand="0" w:firstRowFirstColumn="0" w:firstRowLastColumn="0" w:lastRowFirstColumn="0" w:lastRowLastColumn="0"/>
+            <w:tcW w:w="1242" w:type="dxa"/>
+            <w:vAlign w:val="bottom"/>
+          </w:tcPr>
+          <w:p>
+            <w:pPr>
+              <w:ind w:firstLine="0"/>
+              <w:jc w:val="center"/>
+              <w:rPr>
+                <w:rFonts w:cs="Times New Roman"/>
+                <w:b w:val="0"/>
+                <w:color w:val="000000" w:themeColor="text1"/>
+                <w:sz w:val="24"/>
+                <w:szCs w:val="24"/>
+              </w:rPr>
+            </w:pPr>
+            <w:r>
+              <w:rPr>
+                <w:rFonts w:cs="Times New Roman"/>
+                <w:b w:val="0"/>
+                <w:color w:val="000000" w:themeColor="text1"/>
+                <w:sz w:val="24"/>
+                <w:szCs w:val="24"/>
+              </w:rPr>
+              <w:t>14</w:t>
+            </w:r>
+          </w:p>
+        </w:tc>
+        <w:tc>
+          <w:tcPr>
+            <w:tcW w:w="1418" w:type="dxa"/>
+            <w:vAlign w:val="bottom"/>
+          </w:tcPr>
+          <w:p>
+            <w:pPr>
+              <w:ind w:firstLine="0"/>
+              <w:jc w:val="center"/>
+              <w:cnfStyle w:val="000000000000" w:firstRow="0" w:lastRow="0" w:firstColumn="0" w:lastColumn="0" w:oddVBand="0" w:evenVBand="0" w:oddHBand="0" w:evenHBand="0" w:firstRowFirstColumn="0" w:firstRowLastColumn="0" w:lastRowFirstColumn="0" w:lastRowLastColumn="0"/>
+              <w:rPr>
+                <w:rFonts w:cs="Times New Roman"/>
+                <w:color w:val="000000" w:themeColor="text1"/>
+                <w:sz w:val="24"/>
+                <w:szCs w:val="24"/>
+              </w:rPr>
+            </w:pPr>
+            <w:r>
+              <w:rPr>
+                <w:rFonts w:cs="Times New Roman"/>
+                <w:color w:val="000000" w:themeColor="text1"/>
+                <w:sz w:val="24"/>
+                <w:szCs w:val="24"/>
+              </w:rPr>
+              <w:t>2</w:t>
+            </w:r>
+          </w:p>
+        </w:tc>
+        <w:tc>
+          <w:tcPr>
+            <w:tcW w:w="1411" w:type="dxa"/>
+            <w:vAlign w:val="bottom"/>
+          </w:tcPr>
+          <w:p>
+            <w:pPr>
+              <w:ind w:firstLine="0"/>
+              <w:jc w:val="center"/>
+              <w:cnfStyle w:val="000000000000" w:firstRow="0" w:lastRow="0" w:firstColumn="0" w:lastColumn="0" w:oddVBand="0" w:evenVBand="0" w:oddHBand="0" w:evenHBand="0" w:firstRowFirstColumn="0" w:firstRowLastColumn="0" w:lastRowFirstColumn="0" w:lastRowLastColumn="0"/>
+              <w:rPr>
+                <w:rFonts w:cs="Times New Roman"/>
+                <w:color w:val="000000" w:themeColor="text1"/>
+                <w:sz w:val="24"/>
+                <w:szCs w:val="24"/>
+              </w:rPr>
+            </w:pPr>
+            <w:r>
+              <w:rPr>
+                <w:rFonts w:cs="Times New Roman"/>
+                <w:color w:val="000000" w:themeColor="text1"/>
+                <w:sz w:val="24"/>
+                <w:szCs w:val="24"/>
+              </w:rPr>
+              <w:t>0.00068</w:t>
+            </w:r>
+          </w:p>
+        </w:tc>
+        <w:tc>
+          <w:tcPr>
+            <w:tcW w:w="1931" w:type="dxa"/>
+            <w:vAlign w:val="bottom"/>
+          </w:tcPr>
+          <w:p>
+            <w:pPr>
+              <w:ind w:firstLine="0"/>
+              <w:jc w:val="center"/>
+              <w:cnfStyle w:val="000000000000" w:firstRow="0" w:lastRow="0" w:firstColumn="0" w:lastColumn="0" w:oddVBand="0" w:evenVBand="0" w:oddHBand="0" w:evenHBand="0" w:firstRowFirstColumn="0" w:firstRowLastColumn="0" w:lastRowFirstColumn="0" w:lastRowLastColumn="0"/>
+              <w:rPr>
+                <w:rFonts w:cs="Times New Roman"/>
+                <w:color w:val="000000" w:themeColor="text1"/>
+                <w:sz w:val="24"/>
+                <w:szCs w:val="24"/>
+              </w:rPr>
+            </w:pPr>
+            <w:r>
+              <w:rPr>
+                <w:rFonts w:cs="Times New Roman"/>
+                <w:color w:val="000000" w:themeColor="text1"/>
+                <w:sz w:val="24"/>
+                <w:szCs w:val="24"/>
+              </w:rPr>
+              <w:t>0.610009</w:t>
+            </w:r>
+          </w:p>
+        </w:tc>
+        <w:tc>
+          <w:tcPr>
+            <w:tcW w:w="1293" w:type="dxa"/>
+            <w:vAlign w:val="bottom"/>
+          </w:tcPr>
+          <w:p>
+            <w:pPr>
+              <w:ind w:firstLine="0"/>
+              <w:jc w:val="center"/>
+              <w:cnfStyle w:val="000000000000" w:firstRow="0" w:lastRow="0" w:firstColumn="0" w:lastColumn="0" w:oddVBand="0" w:evenVBand="0" w:oddHBand="0" w:evenHBand="0" w:firstRowFirstColumn="0" w:firstRowLastColumn="0" w:lastRowFirstColumn="0" w:lastRowLastColumn="0"/>
+              <w:rPr>
+                <w:rFonts w:cs="Times New Roman"/>
+                <w:color w:val="000000" w:themeColor="text1"/>
+                <w:sz w:val="24"/>
+                <w:szCs w:val="24"/>
+              </w:rPr>
+            </w:pPr>
+            <w:r>
+              <w:rPr>
+                <w:rFonts w:cs="Times New Roman"/>
+                <w:color w:val="000000" w:themeColor="text1"/>
+                <w:sz w:val="24"/>
+                <w:szCs w:val="24"/>
+              </w:rPr>
+              <w:t>Д</w:t>
+            </w:r>
+            <w:r>
+              <w:rPr>
+                <w:rFonts w:cs="Times New Roman"/>
+                <w:color w:val="000000" w:themeColor="text1"/>
+                <w:sz w:val="24"/>
+                <w:szCs w:val="24"/>
+              </w:rPr>
+              <w:t>а</w:t>
+            </w:r>
+          </w:p>
+        </w:tc>
+        <w:tc>
+          <w:tcPr>
+            <w:tcW w:w="1267" w:type="dxa"/>
+            <w:vAlign w:val="bottom"/>
+          </w:tcPr>
+          <w:p>
+            <w:pPr>
+              <w:ind w:firstLine="0"/>
+              <w:jc w:val="center"/>
+              <w:cnfStyle w:val="000000000000" w:firstRow="0" w:lastRow="0" w:firstColumn="0" w:lastColumn="0" w:oddVBand="0" w:evenVBand="0" w:oddHBand="0" w:evenHBand="0" w:firstRowFirstColumn="0" w:firstRowLastColumn="0" w:lastRowFirstColumn="0" w:lastRowLastColumn="0"/>
+              <w:rPr>
+                <w:rFonts w:cs="Times New Roman"/>
+                <w:color w:val="000000" w:themeColor="text1"/>
+                <w:sz w:val="24"/>
+                <w:szCs w:val="24"/>
+              </w:rPr>
+            </w:pPr>
+            <w:r>
+              <w:rPr>
+                <w:rFonts w:cs="Times New Roman"/>
+                <w:color w:val="000000" w:themeColor="text1"/>
+                <w:sz w:val="24"/>
+                <w:szCs w:val="24"/>
+              </w:rPr>
+              <w:t>0.683907</w:t>
+            </w:r>
+          </w:p>
+        </w:tc>
+        <w:tc>
+          <w:tcPr>
+            <w:tcW w:w="1292" w:type="dxa"/>
+            <w:vAlign w:val="bottom"/>
+          </w:tcPr>
+          <w:p>
+            <w:pPr>
+              <w:ind w:firstLine="0"/>
+              <w:jc w:val="center"/>
+              <w:cnfStyle w:val="000000000000" w:firstRow="0" w:lastRow="0" w:firstColumn="0" w:lastColumn="0" w:oddVBand="0" w:evenVBand="0" w:oddHBand="0" w:evenHBand="0" w:firstRowFirstColumn="0" w:firstRowLastColumn="0" w:lastRowFirstColumn="0" w:lastRowLastColumn="0"/>
+              <w:rPr>
+                <w:rFonts w:cs="Times New Roman"/>
+                <w:color w:val="000000" w:themeColor="text1"/>
+                <w:sz w:val="24"/>
+                <w:szCs w:val="24"/>
+              </w:rPr>
+            </w:pPr>
+            <w:r>
+              <w:rPr>
+                <w:rFonts w:cs="Times New Roman"/>
+                <w:color w:val="000000" w:themeColor="text1"/>
+                <w:sz w:val="24"/>
+                <w:szCs w:val="24"/>
+              </w:rPr>
+              <w:t>Да</w:t>
+            </w:r>
+          </w:p>
+        </w:tc>
+      </w:tr>
+    </w:tbl>
+    <w:p>
+      <w:pPr>
+        <w:rPr>
+          <w:lang w:val="en-US"/>
+        </w:rPr>
+      </w:pPr>
+      <w:bookmarkStart w:id="14" w:name="_GoBack"/>
+      <w:bookmarkEnd w:id="14"/>
     </w:p>
     <w:p>
-      <w:pPr>
-        <w:ind w:firstLine="0"/>
-      </w:pPr>
+      <w:r>
+        <w:t xml:space="preserve">В сценарии с малым расстоянием между целями (Δ = 4) обе последовательности успешно обнаружили оба сигнала. Это объясняется тем, </w:t>
+      </w:r>
+      <w:r>
+        <w:lastRenderedPageBreak/>
+        <w:t xml:space="preserve">что пики ещё достаточно разделены, и даже случайная последовательность не </w:t>
+      </w:r>
+      <w:r>
+        <w:t>создаёт существенных искажений.</w:t>
+      </w:r>
     </w:p>
     <w:p>
-      <w:pPr>
-        <w:ind w:firstLine="0"/>
-      </w:pPr>
-      <w:r>
-        <w:t>Случайная последовательность — также длиной N = 64, служит контрольным вариантом для сравнения.</w:t>
+      <w:r>
+        <w:t>При Δ = 8 видно преимущество последовательности Шапиро: вторая цель обнаружена, тогда как при использовании случайной последовательности — нет. Это связано с тем, что боковые лепестки случайной последовательности част</w:t>
+      </w:r>
+      <w:r>
+        <w:t>ично перекрывают слабый сигнал.</w:t>
       </w:r>
     </w:p>
     <w:p>
-      <w:pPr>
-        <w:ind w:firstLine="0"/>
-      </w:pPr>
+      <w:r>
+        <w:t>При Δ = 14 обе последовательности справляются с задачей, но при этом у последовательности Шапиро амплитуды более стабильные и б</w:t>
+      </w:r>
+      <w:r>
+        <w:t>оковые эффекты выражены меньше.</w:t>
+      </w:r>
     </w:p>
     <w:p>
-      <w:pPr>
-        <w:ind w:firstLine="0"/>
-      </w:pPr>
-      <w:r>
-        <w:t>Имитация отражений моделируется с помощью нескольких целей, находящихся на разных расстояниях. Для каждой цели задаётся амплитуда отражённого сигнала (ослабление) и задержка относительно момента посылки импульса. Таким образом, принимаемый сигнал представляет собой сумму отражённых копий исходного импульса, искажённых шумом. Детектор (</w:t>
-      </w:r>
-      <w:proofErr w:type="spellStart"/>
-      <w:r>
-        <w:t>приёмо</w:t>
-      </w:r>
-      <w:proofErr w:type="spellEnd"/>
-      <w:r>
-        <w:t>-обработчик) выполняет кросс-корреляцию принятого сигнала с исходной последовательностью и фиксирует пики, соответствующие целям.</w:t>
-      </w:r>
-    </w:p>
-    <w:p>
-      <w:pPr>
-        <w:ind w:firstLine="0"/>
-      </w:pPr>
-    </w:p>
-    <w:p>
-      <w:pPr>
-        <w:ind w:firstLine="0"/>
-      </w:pPr>
-      <w:r>
-        <w:t>В таблице ниже показаны результаты для трёх сценариев, где расстояние между целями изменяется (параметр Δ) и амплитуда второго отклика уменьшается. Ожидаемые задержки указаны в миллисекундах, амплитуды — нормированы относительно максимума корреляции.</w:t>
-      </w:r>
-    </w:p>
-    <w:p>
-      <w:pPr>
-        <w:ind w:firstLine="0"/>
-      </w:pPr>
-    </w:p>
-    <w:p>
-      <w:pPr>
-        <w:ind w:firstLine="0"/>
-      </w:pPr>
-      <w:r>
-        <w:t>Δ</w:t>
-      </w:r>
-      <w:r>
-        <w:tab/>
-      </w:r>
-      <w:proofErr w:type="gramStart"/>
-      <w:r>
-        <w:t>Цель</w:t>
-      </w:r>
-      <w:proofErr w:type="gramEnd"/>
-      <w:r>
-        <w:t xml:space="preserve"> #</w:t>
-      </w:r>
-      <w:r>
-        <w:tab/>
-        <w:t xml:space="preserve">Ожидаемая задержка, </w:t>
-      </w:r>
-      <w:proofErr w:type="spellStart"/>
-      <w:r>
-        <w:t>мс</w:t>
-      </w:r>
-      <w:proofErr w:type="spellEnd"/>
-      <w:r>
-        <w:tab/>
-        <w:t>Шапиро (</w:t>
-      </w:r>
-      <w:proofErr w:type="spellStart"/>
-      <w:r>
-        <w:t>ампл</w:t>
-      </w:r>
-      <w:proofErr w:type="spellEnd"/>
-      <w:r>
-        <w:t>.)</w:t>
-      </w:r>
-      <w:r>
-        <w:tab/>
-        <w:t>Шапиро (обнаружено)</w:t>
-      </w:r>
-      <w:r>
-        <w:tab/>
-        <w:t>Случайная (</w:t>
-      </w:r>
-      <w:proofErr w:type="spellStart"/>
-      <w:r>
-        <w:t>ампл</w:t>
-      </w:r>
-      <w:proofErr w:type="spellEnd"/>
-      <w:r>
-        <w:t>.)</w:t>
-      </w:r>
-      <w:r>
-        <w:tab/>
-        <w:t>Случайная (обнаружено)</w:t>
-      </w:r>
-    </w:p>
-    <w:p>
-      <w:pPr>
-        <w:ind w:firstLine="0"/>
-      </w:pPr>
-      <w:r>
-        <w:t>4</w:t>
-      </w:r>
-      <w:r>
-        <w:tab/>
-        <w:t>1</w:t>
-      </w:r>
-      <w:r>
-        <w:tab/>
-        <w:t>0.000400</w:t>
-      </w:r>
-      <w:r>
-        <w:tab/>
-        <w:t>1.000000</w:t>
-      </w:r>
-      <w:proofErr w:type="gramStart"/>
-      <w:r>
-        <w:tab/>
-        <w:t>Д</w:t>
-      </w:r>
-      <w:proofErr w:type="gramEnd"/>
-      <w:r>
-        <w:t>а</w:t>
-      </w:r>
-      <w:r>
-        <w:tab/>
-        <w:t>1.000000</w:t>
-      </w:r>
-      <w:r>
-        <w:tab/>
-        <w:t>Да</w:t>
-      </w:r>
-    </w:p>
-    <w:p>
-      <w:pPr>
-        <w:ind w:firstLine="0"/>
-      </w:pPr>
-      <w:r>
-        <w:t>4</w:t>
-      </w:r>
-      <w:r>
-        <w:tab/>
-        <w:t>2</w:t>
-      </w:r>
-      <w:r>
-        <w:tab/>
-        <w:t>0.000480</w:t>
-      </w:r>
-      <w:r>
-        <w:tab/>
-        <w:t>0.891009</w:t>
-      </w:r>
-      <w:proofErr w:type="gramStart"/>
-      <w:r>
-        <w:tab/>
-        <w:t>Д</w:t>
-      </w:r>
-      <w:proofErr w:type="gramEnd"/>
-      <w:r>
-        <w:t>а</w:t>
-      </w:r>
-      <w:r>
-        <w:tab/>
-        <w:t>0.843276</w:t>
-      </w:r>
-      <w:r>
-        <w:tab/>
-        <w:t>Да</w:t>
-      </w:r>
-    </w:p>
-    <w:p>
-      <w:pPr>
-        <w:ind w:firstLine="0"/>
-      </w:pPr>
-      <w:r>
-        <w:lastRenderedPageBreak/>
-        <w:t>8</w:t>
-      </w:r>
-      <w:r>
-        <w:tab/>
-        <w:t>1</w:t>
-      </w:r>
-      <w:r>
-        <w:tab/>
-        <w:t>0.000400</w:t>
-      </w:r>
-      <w:r>
-        <w:tab/>
-        <w:t>1.000000</w:t>
-      </w:r>
-      <w:proofErr w:type="gramStart"/>
-      <w:r>
-        <w:tab/>
-        <w:t>Д</w:t>
-      </w:r>
-      <w:proofErr w:type="gramEnd"/>
-      <w:r>
-        <w:t>а</w:t>
-      </w:r>
-      <w:r>
-        <w:tab/>
-        <w:t>1.000000</w:t>
-      </w:r>
-      <w:r>
-        <w:tab/>
-        <w:t>Да</w:t>
-      </w:r>
-    </w:p>
-    <w:p>
-      <w:pPr>
-        <w:ind w:firstLine="0"/>
-      </w:pPr>
-      <w:r>
-        <w:t>8</w:t>
-      </w:r>
-      <w:r>
-        <w:tab/>
-        <w:t>2</w:t>
-      </w:r>
-      <w:r>
-        <w:tab/>
-        <w:t>0.000560</w:t>
-      </w:r>
-      <w:r>
-        <w:tab/>
-        <w:t>0.696142</w:t>
-      </w:r>
-      <w:proofErr w:type="gramStart"/>
-      <w:r>
-        <w:tab/>
-        <w:t>Д</w:t>
-      </w:r>
-      <w:proofErr w:type="gramEnd"/>
-      <w:r>
-        <w:t>а</w:t>
-      </w:r>
-      <w:r>
-        <w:tab/>
-        <w:t>0.479734</w:t>
-      </w:r>
-      <w:r>
-        <w:tab/>
-        <w:t>Нет</w:t>
-      </w:r>
-    </w:p>
-    <w:p>
-      <w:pPr>
-        <w:ind w:firstLine="0"/>
-      </w:pPr>
-      <w:r>
-        <w:t>14</w:t>
-      </w:r>
-      <w:r>
-        <w:tab/>
-        <w:t>1</w:t>
-      </w:r>
-      <w:r>
-        <w:tab/>
-        <w:t>0.000400</w:t>
-      </w:r>
-      <w:r>
-        <w:tab/>
-        <w:t>1.000000</w:t>
-      </w:r>
-      <w:proofErr w:type="gramStart"/>
-      <w:r>
-        <w:tab/>
-        <w:t>Д</w:t>
-      </w:r>
-      <w:proofErr w:type="gramEnd"/>
-      <w:r>
-        <w:t>а</w:t>
-      </w:r>
-      <w:r>
-        <w:tab/>
-        <w:t>1.000000</w:t>
-      </w:r>
-      <w:r>
-        <w:tab/>
-        <w:t>Да</w:t>
-      </w:r>
-    </w:p>
-    <w:p>
-      <w:pPr>
-        <w:ind w:firstLine="0"/>
-      </w:pPr>
-      <w:r>
-        <w:t>14</w:t>
-      </w:r>
-      <w:r>
-        <w:tab/>
-        <w:t>2</w:t>
-      </w:r>
-      <w:r>
-        <w:tab/>
-        <w:t>0.000680</w:t>
-      </w:r>
-      <w:r>
-        <w:tab/>
-        <w:t>0.596033</w:t>
-      </w:r>
-      <w:proofErr w:type="gramStart"/>
-      <w:r>
-        <w:tab/>
-        <w:t>Д</w:t>
-      </w:r>
-      <w:proofErr w:type="gramEnd"/>
-      <w:r>
-        <w:t>а</w:t>
-      </w:r>
-      <w:r>
-        <w:tab/>
-        <w:t>0.688269</w:t>
-      </w:r>
-      <w:r>
-        <w:tab/>
-        <w:t>Да</w:t>
-      </w:r>
-    </w:p>
-    <w:p>
-      <w:pPr>
-        <w:ind w:firstLine="0"/>
-      </w:pPr>
-    </w:p>
-    <w:p>
-      <w:pPr>
-        <w:ind w:firstLine="0"/>
-      </w:pPr>
-      <w:r>
-        <w:t>Интерпретация результатов.</w:t>
-      </w:r>
-    </w:p>
-    <w:p>
-      <w:pPr>
-        <w:ind w:firstLine="0"/>
-      </w:pPr>
-    </w:p>
-    <w:p>
-      <w:pPr>
-        <w:ind w:firstLine="0"/>
-      </w:pPr>
-      <w:r>
-        <w:t>В сценарии с малым расстоянием между целями (Δ = 4) обе последовательности успешно обнаружили оба сигнала. Это объясняется тем, что пики ещё достаточно разделены, и даже случайная последовательность не создаёт существенных искажений.</w:t>
-      </w:r>
-    </w:p>
-    <w:p>
-      <w:pPr>
-        <w:ind w:firstLine="0"/>
-      </w:pPr>
-    </w:p>
-    <w:p>
-      <w:pPr>
-        <w:ind w:firstLine="0"/>
-      </w:pPr>
-      <w:r>
-        <w:t>При Δ = 8 видно преимущество последовательности Шапиро: вторая цель обнаружена, тогда как при использовании случайной последовательности — нет. Это связано с тем, что боковые лепестки случайной последовательности частично перекрывают слабый сигнал.</w:t>
-      </w:r>
-    </w:p>
-    <w:p>
-      <w:pPr>
-        <w:ind w:firstLine="0"/>
-      </w:pPr>
-    </w:p>
-    <w:p>
-      <w:pPr>
-        <w:ind w:firstLine="0"/>
-      </w:pPr>
-      <w:r>
-        <w:t>При Δ = 14 обе последовательности справляются с задачей, но при этом у последовательности Шапиро амплитуды более стабильные и боковые эффекты выражены меньше.</w:t>
-      </w:r>
-    </w:p>
-    <w:p>
-      <w:pPr>
-        <w:ind w:firstLine="0"/>
-      </w:pPr>
-    </w:p>
-    <w:p>
-      <w:pPr>
-        <w:ind w:firstLine="0"/>
-      </w:pPr>
-      <w:r>
-        <w:t>Вывод: последовательность Шапиро демонстрирует более надёжное обнаружение отражённых сигналов, особенно при близком расположении целей и наличии шумов. Её корреляционные свойства позволяют уменьшить влияние боковых лепестков и тем самым повысить точность радиолокационного измерения расстояний. Это делает последовательности Шапиро перспективными для использования в импульсных радиолокационных и коммуникационных системах, где требуется высокая разрешающая способность и устойчивость к шуму.</w:t>
-      </w:r>
-      <w:bookmarkStart w:id="14" w:name="_GoBack"/>
-      <w:bookmarkEnd w:id="14"/>
+      <w:r>
+        <w:t xml:space="preserve">Результаты </w:t>
+      </w:r>
+      <w:r>
+        <w:t>эксперимента показывают, что использование последовательностей Шапиро в качестве модулирующего импульса позволяет достичь более стабильной корреляционной структуры принимаемого сигнала по сравнению со случайными бинарными последовательностями той же длины. Это выражается в меньшей вариативности боковых лепестков автокорреляционной функции и более отчётливом выделении основного пика при корреляционной обработке. В условиях шумовых искажений такая особенность способствует повышению достоверности обнаружения слабых отражений, особенно при малом временном разнесении целей.</w:t>
+      </w:r>
       <w:r>
         <w:br w:type="page"/>
       </w:r>
@@ -19470,7 +20695,6 @@
   <w:style w:type="character" w:default="1" w:styleId="a0">
     <w:name w:val="Default Paragraph Font"/>
     <w:uiPriority w:val="1"/>
-    <w:semiHidden/>
     <w:unhideWhenUsed/>
   </w:style>
   <w:style w:type="table" w:default="1" w:styleId="a1">
@@ -19843,6 +21067,244 @@
       <w:contextualSpacing/>
     </w:pPr>
   </w:style>
+  <w:style w:type="table" w:styleId="af4">
+    <w:name w:val="Table Grid"/>
+    <w:basedOn w:val="a1"/>
+    <w:uiPriority w:val="59"/>
+    <w:rsid w:val="001E173A"/>
+    <w:pPr>
+      <w:spacing w:after="0" w:line="240" w:lineRule="auto"/>
+    </w:pPr>
+    <w:tblPr>
+      <w:tblBorders>
+        <w:top w:val="single" w:sz="4" w:space="0" w:color="auto"/>
+        <w:left w:val="single" w:sz="4" w:space="0" w:color="auto"/>
+        <w:bottom w:val="single" w:sz="4" w:space="0" w:color="auto"/>
+        <w:right w:val="single" w:sz="4" w:space="0" w:color="auto"/>
+        <w:insideH w:val="single" w:sz="4" w:space="0" w:color="auto"/>
+        <w:insideV w:val="single" w:sz="4" w:space="0" w:color="auto"/>
+      </w:tblBorders>
+    </w:tblPr>
+  </w:style>
+  <w:style w:type="table" w:styleId="af5">
+    <w:name w:val="Light Shading"/>
+    <w:basedOn w:val="a1"/>
+    <w:uiPriority w:val="60"/>
+    <w:rsid w:val="001E173A"/>
+    <w:pPr>
+      <w:spacing w:after="0" w:line="240" w:lineRule="auto"/>
+    </w:pPr>
+    <w:rPr>
+      <w:color w:val="000000" w:themeColor="text1" w:themeShade="BF"/>
+    </w:rPr>
+    <w:tblPr>
+      <w:tblStyleRowBandSize w:val="1"/>
+      <w:tblStyleColBandSize w:val="1"/>
+      <w:tblBorders>
+        <w:top w:val="single" w:sz="8" w:space="0" w:color="000000" w:themeColor="text1"/>
+        <w:bottom w:val="single" w:sz="8" w:space="0" w:color="000000" w:themeColor="text1"/>
+      </w:tblBorders>
+    </w:tblPr>
+    <w:tblStylePr w:type="firstRow">
+      <w:pPr>
+        <w:spacing w:before="0" w:after="0" w:line="240" w:lineRule="auto"/>
+      </w:pPr>
+      <w:rPr>
+        <w:b/>
+        <w:bCs/>
+      </w:rPr>
+      <w:tblPr/>
+      <w:tcPr>
+        <w:tcBorders>
+          <w:top w:val="single" w:sz="8" w:space="0" w:color="000000" w:themeColor="text1"/>
+          <w:left w:val="nil"/>
+          <w:bottom w:val="single" w:sz="8" w:space="0" w:color="000000" w:themeColor="text1"/>
+          <w:right w:val="nil"/>
+          <w:insideH w:val="nil"/>
+          <w:insideV w:val="nil"/>
+        </w:tcBorders>
+      </w:tcPr>
+    </w:tblStylePr>
+    <w:tblStylePr w:type="lastRow">
+      <w:pPr>
+        <w:spacing w:before="0" w:after="0" w:line="240" w:lineRule="auto"/>
+      </w:pPr>
+      <w:rPr>
+        <w:b/>
+        <w:bCs/>
+      </w:rPr>
+      <w:tblPr/>
+      <w:tcPr>
+        <w:tcBorders>
+          <w:top w:val="single" w:sz="8" w:space="0" w:color="000000" w:themeColor="text1"/>
+          <w:left w:val="nil"/>
+          <w:bottom w:val="single" w:sz="8" w:space="0" w:color="000000" w:themeColor="text1"/>
+          <w:right w:val="nil"/>
+          <w:insideH w:val="nil"/>
+          <w:insideV w:val="nil"/>
+        </w:tcBorders>
+      </w:tcPr>
+    </w:tblStylePr>
+    <w:tblStylePr w:type="firstCol">
+      <w:rPr>
+        <w:b/>
+        <w:bCs/>
+      </w:rPr>
+    </w:tblStylePr>
+    <w:tblStylePr w:type="lastCol">
+      <w:rPr>
+        <w:b/>
+        <w:bCs/>
+      </w:rPr>
+    </w:tblStylePr>
+    <w:tblStylePr w:type="band1Vert">
+      <w:tblPr/>
+      <w:tcPr>
+        <w:tcBorders>
+          <w:left w:val="nil"/>
+          <w:right w:val="nil"/>
+          <w:insideH w:val="nil"/>
+          <w:insideV w:val="nil"/>
+        </w:tcBorders>
+        <w:shd w:val="clear" w:color="auto" w:fill="C0C0C0" w:themeFill="text1" w:themeFillTint="3F"/>
+      </w:tcPr>
+    </w:tblStylePr>
+    <w:tblStylePr w:type="band1Horz">
+      <w:tblPr/>
+      <w:tcPr>
+        <w:tcBorders>
+          <w:left w:val="nil"/>
+          <w:right w:val="nil"/>
+          <w:insideH w:val="nil"/>
+          <w:insideV w:val="nil"/>
+        </w:tcBorders>
+        <w:shd w:val="clear" w:color="auto" w:fill="C0C0C0" w:themeFill="text1" w:themeFillTint="3F"/>
+      </w:tcPr>
+    </w:tblStylePr>
+  </w:style>
+  <w:style w:type="table" w:styleId="af6">
+    <w:name w:val="Light Grid"/>
+    <w:basedOn w:val="a1"/>
+    <w:uiPriority w:val="62"/>
+    <w:rsid w:val="001E173A"/>
+    <w:pPr>
+      <w:spacing w:after="0" w:line="240" w:lineRule="auto"/>
+    </w:pPr>
+    <w:tblPr>
+      <w:tblStyleRowBandSize w:val="1"/>
+      <w:tblStyleColBandSize w:val="1"/>
+      <w:tblBorders>
+        <w:top w:val="single" w:sz="8" w:space="0" w:color="000000" w:themeColor="text1"/>
+        <w:left w:val="single" w:sz="8" w:space="0" w:color="000000" w:themeColor="text1"/>
+        <w:bottom w:val="single" w:sz="8" w:space="0" w:color="000000" w:themeColor="text1"/>
+        <w:right w:val="single" w:sz="8" w:space="0" w:color="000000" w:themeColor="text1"/>
+        <w:insideH w:val="single" w:sz="8" w:space="0" w:color="000000" w:themeColor="text1"/>
+        <w:insideV w:val="single" w:sz="8" w:space="0" w:color="000000" w:themeColor="text1"/>
+      </w:tblBorders>
+    </w:tblPr>
+    <w:tblStylePr w:type="firstRow">
+      <w:pPr>
+        <w:spacing w:before="0" w:after="0" w:line="240" w:lineRule="auto"/>
+      </w:pPr>
+      <w:rPr>
+        <w:rFonts w:asciiTheme="majorHAnsi" w:eastAsiaTheme="majorEastAsia" w:hAnsiTheme="majorHAnsi" w:cstheme="majorBidi"/>
+        <w:b/>
+        <w:bCs/>
+      </w:rPr>
+      <w:tblPr/>
+      <w:tcPr>
+        <w:tcBorders>
+          <w:top w:val="single" w:sz="8" w:space="0" w:color="000000" w:themeColor="text1"/>
+          <w:left w:val="single" w:sz="8" w:space="0" w:color="000000" w:themeColor="text1"/>
+          <w:bottom w:val="single" w:sz="18" w:space="0" w:color="000000" w:themeColor="text1"/>
+          <w:right w:val="single" w:sz="8" w:space="0" w:color="000000" w:themeColor="text1"/>
+          <w:insideH w:val="nil"/>
+          <w:insideV w:val="single" w:sz="8" w:space="0" w:color="000000" w:themeColor="text1"/>
+        </w:tcBorders>
+      </w:tcPr>
+    </w:tblStylePr>
+    <w:tblStylePr w:type="lastRow">
+      <w:pPr>
+        <w:spacing w:before="0" w:after="0" w:line="240" w:lineRule="auto"/>
+      </w:pPr>
+      <w:rPr>
+        <w:rFonts w:asciiTheme="majorHAnsi" w:eastAsiaTheme="majorEastAsia" w:hAnsiTheme="majorHAnsi" w:cstheme="majorBidi"/>
+        <w:b/>
+        <w:bCs/>
+      </w:rPr>
+      <w:tblPr/>
+      <w:tcPr>
+        <w:tcBorders>
+          <w:top w:val="double" w:sz="6" w:space="0" w:color="000000" w:themeColor="text1"/>
+          <w:left w:val="single" w:sz="8" w:space="0" w:color="000000" w:themeColor="text1"/>
+          <w:bottom w:val="single" w:sz="8" w:space="0" w:color="000000" w:themeColor="text1"/>
+          <w:right w:val="single" w:sz="8" w:space="0" w:color="000000" w:themeColor="text1"/>
+          <w:insideH w:val="nil"/>
+          <w:insideV w:val="single" w:sz="8" w:space="0" w:color="000000" w:themeColor="text1"/>
+        </w:tcBorders>
+      </w:tcPr>
+    </w:tblStylePr>
+    <w:tblStylePr w:type="firstCol">
+      <w:rPr>
+        <w:rFonts w:asciiTheme="majorHAnsi" w:eastAsiaTheme="majorEastAsia" w:hAnsiTheme="majorHAnsi" w:cstheme="majorBidi"/>
+        <w:b/>
+        <w:bCs/>
+      </w:rPr>
+    </w:tblStylePr>
+    <w:tblStylePr w:type="lastCol">
+      <w:rPr>
+        <w:rFonts w:asciiTheme="majorHAnsi" w:eastAsiaTheme="majorEastAsia" w:hAnsiTheme="majorHAnsi" w:cstheme="majorBidi"/>
+        <w:b/>
+        <w:bCs/>
+      </w:rPr>
+      <w:tblPr/>
+      <w:tcPr>
+        <w:tcBorders>
+          <w:top w:val="single" w:sz="8" w:space="0" w:color="000000" w:themeColor="text1"/>
+          <w:left w:val="single" w:sz="8" w:space="0" w:color="000000" w:themeColor="text1"/>
+          <w:bottom w:val="single" w:sz="8" w:space="0" w:color="000000" w:themeColor="text1"/>
+          <w:right w:val="single" w:sz="8" w:space="0" w:color="000000" w:themeColor="text1"/>
+        </w:tcBorders>
+      </w:tcPr>
+    </w:tblStylePr>
+    <w:tblStylePr w:type="band1Vert">
+      <w:tblPr/>
+      <w:tcPr>
+        <w:tcBorders>
+          <w:top w:val="single" w:sz="8" w:space="0" w:color="000000" w:themeColor="text1"/>
+          <w:left w:val="single" w:sz="8" w:space="0" w:color="000000" w:themeColor="text1"/>
+          <w:bottom w:val="single" w:sz="8" w:space="0" w:color="000000" w:themeColor="text1"/>
+          <w:right w:val="single" w:sz="8" w:space="0" w:color="000000" w:themeColor="text1"/>
+        </w:tcBorders>
+        <w:shd w:val="clear" w:color="auto" w:fill="C0C0C0" w:themeFill="text1" w:themeFillTint="3F"/>
+      </w:tcPr>
+    </w:tblStylePr>
+    <w:tblStylePr w:type="band1Horz">
+      <w:tblPr/>
+      <w:tcPr>
+        <w:tcBorders>
+          <w:top w:val="single" w:sz="8" w:space="0" w:color="000000" w:themeColor="text1"/>
+          <w:left w:val="single" w:sz="8" w:space="0" w:color="000000" w:themeColor="text1"/>
+          <w:bottom w:val="single" w:sz="8" w:space="0" w:color="000000" w:themeColor="text1"/>
+          <w:right w:val="single" w:sz="8" w:space="0" w:color="000000" w:themeColor="text1"/>
+          <w:insideV w:val="single" w:sz="8" w:space="0" w:color="000000" w:themeColor="text1"/>
+        </w:tcBorders>
+        <w:shd w:val="clear" w:color="auto" w:fill="C0C0C0" w:themeFill="text1" w:themeFillTint="3F"/>
+      </w:tcPr>
+    </w:tblStylePr>
+    <w:tblStylePr w:type="band2Horz">
+      <w:tblPr/>
+      <w:tcPr>
+        <w:tcBorders>
+          <w:top w:val="single" w:sz="8" w:space="0" w:color="000000" w:themeColor="text1"/>
+          <w:left w:val="single" w:sz="8" w:space="0" w:color="000000" w:themeColor="text1"/>
+          <w:bottom w:val="single" w:sz="8" w:space="0" w:color="000000" w:themeColor="text1"/>
+          <w:right w:val="single" w:sz="8" w:space="0" w:color="000000" w:themeColor="text1"/>
+          <w:insideV w:val="single" w:sz="8" w:space="0" w:color="000000" w:themeColor="text1"/>
+        </w:tcBorders>
+      </w:tcPr>
+    </w:tblStylePr>
+  </w:style>
 </w:styles>
 </file>
 
@@ -20067,7 +21529,6 @@
   <w:style w:type="character" w:default="1" w:styleId="a0">
     <w:name w:val="Default Paragraph Font"/>
     <w:uiPriority w:val="1"/>
-    <w:semiHidden/>
     <w:unhideWhenUsed/>
   </w:style>
   <w:style w:type="table" w:default="1" w:styleId="a1">
@@ -20440,6 +21901,244 @@
       <w:contextualSpacing/>
     </w:pPr>
   </w:style>
+  <w:style w:type="table" w:styleId="af4">
+    <w:name w:val="Table Grid"/>
+    <w:basedOn w:val="a1"/>
+    <w:uiPriority w:val="59"/>
+    <w:rsid w:val="001E173A"/>
+    <w:pPr>
+      <w:spacing w:after="0" w:line="240" w:lineRule="auto"/>
+    </w:pPr>
+    <w:tblPr>
+      <w:tblBorders>
+        <w:top w:val="single" w:sz="4" w:space="0" w:color="auto"/>
+        <w:left w:val="single" w:sz="4" w:space="0" w:color="auto"/>
+        <w:bottom w:val="single" w:sz="4" w:space="0" w:color="auto"/>
+        <w:right w:val="single" w:sz="4" w:space="0" w:color="auto"/>
+        <w:insideH w:val="single" w:sz="4" w:space="0" w:color="auto"/>
+        <w:insideV w:val="single" w:sz="4" w:space="0" w:color="auto"/>
+      </w:tblBorders>
+    </w:tblPr>
+  </w:style>
+  <w:style w:type="table" w:styleId="af5">
+    <w:name w:val="Light Shading"/>
+    <w:basedOn w:val="a1"/>
+    <w:uiPriority w:val="60"/>
+    <w:rsid w:val="001E173A"/>
+    <w:pPr>
+      <w:spacing w:after="0" w:line="240" w:lineRule="auto"/>
+    </w:pPr>
+    <w:rPr>
+      <w:color w:val="000000" w:themeColor="text1" w:themeShade="BF"/>
+    </w:rPr>
+    <w:tblPr>
+      <w:tblStyleRowBandSize w:val="1"/>
+      <w:tblStyleColBandSize w:val="1"/>
+      <w:tblBorders>
+        <w:top w:val="single" w:sz="8" w:space="0" w:color="000000" w:themeColor="text1"/>
+        <w:bottom w:val="single" w:sz="8" w:space="0" w:color="000000" w:themeColor="text1"/>
+      </w:tblBorders>
+    </w:tblPr>
+    <w:tblStylePr w:type="firstRow">
+      <w:pPr>
+        <w:spacing w:before="0" w:after="0" w:line="240" w:lineRule="auto"/>
+      </w:pPr>
+      <w:rPr>
+        <w:b/>
+        <w:bCs/>
+      </w:rPr>
+      <w:tblPr/>
+      <w:tcPr>
+        <w:tcBorders>
+          <w:top w:val="single" w:sz="8" w:space="0" w:color="000000" w:themeColor="text1"/>
+          <w:left w:val="nil"/>
+          <w:bottom w:val="single" w:sz="8" w:space="0" w:color="000000" w:themeColor="text1"/>
+          <w:right w:val="nil"/>
+          <w:insideH w:val="nil"/>
+          <w:insideV w:val="nil"/>
+        </w:tcBorders>
+      </w:tcPr>
+    </w:tblStylePr>
+    <w:tblStylePr w:type="lastRow">
+      <w:pPr>
+        <w:spacing w:before="0" w:after="0" w:line="240" w:lineRule="auto"/>
+      </w:pPr>
+      <w:rPr>
+        <w:b/>
+        <w:bCs/>
+      </w:rPr>
+      <w:tblPr/>
+      <w:tcPr>
+        <w:tcBorders>
+          <w:top w:val="single" w:sz="8" w:space="0" w:color="000000" w:themeColor="text1"/>
+          <w:left w:val="nil"/>
+          <w:bottom w:val="single" w:sz="8" w:space="0" w:color="000000" w:themeColor="text1"/>
+          <w:right w:val="nil"/>
+          <w:insideH w:val="nil"/>
+          <w:insideV w:val="nil"/>
+        </w:tcBorders>
+      </w:tcPr>
+    </w:tblStylePr>
+    <w:tblStylePr w:type="firstCol">
+      <w:rPr>
+        <w:b/>
+        <w:bCs/>
+      </w:rPr>
+    </w:tblStylePr>
+    <w:tblStylePr w:type="lastCol">
+      <w:rPr>
+        <w:b/>
+        <w:bCs/>
+      </w:rPr>
+    </w:tblStylePr>
+    <w:tblStylePr w:type="band1Vert">
+      <w:tblPr/>
+      <w:tcPr>
+        <w:tcBorders>
+          <w:left w:val="nil"/>
+          <w:right w:val="nil"/>
+          <w:insideH w:val="nil"/>
+          <w:insideV w:val="nil"/>
+        </w:tcBorders>
+        <w:shd w:val="clear" w:color="auto" w:fill="C0C0C0" w:themeFill="text1" w:themeFillTint="3F"/>
+      </w:tcPr>
+    </w:tblStylePr>
+    <w:tblStylePr w:type="band1Horz">
+      <w:tblPr/>
+      <w:tcPr>
+        <w:tcBorders>
+          <w:left w:val="nil"/>
+          <w:right w:val="nil"/>
+          <w:insideH w:val="nil"/>
+          <w:insideV w:val="nil"/>
+        </w:tcBorders>
+        <w:shd w:val="clear" w:color="auto" w:fill="C0C0C0" w:themeFill="text1" w:themeFillTint="3F"/>
+      </w:tcPr>
+    </w:tblStylePr>
+  </w:style>
+  <w:style w:type="table" w:styleId="af6">
+    <w:name w:val="Light Grid"/>
+    <w:basedOn w:val="a1"/>
+    <w:uiPriority w:val="62"/>
+    <w:rsid w:val="001E173A"/>
+    <w:pPr>
+      <w:spacing w:after="0" w:line="240" w:lineRule="auto"/>
+    </w:pPr>
+    <w:tblPr>
+      <w:tblStyleRowBandSize w:val="1"/>
+      <w:tblStyleColBandSize w:val="1"/>
+      <w:tblBorders>
+        <w:top w:val="single" w:sz="8" w:space="0" w:color="000000" w:themeColor="text1"/>
+        <w:left w:val="single" w:sz="8" w:space="0" w:color="000000" w:themeColor="text1"/>
+        <w:bottom w:val="single" w:sz="8" w:space="0" w:color="000000" w:themeColor="text1"/>
+        <w:right w:val="single" w:sz="8" w:space="0" w:color="000000" w:themeColor="text1"/>
+        <w:insideH w:val="single" w:sz="8" w:space="0" w:color="000000" w:themeColor="text1"/>
+        <w:insideV w:val="single" w:sz="8" w:space="0" w:color="000000" w:themeColor="text1"/>
+      </w:tblBorders>
+    </w:tblPr>
+    <w:tblStylePr w:type="firstRow">
+      <w:pPr>
+        <w:spacing w:before="0" w:after="0" w:line="240" w:lineRule="auto"/>
+      </w:pPr>
+      <w:rPr>
+        <w:rFonts w:asciiTheme="majorHAnsi" w:eastAsiaTheme="majorEastAsia" w:hAnsiTheme="majorHAnsi" w:cstheme="majorBidi"/>
+        <w:b/>
+        <w:bCs/>
+      </w:rPr>
+      <w:tblPr/>
+      <w:tcPr>
+        <w:tcBorders>
+          <w:top w:val="single" w:sz="8" w:space="0" w:color="000000" w:themeColor="text1"/>
+          <w:left w:val="single" w:sz="8" w:space="0" w:color="000000" w:themeColor="text1"/>
+          <w:bottom w:val="single" w:sz="18" w:space="0" w:color="000000" w:themeColor="text1"/>
+          <w:right w:val="single" w:sz="8" w:space="0" w:color="000000" w:themeColor="text1"/>
+          <w:insideH w:val="nil"/>
+          <w:insideV w:val="single" w:sz="8" w:space="0" w:color="000000" w:themeColor="text1"/>
+        </w:tcBorders>
+      </w:tcPr>
+    </w:tblStylePr>
+    <w:tblStylePr w:type="lastRow">
+      <w:pPr>
+        <w:spacing w:before="0" w:after="0" w:line="240" w:lineRule="auto"/>
+      </w:pPr>
+      <w:rPr>
+        <w:rFonts w:asciiTheme="majorHAnsi" w:eastAsiaTheme="majorEastAsia" w:hAnsiTheme="majorHAnsi" w:cstheme="majorBidi"/>
+        <w:b/>
+        <w:bCs/>
+      </w:rPr>
+      <w:tblPr/>
+      <w:tcPr>
+        <w:tcBorders>
+          <w:top w:val="double" w:sz="6" w:space="0" w:color="000000" w:themeColor="text1"/>
+          <w:left w:val="single" w:sz="8" w:space="0" w:color="000000" w:themeColor="text1"/>
+          <w:bottom w:val="single" w:sz="8" w:space="0" w:color="000000" w:themeColor="text1"/>
+          <w:right w:val="single" w:sz="8" w:space="0" w:color="000000" w:themeColor="text1"/>
+          <w:insideH w:val="nil"/>
+          <w:insideV w:val="single" w:sz="8" w:space="0" w:color="000000" w:themeColor="text1"/>
+        </w:tcBorders>
+      </w:tcPr>
+    </w:tblStylePr>
+    <w:tblStylePr w:type="firstCol">
+      <w:rPr>
+        <w:rFonts w:asciiTheme="majorHAnsi" w:eastAsiaTheme="majorEastAsia" w:hAnsiTheme="majorHAnsi" w:cstheme="majorBidi"/>
+        <w:b/>
+        <w:bCs/>
+      </w:rPr>
+    </w:tblStylePr>
+    <w:tblStylePr w:type="lastCol">
+      <w:rPr>
+        <w:rFonts w:asciiTheme="majorHAnsi" w:eastAsiaTheme="majorEastAsia" w:hAnsiTheme="majorHAnsi" w:cstheme="majorBidi"/>
+        <w:b/>
+        <w:bCs/>
+      </w:rPr>
+      <w:tblPr/>
+      <w:tcPr>
+        <w:tcBorders>
+          <w:top w:val="single" w:sz="8" w:space="0" w:color="000000" w:themeColor="text1"/>
+          <w:left w:val="single" w:sz="8" w:space="0" w:color="000000" w:themeColor="text1"/>
+          <w:bottom w:val="single" w:sz="8" w:space="0" w:color="000000" w:themeColor="text1"/>
+          <w:right w:val="single" w:sz="8" w:space="0" w:color="000000" w:themeColor="text1"/>
+        </w:tcBorders>
+      </w:tcPr>
+    </w:tblStylePr>
+    <w:tblStylePr w:type="band1Vert">
+      <w:tblPr/>
+      <w:tcPr>
+        <w:tcBorders>
+          <w:top w:val="single" w:sz="8" w:space="0" w:color="000000" w:themeColor="text1"/>
+          <w:left w:val="single" w:sz="8" w:space="0" w:color="000000" w:themeColor="text1"/>
+          <w:bottom w:val="single" w:sz="8" w:space="0" w:color="000000" w:themeColor="text1"/>
+          <w:right w:val="single" w:sz="8" w:space="0" w:color="000000" w:themeColor="text1"/>
+        </w:tcBorders>
+        <w:shd w:val="clear" w:color="auto" w:fill="C0C0C0" w:themeFill="text1" w:themeFillTint="3F"/>
+      </w:tcPr>
+    </w:tblStylePr>
+    <w:tblStylePr w:type="band1Horz">
+      <w:tblPr/>
+      <w:tcPr>
+        <w:tcBorders>
+          <w:top w:val="single" w:sz="8" w:space="0" w:color="000000" w:themeColor="text1"/>
+          <w:left w:val="single" w:sz="8" w:space="0" w:color="000000" w:themeColor="text1"/>
+          <w:bottom w:val="single" w:sz="8" w:space="0" w:color="000000" w:themeColor="text1"/>
+          <w:right w:val="single" w:sz="8" w:space="0" w:color="000000" w:themeColor="text1"/>
+          <w:insideV w:val="single" w:sz="8" w:space="0" w:color="000000" w:themeColor="text1"/>
+        </w:tcBorders>
+        <w:shd w:val="clear" w:color="auto" w:fill="C0C0C0" w:themeFill="text1" w:themeFillTint="3F"/>
+      </w:tcPr>
+    </w:tblStylePr>
+    <w:tblStylePr w:type="band2Horz">
+      <w:tblPr/>
+      <w:tcPr>
+        <w:tcBorders>
+          <w:top w:val="single" w:sz="8" w:space="0" w:color="000000" w:themeColor="text1"/>
+          <w:left w:val="single" w:sz="8" w:space="0" w:color="000000" w:themeColor="text1"/>
+          <w:bottom w:val="single" w:sz="8" w:space="0" w:color="000000" w:themeColor="text1"/>
+          <w:right w:val="single" w:sz="8" w:space="0" w:color="000000" w:themeColor="text1"/>
+          <w:insideV w:val="single" w:sz="8" w:space="0" w:color="000000" w:themeColor="text1"/>
+        </w:tcBorders>
+      </w:tcPr>
+    </w:tblStylePr>
+  </w:style>
 </w:styles>
 </file>
 
@@ -20530,6 +22229,7 @@
   <w:rsids>
     <w:rsidRoot w:val="00B857DA"/>
     <w:rsid w:val="00B857DA"/>
+    <w:rsid w:val="00EC53AF"/>
   </w:rsids>
   <m:mathPr>
     <m:mathFont m:val="Cambria Math"/>
@@ -20743,7 +22443,7 @@
     <w:basedOn w:val="a0"/>
     <w:uiPriority w:val="99"/>
     <w:semiHidden/>
-    <w:rsid w:val="00B857DA"/>
+    <w:rsid w:val="00EC53AF"/>
     <w:rPr>
       <w:color w:val="808080"/>
     </w:rPr>
@@ -20943,7 +22643,7 @@
     <w:basedOn w:val="a0"/>
     <w:uiPriority w:val="99"/>
     <w:semiHidden/>
-    <w:rsid w:val="00B857DA"/>
+    <w:rsid w:val="00EC53AF"/>
     <w:rPr>
       <w:color w:val="808080"/>
     </w:rPr>
@@ -21248,7 +22948,7 @@
 </file>
 
 <file path=customXml/itemProps1.xml><?xml version="1.0" encoding="utf-8"?>
-<ds:datastoreItem xmlns:ds="http://schemas.openxmlformats.org/officeDocument/2006/customXml" ds:itemID="{0FB5596D-7B72-497A-99FF-01B9BD4F51FC}">
+<ds:datastoreItem xmlns:ds="http://schemas.openxmlformats.org/officeDocument/2006/customXml" ds:itemID="{69A2D284-F225-4A61-90C5-502AED6F48A5}">
   <ds:schemaRefs>
     <ds:schemaRef ds:uri="http://schemas.openxmlformats.org/officeDocument/2006/bibliography"/>
   </ds:schemaRefs>

--- a/src/Черновик.docx
+++ b/src/Черновик.docx
@@ -17536,1673 +17536,16 @@
         <w:pStyle w:val="2"/>
       </w:pPr>
       <w:r>
-        <w:t>3.3 Имитационные тесты</w:t>
-      </w:r>
-    </w:p>
-    <w:p>
-      <w:r>
-        <w:t xml:space="preserve">Проведём радиолокационный тест, цель которого — оценить пригодность последовательности Шапиро для задач обнаружения сигналов на фоне шума и при наличии нескольких </w:t>
-      </w:r>
-      <w:r>
-        <w:t>целей</w:t>
-      </w:r>
-      <w:r>
-        <w:t xml:space="preserve"> Идея заключается в том, что форма автокорреляционной функции влияет на способность системы различать близко расположенные отражённые импульсы. Хорошая последовательность должна </w:t>
-      </w:r>
-      <w:r>
-        <w:lastRenderedPageBreak/>
-        <w:t>давать узкий и высокий главный пик при минимальных боковых лепестках. Это обеспечивает уверенное выделение сигналов даже при наличии шу</w:t>
-      </w:r>
-      <w:r>
-        <w:t>мов и наложении сигнала.</w:t>
-      </w:r>
-    </w:p>
-    <w:p>
-      <w:r>
-        <w:t>В эксперименте передаётся короткий импульс, сформированный по двум вид</w:t>
-      </w:r>
-      <w:r>
-        <w:t>ам последовательностей</w:t>
-      </w:r>
-      <w:r>
-        <w:t xml:space="preserve">. </w:t>
-      </w:r>
-      <w:r>
-        <w:t>Сравниваются п</w:t>
-      </w:r>
-      <w:r>
-        <w:t xml:space="preserve">оследовательность Шапиро </w:t>
-      </w:r>
-      <w:r>
-        <w:t>и</w:t>
-      </w:r>
-      <w:r>
-        <w:t xml:space="preserve"> </w:t>
-      </w:r>
-      <w:r>
-        <w:t xml:space="preserve">случайная последовательность длиной 64 из элементов </w:t>
-      </w:r>
-      <m:oMath>
-        <m:r>
-          <w:rPr>
-            <w:rFonts w:ascii="Cambria Math" w:hAnsi="Cambria Math"/>
-          </w:rPr>
-          <m:t>±1</m:t>
-        </m:r>
-      </m:oMath>
-      <w:r>
-        <w:t>.</w:t>
-      </w:r>
-    </w:p>
-    <w:p>
-      <w:r>
-        <w:t>Имитация отражений моделируется с помощью нескольких целей, находящихся на разных расстояниях. Для каждой цели задаётся амплитуда отражённого сигнала и задержка относительно момента посылки импульса. Таким образом, принимаемый сигнал представляет собой сумму отражённых копий исходного импульса, искажённых шумом. Детектор выполняет кросс-корреляцию принятого сигнала с исходной последовательностью и фиксиру</w:t>
-      </w:r>
-      <w:r>
-        <w:t>ет пики, соответствующие целям.</w:t>
-      </w:r>
-    </w:p>
-    <w:p>
-      <w:r>
-        <w:t>В таблице ниже показаны результаты для трёх сценариев, где расстояние между целями изменяется (параметр Δ) и амплитуда второго отклика уменьшается. Ожидаемые задержки указаны в миллисекундах, амплитуды — нормированы относительно максимума корреляции.</w:t>
-      </w:r>
-    </w:p>
-    <w:p>
-      <w:pPr>
-        <w:pStyle w:val="af1"/>
-        <w:spacing w:before="240" w:after="0"/>
-      </w:pPr>
-      <w:r>
-        <w:t xml:space="preserve">Таблица 1. </w:t>
-      </w:r>
-      <w:proofErr w:type="gramStart"/>
-      <w:r>
-        <w:t>Результаты обнаружения двух целей используя</w:t>
-      </w:r>
-      <w:proofErr w:type="gramEnd"/>
-      <w:r>
-        <w:t xml:space="preserve"> сигнал в виде последовательности Шапиро и случайной последовательности.</w:t>
-      </w:r>
-    </w:p>
-    <w:tbl>
-      <w:tblPr>
-        <w:tblStyle w:val="af6"/>
-        <w:tblW w:w="0" w:type="auto"/>
-        <w:tblLayout w:type="fixed"/>
-        <w:tblLook w:val="06A0" w:firstRow="1" w:lastRow="0" w:firstColumn="1" w:lastColumn="0" w:noHBand="1" w:noVBand="1"/>
-      </w:tblPr>
-      <w:tblGrid>
-        <w:gridCol w:w="1242"/>
-        <w:gridCol w:w="1418"/>
-        <w:gridCol w:w="1411"/>
-        <w:gridCol w:w="1931"/>
-        <w:gridCol w:w="1293"/>
-        <w:gridCol w:w="1267"/>
-        <w:gridCol w:w="1292"/>
-      </w:tblGrid>
-      <w:tr>
-        <w:trPr>
-          <w:cnfStyle w:val="100000000000" w:firstRow="1" w:lastRow="0" w:firstColumn="0" w:lastColumn="0" w:oddVBand="0" w:evenVBand="0" w:oddHBand="0" w:evenHBand="0" w:firstRowFirstColumn="0" w:firstRowLastColumn="0" w:lastRowFirstColumn="0" w:lastRowLastColumn="0"/>
-          <w:trHeight w:val="246"/>
-        </w:trPr>
-        <w:tc>
-          <w:tcPr>
-            <w:cnfStyle w:val="001000000000" w:firstRow="0" w:lastRow="0" w:firstColumn="1" w:lastColumn="0" w:oddVBand="0" w:evenVBand="0" w:oddHBand="0" w:evenHBand="0" w:firstRowFirstColumn="0" w:firstRowLastColumn="0" w:lastRowFirstColumn="0" w:lastRowLastColumn="0"/>
-            <w:tcW w:w="1242" w:type="dxa"/>
-            <w:vAlign w:val="center"/>
-          </w:tcPr>
-          <w:p>
-            <w:pPr>
-              <w:spacing w:line="240" w:lineRule="auto"/>
-              <w:ind w:firstLine="0"/>
-              <w:jc w:val="center"/>
-              <w:rPr>
-                <w:b w:val="0"/>
-                <w:sz w:val="20"/>
-                <w:szCs w:val="20"/>
-              </w:rPr>
-            </w:pPr>
-            <w:r>
-              <w:t>Δ</w:t>
-            </w:r>
-            <w:r>
-              <w:rPr>
-                <w:b w:val="0"/>
-                <w:sz w:val="20"/>
-                <w:szCs w:val="20"/>
-              </w:rPr>
-              <w:t xml:space="preserve"> </w:t>
-            </w:r>
-          </w:p>
-        </w:tc>
-        <w:tc>
-          <w:tcPr>
-            <w:tcW w:w="1418" w:type="dxa"/>
-            <w:vAlign w:val="center"/>
-          </w:tcPr>
-          <w:p>
-            <w:pPr>
-              <w:spacing w:line="240" w:lineRule="auto"/>
-              <w:ind w:firstLine="0"/>
-              <w:jc w:val="center"/>
-              <w:cnfStyle w:val="100000000000" w:firstRow="1" w:lastRow="0" w:firstColumn="0" w:lastColumn="0" w:oddVBand="0" w:evenVBand="0" w:oddHBand="0" w:evenHBand="0" w:firstRowFirstColumn="0" w:firstRowLastColumn="0" w:lastRowFirstColumn="0" w:lastRowLastColumn="0"/>
-              <w:rPr>
-                <w:b w:val="0"/>
-                <w:sz w:val="20"/>
-                <w:szCs w:val="20"/>
-              </w:rPr>
-            </w:pPr>
-            <w:r>
-              <w:rPr>
-                <w:b w:val="0"/>
-                <w:sz w:val="20"/>
-                <w:szCs w:val="20"/>
-              </w:rPr>
-              <w:t>Номер цели</w:t>
-            </w:r>
-          </w:p>
-        </w:tc>
-        <w:tc>
-          <w:tcPr>
-            <w:tcW w:w="1411" w:type="dxa"/>
-            <w:vAlign w:val="center"/>
-          </w:tcPr>
-          <w:p>
-            <w:pPr>
-              <w:spacing w:line="240" w:lineRule="auto"/>
-              <w:ind w:firstLine="0"/>
-              <w:jc w:val="center"/>
-              <w:cnfStyle w:val="100000000000" w:firstRow="1" w:lastRow="0" w:firstColumn="0" w:lastColumn="0" w:oddVBand="0" w:evenVBand="0" w:oddHBand="0" w:evenHBand="0" w:firstRowFirstColumn="0" w:firstRowLastColumn="0" w:lastRowFirstColumn="0" w:lastRowLastColumn="0"/>
-              <w:rPr>
-                <w:b w:val="0"/>
-                <w:sz w:val="20"/>
-                <w:szCs w:val="20"/>
-                <w:lang w:val="en-US"/>
-              </w:rPr>
-            </w:pPr>
-            <w:r>
-              <w:rPr>
-                <w:b w:val="0"/>
-                <w:sz w:val="20"/>
-                <w:szCs w:val="20"/>
-              </w:rPr>
-              <w:t>Задержка</w:t>
-            </w:r>
-            <w:r>
-              <w:rPr>
-                <w:b w:val="0"/>
-                <w:sz w:val="20"/>
-                <w:szCs w:val="20"/>
-                <w:lang w:val="en-US"/>
-              </w:rPr>
-              <w:t>,</w:t>
-            </w:r>
-            <w:r>
-              <w:rPr>
-                <w:b w:val="0"/>
-                <w:sz w:val="20"/>
-                <w:szCs w:val="20"/>
-              </w:rPr>
-              <w:t xml:space="preserve"> </w:t>
-            </w:r>
-            <w:proofErr w:type="spellStart"/>
-            <w:r>
-              <w:rPr>
-                <w:b w:val="0"/>
-                <w:sz w:val="20"/>
-                <w:szCs w:val="20"/>
-              </w:rPr>
-              <w:t>мс</w:t>
-            </w:r>
-            <w:proofErr w:type="spellEnd"/>
-          </w:p>
-        </w:tc>
-        <w:tc>
-          <w:tcPr>
-            <w:tcW w:w="1931" w:type="dxa"/>
-            <w:vAlign w:val="center"/>
-          </w:tcPr>
-          <w:p>
-            <w:pPr>
-              <w:spacing w:line="240" w:lineRule="auto"/>
-              <w:ind w:firstLine="0"/>
-              <w:jc w:val="center"/>
-              <w:cnfStyle w:val="100000000000" w:firstRow="1" w:lastRow="0" w:firstColumn="0" w:lastColumn="0" w:oddVBand="0" w:evenVBand="0" w:oddHBand="0" w:evenHBand="0" w:firstRowFirstColumn="0" w:firstRowLastColumn="0" w:lastRowFirstColumn="0" w:lastRowLastColumn="0"/>
-              <w:rPr>
-                <w:b w:val="0"/>
-                <w:sz w:val="20"/>
-                <w:szCs w:val="20"/>
-              </w:rPr>
-            </w:pPr>
-            <w:r>
-              <w:rPr>
-                <w:b w:val="0"/>
-                <w:sz w:val="20"/>
-                <w:szCs w:val="20"/>
-              </w:rPr>
-              <w:t>Амплитуда (Шапиро)</w:t>
-            </w:r>
-          </w:p>
-        </w:tc>
-        <w:tc>
-          <w:tcPr>
-            <w:tcW w:w="1293" w:type="dxa"/>
-            <w:vAlign w:val="center"/>
-          </w:tcPr>
-          <w:p>
-            <w:pPr>
-              <w:spacing w:line="240" w:lineRule="auto"/>
-              <w:ind w:firstLine="0"/>
-              <w:jc w:val="center"/>
-              <w:cnfStyle w:val="100000000000" w:firstRow="1" w:lastRow="0" w:firstColumn="0" w:lastColumn="0" w:oddVBand="0" w:evenVBand="0" w:oddHBand="0" w:evenHBand="0" w:firstRowFirstColumn="0" w:firstRowLastColumn="0" w:lastRowFirstColumn="0" w:lastRowLastColumn="0"/>
-              <w:rPr>
-                <w:b w:val="0"/>
-                <w:sz w:val="20"/>
-                <w:szCs w:val="20"/>
-              </w:rPr>
-            </w:pPr>
-            <w:r>
-              <w:rPr>
-                <w:b w:val="0"/>
-                <w:sz w:val="20"/>
-                <w:szCs w:val="20"/>
-              </w:rPr>
-              <w:t>Обнаружено</w:t>
-            </w:r>
-          </w:p>
-          <w:p>
-            <w:pPr>
-              <w:spacing w:line="240" w:lineRule="auto"/>
-              <w:ind w:firstLine="0"/>
-              <w:jc w:val="center"/>
-              <w:cnfStyle w:val="100000000000" w:firstRow="1" w:lastRow="0" w:firstColumn="0" w:lastColumn="0" w:oddVBand="0" w:evenVBand="0" w:oddHBand="0" w:evenHBand="0" w:firstRowFirstColumn="0" w:firstRowLastColumn="0" w:lastRowFirstColumn="0" w:lastRowLastColumn="0"/>
-              <w:rPr>
-                <w:b w:val="0"/>
-                <w:sz w:val="20"/>
-                <w:szCs w:val="20"/>
-              </w:rPr>
-            </w:pPr>
-            <w:r>
-              <w:rPr>
-                <w:b w:val="0"/>
-                <w:sz w:val="20"/>
-                <w:szCs w:val="20"/>
-              </w:rPr>
-              <w:t>(Шапиро)</w:t>
-            </w:r>
-          </w:p>
-        </w:tc>
-        <w:tc>
-          <w:tcPr>
-            <w:tcW w:w="1267" w:type="dxa"/>
-            <w:vAlign w:val="center"/>
-          </w:tcPr>
-          <w:p>
-            <w:pPr>
-              <w:spacing w:line="240" w:lineRule="auto"/>
-              <w:ind w:firstLine="0"/>
-              <w:jc w:val="center"/>
-              <w:cnfStyle w:val="100000000000" w:firstRow="1" w:lastRow="0" w:firstColumn="0" w:lastColumn="0" w:oddVBand="0" w:evenVBand="0" w:oddHBand="0" w:evenHBand="0" w:firstRowFirstColumn="0" w:firstRowLastColumn="0" w:lastRowFirstColumn="0" w:lastRowLastColumn="0"/>
-              <w:rPr>
-                <w:b w:val="0"/>
-                <w:sz w:val="20"/>
-                <w:szCs w:val="20"/>
-              </w:rPr>
-            </w:pPr>
-            <w:r>
-              <w:rPr>
-                <w:b w:val="0"/>
-                <w:sz w:val="20"/>
-                <w:szCs w:val="20"/>
-              </w:rPr>
-              <w:t>Амплитуда</w:t>
-            </w:r>
-          </w:p>
-          <w:p>
-            <w:pPr>
-              <w:spacing w:line="240" w:lineRule="auto"/>
-              <w:ind w:firstLine="0"/>
-              <w:jc w:val="center"/>
-              <w:cnfStyle w:val="100000000000" w:firstRow="1" w:lastRow="0" w:firstColumn="0" w:lastColumn="0" w:oddVBand="0" w:evenVBand="0" w:oddHBand="0" w:evenHBand="0" w:firstRowFirstColumn="0" w:firstRowLastColumn="0" w:lastRowFirstColumn="0" w:lastRowLastColumn="0"/>
-              <w:rPr>
-                <w:b w:val="0"/>
-                <w:sz w:val="20"/>
-                <w:szCs w:val="20"/>
-              </w:rPr>
-            </w:pPr>
-            <w:r>
-              <w:rPr>
-                <w:b w:val="0"/>
-                <w:sz w:val="20"/>
-                <w:szCs w:val="20"/>
-              </w:rPr>
-              <w:t>(Случайная)</w:t>
-            </w:r>
-          </w:p>
-        </w:tc>
-        <w:tc>
-          <w:tcPr>
-            <w:tcW w:w="1292" w:type="dxa"/>
-            <w:vAlign w:val="center"/>
-          </w:tcPr>
-          <w:p>
-            <w:pPr>
-              <w:spacing w:line="240" w:lineRule="auto"/>
-              <w:ind w:firstLine="0"/>
-              <w:jc w:val="center"/>
-              <w:cnfStyle w:val="100000000000" w:firstRow="1" w:lastRow="0" w:firstColumn="0" w:lastColumn="0" w:oddVBand="0" w:evenVBand="0" w:oddHBand="0" w:evenHBand="0" w:firstRowFirstColumn="0" w:firstRowLastColumn="0" w:lastRowFirstColumn="0" w:lastRowLastColumn="0"/>
-              <w:rPr>
-                <w:b w:val="0"/>
-                <w:sz w:val="20"/>
-                <w:szCs w:val="20"/>
-              </w:rPr>
-            </w:pPr>
-            <w:r>
-              <w:rPr>
-                <w:b w:val="0"/>
-                <w:sz w:val="20"/>
-                <w:szCs w:val="20"/>
-              </w:rPr>
-              <w:t>Обнаружено</w:t>
-            </w:r>
-          </w:p>
-          <w:p>
-            <w:pPr>
-              <w:spacing w:line="240" w:lineRule="auto"/>
-              <w:ind w:firstLine="0"/>
-              <w:jc w:val="center"/>
-              <w:cnfStyle w:val="100000000000" w:firstRow="1" w:lastRow="0" w:firstColumn="0" w:lastColumn="0" w:oddVBand="0" w:evenVBand="0" w:oddHBand="0" w:evenHBand="0" w:firstRowFirstColumn="0" w:firstRowLastColumn="0" w:lastRowFirstColumn="0" w:lastRowLastColumn="0"/>
-              <w:rPr>
-                <w:b w:val="0"/>
-                <w:sz w:val="20"/>
-                <w:szCs w:val="20"/>
-              </w:rPr>
-            </w:pPr>
-            <w:proofErr w:type="gramStart"/>
-            <w:r>
-              <w:rPr>
-                <w:b w:val="0"/>
-                <w:sz w:val="20"/>
-                <w:szCs w:val="20"/>
-              </w:rPr>
-              <w:t>(Случайная</w:t>
-            </w:r>
-            <w:proofErr w:type="gramEnd"/>
-          </w:p>
-        </w:tc>
-      </w:tr>
-      <w:tr>
-        <w:trPr>
-          <w:trHeight w:val="483"/>
-        </w:trPr>
-        <w:tc>
-          <w:tcPr>
-            <w:cnfStyle w:val="001000000000" w:firstRow="0" w:lastRow="0" w:firstColumn="1" w:lastColumn="0" w:oddVBand="0" w:evenVBand="0" w:oddHBand="0" w:evenHBand="0" w:firstRowFirstColumn="0" w:firstRowLastColumn="0" w:lastRowFirstColumn="0" w:lastRowLastColumn="0"/>
-            <w:tcW w:w="1242" w:type="dxa"/>
-            <w:vAlign w:val="bottom"/>
-          </w:tcPr>
-          <w:p>
-            <w:pPr>
-              <w:ind w:firstLine="0"/>
-              <w:jc w:val="center"/>
-              <w:rPr>
-                <w:rFonts w:cs="Times New Roman"/>
-                <w:b w:val="0"/>
-                <w:color w:val="000000" w:themeColor="text1"/>
-                <w:sz w:val="24"/>
-                <w:szCs w:val="24"/>
-              </w:rPr>
-            </w:pPr>
-            <w:r>
-              <w:rPr>
-                <w:rFonts w:cs="Times New Roman"/>
-                <w:b w:val="0"/>
-                <w:color w:val="000000" w:themeColor="text1"/>
-                <w:sz w:val="24"/>
-                <w:szCs w:val="24"/>
-              </w:rPr>
-              <w:t>4</w:t>
-            </w:r>
-          </w:p>
-        </w:tc>
-        <w:tc>
-          <w:tcPr>
-            <w:tcW w:w="1418" w:type="dxa"/>
-            <w:vAlign w:val="bottom"/>
-          </w:tcPr>
-          <w:p>
-            <w:pPr>
-              <w:ind w:firstLine="0"/>
-              <w:jc w:val="center"/>
-              <w:cnfStyle w:val="000000000000" w:firstRow="0" w:lastRow="0" w:firstColumn="0" w:lastColumn="0" w:oddVBand="0" w:evenVBand="0" w:oddHBand="0" w:evenHBand="0" w:firstRowFirstColumn="0" w:firstRowLastColumn="0" w:lastRowFirstColumn="0" w:lastRowLastColumn="0"/>
-              <w:rPr>
-                <w:rFonts w:cs="Times New Roman"/>
-                <w:color w:val="000000" w:themeColor="text1"/>
-                <w:sz w:val="24"/>
-                <w:szCs w:val="24"/>
-              </w:rPr>
-            </w:pPr>
-            <w:r>
-              <w:rPr>
-                <w:rFonts w:cs="Times New Roman"/>
-                <w:color w:val="000000" w:themeColor="text1"/>
-                <w:sz w:val="24"/>
-                <w:szCs w:val="24"/>
-              </w:rPr>
-              <w:t>1</w:t>
-            </w:r>
-          </w:p>
-        </w:tc>
-        <w:tc>
-          <w:tcPr>
-            <w:tcW w:w="1411" w:type="dxa"/>
-            <w:vAlign w:val="bottom"/>
-          </w:tcPr>
-          <w:p>
-            <w:pPr>
-              <w:ind w:firstLine="0"/>
-              <w:jc w:val="center"/>
-              <w:cnfStyle w:val="000000000000" w:firstRow="0" w:lastRow="0" w:firstColumn="0" w:lastColumn="0" w:oddVBand="0" w:evenVBand="0" w:oddHBand="0" w:evenHBand="0" w:firstRowFirstColumn="0" w:firstRowLastColumn="0" w:lastRowFirstColumn="0" w:lastRowLastColumn="0"/>
-              <w:rPr>
-                <w:rFonts w:cs="Times New Roman"/>
-                <w:color w:val="000000" w:themeColor="text1"/>
-                <w:sz w:val="24"/>
-                <w:szCs w:val="24"/>
-              </w:rPr>
-            </w:pPr>
-            <w:r>
-              <w:rPr>
-                <w:rFonts w:cs="Times New Roman"/>
-                <w:color w:val="000000" w:themeColor="text1"/>
-                <w:sz w:val="24"/>
-                <w:szCs w:val="24"/>
-              </w:rPr>
-              <w:t>0.00040</w:t>
-            </w:r>
-          </w:p>
-        </w:tc>
-        <w:tc>
-          <w:tcPr>
-            <w:tcW w:w="1931" w:type="dxa"/>
-            <w:vAlign w:val="bottom"/>
-          </w:tcPr>
-          <w:p>
-            <w:pPr>
-              <w:ind w:firstLine="0"/>
-              <w:jc w:val="center"/>
-              <w:cnfStyle w:val="000000000000" w:firstRow="0" w:lastRow="0" w:firstColumn="0" w:lastColumn="0" w:oddVBand="0" w:evenVBand="0" w:oddHBand="0" w:evenHBand="0" w:firstRowFirstColumn="0" w:firstRowLastColumn="0" w:lastRowFirstColumn="0" w:lastRowLastColumn="0"/>
-              <w:rPr>
-                <w:rFonts w:cs="Times New Roman"/>
-                <w:color w:val="000000" w:themeColor="text1"/>
-                <w:sz w:val="24"/>
-                <w:szCs w:val="24"/>
-              </w:rPr>
-            </w:pPr>
-            <w:r>
-              <w:rPr>
-                <w:rFonts w:cs="Times New Roman"/>
-                <w:color w:val="000000" w:themeColor="text1"/>
-                <w:sz w:val="24"/>
-                <w:szCs w:val="24"/>
-              </w:rPr>
-              <w:t>1.000000</w:t>
-            </w:r>
-          </w:p>
-        </w:tc>
-        <w:tc>
-          <w:tcPr>
-            <w:tcW w:w="1293" w:type="dxa"/>
-            <w:vAlign w:val="bottom"/>
-          </w:tcPr>
-          <w:p>
-            <w:pPr>
-              <w:ind w:firstLine="0"/>
-              <w:jc w:val="center"/>
-              <w:cnfStyle w:val="000000000000" w:firstRow="0" w:lastRow="0" w:firstColumn="0" w:lastColumn="0" w:oddVBand="0" w:evenVBand="0" w:oddHBand="0" w:evenHBand="0" w:firstRowFirstColumn="0" w:firstRowLastColumn="0" w:lastRowFirstColumn="0" w:lastRowLastColumn="0"/>
-              <w:rPr>
-                <w:rFonts w:cs="Times New Roman"/>
-                <w:color w:val="000000" w:themeColor="text1"/>
-                <w:sz w:val="24"/>
-                <w:szCs w:val="24"/>
-              </w:rPr>
-            </w:pPr>
-            <w:r>
-              <w:rPr>
-                <w:rFonts w:cs="Times New Roman"/>
-                <w:color w:val="000000" w:themeColor="text1"/>
-                <w:sz w:val="24"/>
-                <w:szCs w:val="24"/>
-              </w:rPr>
-              <w:t>Да</w:t>
-            </w:r>
-          </w:p>
-        </w:tc>
-        <w:tc>
-          <w:tcPr>
-            <w:tcW w:w="1267" w:type="dxa"/>
-            <w:vAlign w:val="bottom"/>
-          </w:tcPr>
-          <w:p>
-            <w:pPr>
-              <w:ind w:firstLine="0"/>
-              <w:jc w:val="center"/>
-              <w:cnfStyle w:val="000000000000" w:firstRow="0" w:lastRow="0" w:firstColumn="0" w:lastColumn="0" w:oddVBand="0" w:evenVBand="0" w:oddHBand="0" w:evenHBand="0" w:firstRowFirstColumn="0" w:firstRowLastColumn="0" w:lastRowFirstColumn="0" w:lastRowLastColumn="0"/>
-              <w:rPr>
-                <w:rFonts w:cs="Times New Roman"/>
-                <w:color w:val="000000" w:themeColor="text1"/>
-                <w:sz w:val="24"/>
-                <w:szCs w:val="24"/>
-              </w:rPr>
-            </w:pPr>
-            <w:r>
-              <w:rPr>
-                <w:rFonts w:cs="Times New Roman"/>
-                <w:color w:val="000000" w:themeColor="text1"/>
-                <w:sz w:val="24"/>
-                <w:szCs w:val="24"/>
-              </w:rPr>
-              <w:t>1.000000</w:t>
-            </w:r>
-          </w:p>
-        </w:tc>
-        <w:tc>
-          <w:tcPr>
-            <w:tcW w:w="1292" w:type="dxa"/>
-            <w:vAlign w:val="bottom"/>
-          </w:tcPr>
-          <w:p>
-            <w:pPr>
-              <w:ind w:firstLine="0"/>
-              <w:jc w:val="center"/>
-              <w:cnfStyle w:val="000000000000" w:firstRow="0" w:lastRow="0" w:firstColumn="0" w:lastColumn="0" w:oddVBand="0" w:evenVBand="0" w:oddHBand="0" w:evenHBand="0" w:firstRowFirstColumn="0" w:firstRowLastColumn="0" w:lastRowFirstColumn="0" w:lastRowLastColumn="0"/>
-              <w:rPr>
-                <w:rFonts w:cs="Times New Roman"/>
-                <w:color w:val="000000" w:themeColor="text1"/>
-                <w:sz w:val="24"/>
-                <w:szCs w:val="24"/>
-              </w:rPr>
-            </w:pPr>
-            <w:r>
-              <w:rPr>
-                <w:rFonts w:cs="Times New Roman"/>
-                <w:color w:val="000000" w:themeColor="text1"/>
-                <w:sz w:val="24"/>
-                <w:szCs w:val="24"/>
-              </w:rPr>
-              <w:t>Да</w:t>
-            </w:r>
-          </w:p>
-        </w:tc>
-      </w:tr>
-      <w:tr>
-        <w:trPr>
-          <w:trHeight w:val="483"/>
-        </w:trPr>
-        <w:tc>
-          <w:tcPr>
-            <w:cnfStyle w:val="001000000000" w:firstRow="0" w:lastRow="0" w:firstColumn="1" w:lastColumn="0" w:oddVBand="0" w:evenVBand="0" w:oddHBand="0" w:evenHBand="0" w:firstRowFirstColumn="0" w:firstRowLastColumn="0" w:lastRowFirstColumn="0" w:lastRowLastColumn="0"/>
-            <w:tcW w:w="1242" w:type="dxa"/>
-            <w:vAlign w:val="bottom"/>
-          </w:tcPr>
-          <w:p>
-            <w:pPr>
-              <w:ind w:firstLine="0"/>
-              <w:jc w:val="center"/>
-              <w:rPr>
-                <w:rFonts w:cs="Times New Roman"/>
-                <w:b w:val="0"/>
-                <w:color w:val="000000" w:themeColor="text1"/>
-                <w:sz w:val="24"/>
-                <w:szCs w:val="24"/>
-              </w:rPr>
-            </w:pPr>
-            <w:r>
-              <w:rPr>
-                <w:rFonts w:cs="Times New Roman"/>
-                <w:b w:val="0"/>
-                <w:color w:val="000000" w:themeColor="text1"/>
-                <w:sz w:val="24"/>
-                <w:szCs w:val="24"/>
-              </w:rPr>
-              <w:t>4</w:t>
-            </w:r>
-          </w:p>
-        </w:tc>
-        <w:tc>
-          <w:tcPr>
-            <w:tcW w:w="1418" w:type="dxa"/>
-            <w:vAlign w:val="bottom"/>
-          </w:tcPr>
-          <w:p>
-            <w:pPr>
-              <w:ind w:firstLine="0"/>
-              <w:jc w:val="center"/>
-              <w:cnfStyle w:val="000000000000" w:firstRow="0" w:lastRow="0" w:firstColumn="0" w:lastColumn="0" w:oddVBand="0" w:evenVBand="0" w:oddHBand="0" w:evenHBand="0" w:firstRowFirstColumn="0" w:firstRowLastColumn="0" w:lastRowFirstColumn="0" w:lastRowLastColumn="0"/>
-              <w:rPr>
-                <w:rFonts w:cs="Times New Roman"/>
-                <w:color w:val="000000" w:themeColor="text1"/>
-                <w:sz w:val="24"/>
-                <w:szCs w:val="24"/>
-              </w:rPr>
-            </w:pPr>
-            <w:r>
-              <w:rPr>
-                <w:rFonts w:cs="Times New Roman"/>
-                <w:color w:val="000000" w:themeColor="text1"/>
-                <w:sz w:val="24"/>
-                <w:szCs w:val="24"/>
-              </w:rPr>
-              <w:t>2</w:t>
-            </w:r>
-          </w:p>
-        </w:tc>
-        <w:tc>
-          <w:tcPr>
-            <w:tcW w:w="1411" w:type="dxa"/>
-            <w:vAlign w:val="bottom"/>
-          </w:tcPr>
-          <w:p>
-            <w:pPr>
-              <w:ind w:firstLine="0"/>
-              <w:jc w:val="center"/>
-              <w:cnfStyle w:val="000000000000" w:firstRow="0" w:lastRow="0" w:firstColumn="0" w:lastColumn="0" w:oddVBand="0" w:evenVBand="0" w:oddHBand="0" w:evenHBand="0" w:firstRowFirstColumn="0" w:firstRowLastColumn="0" w:lastRowFirstColumn="0" w:lastRowLastColumn="0"/>
-              <w:rPr>
-                <w:rFonts w:cs="Times New Roman"/>
-                <w:color w:val="000000" w:themeColor="text1"/>
-                <w:sz w:val="24"/>
-                <w:szCs w:val="24"/>
-              </w:rPr>
-            </w:pPr>
-            <w:r>
-              <w:rPr>
-                <w:rFonts w:cs="Times New Roman"/>
-                <w:color w:val="000000" w:themeColor="text1"/>
-                <w:sz w:val="24"/>
-                <w:szCs w:val="24"/>
-              </w:rPr>
-              <w:t>0.00048</w:t>
-            </w:r>
-          </w:p>
-        </w:tc>
-        <w:tc>
-          <w:tcPr>
-            <w:tcW w:w="1931" w:type="dxa"/>
-            <w:vAlign w:val="bottom"/>
-          </w:tcPr>
-          <w:p>
-            <w:pPr>
-              <w:ind w:firstLine="0"/>
-              <w:jc w:val="center"/>
-              <w:cnfStyle w:val="000000000000" w:firstRow="0" w:lastRow="0" w:firstColumn="0" w:lastColumn="0" w:oddVBand="0" w:evenVBand="0" w:oddHBand="0" w:evenHBand="0" w:firstRowFirstColumn="0" w:firstRowLastColumn="0" w:lastRowFirstColumn="0" w:lastRowLastColumn="0"/>
-              <w:rPr>
-                <w:rFonts w:cs="Times New Roman"/>
-                <w:color w:val="000000" w:themeColor="text1"/>
-                <w:sz w:val="24"/>
-                <w:szCs w:val="24"/>
-              </w:rPr>
-            </w:pPr>
-            <w:r>
-              <w:rPr>
-                <w:rFonts w:cs="Times New Roman"/>
-                <w:color w:val="000000" w:themeColor="text1"/>
-                <w:sz w:val="24"/>
-                <w:szCs w:val="24"/>
-              </w:rPr>
-              <w:t>0.909364</w:t>
-            </w:r>
-          </w:p>
-        </w:tc>
-        <w:tc>
-          <w:tcPr>
-            <w:tcW w:w="1293" w:type="dxa"/>
-            <w:vAlign w:val="bottom"/>
-          </w:tcPr>
-          <w:p>
-            <w:pPr>
-              <w:ind w:firstLine="0"/>
-              <w:jc w:val="center"/>
-              <w:cnfStyle w:val="000000000000" w:firstRow="0" w:lastRow="0" w:firstColumn="0" w:lastColumn="0" w:oddVBand="0" w:evenVBand="0" w:oddHBand="0" w:evenHBand="0" w:firstRowFirstColumn="0" w:firstRowLastColumn="0" w:lastRowFirstColumn="0" w:lastRowLastColumn="0"/>
-              <w:rPr>
-                <w:rFonts w:cs="Times New Roman"/>
-                <w:color w:val="000000" w:themeColor="text1"/>
-                <w:sz w:val="24"/>
-                <w:szCs w:val="24"/>
-              </w:rPr>
-            </w:pPr>
-            <w:r>
-              <w:rPr>
-                <w:rFonts w:cs="Times New Roman"/>
-                <w:color w:val="000000" w:themeColor="text1"/>
-                <w:sz w:val="24"/>
-                <w:szCs w:val="24"/>
-              </w:rPr>
-              <w:t>Да</w:t>
-            </w:r>
-          </w:p>
-        </w:tc>
-        <w:tc>
-          <w:tcPr>
-            <w:tcW w:w="1267" w:type="dxa"/>
-            <w:vAlign w:val="bottom"/>
-          </w:tcPr>
-          <w:p>
-            <w:pPr>
-              <w:ind w:firstLine="0"/>
-              <w:jc w:val="center"/>
-              <w:cnfStyle w:val="000000000000" w:firstRow="0" w:lastRow="0" w:firstColumn="0" w:lastColumn="0" w:oddVBand="0" w:evenVBand="0" w:oddHBand="0" w:evenHBand="0" w:firstRowFirstColumn="0" w:firstRowLastColumn="0" w:lastRowFirstColumn="0" w:lastRowLastColumn="0"/>
-              <w:rPr>
-                <w:rFonts w:cs="Times New Roman"/>
-                <w:color w:val="000000" w:themeColor="text1"/>
-                <w:sz w:val="24"/>
-                <w:szCs w:val="24"/>
-              </w:rPr>
-            </w:pPr>
-            <w:r>
-              <w:rPr>
-                <w:rFonts w:cs="Times New Roman"/>
-                <w:color w:val="000000" w:themeColor="text1"/>
-                <w:sz w:val="24"/>
-                <w:szCs w:val="24"/>
-              </w:rPr>
-              <w:t>0.893510</w:t>
-            </w:r>
-          </w:p>
-        </w:tc>
-        <w:tc>
-          <w:tcPr>
-            <w:tcW w:w="1292" w:type="dxa"/>
-            <w:vAlign w:val="bottom"/>
-          </w:tcPr>
-          <w:p>
-            <w:pPr>
-              <w:ind w:firstLine="0"/>
-              <w:jc w:val="center"/>
-              <w:cnfStyle w:val="000000000000" w:firstRow="0" w:lastRow="0" w:firstColumn="0" w:lastColumn="0" w:oddVBand="0" w:evenVBand="0" w:oddHBand="0" w:evenHBand="0" w:firstRowFirstColumn="0" w:firstRowLastColumn="0" w:lastRowFirstColumn="0" w:lastRowLastColumn="0"/>
-              <w:rPr>
-                <w:rFonts w:cs="Times New Roman"/>
-                <w:color w:val="000000" w:themeColor="text1"/>
-                <w:sz w:val="24"/>
-                <w:szCs w:val="24"/>
-              </w:rPr>
-            </w:pPr>
-            <w:r>
-              <w:rPr>
-                <w:rFonts w:cs="Times New Roman"/>
-                <w:color w:val="000000" w:themeColor="text1"/>
-                <w:sz w:val="24"/>
-                <w:szCs w:val="24"/>
-              </w:rPr>
-              <w:t>Да</w:t>
-            </w:r>
-          </w:p>
-        </w:tc>
-      </w:tr>
-      <w:tr>
-        <w:trPr>
-          <w:trHeight w:val="483"/>
-        </w:trPr>
-        <w:tc>
-          <w:tcPr>
-            <w:cnfStyle w:val="001000000000" w:firstRow="0" w:lastRow="0" w:firstColumn="1" w:lastColumn="0" w:oddVBand="0" w:evenVBand="0" w:oddHBand="0" w:evenHBand="0" w:firstRowFirstColumn="0" w:firstRowLastColumn="0" w:lastRowFirstColumn="0" w:lastRowLastColumn="0"/>
-            <w:tcW w:w="1242" w:type="dxa"/>
-            <w:vAlign w:val="bottom"/>
-          </w:tcPr>
-          <w:p>
-            <w:pPr>
-              <w:ind w:firstLine="0"/>
-              <w:jc w:val="center"/>
-              <w:rPr>
-                <w:rFonts w:cs="Times New Roman"/>
-                <w:b w:val="0"/>
-                <w:color w:val="000000" w:themeColor="text1"/>
-                <w:sz w:val="24"/>
-                <w:szCs w:val="24"/>
-              </w:rPr>
-            </w:pPr>
-            <w:r>
-              <w:rPr>
-                <w:rFonts w:cs="Times New Roman"/>
-                <w:b w:val="0"/>
-                <w:color w:val="000000" w:themeColor="text1"/>
-                <w:sz w:val="24"/>
-                <w:szCs w:val="24"/>
-              </w:rPr>
-              <w:t>8</w:t>
-            </w:r>
-          </w:p>
-        </w:tc>
-        <w:tc>
-          <w:tcPr>
-            <w:tcW w:w="1418" w:type="dxa"/>
-            <w:vAlign w:val="bottom"/>
-          </w:tcPr>
-          <w:p>
-            <w:pPr>
-              <w:ind w:firstLine="0"/>
-              <w:jc w:val="center"/>
-              <w:cnfStyle w:val="000000000000" w:firstRow="0" w:lastRow="0" w:firstColumn="0" w:lastColumn="0" w:oddVBand="0" w:evenVBand="0" w:oddHBand="0" w:evenHBand="0" w:firstRowFirstColumn="0" w:firstRowLastColumn="0" w:lastRowFirstColumn="0" w:lastRowLastColumn="0"/>
-              <w:rPr>
-                <w:rFonts w:cs="Times New Roman"/>
-                <w:color w:val="000000" w:themeColor="text1"/>
-                <w:sz w:val="24"/>
-                <w:szCs w:val="24"/>
-              </w:rPr>
-            </w:pPr>
-            <w:r>
-              <w:rPr>
-                <w:rFonts w:cs="Times New Roman"/>
-                <w:color w:val="000000" w:themeColor="text1"/>
-                <w:sz w:val="24"/>
-                <w:szCs w:val="24"/>
-              </w:rPr>
-              <w:t>1</w:t>
-            </w:r>
-          </w:p>
-        </w:tc>
-        <w:tc>
-          <w:tcPr>
-            <w:tcW w:w="1411" w:type="dxa"/>
-            <w:vAlign w:val="bottom"/>
-          </w:tcPr>
-          <w:p>
-            <w:pPr>
-              <w:ind w:firstLine="0"/>
-              <w:jc w:val="center"/>
-              <w:cnfStyle w:val="000000000000" w:firstRow="0" w:lastRow="0" w:firstColumn="0" w:lastColumn="0" w:oddVBand="0" w:evenVBand="0" w:oddHBand="0" w:evenHBand="0" w:firstRowFirstColumn="0" w:firstRowLastColumn="0" w:lastRowFirstColumn="0" w:lastRowLastColumn="0"/>
-              <w:rPr>
-                <w:rFonts w:cs="Times New Roman"/>
-                <w:color w:val="000000" w:themeColor="text1"/>
-                <w:sz w:val="24"/>
-                <w:szCs w:val="24"/>
-              </w:rPr>
-            </w:pPr>
-            <w:r>
-              <w:rPr>
-                <w:rFonts w:cs="Times New Roman"/>
-                <w:color w:val="000000" w:themeColor="text1"/>
-                <w:sz w:val="24"/>
-                <w:szCs w:val="24"/>
-              </w:rPr>
-              <w:t>0.00040</w:t>
-            </w:r>
-          </w:p>
-        </w:tc>
-        <w:tc>
-          <w:tcPr>
-            <w:tcW w:w="1931" w:type="dxa"/>
-            <w:vAlign w:val="bottom"/>
-          </w:tcPr>
-          <w:p>
-            <w:pPr>
-              <w:ind w:firstLine="0"/>
-              <w:jc w:val="center"/>
-              <w:cnfStyle w:val="000000000000" w:firstRow="0" w:lastRow="0" w:firstColumn="0" w:lastColumn="0" w:oddVBand="0" w:evenVBand="0" w:oddHBand="0" w:evenHBand="0" w:firstRowFirstColumn="0" w:firstRowLastColumn="0" w:lastRowFirstColumn="0" w:lastRowLastColumn="0"/>
-              <w:rPr>
-                <w:rFonts w:cs="Times New Roman"/>
-                <w:color w:val="000000" w:themeColor="text1"/>
-                <w:sz w:val="24"/>
-                <w:szCs w:val="24"/>
-              </w:rPr>
-            </w:pPr>
-            <w:r>
-              <w:rPr>
-                <w:rFonts w:cs="Times New Roman"/>
-                <w:color w:val="000000" w:themeColor="text1"/>
-                <w:sz w:val="24"/>
-                <w:szCs w:val="24"/>
-              </w:rPr>
-              <w:t>1.000000</w:t>
-            </w:r>
-          </w:p>
-        </w:tc>
-        <w:tc>
-          <w:tcPr>
-            <w:tcW w:w="1293" w:type="dxa"/>
-            <w:vAlign w:val="bottom"/>
-          </w:tcPr>
-          <w:p>
-            <w:pPr>
-              <w:ind w:firstLine="0"/>
-              <w:jc w:val="center"/>
-              <w:cnfStyle w:val="000000000000" w:firstRow="0" w:lastRow="0" w:firstColumn="0" w:lastColumn="0" w:oddVBand="0" w:evenVBand="0" w:oddHBand="0" w:evenHBand="0" w:firstRowFirstColumn="0" w:firstRowLastColumn="0" w:lastRowFirstColumn="0" w:lastRowLastColumn="0"/>
-              <w:rPr>
-                <w:rFonts w:cs="Times New Roman"/>
-                <w:color w:val="000000" w:themeColor="text1"/>
-                <w:sz w:val="24"/>
-                <w:szCs w:val="24"/>
-              </w:rPr>
-            </w:pPr>
-            <w:r>
-              <w:rPr>
-                <w:rFonts w:cs="Times New Roman"/>
-                <w:color w:val="000000" w:themeColor="text1"/>
-                <w:sz w:val="24"/>
-                <w:szCs w:val="24"/>
-              </w:rPr>
-              <w:t>Да</w:t>
-            </w:r>
-          </w:p>
-        </w:tc>
-        <w:tc>
-          <w:tcPr>
-            <w:tcW w:w="1267" w:type="dxa"/>
-            <w:vAlign w:val="bottom"/>
-          </w:tcPr>
-          <w:p>
-            <w:pPr>
-              <w:ind w:firstLine="0"/>
-              <w:jc w:val="center"/>
-              <w:cnfStyle w:val="000000000000" w:firstRow="0" w:lastRow="0" w:firstColumn="0" w:lastColumn="0" w:oddVBand="0" w:evenVBand="0" w:oddHBand="0" w:evenHBand="0" w:firstRowFirstColumn="0" w:firstRowLastColumn="0" w:lastRowFirstColumn="0" w:lastRowLastColumn="0"/>
-              <w:rPr>
-                <w:rFonts w:cs="Times New Roman"/>
-                <w:color w:val="000000" w:themeColor="text1"/>
-                <w:sz w:val="24"/>
-                <w:szCs w:val="24"/>
-              </w:rPr>
-            </w:pPr>
-            <w:r>
-              <w:rPr>
-                <w:rFonts w:cs="Times New Roman"/>
-                <w:color w:val="000000" w:themeColor="text1"/>
-                <w:sz w:val="24"/>
-                <w:szCs w:val="24"/>
-              </w:rPr>
-              <w:t>1.000000</w:t>
-            </w:r>
-          </w:p>
-        </w:tc>
-        <w:tc>
-          <w:tcPr>
-            <w:tcW w:w="1292" w:type="dxa"/>
-            <w:vAlign w:val="bottom"/>
-          </w:tcPr>
-          <w:p>
-            <w:pPr>
-              <w:ind w:firstLine="0"/>
-              <w:jc w:val="center"/>
-              <w:cnfStyle w:val="000000000000" w:firstRow="0" w:lastRow="0" w:firstColumn="0" w:lastColumn="0" w:oddVBand="0" w:evenVBand="0" w:oddHBand="0" w:evenHBand="0" w:firstRowFirstColumn="0" w:firstRowLastColumn="0" w:lastRowFirstColumn="0" w:lastRowLastColumn="0"/>
-              <w:rPr>
-                <w:rFonts w:cs="Times New Roman"/>
-                <w:color w:val="000000" w:themeColor="text1"/>
-                <w:sz w:val="24"/>
-                <w:szCs w:val="24"/>
-              </w:rPr>
-            </w:pPr>
-            <w:r>
-              <w:rPr>
-                <w:rFonts w:cs="Times New Roman"/>
-                <w:color w:val="000000" w:themeColor="text1"/>
-                <w:sz w:val="24"/>
-                <w:szCs w:val="24"/>
-              </w:rPr>
-              <w:t>Да</w:t>
-            </w:r>
-          </w:p>
-        </w:tc>
-      </w:tr>
-      <w:tr>
-        <w:trPr>
-          <w:trHeight w:val="483"/>
-        </w:trPr>
-        <w:tc>
-          <w:tcPr>
-            <w:cnfStyle w:val="001000000000" w:firstRow="0" w:lastRow="0" w:firstColumn="1" w:lastColumn="0" w:oddVBand="0" w:evenVBand="0" w:oddHBand="0" w:evenHBand="0" w:firstRowFirstColumn="0" w:firstRowLastColumn="0" w:lastRowFirstColumn="0" w:lastRowLastColumn="0"/>
-            <w:tcW w:w="1242" w:type="dxa"/>
-            <w:vAlign w:val="bottom"/>
-          </w:tcPr>
-          <w:p>
-            <w:pPr>
-              <w:ind w:firstLine="0"/>
-              <w:jc w:val="center"/>
-              <w:rPr>
-                <w:rFonts w:cs="Times New Roman"/>
-                <w:b w:val="0"/>
-                <w:color w:val="000000" w:themeColor="text1"/>
-                <w:sz w:val="24"/>
-                <w:szCs w:val="24"/>
-              </w:rPr>
-            </w:pPr>
-            <w:r>
-              <w:rPr>
-                <w:rFonts w:cs="Times New Roman"/>
-                <w:b w:val="0"/>
-                <w:color w:val="000000" w:themeColor="text1"/>
-                <w:sz w:val="24"/>
-                <w:szCs w:val="24"/>
-              </w:rPr>
-              <w:t>8</w:t>
-            </w:r>
-          </w:p>
-        </w:tc>
-        <w:tc>
-          <w:tcPr>
-            <w:tcW w:w="1418" w:type="dxa"/>
-            <w:vAlign w:val="bottom"/>
-          </w:tcPr>
-          <w:p>
-            <w:pPr>
-              <w:ind w:firstLine="0"/>
-              <w:jc w:val="center"/>
-              <w:cnfStyle w:val="000000000000" w:firstRow="0" w:lastRow="0" w:firstColumn="0" w:lastColumn="0" w:oddVBand="0" w:evenVBand="0" w:oddHBand="0" w:evenHBand="0" w:firstRowFirstColumn="0" w:firstRowLastColumn="0" w:lastRowFirstColumn="0" w:lastRowLastColumn="0"/>
-              <w:rPr>
-                <w:rFonts w:cs="Times New Roman"/>
-                <w:color w:val="000000" w:themeColor="text1"/>
-                <w:sz w:val="24"/>
-                <w:szCs w:val="24"/>
-              </w:rPr>
-            </w:pPr>
-            <w:r>
-              <w:rPr>
-                <w:rFonts w:cs="Times New Roman"/>
-                <w:color w:val="000000" w:themeColor="text1"/>
-                <w:sz w:val="24"/>
-                <w:szCs w:val="24"/>
-              </w:rPr>
-              <w:t>2</w:t>
-            </w:r>
-          </w:p>
-        </w:tc>
-        <w:tc>
-          <w:tcPr>
-            <w:tcW w:w="1411" w:type="dxa"/>
-            <w:vAlign w:val="bottom"/>
-          </w:tcPr>
-          <w:p>
-            <w:pPr>
-              <w:ind w:firstLine="0"/>
-              <w:jc w:val="center"/>
-              <w:cnfStyle w:val="000000000000" w:firstRow="0" w:lastRow="0" w:firstColumn="0" w:lastColumn="0" w:oddVBand="0" w:evenVBand="0" w:oddHBand="0" w:evenHBand="0" w:firstRowFirstColumn="0" w:firstRowLastColumn="0" w:lastRowFirstColumn="0" w:lastRowLastColumn="0"/>
-              <w:rPr>
-                <w:rFonts w:cs="Times New Roman"/>
-                <w:color w:val="000000" w:themeColor="text1"/>
-                <w:sz w:val="24"/>
-                <w:szCs w:val="24"/>
-              </w:rPr>
-            </w:pPr>
-            <w:r>
-              <w:rPr>
-                <w:rFonts w:cs="Times New Roman"/>
-                <w:color w:val="000000" w:themeColor="text1"/>
-                <w:sz w:val="24"/>
-                <w:szCs w:val="24"/>
-              </w:rPr>
-              <w:t>0.00056</w:t>
-            </w:r>
-          </w:p>
-        </w:tc>
-        <w:tc>
-          <w:tcPr>
-            <w:tcW w:w="1931" w:type="dxa"/>
-            <w:vAlign w:val="bottom"/>
-          </w:tcPr>
-          <w:p>
-            <w:pPr>
-              <w:ind w:firstLine="0"/>
-              <w:jc w:val="center"/>
-              <w:cnfStyle w:val="000000000000" w:firstRow="0" w:lastRow="0" w:firstColumn="0" w:lastColumn="0" w:oddVBand="0" w:evenVBand="0" w:oddHBand="0" w:evenHBand="0" w:firstRowFirstColumn="0" w:firstRowLastColumn="0" w:lastRowFirstColumn="0" w:lastRowLastColumn="0"/>
-              <w:rPr>
-                <w:rFonts w:cs="Times New Roman"/>
-                <w:color w:val="000000" w:themeColor="text1"/>
-                <w:sz w:val="24"/>
-                <w:szCs w:val="24"/>
-              </w:rPr>
-            </w:pPr>
-            <w:r>
-              <w:rPr>
-                <w:rFonts w:cs="Times New Roman"/>
-                <w:color w:val="000000" w:themeColor="text1"/>
-                <w:sz w:val="24"/>
-                <w:szCs w:val="24"/>
-              </w:rPr>
-              <w:t>0.705361</w:t>
-            </w:r>
-          </w:p>
-        </w:tc>
-        <w:tc>
-          <w:tcPr>
-            <w:tcW w:w="1293" w:type="dxa"/>
-            <w:vAlign w:val="bottom"/>
-          </w:tcPr>
-          <w:p>
-            <w:pPr>
-              <w:ind w:firstLine="0"/>
-              <w:jc w:val="center"/>
-              <w:cnfStyle w:val="000000000000" w:firstRow="0" w:lastRow="0" w:firstColumn="0" w:lastColumn="0" w:oddVBand="0" w:evenVBand="0" w:oddHBand="0" w:evenHBand="0" w:firstRowFirstColumn="0" w:firstRowLastColumn="0" w:lastRowFirstColumn="0" w:lastRowLastColumn="0"/>
-              <w:rPr>
-                <w:rFonts w:cs="Times New Roman"/>
-                <w:color w:val="000000" w:themeColor="text1"/>
-                <w:sz w:val="24"/>
-                <w:szCs w:val="24"/>
-              </w:rPr>
-            </w:pPr>
-            <w:r>
-              <w:rPr>
-                <w:rFonts w:cs="Times New Roman"/>
-                <w:color w:val="000000" w:themeColor="text1"/>
-                <w:sz w:val="24"/>
-                <w:szCs w:val="24"/>
-              </w:rPr>
-              <w:t>Да</w:t>
-            </w:r>
-          </w:p>
-        </w:tc>
-        <w:tc>
-          <w:tcPr>
-            <w:tcW w:w="1267" w:type="dxa"/>
-            <w:vAlign w:val="bottom"/>
-          </w:tcPr>
-          <w:p>
-            <w:pPr>
-              <w:ind w:firstLine="0"/>
-              <w:jc w:val="center"/>
-              <w:cnfStyle w:val="000000000000" w:firstRow="0" w:lastRow="0" w:firstColumn="0" w:lastColumn="0" w:oddVBand="0" w:evenVBand="0" w:oddHBand="0" w:evenHBand="0" w:firstRowFirstColumn="0" w:firstRowLastColumn="0" w:lastRowFirstColumn="0" w:lastRowLastColumn="0"/>
-              <w:rPr>
-                <w:rFonts w:cs="Times New Roman"/>
-                <w:color w:val="000000" w:themeColor="text1"/>
-                <w:sz w:val="24"/>
-                <w:szCs w:val="24"/>
-              </w:rPr>
-            </w:pPr>
-            <w:r>
-              <w:rPr>
-                <w:rFonts w:cs="Times New Roman"/>
-                <w:color w:val="000000" w:themeColor="text1"/>
-                <w:sz w:val="24"/>
-                <w:szCs w:val="24"/>
-              </w:rPr>
-              <w:t>0.447096</w:t>
-            </w:r>
-          </w:p>
-        </w:tc>
-        <w:tc>
-          <w:tcPr>
-            <w:tcW w:w="1292" w:type="dxa"/>
-            <w:vAlign w:val="bottom"/>
-          </w:tcPr>
-          <w:p>
-            <w:pPr>
-              <w:ind w:firstLine="0"/>
-              <w:jc w:val="center"/>
-              <w:cnfStyle w:val="000000000000" w:firstRow="0" w:lastRow="0" w:firstColumn="0" w:lastColumn="0" w:oddVBand="0" w:evenVBand="0" w:oddHBand="0" w:evenHBand="0" w:firstRowFirstColumn="0" w:firstRowLastColumn="0" w:lastRowFirstColumn="0" w:lastRowLastColumn="0"/>
-              <w:rPr>
-                <w:rFonts w:cs="Times New Roman"/>
-                <w:color w:val="000000" w:themeColor="text1"/>
-                <w:sz w:val="24"/>
-                <w:szCs w:val="24"/>
-              </w:rPr>
-            </w:pPr>
-            <w:r>
-              <w:rPr>
-                <w:rFonts w:cs="Times New Roman"/>
-                <w:color w:val="000000" w:themeColor="text1"/>
-                <w:sz w:val="24"/>
-                <w:szCs w:val="24"/>
-              </w:rPr>
-              <w:t>Нет</w:t>
-            </w:r>
-          </w:p>
-        </w:tc>
-      </w:tr>
-      <w:tr>
-        <w:trPr>
-          <w:trHeight w:val="483"/>
-        </w:trPr>
-        <w:tc>
-          <w:tcPr>
-            <w:cnfStyle w:val="001000000000" w:firstRow="0" w:lastRow="0" w:firstColumn="1" w:lastColumn="0" w:oddVBand="0" w:evenVBand="0" w:oddHBand="0" w:evenHBand="0" w:firstRowFirstColumn="0" w:firstRowLastColumn="0" w:lastRowFirstColumn="0" w:lastRowLastColumn="0"/>
-            <w:tcW w:w="1242" w:type="dxa"/>
-            <w:vAlign w:val="bottom"/>
-          </w:tcPr>
-          <w:p>
-            <w:pPr>
-              <w:ind w:firstLine="0"/>
-              <w:jc w:val="center"/>
-              <w:rPr>
-                <w:rFonts w:cs="Times New Roman"/>
-                <w:b w:val="0"/>
-                <w:color w:val="000000" w:themeColor="text1"/>
-                <w:sz w:val="24"/>
-                <w:szCs w:val="24"/>
-              </w:rPr>
-            </w:pPr>
-            <w:r>
-              <w:rPr>
-                <w:rFonts w:cs="Times New Roman"/>
-                <w:b w:val="0"/>
-                <w:color w:val="000000" w:themeColor="text1"/>
-                <w:sz w:val="24"/>
-                <w:szCs w:val="24"/>
-              </w:rPr>
-              <w:t>14</w:t>
-            </w:r>
-          </w:p>
-        </w:tc>
-        <w:tc>
-          <w:tcPr>
-            <w:tcW w:w="1418" w:type="dxa"/>
-            <w:vAlign w:val="bottom"/>
-          </w:tcPr>
-          <w:p>
-            <w:pPr>
-              <w:ind w:firstLine="0"/>
-              <w:jc w:val="center"/>
-              <w:cnfStyle w:val="000000000000" w:firstRow="0" w:lastRow="0" w:firstColumn="0" w:lastColumn="0" w:oddVBand="0" w:evenVBand="0" w:oddHBand="0" w:evenHBand="0" w:firstRowFirstColumn="0" w:firstRowLastColumn="0" w:lastRowFirstColumn="0" w:lastRowLastColumn="0"/>
-              <w:rPr>
-                <w:rFonts w:cs="Times New Roman"/>
-                <w:color w:val="000000" w:themeColor="text1"/>
-                <w:sz w:val="24"/>
-                <w:szCs w:val="24"/>
-              </w:rPr>
-            </w:pPr>
-            <w:r>
-              <w:rPr>
-                <w:rFonts w:cs="Times New Roman"/>
-                <w:color w:val="000000" w:themeColor="text1"/>
-                <w:sz w:val="24"/>
-                <w:szCs w:val="24"/>
-              </w:rPr>
-              <w:t>1</w:t>
-            </w:r>
-          </w:p>
-        </w:tc>
-        <w:tc>
-          <w:tcPr>
-            <w:tcW w:w="1411" w:type="dxa"/>
-            <w:vAlign w:val="bottom"/>
-          </w:tcPr>
-          <w:p>
-            <w:pPr>
-              <w:ind w:firstLine="0"/>
-              <w:jc w:val="center"/>
-              <w:cnfStyle w:val="000000000000" w:firstRow="0" w:lastRow="0" w:firstColumn="0" w:lastColumn="0" w:oddVBand="0" w:evenVBand="0" w:oddHBand="0" w:evenHBand="0" w:firstRowFirstColumn="0" w:firstRowLastColumn="0" w:lastRowFirstColumn="0" w:lastRowLastColumn="0"/>
-              <w:rPr>
-                <w:rFonts w:cs="Times New Roman"/>
-                <w:color w:val="000000" w:themeColor="text1"/>
-                <w:sz w:val="24"/>
-                <w:szCs w:val="24"/>
-              </w:rPr>
-            </w:pPr>
-            <w:r>
-              <w:rPr>
-                <w:rFonts w:cs="Times New Roman"/>
-                <w:color w:val="000000" w:themeColor="text1"/>
-                <w:sz w:val="24"/>
-                <w:szCs w:val="24"/>
-              </w:rPr>
-              <w:t>0.00040</w:t>
-            </w:r>
-          </w:p>
-        </w:tc>
-        <w:tc>
-          <w:tcPr>
-            <w:tcW w:w="1931" w:type="dxa"/>
-            <w:vAlign w:val="bottom"/>
-          </w:tcPr>
-          <w:p>
-            <w:pPr>
-              <w:ind w:firstLine="0"/>
-              <w:jc w:val="center"/>
-              <w:cnfStyle w:val="000000000000" w:firstRow="0" w:lastRow="0" w:firstColumn="0" w:lastColumn="0" w:oddVBand="0" w:evenVBand="0" w:oddHBand="0" w:evenHBand="0" w:firstRowFirstColumn="0" w:firstRowLastColumn="0" w:lastRowFirstColumn="0" w:lastRowLastColumn="0"/>
-              <w:rPr>
-                <w:rFonts w:cs="Times New Roman"/>
-                <w:color w:val="000000" w:themeColor="text1"/>
-                <w:sz w:val="24"/>
-                <w:szCs w:val="24"/>
-              </w:rPr>
-            </w:pPr>
-            <w:r>
-              <w:rPr>
-                <w:rFonts w:cs="Times New Roman"/>
-                <w:color w:val="000000" w:themeColor="text1"/>
-                <w:sz w:val="24"/>
-                <w:szCs w:val="24"/>
-              </w:rPr>
-              <w:t>1.000000</w:t>
-            </w:r>
-          </w:p>
-        </w:tc>
-        <w:tc>
-          <w:tcPr>
-            <w:tcW w:w="1293" w:type="dxa"/>
-            <w:vAlign w:val="bottom"/>
-          </w:tcPr>
-          <w:p>
-            <w:pPr>
-              <w:ind w:firstLine="0"/>
-              <w:jc w:val="center"/>
-              <w:cnfStyle w:val="000000000000" w:firstRow="0" w:lastRow="0" w:firstColumn="0" w:lastColumn="0" w:oddVBand="0" w:evenVBand="0" w:oddHBand="0" w:evenHBand="0" w:firstRowFirstColumn="0" w:firstRowLastColumn="0" w:lastRowFirstColumn="0" w:lastRowLastColumn="0"/>
-              <w:rPr>
-                <w:rFonts w:cs="Times New Roman"/>
-                <w:color w:val="000000" w:themeColor="text1"/>
-                <w:sz w:val="24"/>
-                <w:szCs w:val="24"/>
-              </w:rPr>
-            </w:pPr>
-            <w:r>
-              <w:rPr>
-                <w:rFonts w:cs="Times New Roman"/>
-                <w:color w:val="000000" w:themeColor="text1"/>
-                <w:sz w:val="24"/>
-                <w:szCs w:val="24"/>
-              </w:rPr>
-              <w:t>Да</w:t>
-            </w:r>
-          </w:p>
-        </w:tc>
-        <w:tc>
-          <w:tcPr>
-            <w:tcW w:w="1267" w:type="dxa"/>
-            <w:vAlign w:val="bottom"/>
-          </w:tcPr>
-          <w:p>
-            <w:pPr>
-              <w:ind w:firstLine="0"/>
-              <w:jc w:val="center"/>
-              <w:cnfStyle w:val="000000000000" w:firstRow="0" w:lastRow="0" w:firstColumn="0" w:lastColumn="0" w:oddVBand="0" w:evenVBand="0" w:oddHBand="0" w:evenHBand="0" w:firstRowFirstColumn="0" w:firstRowLastColumn="0" w:lastRowFirstColumn="0" w:lastRowLastColumn="0"/>
-              <w:rPr>
-                <w:rFonts w:cs="Times New Roman"/>
-                <w:color w:val="000000" w:themeColor="text1"/>
-                <w:sz w:val="24"/>
-                <w:szCs w:val="24"/>
-              </w:rPr>
-            </w:pPr>
-            <w:r>
-              <w:rPr>
-                <w:rFonts w:cs="Times New Roman"/>
-                <w:color w:val="000000" w:themeColor="text1"/>
-                <w:sz w:val="24"/>
-                <w:szCs w:val="24"/>
-              </w:rPr>
-              <w:t>1.000000</w:t>
-            </w:r>
-          </w:p>
-        </w:tc>
-        <w:tc>
-          <w:tcPr>
-            <w:tcW w:w="1292" w:type="dxa"/>
-            <w:vAlign w:val="bottom"/>
-          </w:tcPr>
-          <w:p>
-            <w:pPr>
-              <w:ind w:firstLine="0"/>
-              <w:jc w:val="center"/>
-              <w:cnfStyle w:val="000000000000" w:firstRow="0" w:lastRow="0" w:firstColumn="0" w:lastColumn="0" w:oddVBand="0" w:evenVBand="0" w:oddHBand="0" w:evenHBand="0" w:firstRowFirstColumn="0" w:firstRowLastColumn="0" w:lastRowFirstColumn="0" w:lastRowLastColumn="0"/>
-              <w:rPr>
-                <w:rFonts w:cs="Times New Roman"/>
-                <w:color w:val="000000" w:themeColor="text1"/>
-                <w:sz w:val="24"/>
-                <w:szCs w:val="24"/>
-              </w:rPr>
-            </w:pPr>
-            <w:r>
-              <w:rPr>
-                <w:rFonts w:cs="Times New Roman"/>
-                <w:color w:val="000000" w:themeColor="text1"/>
-                <w:sz w:val="24"/>
-                <w:szCs w:val="24"/>
-              </w:rPr>
-              <w:t>Да</w:t>
-            </w:r>
-          </w:p>
-        </w:tc>
-      </w:tr>
-      <w:tr>
-        <w:trPr>
-          <w:trHeight w:val="483"/>
-        </w:trPr>
-        <w:tc>
-          <w:tcPr>
-            <w:cnfStyle w:val="001000000000" w:firstRow="0" w:lastRow="0" w:firstColumn="1" w:lastColumn="0" w:oddVBand="0" w:evenVBand="0" w:oddHBand="0" w:evenHBand="0" w:firstRowFirstColumn="0" w:firstRowLastColumn="0" w:lastRowFirstColumn="0" w:lastRowLastColumn="0"/>
-            <w:tcW w:w="1242" w:type="dxa"/>
-            <w:vAlign w:val="bottom"/>
-          </w:tcPr>
-          <w:p>
-            <w:pPr>
-              <w:ind w:firstLine="0"/>
-              <w:jc w:val="center"/>
-              <w:rPr>
-                <w:rFonts w:cs="Times New Roman"/>
-                <w:b w:val="0"/>
-                <w:color w:val="000000" w:themeColor="text1"/>
-                <w:sz w:val="24"/>
-                <w:szCs w:val="24"/>
-              </w:rPr>
-            </w:pPr>
-            <w:r>
-              <w:rPr>
-                <w:rFonts w:cs="Times New Roman"/>
-                <w:b w:val="0"/>
-                <w:color w:val="000000" w:themeColor="text1"/>
-                <w:sz w:val="24"/>
-                <w:szCs w:val="24"/>
-              </w:rPr>
-              <w:t>14</w:t>
-            </w:r>
-          </w:p>
-        </w:tc>
-        <w:tc>
-          <w:tcPr>
-            <w:tcW w:w="1418" w:type="dxa"/>
-            <w:vAlign w:val="bottom"/>
-          </w:tcPr>
-          <w:p>
-            <w:pPr>
-              <w:ind w:firstLine="0"/>
-              <w:jc w:val="center"/>
-              <w:cnfStyle w:val="000000000000" w:firstRow="0" w:lastRow="0" w:firstColumn="0" w:lastColumn="0" w:oddVBand="0" w:evenVBand="0" w:oddHBand="0" w:evenHBand="0" w:firstRowFirstColumn="0" w:firstRowLastColumn="0" w:lastRowFirstColumn="0" w:lastRowLastColumn="0"/>
-              <w:rPr>
-                <w:rFonts w:cs="Times New Roman"/>
-                <w:color w:val="000000" w:themeColor="text1"/>
-                <w:sz w:val="24"/>
-                <w:szCs w:val="24"/>
-              </w:rPr>
-            </w:pPr>
-            <w:r>
-              <w:rPr>
-                <w:rFonts w:cs="Times New Roman"/>
-                <w:color w:val="000000" w:themeColor="text1"/>
-                <w:sz w:val="24"/>
-                <w:szCs w:val="24"/>
-              </w:rPr>
-              <w:t>2</w:t>
-            </w:r>
-          </w:p>
-        </w:tc>
-        <w:tc>
-          <w:tcPr>
-            <w:tcW w:w="1411" w:type="dxa"/>
-            <w:vAlign w:val="bottom"/>
-          </w:tcPr>
-          <w:p>
-            <w:pPr>
-              <w:ind w:firstLine="0"/>
-              <w:jc w:val="center"/>
-              <w:cnfStyle w:val="000000000000" w:firstRow="0" w:lastRow="0" w:firstColumn="0" w:lastColumn="0" w:oddVBand="0" w:evenVBand="0" w:oddHBand="0" w:evenHBand="0" w:firstRowFirstColumn="0" w:firstRowLastColumn="0" w:lastRowFirstColumn="0" w:lastRowLastColumn="0"/>
-              <w:rPr>
-                <w:rFonts w:cs="Times New Roman"/>
-                <w:color w:val="000000" w:themeColor="text1"/>
-                <w:sz w:val="24"/>
-                <w:szCs w:val="24"/>
-              </w:rPr>
-            </w:pPr>
-            <w:r>
-              <w:rPr>
-                <w:rFonts w:cs="Times New Roman"/>
-                <w:color w:val="000000" w:themeColor="text1"/>
-                <w:sz w:val="24"/>
-                <w:szCs w:val="24"/>
-              </w:rPr>
-              <w:t>0.00068</w:t>
-            </w:r>
-          </w:p>
-        </w:tc>
-        <w:tc>
-          <w:tcPr>
-            <w:tcW w:w="1931" w:type="dxa"/>
-            <w:vAlign w:val="bottom"/>
-          </w:tcPr>
-          <w:p>
-            <w:pPr>
-              <w:ind w:firstLine="0"/>
-              <w:jc w:val="center"/>
-              <w:cnfStyle w:val="000000000000" w:firstRow="0" w:lastRow="0" w:firstColumn="0" w:lastColumn="0" w:oddVBand="0" w:evenVBand="0" w:oddHBand="0" w:evenHBand="0" w:firstRowFirstColumn="0" w:firstRowLastColumn="0" w:lastRowFirstColumn="0" w:lastRowLastColumn="0"/>
-              <w:rPr>
-                <w:rFonts w:cs="Times New Roman"/>
-                <w:color w:val="000000" w:themeColor="text1"/>
-                <w:sz w:val="24"/>
-                <w:szCs w:val="24"/>
-              </w:rPr>
-            </w:pPr>
-            <w:r>
-              <w:rPr>
-                <w:rFonts w:cs="Times New Roman"/>
-                <w:color w:val="000000" w:themeColor="text1"/>
-                <w:sz w:val="24"/>
-                <w:szCs w:val="24"/>
-              </w:rPr>
-              <w:t>0.610009</w:t>
-            </w:r>
-          </w:p>
-        </w:tc>
-        <w:tc>
-          <w:tcPr>
-            <w:tcW w:w="1293" w:type="dxa"/>
-            <w:vAlign w:val="bottom"/>
-          </w:tcPr>
-          <w:p>
-            <w:pPr>
-              <w:ind w:firstLine="0"/>
-              <w:jc w:val="center"/>
-              <w:cnfStyle w:val="000000000000" w:firstRow="0" w:lastRow="0" w:firstColumn="0" w:lastColumn="0" w:oddVBand="0" w:evenVBand="0" w:oddHBand="0" w:evenHBand="0" w:firstRowFirstColumn="0" w:firstRowLastColumn="0" w:lastRowFirstColumn="0" w:lastRowLastColumn="0"/>
-              <w:rPr>
-                <w:rFonts w:cs="Times New Roman"/>
-                <w:color w:val="000000" w:themeColor="text1"/>
-                <w:sz w:val="24"/>
-                <w:szCs w:val="24"/>
-              </w:rPr>
-            </w:pPr>
-            <w:r>
-              <w:rPr>
-                <w:rFonts w:cs="Times New Roman"/>
-                <w:color w:val="000000" w:themeColor="text1"/>
-                <w:sz w:val="24"/>
-                <w:szCs w:val="24"/>
-              </w:rPr>
-              <w:t>Д</w:t>
-            </w:r>
-            <w:r>
-              <w:rPr>
-                <w:rFonts w:cs="Times New Roman"/>
-                <w:color w:val="000000" w:themeColor="text1"/>
-                <w:sz w:val="24"/>
-                <w:szCs w:val="24"/>
-              </w:rPr>
-              <w:t>а</w:t>
-            </w:r>
-          </w:p>
-        </w:tc>
-        <w:tc>
-          <w:tcPr>
-            <w:tcW w:w="1267" w:type="dxa"/>
-            <w:vAlign w:val="bottom"/>
-          </w:tcPr>
-          <w:p>
-            <w:pPr>
-              <w:ind w:firstLine="0"/>
-              <w:jc w:val="center"/>
-              <w:cnfStyle w:val="000000000000" w:firstRow="0" w:lastRow="0" w:firstColumn="0" w:lastColumn="0" w:oddVBand="0" w:evenVBand="0" w:oddHBand="0" w:evenHBand="0" w:firstRowFirstColumn="0" w:firstRowLastColumn="0" w:lastRowFirstColumn="0" w:lastRowLastColumn="0"/>
-              <w:rPr>
-                <w:rFonts w:cs="Times New Roman"/>
-                <w:color w:val="000000" w:themeColor="text1"/>
-                <w:sz w:val="24"/>
-                <w:szCs w:val="24"/>
-              </w:rPr>
-            </w:pPr>
-            <w:r>
-              <w:rPr>
-                <w:rFonts w:cs="Times New Roman"/>
-                <w:color w:val="000000" w:themeColor="text1"/>
-                <w:sz w:val="24"/>
-                <w:szCs w:val="24"/>
-              </w:rPr>
-              <w:t>0.683907</w:t>
-            </w:r>
-          </w:p>
-        </w:tc>
-        <w:tc>
-          <w:tcPr>
-            <w:tcW w:w="1292" w:type="dxa"/>
-            <w:vAlign w:val="bottom"/>
-          </w:tcPr>
-          <w:p>
-            <w:pPr>
-              <w:ind w:firstLine="0"/>
-              <w:jc w:val="center"/>
-              <w:cnfStyle w:val="000000000000" w:firstRow="0" w:lastRow="0" w:firstColumn="0" w:lastColumn="0" w:oddVBand="0" w:evenVBand="0" w:oddHBand="0" w:evenHBand="0" w:firstRowFirstColumn="0" w:firstRowLastColumn="0" w:lastRowFirstColumn="0" w:lastRowLastColumn="0"/>
-              <w:rPr>
-                <w:rFonts w:cs="Times New Roman"/>
-                <w:color w:val="000000" w:themeColor="text1"/>
-                <w:sz w:val="24"/>
-                <w:szCs w:val="24"/>
-              </w:rPr>
-            </w:pPr>
-            <w:r>
-              <w:rPr>
-                <w:rFonts w:cs="Times New Roman"/>
-                <w:color w:val="000000" w:themeColor="text1"/>
-                <w:sz w:val="24"/>
-                <w:szCs w:val="24"/>
-              </w:rPr>
-              <w:t>Да</w:t>
-            </w:r>
-          </w:p>
-        </w:tc>
-      </w:tr>
-    </w:tbl>
-    <w:p>
-      <w:pPr>
-        <w:rPr>
-          <w:lang w:val="en-US"/>
-        </w:rPr>
-      </w:pPr>
+        <w:t xml:space="preserve">3.3 </w:t>
+      </w:r>
+      <w:r>
+        <w:t>Имитационное моделирование и статистический анализ эффективности последовательностей Шапиро</w:t>
+      </w:r>
       <w:bookmarkStart w:id="14" w:name="_GoBack"/>
       <w:bookmarkEnd w:id="14"/>
     </w:p>
-    <w:p>
-      <w:r>
-        <w:t xml:space="preserve">В сценарии с малым расстоянием между целями (Δ = 4) обе последовательности успешно обнаружили оба сигнала. Это объясняется тем, </w:t>
-      </w:r>
-      <w:r>
-        <w:lastRenderedPageBreak/>
-        <w:t xml:space="preserve">что пики ещё достаточно разделены, и даже случайная последовательность не </w:t>
-      </w:r>
-      <w:r>
-        <w:t>создаёт существенных искажений.</w:t>
-      </w:r>
-    </w:p>
-    <w:p>
-      <w:r>
-        <w:t>При Δ = 8 видно преимущество последовательности Шапиро: вторая цель обнаружена, тогда как при использовании случайной последовательности — нет. Это связано с тем, что боковые лепестки случайной последовательности част</w:t>
-      </w:r>
-      <w:r>
-        <w:t>ично перекрывают слабый сигнал.</w:t>
-      </w:r>
-    </w:p>
-    <w:p>
-      <w:r>
-        <w:t>При Δ = 14 обе последовательности справляются с задачей, но при этом у последовательности Шапиро амплитуды более стабильные и б</w:t>
-      </w:r>
-      <w:r>
-        <w:t>оковые эффекты выражены меньше.</w:t>
-      </w:r>
-    </w:p>
-    <w:p>
-      <w:r>
-        <w:t xml:space="preserve">Результаты </w:t>
-      </w:r>
-      <w:r>
-        <w:t>эксперимента показывают, что использование последовательностей Шапиро в качестве модулирующего импульса позволяет достичь более стабильной корреляционной структуры принимаемого сигнала по сравнению со случайными бинарными последовательностями той же длины. Это выражается в меньшей вариативности боковых лепестков автокорреляционной функции и более отчётливом выделении основного пика при корреляционной обработке. В условиях шумовых искажений такая особенность способствует повышению достоверности обнаружения слабых отражений, особенно при малом временном разнесении целей.</w:t>
-      </w:r>
+    <w:p/>
+    <w:p>
       <w:r>
         <w:br w:type="page"/>
       </w:r>
@@ -19803,6 +18146,7 @@
         <w:docPartUnique/>
       </w:docPartObj>
     </w:sdtPr>
+    <w:sdtEndPr/>
     <w:sdtContent>
       <w:p>
         <w:pPr>
@@ -19822,7 +18166,7 @@
           <w:rPr>
             <w:noProof/>
           </w:rPr>
-          <w:t>17</w:t>
+          <w:t>15</w:t>
         </w:r>
         <w:r>
           <w:fldChar w:fldCharType="end"/>
@@ -20695,6 +19039,7 @@
   <w:style w:type="character" w:default="1" w:styleId="a0">
     <w:name w:val="Default Paragraph Font"/>
     <w:uiPriority w:val="1"/>
+    <w:semiHidden/>
     <w:unhideWhenUsed/>
   </w:style>
   <w:style w:type="table" w:default="1" w:styleId="a1">
@@ -21529,6 +19874,7 @@
   <w:style w:type="character" w:default="1" w:styleId="a0">
     <w:name w:val="Default Paragraph Font"/>
     <w:uiPriority w:val="1"/>
+    <w:semiHidden/>
     <w:unhideWhenUsed/>
   </w:style>
   <w:style w:type="table" w:default="1" w:styleId="a1">
@@ -22142,522 +20488,6 @@
 </w:styles>
 </file>
 
-<file path=word/glossary/document.xml><?xml version="1.0" encoding="utf-8"?>
-<w:glossaryDocument xmlns:wpc="http://schemas.microsoft.com/office/word/2010/wordprocessingCanvas" xmlns:mc="http://schemas.openxmlformats.org/markup-compatibility/2006" xmlns:o="urn:schemas-microsoft-com:office:office" xmlns:r="http://schemas.openxmlformats.org/officeDocument/2006/relationships" xmlns:m="http://schemas.openxmlformats.org/officeDocument/2006/math" xmlns:v="urn:schemas-microsoft-com:vml" xmlns:wp14="http://schemas.microsoft.com/office/word/2010/wordprocessingDrawing" xmlns:wp="http://schemas.openxmlformats.org/drawingml/2006/wordprocessingDrawing" xmlns:w10="urn:schemas-microsoft-com:office:word" xmlns:w="http://schemas.openxmlformats.org/wordprocessingml/2006/main" xmlns:w14="http://schemas.microsoft.com/office/word/2010/wordml" xmlns:wpg="http://schemas.microsoft.com/office/word/2010/wordprocessingGroup" xmlns:wpi="http://schemas.microsoft.com/office/word/2010/wordprocessingInk" xmlns:wne="http://schemas.microsoft.com/office/word/2006/wordml" xmlns:wps="http://schemas.microsoft.com/office/word/2010/wordprocessingShape" mc:Ignorable="w14 wp14"/>
-</file>
-
-<file path=word/glossary/fontTable.xml><?xml version="1.0" encoding="utf-8"?>
-<w:fonts xmlns:mc="http://schemas.openxmlformats.org/markup-compatibility/2006" xmlns:r="http://schemas.openxmlformats.org/officeDocument/2006/relationships" xmlns:w="http://schemas.openxmlformats.org/wordprocessingml/2006/main" xmlns:w14="http://schemas.microsoft.com/office/word/2010/wordml" mc:Ignorable="w14">
-  <w:font w:name="Times New Roman">
-    <w:panose1 w:val="02020603050405020304"/>
-    <w:charset w:val="CC"/>
-    <w:family w:val="roman"/>
-    <w:pitch w:val="variable"/>
-    <w:sig w:usb0="E0002EFF" w:usb1="C000785B" w:usb2="00000009" w:usb3="00000000" w:csb0="000001FF" w:csb1="00000000"/>
-  </w:font>
-  <w:font w:name="Symbol">
-    <w:panose1 w:val="05050102010706020507"/>
-    <w:charset w:val="02"/>
-    <w:family w:val="roman"/>
-    <w:pitch w:val="variable"/>
-    <w:sig w:usb0="00000000" w:usb1="10000000" w:usb2="00000000" w:usb3="00000000" w:csb0="80000000" w:csb1="00000000"/>
-  </w:font>
-  <w:font w:name="Courier New">
-    <w:panose1 w:val="02070309020205020404"/>
-    <w:charset w:val="CC"/>
-    <w:family w:val="modern"/>
-    <w:pitch w:val="fixed"/>
-    <w:sig w:usb0="E0002EFF" w:usb1="C0007843" w:usb2="00000009" w:usb3="00000000" w:csb0="000001FF" w:csb1="00000000"/>
-  </w:font>
-  <w:font w:name="Wingdings">
-    <w:panose1 w:val="05000000000000000000"/>
-    <w:charset w:val="02"/>
-    <w:family w:val="auto"/>
-    <w:pitch w:val="variable"/>
-    <w:sig w:usb0="00000000" w:usb1="10000000" w:usb2="00000000" w:usb3="00000000" w:csb0="80000000" w:csb1="00000000"/>
-  </w:font>
-  <w:font w:name="Calibri">
-    <w:panose1 w:val="020F0502020204030204"/>
-    <w:charset w:val="CC"/>
-    <w:family w:val="swiss"/>
-    <w:pitch w:val="variable"/>
-    <w:sig w:usb0="E4002EFF" w:usb1="C200247B" w:usb2="00000009" w:usb3="00000000" w:csb0="000001FF" w:csb1="00000000"/>
-  </w:font>
-  <w:font w:name="Tahoma">
-    <w:panose1 w:val="020B0604030504040204"/>
-    <w:charset w:val="CC"/>
-    <w:family w:val="swiss"/>
-    <w:pitch w:val="variable"/>
-    <w:sig w:usb0="E1002EFF" w:usb1="C000605B" w:usb2="00000029" w:usb3="00000000" w:csb0="000101FF" w:csb1="00000000"/>
-  </w:font>
-  <w:font w:name="Cambria">
-    <w:panose1 w:val="02040503050406030204"/>
-    <w:charset w:val="CC"/>
-    <w:family w:val="roman"/>
-    <w:pitch w:val="variable"/>
-    <w:sig w:usb0="E00006FF" w:usb1="420024FF" w:usb2="02000000" w:usb3="00000000" w:csb0="0000019F" w:csb1="00000000"/>
-  </w:font>
-  <w:font w:name="Consolas">
-    <w:panose1 w:val="020B0609020204030204"/>
-    <w:charset w:val="CC"/>
-    <w:family w:val="modern"/>
-    <w:pitch w:val="fixed"/>
-    <w:sig w:usb0="E00006FF" w:usb1="0000FCFF" w:usb2="00000001" w:usb3="00000000" w:csb0="0000019F" w:csb1="00000000"/>
-  </w:font>
-  <w:font w:name="Cambria Math">
-    <w:panose1 w:val="02040503050406030204"/>
-    <w:charset w:val="CC"/>
-    <w:family w:val="roman"/>
-    <w:pitch w:val="variable"/>
-    <w:sig w:usb0="E00006FF" w:usb1="420024FF" w:usb2="02000000" w:usb3="00000000" w:csb0="0000019F" w:csb1="00000000"/>
-  </w:font>
-</w:fonts>
-</file>
-
-<file path=word/glossary/settings.xml><?xml version="1.0" encoding="utf-8"?>
-<w:settings xmlns:mc="http://schemas.openxmlformats.org/markup-compatibility/2006" xmlns:o="urn:schemas-microsoft-com:office:office" xmlns:r="http://schemas.openxmlformats.org/officeDocument/2006/relationships" xmlns:m="http://schemas.openxmlformats.org/officeDocument/2006/math" xmlns:v="urn:schemas-microsoft-com:vml" xmlns:w10="urn:schemas-microsoft-com:office:word" xmlns:w="http://schemas.openxmlformats.org/wordprocessingml/2006/main" xmlns:w14="http://schemas.microsoft.com/office/word/2010/wordml" xmlns:sl="http://schemas.openxmlformats.org/schemaLibrary/2006/main" mc:Ignorable="w14">
-  <w:view w:val="normal"/>
-  <w:defaultTabStop w:val="708"/>
-  <w:characterSpacingControl w:val="doNotCompress"/>
-  <w:compat>
-    <w:useFELayout/>
-    <w:compatSetting w:name="compatibilityMode" w:uri="http://schemas.microsoft.com/office/word" w:val="14"/>
-    <w:compatSetting w:name="overrideTableStyleFontSizeAndJustification" w:uri="http://schemas.microsoft.com/office/word" w:val="1"/>
-    <w:compatSetting w:name="enableOpenTypeFeatures" w:uri="http://schemas.microsoft.com/office/word" w:val="1"/>
-    <w:compatSetting w:name="doNotFlipMirrorIndents" w:uri="http://schemas.microsoft.com/office/word" w:val="1"/>
-  </w:compat>
-  <w:rsids>
-    <w:rsidRoot w:val="00B857DA"/>
-    <w:rsid w:val="00B857DA"/>
-    <w:rsid w:val="00EC53AF"/>
-  </w:rsids>
-  <m:mathPr>
-    <m:mathFont m:val="Cambria Math"/>
-    <m:brkBin m:val="before"/>
-    <m:brkBinSub m:val="--"/>
-    <m:smallFrac m:val="0"/>
-    <m:dispDef/>
-    <m:lMargin m:val="0"/>
-    <m:rMargin m:val="0"/>
-    <m:defJc m:val="centerGroup"/>
-    <m:wrapIndent m:val="1440"/>
-    <m:intLim m:val="subSup"/>
-    <m:naryLim m:val="undOvr"/>
-  </m:mathPr>
-  <w:themeFontLang w:val="ru-RU"/>
-  <w:clrSchemeMapping w:bg1="light1" w:t1="dark1" w:bg2="light2" w:t2="dark2" w:accent1="accent1" w:accent2="accent2" w:accent3="accent3" w:accent4="accent4" w:accent5="accent5" w:accent6="accent6" w:hyperlink="hyperlink" w:followedHyperlink="followedHyperlink"/>
-  <w:decimalSymbol w:val=","/>
-  <w:listSeparator w:val=";"/>
-</w:settings>
-</file>
-
-<file path=word/glossary/styles.xml><?xml version="1.0" encoding="utf-8"?>
-<w:styles xmlns:mc="http://schemas.openxmlformats.org/markup-compatibility/2006" xmlns:r="http://schemas.openxmlformats.org/officeDocument/2006/relationships" xmlns:w="http://schemas.openxmlformats.org/wordprocessingml/2006/main" xmlns:w14="http://schemas.microsoft.com/office/word/2010/wordml" mc:Ignorable="w14">
-  <w:docDefaults>
-    <w:rPrDefault>
-      <w:rPr>
-        <w:rFonts w:asciiTheme="minorHAnsi" w:eastAsiaTheme="minorEastAsia" w:hAnsiTheme="minorHAnsi" w:cstheme="minorBidi"/>
-        <w:sz w:val="22"/>
-        <w:szCs w:val="22"/>
-        <w:lang w:val="ru-RU" w:eastAsia="ru-RU" w:bidi="ar-SA"/>
-      </w:rPr>
-    </w:rPrDefault>
-    <w:pPrDefault>
-      <w:pPr>
-        <w:spacing w:after="200" w:line="276" w:lineRule="auto"/>
-      </w:pPr>
-    </w:pPrDefault>
-  </w:docDefaults>
-  <w:latentStyles w:defLockedState="0" w:defUIPriority="99" w:defSemiHidden="1" w:defUnhideWhenUsed="1" w:defQFormat="0" w:count="267">
-    <w:lsdException w:name="Normal" w:semiHidden="0" w:uiPriority="0" w:unhideWhenUsed="0" w:qFormat="1"/>
-    <w:lsdException w:name="heading 1" w:semiHidden="0" w:uiPriority="9" w:unhideWhenUsed="0" w:qFormat="1"/>
-    <w:lsdException w:name="heading 2" w:uiPriority="9" w:qFormat="1"/>
-    <w:lsdException w:name="heading 3" w:uiPriority="9" w:qFormat="1"/>
-    <w:lsdException w:name="heading 4" w:uiPriority="9" w:qFormat="1"/>
-    <w:lsdException w:name="heading 5" w:uiPriority="9" w:qFormat="1"/>
-    <w:lsdException w:name="heading 6" w:uiPriority="9" w:qFormat="1"/>
-    <w:lsdException w:name="heading 7" w:uiPriority="9" w:qFormat="1"/>
-    <w:lsdException w:name="heading 8" w:uiPriority="9" w:qFormat="1"/>
-    <w:lsdException w:name="heading 9" w:uiPriority="9" w:qFormat="1"/>
-    <w:lsdException w:name="toc 1" w:uiPriority="39"/>
-    <w:lsdException w:name="toc 2" w:uiPriority="39"/>
-    <w:lsdException w:name="toc 3" w:uiPriority="39"/>
-    <w:lsdException w:name="toc 4" w:uiPriority="39"/>
-    <w:lsdException w:name="toc 5" w:uiPriority="39"/>
-    <w:lsdException w:name="toc 6" w:uiPriority="39"/>
-    <w:lsdException w:name="toc 7" w:uiPriority="39"/>
-    <w:lsdException w:name="toc 8" w:uiPriority="39"/>
-    <w:lsdException w:name="toc 9" w:uiPriority="39"/>
-    <w:lsdException w:name="caption" w:uiPriority="35" w:qFormat="1"/>
-    <w:lsdException w:name="Title" w:semiHidden="0" w:uiPriority="10" w:unhideWhenUsed="0" w:qFormat="1"/>
-    <w:lsdException w:name="Default Paragraph Font" w:uiPriority="1"/>
-    <w:lsdException w:name="Subtitle" w:semiHidden="0" w:uiPriority="11" w:unhideWhenUsed="0" w:qFormat="1"/>
-    <w:lsdException w:name="Strong" w:semiHidden="0" w:uiPriority="22" w:unhideWhenUsed="0" w:qFormat="1"/>
-    <w:lsdException w:name="Emphasis" w:semiHidden="0" w:uiPriority="20" w:unhideWhenUsed="0" w:qFormat="1"/>
-    <w:lsdException w:name="Table Grid" w:semiHidden="0" w:uiPriority="59" w:unhideWhenUsed="0"/>
-    <w:lsdException w:name="Placeholder Text" w:unhideWhenUsed="0"/>
-    <w:lsdException w:name="No Spacing" w:semiHidden="0" w:uiPriority="1" w:unhideWhenUsed="0" w:qFormat="1"/>
-    <w:lsdException w:name="Light Shading" w:semiHidden="0" w:uiPriority="60" w:unhideWhenUsed="0"/>
-    <w:lsdException w:name="Light List" w:semiHidden="0" w:uiPriority="61" w:unhideWhenUsed="0"/>
-    <w:lsdException w:name="Light Grid" w:semiHidden="0" w:uiPriority="62" w:unhideWhenUsed="0"/>
-    <w:lsdException w:name="Medium Shading 1" w:semiHidden="0" w:uiPriority="63" w:unhideWhenUsed="0"/>
-    <w:lsdException w:name="Medium Shading 2" w:semiHidden="0" w:uiPriority="64" w:unhideWhenUsed="0"/>
-    <w:lsdException w:name="Medium List 1" w:semiHidden="0" w:uiPriority="65" w:unhideWhenUsed="0"/>
-    <w:lsdException w:name="Medium List 2" w:semiHidden="0" w:uiPriority="66" w:unhideWhenUsed="0"/>
-    <w:lsdException w:name="Medium Grid 1" w:semiHidden="0" w:uiPriority="67" w:unhideWhenUsed="0"/>
-    <w:lsdException w:name="Medium Grid 2" w:semiHidden="0" w:uiPriority="68" w:unhideWhenUsed="0"/>
-    <w:lsdException w:name="Medium Grid 3" w:semiHidden="0" w:uiPriority="69" w:unhideWhenUsed="0"/>
-    <w:lsdException w:name="Dark List" w:semiHidden="0" w:uiPriority="70" w:unhideWhenUsed="0"/>
-    <w:lsdException w:name="Colorful Shading" w:semiHidden="0" w:uiPriority="71" w:unhideWhenUsed="0"/>
-    <w:lsdException w:name="Colorful List" w:semiHidden="0" w:uiPriority="72" w:unhideWhenUsed="0"/>
-    <w:lsdException w:name="Colorful Grid" w:semiHidden="0" w:uiPriority="73" w:unhideWhenUsed="0"/>
-    <w:lsdException w:name="Light Shading Accent 1" w:semiHidden="0" w:uiPriority="60" w:unhideWhenUsed="0"/>
-    <w:lsdException w:name="Light List Accent 1" w:semiHidden="0" w:uiPriority="61" w:unhideWhenUsed="0"/>
-    <w:lsdException w:name="Light Grid Accent 1" w:semiHidden="0" w:uiPriority="62" w:unhideWhenUsed="0"/>
-    <w:lsdException w:name="Medium Shading 1 Accent 1" w:semiHidden="0" w:uiPriority="63" w:unhideWhenUsed="0"/>
-    <w:lsdException w:name="Medium Shading 2 Accent 1" w:semiHidden="0" w:uiPriority="64" w:unhideWhenUsed="0"/>
-    <w:lsdException w:name="Medium List 1 Accent 1" w:semiHidden="0" w:uiPriority="65" w:unhideWhenUsed="0"/>
-    <w:lsdException w:name="Revision" w:unhideWhenUsed="0"/>
-    <w:lsdException w:name="List Paragraph" w:semiHidden="0" w:uiPriority="34" w:unhideWhenUsed="0" w:qFormat="1"/>
-    <w:lsdException w:name="Quote" w:semiHidden="0" w:uiPriority="29" w:unhideWhenUsed="0" w:qFormat="1"/>
-    <w:lsdException w:name="Intense Quote" w:semiHidden="0" w:uiPriority="30" w:unhideWhenUsed="0" w:qFormat="1"/>
-    <w:lsdException w:name="Medium List 2 Accent 1" w:semiHidden="0" w:uiPriority="66" w:unhideWhenUsed="0"/>
-    <w:lsdException w:name="Medium Grid 1 Accent 1" w:semiHidden="0" w:uiPriority="67" w:unhideWhenUsed="0"/>
-    <w:lsdException w:name="Medium Grid 2 Accent 1" w:semiHidden="0" w:uiPriority="68" w:unhideWhenUsed="0"/>
-    <w:lsdException w:name="Medium Grid 3 Accent 1" w:semiHidden="0" w:uiPriority="69" w:unhideWhenUsed="0"/>
-    <w:lsdException w:name="Dark List Accent 1" w:semiHidden="0" w:uiPriority="70" w:unhideWhenUsed="0"/>
-    <w:lsdException w:name="Colorful Shading Accent 1" w:semiHidden="0" w:uiPriority="71" w:unhideWhenUsed="0"/>
-    <w:lsdException w:name="Colorful List Accent 1" w:semiHidden="0" w:uiPriority="72" w:unhideWhenUsed="0"/>
-    <w:lsdException w:name="Colorful Grid Accent 1" w:semiHidden="0" w:uiPriority="73" w:unhideWhenUsed="0"/>
-    <w:lsdException w:name="Light Shading Accent 2" w:semiHidden="0" w:uiPriority="60" w:unhideWhenUsed="0"/>
-    <w:lsdException w:name="Light List Accent 2" w:semiHidden="0" w:uiPriority="61" w:unhideWhenUsed="0"/>
-    <w:lsdException w:name="Light Grid Accent 2" w:semiHidden="0" w:uiPriority="62" w:unhideWhenUsed="0"/>
-    <w:lsdException w:name="Medium Shading 1 Accent 2" w:semiHidden="0" w:uiPriority="63" w:unhideWhenUsed="0"/>
-    <w:lsdException w:name="Medium Shading 2 Accent 2" w:semiHidden="0" w:uiPriority="64" w:unhideWhenUsed="0"/>
-    <w:lsdException w:name="Medium List 1 Accent 2" w:semiHidden="0" w:uiPriority="65" w:unhideWhenUsed="0"/>
-    <w:lsdException w:name="Medium List 2 Accent 2" w:semiHidden="0" w:uiPriority="66" w:unhideWhenUsed="0"/>
-    <w:lsdException w:name="Medium Grid 1 Accent 2" w:semiHidden="0" w:uiPriority="67" w:unhideWhenUsed="0"/>
-    <w:lsdException w:name="Medium Grid 2 Accent 2" w:semiHidden="0" w:uiPriority="68" w:unhideWhenUsed="0"/>
-    <w:lsdException w:name="Medium Grid 3 Accent 2" w:semiHidden="0" w:uiPriority="69" w:unhideWhenUsed="0"/>
-    <w:lsdException w:name="Dark List Accent 2" w:semiHidden="0" w:uiPriority="70" w:unhideWhenUsed="0"/>
-    <w:lsdException w:name="Colorful Shading Accent 2" w:semiHidden="0" w:uiPriority="71" w:unhideWhenUsed="0"/>
-    <w:lsdException w:name="Colorful List Accent 2" w:semiHidden="0" w:uiPriority="72" w:unhideWhenUsed="0"/>
-    <w:lsdException w:name="Colorful Grid Accent 2" w:semiHidden="0" w:uiPriority="73" w:unhideWhenUsed="0"/>
-    <w:lsdException w:name="Light Shading Accent 3" w:semiHidden="0" w:uiPriority="60" w:unhideWhenUsed="0"/>
-    <w:lsdException w:name="Light List Accent 3" w:semiHidden="0" w:uiPriority="61" w:unhideWhenUsed="0"/>
-    <w:lsdException w:name="Light Grid Accent 3" w:semiHidden="0" w:uiPriority="62" w:unhideWhenUsed="0"/>
-    <w:lsdException w:name="Medium Shading 1 Accent 3" w:semiHidden="0" w:uiPriority="63" w:unhideWhenUsed="0"/>
-    <w:lsdException w:name="Medium Shading 2 Accent 3" w:semiHidden="0" w:uiPriority="64" w:unhideWhenUsed="0"/>
-    <w:lsdException w:name="Medium List 1 Accent 3" w:semiHidden="0" w:uiPriority="65" w:unhideWhenUsed="0"/>
-    <w:lsdException w:name="Medium List 2 Accent 3" w:semiHidden="0" w:uiPriority="66" w:unhideWhenUsed="0"/>
-    <w:lsdException w:name="Medium Grid 1 Accent 3" w:semiHidden="0" w:uiPriority="67" w:unhideWhenUsed="0"/>
-    <w:lsdException w:name="Medium Grid 2 Accent 3" w:semiHidden="0" w:uiPriority="68" w:unhideWhenUsed="0"/>
-    <w:lsdException w:name="Medium Grid 3 Accent 3" w:semiHidden="0" w:uiPriority="69" w:unhideWhenUsed="0"/>
-    <w:lsdException w:name="Dark List Accent 3" w:semiHidden="0" w:uiPriority="70" w:unhideWhenUsed="0"/>
-    <w:lsdException w:name="Colorful Shading Accent 3" w:semiHidden="0" w:uiPriority="71" w:unhideWhenUsed="0"/>
-    <w:lsdException w:name="Colorful List Accent 3" w:semiHidden="0" w:uiPriority="72" w:unhideWhenUsed="0"/>
-    <w:lsdException w:name="Colorful Grid Accent 3" w:semiHidden="0" w:uiPriority="73" w:unhideWhenUsed="0"/>
-    <w:lsdException w:name="Light Shading Accent 4" w:semiHidden="0" w:uiPriority="60" w:unhideWhenUsed="0"/>
-    <w:lsdException w:name="Light List Accent 4" w:semiHidden="0" w:uiPriority="61" w:unhideWhenUsed="0"/>
-    <w:lsdException w:name="Light Grid Accent 4" w:semiHidden="0" w:uiPriority="62" w:unhideWhenUsed="0"/>
-    <w:lsdException w:name="Medium Shading 1 Accent 4" w:semiHidden="0" w:uiPriority="63" w:unhideWhenUsed="0"/>
-    <w:lsdException w:name="Medium Shading 2 Accent 4" w:semiHidden="0" w:uiPriority="64" w:unhideWhenUsed="0"/>
-    <w:lsdException w:name="Medium List 1 Accent 4" w:semiHidden="0" w:uiPriority="65" w:unhideWhenUsed="0"/>
-    <w:lsdException w:name="Medium List 2 Accent 4" w:semiHidden="0" w:uiPriority="66" w:unhideWhenUsed="0"/>
-    <w:lsdException w:name="Medium Grid 1 Accent 4" w:semiHidden="0" w:uiPriority="67" w:unhideWhenUsed="0"/>
-    <w:lsdException w:name="Medium Grid 2 Accent 4" w:semiHidden="0" w:uiPriority="68" w:unhideWhenUsed="0"/>
-    <w:lsdException w:name="Medium Grid 3 Accent 4" w:semiHidden="0" w:uiPriority="69" w:unhideWhenUsed="0"/>
-    <w:lsdException w:name="Dark List Accent 4" w:semiHidden="0" w:uiPriority="70" w:unhideWhenUsed="0"/>
-    <w:lsdException w:name="Colorful Shading Accent 4" w:semiHidden="0" w:uiPriority="71" w:unhideWhenUsed="0"/>
-    <w:lsdException w:name="Colorful List Accent 4" w:semiHidden="0" w:uiPriority="72" w:unhideWhenUsed="0"/>
-    <w:lsdException w:name="Colorful Grid Accent 4" w:semiHidden="0" w:uiPriority="73" w:unhideWhenUsed="0"/>
-    <w:lsdException w:name="Light Shading Accent 5" w:semiHidden="0" w:uiPriority="60" w:unhideWhenUsed="0"/>
-    <w:lsdException w:name="Light List Accent 5" w:semiHidden="0" w:uiPriority="61" w:unhideWhenUsed="0"/>
-    <w:lsdException w:name="Light Grid Accent 5" w:semiHidden="0" w:uiPriority="62" w:unhideWhenUsed="0"/>
-    <w:lsdException w:name="Medium Shading 1 Accent 5" w:semiHidden="0" w:uiPriority="63" w:unhideWhenUsed="0"/>
-    <w:lsdException w:name="Medium Shading 2 Accent 5" w:semiHidden="0" w:uiPriority="64" w:unhideWhenUsed="0"/>
-    <w:lsdException w:name="Medium List 1 Accent 5" w:semiHidden="0" w:uiPriority="65" w:unhideWhenUsed="0"/>
-    <w:lsdException w:name="Medium List 2 Accent 5" w:semiHidden="0" w:uiPriority="66" w:unhideWhenUsed="0"/>
-    <w:lsdException w:name="Medium Grid 1 Accent 5" w:semiHidden="0" w:uiPriority="67" w:unhideWhenUsed="0"/>
-    <w:lsdException w:name="Medium Grid 2 Accent 5" w:semiHidden="0" w:uiPriority="68" w:unhideWhenUsed="0"/>
-    <w:lsdException w:name="Medium Grid 3 Accent 5" w:semiHidden="0" w:uiPriority="69" w:unhideWhenUsed="0"/>
-    <w:lsdException w:name="Dark List Accent 5" w:semiHidden="0" w:uiPriority="70" w:unhideWhenUsed="0"/>
-    <w:lsdException w:name="Colorful Shading Accent 5" w:semiHidden="0" w:uiPriority="71" w:unhideWhenUsed="0"/>
-    <w:lsdException w:name="Colorful List Accent 5" w:semiHidden="0" w:uiPriority="72" w:unhideWhenUsed="0"/>
-    <w:lsdException w:name="Colorful Grid Accent 5" w:semiHidden="0" w:uiPriority="73" w:unhideWhenUsed="0"/>
-    <w:lsdException w:name="Light Shading Accent 6" w:semiHidden="0" w:uiPriority="60" w:unhideWhenUsed="0"/>
-    <w:lsdException w:name="Light List Accent 6" w:semiHidden="0" w:uiPriority="61" w:unhideWhenUsed="0"/>
-    <w:lsdException w:name="Light Grid Accent 6" w:semiHidden="0" w:uiPriority="62" w:unhideWhenUsed="0"/>
-    <w:lsdException w:name="Medium Shading 1 Accent 6" w:semiHidden="0" w:uiPriority="63" w:unhideWhenUsed="0"/>
-    <w:lsdException w:name="Medium Shading 2 Accent 6" w:semiHidden="0" w:uiPriority="64" w:unhideWhenUsed="0"/>
-    <w:lsdException w:name="Medium List 1 Accent 6" w:semiHidden="0" w:uiPriority="65" w:unhideWhenUsed="0"/>
-    <w:lsdException w:name="Medium List 2 Accent 6" w:semiHidden="0" w:uiPriority="66" w:unhideWhenUsed="0"/>
-    <w:lsdException w:name="Medium Grid 1 Accent 6" w:semiHidden="0" w:uiPriority="67" w:unhideWhenUsed="0"/>
-    <w:lsdException w:name="Medium Grid 2 Accent 6" w:semiHidden="0" w:uiPriority="68" w:unhideWhenUsed="0"/>
-    <w:lsdException w:name="Medium Grid 3 Accent 6" w:semiHidden="0" w:uiPriority="69" w:unhideWhenUsed="0"/>
-    <w:lsdException w:name="Dark List Accent 6" w:semiHidden="0" w:uiPriority="70" w:unhideWhenUsed="0"/>
-    <w:lsdException w:name="Colorful Shading Accent 6" w:semiHidden="0" w:uiPriority="71" w:unhideWhenUsed="0"/>
-    <w:lsdException w:name="Colorful List Accent 6" w:semiHidden="0" w:uiPriority="72" w:unhideWhenUsed="0"/>
-    <w:lsdException w:name="Colorful Grid Accent 6" w:semiHidden="0" w:uiPriority="73" w:unhideWhenUsed="0"/>
-    <w:lsdException w:name="Subtle Emphasis" w:semiHidden="0" w:uiPriority="19" w:unhideWhenUsed="0" w:qFormat="1"/>
-    <w:lsdException w:name="Intense Emphasis" w:semiHidden="0" w:uiPriority="21" w:unhideWhenUsed="0" w:qFormat="1"/>
-    <w:lsdException w:name="Subtle Reference" w:semiHidden="0" w:uiPriority="31" w:unhideWhenUsed="0" w:qFormat="1"/>
-    <w:lsdException w:name="Intense Reference" w:semiHidden="0" w:uiPriority="32" w:unhideWhenUsed="0" w:qFormat="1"/>
-    <w:lsdException w:name="Book Title" w:semiHidden="0" w:uiPriority="33" w:unhideWhenUsed="0" w:qFormat="1"/>
-    <w:lsdException w:name="Bibliography" w:uiPriority="37"/>
-    <w:lsdException w:name="TOC Heading" w:uiPriority="39" w:qFormat="1"/>
-  </w:latentStyles>
-  <w:style w:type="paragraph" w:default="1" w:styleId="a">
-    <w:name w:val="Normal"/>
-    <w:qFormat/>
-  </w:style>
-  <w:style w:type="character" w:default="1" w:styleId="a0">
-    <w:name w:val="Default Paragraph Font"/>
-    <w:uiPriority w:val="1"/>
-    <w:semiHidden/>
-    <w:unhideWhenUsed/>
-  </w:style>
-  <w:style w:type="table" w:default="1" w:styleId="a1">
-    <w:name w:val="Normal Table"/>
-    <w:uiPriority w:val="99"/>
-    <w:semiHidden/>
-    <w:unhideWhenUsed/>
-    <w:tblPr>
-      <w:tblInd w:w="0" w:type="dxa"/>
-      <w:tblCellMar>
-        <w:top w:w="0" w:type="dxa"/>
-        <w:left w:w="108" w:type="dxa"/>
-        <w:bottom w:w="0" w:type="dxa"/>
-        <w:right w:w="108" w:type="dxa"/>
-      </w:tblCellMar>
-    </w:tblPr>
-  </w:style>
-  <w:style w:type="numbering" w:default="1" w:styleId="a2">
-    <w:name w:val="No List"/>
-    <w:uiPriority w:val="99"/>
-    <w:semiHidden/>
-    <w:unhideWhenUsed/>
-  </w:style>
-  <w:style w:type="character" w:styleId="a3">
-    <w:name w:val="Placeholder Text"/>
-    <w:basedOn w:val="a0"/>
-    <w:uiPriority w:val="99"/>
-    <w:semiHidden/>
-    <w:rsid w:val="00EC53AF"/>
-    <w:rPr>
-      <w:color w:val="808080"/>
-    </w:rPr>
-  </w:style>
-</w:styles>
-</file>
-
-<file path=word/glossary/stylesWithEffects.xml><?xml version="1.0" encoding="utf-8"?>
-<w:styles xmlns:wpc="http://schemas.microsoft.com/office/word/2010/wordprocessingCanvas" xmlns:mc="http://schemas.openxmlformats.org/markup-compatibility/2006" xmlns:o="urn:schemas-microsoft-com:office:office" xmlns:r="http://schemas.openxmlformats.org/officeDocument/2006/relationships" xmlns:m="http://schemas.openxmlformats.org/officeDocument/2006/math" xmlns:v="urn:schemas-microsoft-com:vml" xmlns:wp14="http://schemas.microsoft.com/office/word/2010/wordprocessingDrawing" xmlns:wp="http://schemas.openxmlformats.org/drawingml/2006/wordprocessingDrawing" xmlns:w10="urn:schemas-microsoft-com:office:word" xmlns:w="http://schemas.openxmlformats.org/wordprocessingml/2006/main" xmlns:w14="http://schemas.microsoft.com/office/word/2010/wordml" xmlns:wpg="http://schemas.microsoft.com/office/word/2010/wordprocessingGroup" xmlns:wpi="http://schemas.microsoft.com/office/word/2010/wordprocessingInk" xmlns:wne="http://schemas.microsoft.com/office/word/2006/wordml" xmlns:wps="http://schemas.microsoft.com/office/word/2010/wordprocessingShape" mc:Ignorable="w14 wp14">
-  <w:docDefaults>
-    <w:rPrDefault>
-      <w:rPr>
-        <w:rFonts w:asciiTheme="minorHAnsi" w:eastAsiaTheme="minorEastAsia" w:hAnsiTheme="minorHAnsi" w:cstheme="minorBidi"/>
-        <w:sz w:val="22"/>
-        <w:szCs w:val="22"/>
-        <w:lang w:val="ru-RU" w:eastAsia="ru-RU" w:bidi="ar-SA"/>
-      </w:rPr>
-    </w:rPrDefault>
-    <w:pPrDefault>
-      <w:pPr>
-        <w:spacing w:after="200" w:line="276" w:lineRule="auto"/>
-      </w:pPr>
-    </w:pPrDefault>
-  </w:docDefaults>
-  <w:latentStyles w:defLockedState="0" w:defUIPriority="99" w:defSemiHidden="1" w:defUnhideWhenUsed="1" w:defQFormat="0" w:count="267">
-    <w:lsdException w:name="Normal" w:semiHidden="0" w:uiPriority="0" w:unhideWhenUsed="0" w:qFormat="1"/>
-    <w:lsdException w:name="heading 1" w:semiHidden="0" w:uiPriority="9" w:unhideWhenUsed="0" w:qFormat="1"/>
-    <w:lsdException w:name="heading 2" w:uiPriority="9" w:qFormat="1"/>
-    <w:lsdException w:name="heading 3" w:uiPriority="9" w:qFormat="1"/>
-    <w:lsdException w:name="heading 4" w:uiPriority="9" w:qFormat="1"/>
-    <w:lsdException w:name="heading 5" w:uiPriority="9" w:qFormat="1"/>
-    <w:lsdException w:name="heading 6" w:uiPriority="9" w:qFormat="1"/>
-    <w:lsdException w:name="heading 7" w:uiPriority="9" w:qFormat="1"/>
-    <w:lsdException w:name="heading 8" w:uiPriority="9" w:qFormat="1"/>
-    <w:lsdException w:name="heading 9" w:uiPriority="9" w:qFormat="1"/>
-    <w:lsdException w:name="toc 1" w:uiPriority="39"/>
-    <w:lsdException w:name="toc 2" w:uiPriority="39"/>
-    <w:lsdException w:name="toc 3" w:uiPriority="39"/>
-    <w:lsdException w:name="toc 4" w:uiPriority="39"/>
-    <w:lsdException w:name="toc 5" w:uiPriority="39"/>
-    <w:lsdException w:name="toc 6" w:uiPriority="39"/>
-    <w:lsdException w:name="toc 7" w:uiPriority="39"/>
-    <w:lsdException w:name="toc 8" w:uiPriority="39"/>
-    <w:lsdException w:name="toc 9" w:uiPriority="39"/>
-    <w:lsdException w:name="caption" w:uiPriority="35" w:qFormat="1"/>
-    <w:lsdException w:name="Title" w:semiHidden="0" w:uiPriority="10" w:unhideWhenUsed="0" w:qFormat="1"/>
-    <w:lsdException w:name="Default Paragraph Font" w:uiPriority="1"/>
-    <w:lsdException w:name="Subtitle" w:semiHidden="0" w:uiPriority="11" w:unhideWhenUsed="0" w:qFormat="1"/>
-    <w:lsdException w:name="Strong" w:semiHidden="0" w:uiPriority="22" w:unhideWhenUsed="0" w:qFormat="1"/>
-    <w:lsdException w:name="Emphasis" w:semiHidden="0" w:uiPriority="20" w:unhideWhenUsed="0" w:qFormat="1"/>
-    <w:lsdException w:name="Table Grid" w:semiHidden="0" w:uiPriority="59" w:unhideWhenUsed="0"/>
-    <w:lsdException w:name="Placeholder Text" w:unhideWhenUsed="0"/>
-    <w:lsdException w:name="No Spacing" w:semiHidden="0" w:uiPriority="1" w:unhideWhenUsed="0" w:qFormat="1"/>
-    <w:lsdException w:name="Light Shading" w:semiHidden="0" w:uiPriority="60" w:unhideWhenUsed="0"/>
-    <w:lsdException w:name="Light List" w:semiHidden="0" w:uiPriority="61" w:unhideWhenUsed="0"/>
-    <w:lsdException w:name="Light Grid" w:semiHidden="0" w:uiPriority="62" w:unhideWhenUsed="0"/>
-    <w:lsdException w:name="Medium Shading 1" w:semiHidden="0" w:uiPriority="63" w:unhideWhenUsed="0"/>
-    <w:lsdException w:name="Medium Shading 2" w:semiHidden="0" w:uiPriority="64" w:unhideWhenUsed="0"/>
-    <w:lsdException w:name="Medium List 1" w:semiHidden="0" w:uiPriority="65" w:unhideWhenUsed="0"/>
-    <w:lsdException w:name="Medium List 2" w:semiHidden="0" w:uiPriority="66" w:unhideWhenUsed="0"/>
-    <w:lsdException w:name="Medium Grid 1" w:semiHidden="0" w:uiPriority="67" w:unhideWhenUsed="0"/>
-    <w:lsdException w:name="Medium Grid 2" w:semiHidden="0" w:uiPriority="68" w:unhideWhenUsed="0"/>
-    <w:lsdException w:name="Medium Grid 3" w:semiHidden="0" w:uiPriority="69" w:unhideWhenUsed="0"/>
-    <w:lsdException w:name="Dark List" w:semiHidden="0" w:uiPriority="70" w:unhideWhenUsed="0"/>
-    <w:lsdException w:name="Colorful Shading" w:semiHidden="0" w:uiPriority="71" w:unhideWhenUsed="0"/>
-    <w:lsdException w:name="Colorful List" w:semiHidden="0" w:uiPriority="72" w:unhideWhenUsed="0"/>
-    <w:lsdException w:name="Colorful Grid" w:semiHidden="0" w:uiPriority="73" w:unhideWhenUsed="0"/>
-    <w:lsdException w:name="Light Shading Accent 1" w:semiHidden="0" w:uiPriority="60" w:unhideWhenUsed="0"/>
-    <w:lsdException w:name="Light List Accent 1" w:semiHidden="0" w:uiPriority="61" w:unhideWhenUsed="0"/>
-    <w:lsdException w:name="Light Grid Accent 1" w:semiHidden="0" w:uiPriority="62" w:unhideWhenUsed="0"/>
-    <w:lsdException w:name="Medium Shading 1 Accent 1" w:semiHidden="0" w:uiPriority="63" w:unhideWhenUsed="0"/>
-    <w:lsdException w:name="Medium Shading 2 Accent 1" w:semiHidden="0" w:uiPriority="64" w:unhideWhenUsed="0"/>
-    <w:lsdException w:name="Medium List 1 Accent 1" w:semiHidden="0" w:uiPriority="65" w:unhideWhenUsed="0"/>
-    <w:lsdException w:name="Revision" w:unhideWhenUsed="0"/>
-    <w:lsdException w:name="List Paragraph" w:semiHidden="0" w:uiPriority="34" w:unhideWhenUsed="0" w:qFormat="1"/>
-    <w:lsdException w:name="Quote" w:semiHidden="0" w:uiPriority="29" w:unhideWhenUsed="0" w:qFormat="1"/>
-    <w:lsdException w:name="Intense Quote" w:semiHidden="0" w:uiPriority="30" w:unhideWhenUsed="0" w:qFormat="1"/>
-    <w:lsdException w:name="Medium List 2 Accent 1" w:semiHidden="0" w:uiPriority="66" w:unhideWhenUsed="0"/>
-    <w:lsdException w:name="Medium Grid 1 Accent 1" w:semiHidden="0" w:uiPriority="67" w:unhideWhenUsed="0"/>
-    <w:lsdException w:name="Medium Grid 2 Accent 1" w:semiHidden="0" w:uiPriority="68" w:unhideWhenUsed="0"/>
-    <w:lsdException w:name="Medium Grid 3 Accent 1" w:semiHidden="0" w:uiPriority="69" w:unhideWhenUsed="0"/>
-    <w:lsdException w:name="Dark List Accent 1" w:semiHidden="0" w:uiPriority="70" w:unhideWhenUsed="0"/>
-    <w:lsdException w:name="Colorful Shading Accent 1" w:semiHidden="0" w:uiPriority="71" w:unhideWhenUsed="0"/>
-    <w:lsdException w:name="Colorful List Accent 1" w:semiHidden="0" w:uiPriority="72" w:unhideWhenUsed="0"/>
-    <w:lsdException w:name="Colorful Grid Accent 1" w:semiHidden="0" w:uiPriority="73" w:unhideWhenUsed="0"/>
-    <w:lsdException w:name="Light Shading Accent 2" w:semiHidden="0" w:uiPriority="60" w:unhideWhenUsed="0"/>
-    <w:lsdException w:name="Light List Accent 2" w:semiHidden="0" w:uiPriority="61" w:unhideWhenUsed="0"/>
-    <w:lsdException w:name="Light Grid Accent 2" w:semiHidden="0" w:uiPriority="62" w:unhideWhenUsed="0"/>
-    <w:lsdException w:name="Medium Shading 1 Accent 2" w:semiHidden="0" w:uiPriority="63" w:unhideWhenUsed="0"/>
-    <w:lsdException w:name="Medium Shading 2 Accent 2" w:semiHidden="0" w:uiPriority="64" w:unhideWhenUsed="0"/>
-    <w:lsdException w:name="Medium List 1 Accent 2" w:semiHidden="0" w:uiPriority="65" w:unhideWhenUsed="0"/>
-    <w:lsdException w:name="Medium List 2 Accent 2" w:semiHidden="0" w:uiPriority="66" w:unhideWhenUsed="0"/>
-    <w:lsdException w:name="Medium Grid 1 Accent 2" w:semiHidden="0" w:uiPriority="67" w:unhideWhenUsed="0"/>
-    <w:lsdException w:name="Medium Grid 2 Accent 2" w:semiHidden="0" w:uiPriority="68" w:unhideWhenUsed="0"/>
-    <w:lsdException w:name="Medium Grid 3 Accent 2" w:semiHidden="0" w:uiPriority="69" w:unhideWhenUsed="0"/>
-    <w:lsdException w:name="Dark List Accent 2" w:semiHidden="0" w:uiPriority="70" w:unhideWhenUsed="0"/>
-    <w:lsdException w:name="Colorful Shading Accent 2" w:semiHidden="0" w:uiPriority="71" w:unhideWhenUsed="0"/>
-    <w:lsdException w:name="Colorful List Accent 2" w:semiHidden="0" w:uiPriority="72" w:unhideWhenUsed="0"/>
-    <w:lsdException w:name="Colorful Grid Accent 2" w:semiHidden="0" w:uiPriority="73" w:unhideWhenUsed="0"/>
-    <w:lsdException w:name="Light Shading Accent 3" w:semiHidden="0" w:uiPriority="60" w:unhideWhenUsed="0"/>
-    <w:lsdException w:name="Light List Accent 3" w:semiHidden="0" w:uiPriority="61" w:unhideWhenUsed="0"/>
-    <w:lsdException w:name="Light Grid Accent 3" w:semiHidden="0" w:uiPriority="62" w:unhideWhenUsed="0"/>
-    <w:lsdException w:name="Medium Shading 1 Accent 3" w:semiHidden="0" w:uiPriority="63" w:unhideWhenUsed="0"/>
-    <w:lsdException w:name="Medium Shading 2 Accent 3" w:semiHidden="0" w:uiPriority="64" w:unhideWhenUsed="0"/>
-    <w:lsdException w:name="Medium List 1 Accent 3" w:semiHidden="0" w:uiPriority="65" w:unhideWhenUsed="0"/>
-    <w:lsdException w:name="Medium List 2 Accent 3" w:semiHidden="0" w:uiPriority="66" w:unhideWhenUsed="0"/>
-    <w:lsdException w:name="Medium Grid 1 Accent 3" w:semiHidden="0" w:uiPriority="67" w:unhideWhenUsed="0"/>
-    <w:lsdException w:name="Medium Grid 2 Accent 3" w:semiHidden="0" w:uiPriority="68" w:unhideWhenUsed="0"/>
-    <w:lsdException w:name="Medium Grid 3 Accent 3" w:semiHidden="0" w:uiPriority="69" w:unhideWhenUsed="0"/>
-    <w:lsdException w:name="Dark List Accent 3" w:semiHidden="0" w:uiPriority="70" w:unhideWhenUsed="0"/>
-    <w:lsdException w:name="Colorful Shading Accent 3" w:semiHidden="0" w:uiPriority="71" w:unhideWhenUsed="0"/>
-    <w:lsdException w:name="Colorful List Accent 3" w:semiHidden="0" w:uiPriority="72" w:unhideWhenUsed="0"/>
-    <w:lsdException w:name="Colorful Grid Accent 3" w:semiHidden="0" w:uiPriority="73" w:unhideWhenUsed="0"/>
-    <w:lsdException w:name="Light Shading Accent 4" w:semiHidden="0" w:uiPriority="60" w:unhideWhenUsed="0"/>
-    <w:lsdException w:name="Light List Accent 4" w:semiHidden="0" w:uiPriority="61" w:unhideWhenUsed="0"/>
-    <w:lsdException w:name="Light Grid Accent 4" w:semiHidden="0" w:uiPriority="62" w:unhideWhenUsed="0"/>
-    <w:lsdException w:name="Medium Shading 1 Accent 4" w:semiHidden="0" w:uiPriority="63" w:unhideWhenUsed="0"/>
-    <w:lsdException w:name="Medium Shading 2 Accent 4" w:semiHidden="0" w:uiPriority="64" w:unhideWhenUsed="0"/>
-    <w:lsdException w:name="Medium List 1 Accent 4" w:semiHidden="0" w:uiPriority="65" w:unhideWhenUsed="0"/>
-    <w:lsdException w:name="Medium List 2 Accent 4" w:semiHidden="0" w:uiPriority="66" w:unhideWhenUsed="0"/>
-    <w:lsdException w:name="Medium Grid 1 Accent 4" w:semiHidden="0" w:uiPriority="67" w:unhideWhenUsed="0"/>
-    <w:lsdException w:name="Medium Grid 2 Accent 4" w:semiHidden="0" w:uiPriority="68" w:unhideWhenUsed="0"/>
-    <w:lsdException w:name="Medium Grid 3 Accent 4" w:semiHidden="0" w:uiPriority="69" w:unhideWhenUsed="0"/>
-    <w:lsdException w:name="Dark List Accent 4" w:semiHidden="0" w:uiPriority="70" w:unhideWhenUsed="0"/>
-    <w:lsdException w:name="Colorful Shading Accent 4" w:semiHidden="0" w:uiPriority="71" w:unhideWhenUsed="0"/>
-    <w:lsdException w:name="Colorful List Accent 4" w:semiHidden="0" w:uiPriority="72" w:unhideWhenUsed="0"/>
-    <w:lsdException w:name="Colorful Grid Accent 4" w:semiHidden="0" w:uiPriority="73" w:unhideWhenUsed="0"/>
-    <w:lsdException w:name="Light Shading Accent 5" w:semiHidden="0" w:uiPriority="60" w:unhideWhenUsed="0"/>
-    <w:lsdException w:name="Light List Accent 5" w:semiHidden="0" w:uiPriority="61" w:unhideWhenUsed="0"/>
-    <w:lsdException w:name="Light Grid Accent 5" w:semiHidden="0" w:uiPriority="62" w:unhideWhenUsed="0"/>
-    <w:lsdException w:name="Medium Shading 1 Accent 5" w:semiHidden="0" w:uiPriority="63" w:unhideWhenUsed="0"/>
-    <w:lsdException w:name="Medium Shading 2 Accent 5" w:semiHidden="0" w:uiPriority="64" w:unhideWhenUsed="0"/>
-    <w:lsdException w:name="Medium List 1 Accent 5" w:semiHidden="0" w:uiPriority="65" w:unhideWhenUsed="0"/>
-    <w:lsdException w:name="Medium List 2 Accent 5" w:semiHidden="0" w:uiPriority="66" w:unhideWhenUsed="0"/>
-    <w:lsdException w:name="Medium Grid 1 Accent 5" w:semiHidden="0" w:uiPriority="67" w:unhideWhenUsed="0"/>
-    <w:lsdException w:name="Medium Grid 2 Accent 5" w:semiHidden="0" w:uiPriority="68" w:unhideWhenUsed="0"/>
-    <w:lsdException w:name="Medium Grid 3 Accent 5" w:semiHidden="0" w:uiPriority="69" w:unhideWhenUsed="0"/>
-    <w:lsdException w:name="Dark List Accent 5" w:semiHidden="0" w:uiPriority="70" w:unhideWhenUsed="0"/>
-    <w:lsdException w:name="Colorful Shading Accent 5" w:semiHidden="0" w:uiPriority="71" w:unhideWhenUsed="0"/>
-    <w:lsdException w:name="Colorful List Accent 5" w:semiHidden="0" w:uiPriority="72" w:unhideWhenUsed="0"/>
-    <w:lsdException w:name="Colorful Grid Accent 5" w:semiHidden="0" w:uiPriority="73" w:unhideWhenUsed="0"/>
-    <w:lsdException w:name="Light Shading Accent 6" w:semiHidden="0" w:uiPriority="60" w:unhideWhenUsed="0"/>
-    <w:lsdException w:name="Light List Accent 6" w:semiHidden="0" w:uiPriority="61" w:unhideWhenUsed="0"/>
-    <w:lsdException w:name="Light Grid Accent 6" w:semiHidden="0" w:uiPriority="62" w:unhideWhenUsed="0"/>
-    <w:lsdException w:name="Medium Shading 1 Accent 6" w:semiHidden="0" w:uiPriority="63" w:unhideWhenUsed="0"/>
-    <w:lsdException w:name="Medium Shading 2 Accent 6" w:semiHidden="0" w:uiPriority="64" w:unhideWhenUsed="0"/>
-    <w:lsdException w:name="Medium List 1 Accent 6" w:semiHidden="0" w:uiPriority="65" w:unhideWhenUsed="0"/>
-    <w:lsdException w:name="Medium List 2 Accent 6" w:semiHidden="0" w:uiPriority="66" w:unhideWhenUsed="0"/>
-    <w:lsdException w:name="Medium Grid 1 Accent 6" w:semiHidden="0" w:uiPriority="67" w:unhideWhenUsed="0"/>
-    <w:lsdException w:name="Medium Grid 2 Accent 6" w:semiHidden="0" w:uiPriority="68" w:unhideWhenUsed="0"/>
-    <w:lsdException w:name="Medium Grid 3 Accent 6" w:semiHidden="0" w:uiPriority="69" w:unhideWhenUsed="0"/>
-    <w:lsdException w:name="Dark List Accent 6" w:semiHidden="0" w:uiPriority="70" w:unhideWhenUsed="0"/>
-    <w:lsdException w:name="Colorful Shading Accent 6" w:semiHidden="0" w:uiPriority="71" w:unhideWhenUsed="0"/>
-    <w:lsdException w:name="Colorful List Accent 6" w:semiHidden="0" w:uiPriority="72" w:unhideWhenUsed="0"/>
-    <w:lsdException w:name="Colorful Grid Accent 6" w:semiHidden="0" w:uiPriority="73" w:unhideWhenUsed="0"/>
-    <w:lsdException w:name="Subtle Emphasis" w:semiHidden="0" w:uiPriority="19" w:unhideWhenUsed="0" w:qFormat="1"/>
-    <w:lsdException w:name="Intense Emphasis" w:semiHidden="0" w:uiPriority="21" w:unhideWhenUsed="0" w:qFormat="1"/>
-    <w:lsdException w:name="Subtle Reference" w:semiHidden="0" w:uiPriority="31" w:unhideWhenUsed="0" w:qFormat="1"/>
-    <w:lsdException w:name="Intense Reference" w:semiHidden="0" w:uiPriority="32" w:unhideWhenUsed="0" w:qFormat="1"/>
-    <w:lsdException w:name="Book Title" w:semiHidden="0" w:uiPriority="33" w:unhideWhenUsed="0" w:qFormat="1"/>
-    <w:lsdException w:name="Bibliography" w:uiPriority="37"/>
-    <w:lsdException w:name="TOC Heading" w:uiPriority="39" w:qFormat="1"/>
-  </w:latentStyles>
-  <w:style w:type="paragraph" w:default="1" w:styleId="a">
-    <w:name w:val="Normal"/>
-    <w:qFormat/>
-  </w:style>
-  <w:style w:type="character" w:default="1" w:styleId="a0">
-    <w:name w:val="Default Paragraph Font"/>
-    <w:uiPriority w:val="1"/>
-    <w:semiHidden/>
-    <w:unhideWhenUsed/>
-  </w:style>
-  <w:style w:type="table" w:default="1" w:styleId="a1">
-    <w:name w:val="Normal Table"/>
-    <w:uiPriority w:val="99"/>
-    <w:semiHidden/>
-    <w:unhideWhenUsed/>
-    <w:tblPr>
-      <w:tblInd w:w="0" w:type="dxa"/>
-      <w:tblCellMar>
-        <w:top w:w="0" w:type="dxa"/>
-        <w:left w:w="108" w:type="dxa"/>
-        <w:bottom w:w="0" w:type="dxa"/>
-        <w:right w:w="108" w:type="dxa"/>
-      </w:tblCellMar>
-    </w:tblPr>
-  </w:style>
-  <w:style w:type="numbering" w:default="1" w:styleId="a2">
-    <w:name w:val="No List"/>
-    <w:uiPriority w:val="99"/>
-    <w:semiHidden/>
-    <w:unhideWhenUsed/>
-  </w:style>
-  <w:style w:type="character" w:styleId="a3">
-    <w:name w:val="Placeholder Text"/>
-    <w:basedOn w:val="a0"/>
-    <w:uiPriority w:val="99"/>
-    <w:semiHidden/>
-    <w:rsid w:val="00EC53AF"/>
-    <w:rPr>
-      <w:color w:val="808080"/>
-    </w:rPr>
-  </w:style>
-</w:styles>
-</file>
-
-<file path=word/glossary/webSettings.xml><?xml version="1.0" encoding="utf-8"?>
-<w:webSettings xmlns:mc="http://schemas.openxmlformats.org/markup-compatibility/2006" xmlns:r="http://schemas.openxmlformats.org/officeDocument/2006/relationships" xmlns:w="http://schemas.openxmlformats.org/wordprocessingml/2006/main" xmlns:w14="http://schemas.microsoft.com/office/word/2010/wordml" mc:Ignorable="w14">
-  <w:optimizeForBrowser/>
-  <w:allowPNG/>
-</w:webSettings>
-</file>
-
 <file path=word/theme/theme1.xml><?xml version="1.0" encoding="utf-8"?>
 <a:theme xmlns:a="http://schemas.openxmlformats.org/drawingml/2006/main" name="Тема Office">
   <a:themeElements>
@@ -22948,7 +20778,7 @@
 </file>
 
 <file path=customXml/itemProps1.xml><?xml version="1.0" encoding="utf-8"?>
-<ds:datastoreItem xmlns:ds="http://schemas.openxmlformats.org/officeDocument/2006/customXml" ds:itemID="{69A2D284-F225-4A61-90C5-502AED6F48A5}">
+<ds:datastoreItem xmlns:ds="http://schemas.openxmlformats.org/officeDocument/2006/customXml" ds:itemID="{E1B9A3F4-7D74-4614-BBED-D635BC1B386A}">
   <ds:schemaRefs>
     <ds:schemaRef ds:uri="http://schemas.openxmlformats.org/officeDocument/2006/bibliography"/>
   </ds:schemaRefs>

--- a/src/Черновик.docx
+++ b/src/Черновик.docx
@@ -17541,8 +17541,148 @@
       <w:r>
         <w:t>Имитационное моделирование и статистический анализ эффективности последовательностей Шапиро</w:t>
       </w:r>
+    </w:p>
+    <w:p>
+      <w:r>
+        <w:t xml:space="preserve">Для проведения имитационного моделирования и статистического анализа эффективности последовательностей Шапиро, используется ноутбук </w:t>
+      </w:r>
+      <w:proofErr w:type="spellStart"/>
+      <w:r>
+        <w:t>radar_echo_simulation.ipynb</w:t>
+      </w:r>
+      <w:proofErr w:type="spellEnd"/>
+      <w:r>
+        <w:t xml:space="preserve">. Здесь смоделирован тест для практической проверки того, как последовательности, построенные на основе многочленов </w:t>
+      </w:r>
+      <w:r>
+        <w:lastRenderedPageBreak/>
+        <w:t>Шапиро, ведут себя в условиях, близких к работе радиолокационной системы. Основная цель – понять, насколько эти последовательности позволяют лучше выделять отражённые сигналы на фоне шума и мешающих факторов, а также оценить их преимущества перед случайными или другими известными последовательностями.</w:t>
+      </w:r>
+    </w:p>
+    <w:p>
+      <w:r>
+        <w:t>Для тестов используются две последовательности – случайная и Шапиро длины 32.</w:t>
+      </w:r>
+    </w:p>
+    <w:p>
+      <w:r>
+        <w:t>Построение модели радара. Создаётся функция, которая имитирует прохождение сигнала от радара до цели и обратно. Последовательность кодируется в виде коротких импульсов, где +1 и -1 обозначают фазы сигнала. Сначала формируется исходный сигнал — это то, что излучает антенна. Затем создаётся копия этого сигнала с определённой задержкой, соответствующей расстоянию до цели, и добавляется белый гауссов шум, моделирующий реальные помехи. Итоговый сигнал — это сумма исходного, отражённого и шумового компонентов.</w:t>
+      </w:r>
+    </w:p>
+    <w:p/>
+    <w:p>
+      <w:r>
+        <w:t xml:space="preserve">Чтобы оценить, как хорошо последовательность позволяет обнаружить отражение, используется корреляционный анализ. При помощи функции </w:t>
+      </w:r>
+      <w:proofErr w:type="spellStart"/>
+      <w:r>
+        <w:t>numpy.correlate</w:t>
+      </w:r>
+      <w:proofErr w:type="spellEnd"/>
+      <w:r>
+        <w:t xml:space="preserve"> или </w:t>
+      </w:r>
+      <w:proofErr w:type="spellStart"/>
+      <w:r>
+        <w:t>scipy.signal.correlate</w:t>
+      </w:r>
+      <w:proofErr w:type="spellEnd"/>
+      <w:r>
+        <w:t xml:space="preserve"> вычисляется кросс-корреляция принятого сигнала </w:t>
+      </w:r>
+      <w:proofErr w:type="gramStart"/>
+      <w:r>
+        <w:t>с</w:t>
+      </w:r>
+      <w:proofErr w:type="gramEnd"/>
+      <w:r>
+        <w:t xml:space="preserve"> исходным. На выходе получаем корреляционный отклик: если последовательность обладает хорошими свойствами, на графике будет ярко выраженный пик, соответствующий задержке отражённого сигнала, а остальные значения будут малы — это и есть низкий уровень боковых пиков.</w:t>
+      </w:r>
+    </w:p>
+    <w:p/>
+    <w:p>
+      <w:r>
+        <w:t xml:space="preserve">Затем ноутбук проводит серию экспериментов, варьируя параметры: длину последовательности (например, 63, 127, 255, 511), уровень шума (измеряемый как отношение сигнал/шум, SNR), и количество моделируемых целей (одна или несколько). Для каждой комбинации выполняется несколько десятков или сотен итераций с разными случайными шумами. После этого вычисляется вероятность правильного обнаружения (доля случаев, где корреляционный пик </w:t>
+      </w:r>
+      <w:r>
+        <w:lastRenderedPageBreak/>
+        <w:t>превышает порог) и вероятность ложной тревоги (когда шум даёт ложный пик). Результаты усредняются и сохраняются для построения графиков зависимости вероятности обнаружения от уровня шума.</w:t>
+      </w:r>
+    </w:p>
+    <w:p/>
+    <w:p>
+      <w:r>
+        <w:t>В визуальной части ноутбук строит три основных типа графиков. Первый — форма принятого сигнала, где видна структура исходного, отражённого и шумового компонентов. Второй — график корреляционного отклика, показывающий расположение основного и боковых пиков. Третий — статистические кривые, отображающие эффективность последовательностей при разных значениях SNR: на них видно, что последовательности Шапиро обеспечивают более резкий и стабильный корреляционный пик даже при низких уровнях сигнала.</w:t>
+      </w:r>
+    </w:p>
+    <w:p/>
+    <w:p>
+      <w:r>
+        <w:t>Помимо моделирования одиночного отражения, в некоторых блоках ноутбука рассматриваются сценарии с несколькими целями. Для этого к принятому сигналу добавляется вторая копия исходной последовательности с другой задержкой и ослаблением. Таким образом, можно оценить способность последовательностей различать близкие по времени отклики. В таких случаях последовательности Шапиро показывают меньшую взаимную корреляцию между отражениями и более точное разделение целей.</w:t>
+      </w:r>
+    </w:p>
+    <w:p/>
+    <w:p>
+      <w:r>
+        <w:t>Для статистического анализа в конце ноутбука используется серия функций, которые собирают данные по множеству экспериментов и вычисляют средние, дисперсии и строят гистограммы. Отдельно рассчитывается распределение корреляционных пиков для каждой последовательности, оцениваются медианные значения и доверительные интервалы. Эти результаты сохраняются в файлы формата CSV, которые позже используются для построения итоговых графиков эффективности.</w:t>
+      </w:r>
+    </w:p>
+    <w:p/>
+    <w:p>
       <w:bookmarkStart w:id="14" w:name="_GoBack"/>
       <w:bookmarkEnd w:id="14"/>
+    </w:p>
+    <w:p>
+      <w:r>
+        <w:lastRenderedPageBreak/>
+        <w:t xml:space="preserve">Что касается связи с C++-частью, она реализована через сохранённые файлы последовательностей. На стороне C++ класс </w:t>
+      </w:r>
+      <w:proofErr w:type="spellStart"/>
+      <w:r>
+        <w:t>LittlewoodPolynomial</w:t>
+      </w:r>
+      <w:proofErr w:type="spellEnd"/>
+      <w:r>
+        <w:t xml:space="preserve"> генерирует последовательности (случайные и Шапиро), класс </w:t>
+      </w:r>
+      <w:proofErr w:type="spellStart"/>
+      <w:r>
+        <w:t>Autocorrelation</w:t>
+      </w:r>
+      <w:proofErr w:type="spellEnd"/>
+      <w:r>
+        <w:t xml:space="preserve"> проверяет их корреляционные свойства и при необходимости сохраняет вычисленные данные, а класс </w:t>
+      </w:r>
+      <w:proofErr w:type="spellStart"/>
+      <w:r>
+        <w:t>Tester</w:t>
+      </w:r>
+      <w:proofErr w:type="spellEnd"/>
+      <w:r>
+        <w:t xml:space="preserve"> используется для измерения времени и записи результатов. </w:t>
+      </w:r>
+      <w:proofErr w:type="spellStart"/>
+      <w:r>
+        <w:t>Python</w:t>
+      </w:r>
+      <w:proofErr w:type="spellEnd"/>
+      <w:r>
+        <w:t xml:space="preserve">-ноутбук работает уже с этими данными, используя их в качестве входа для моделирования реального радиолокационного сценария. Таким образом, можно сказать, что C++ часть обеспечивает математическую и алгоритмическую базу, а </w:t>
+      </w:r>
+      <w:proofErr w:type="spellStart"/>
+      <w:r>
+        <w:t>Python</w:t>
+      </w:r>
+      <w:proofErr w:type="spellEnd"/>
+      <w:r>
+        <w:t xml:space="preserve"> часть — статистическую и визуальную проверку свойств.</w:t>
+      </w:r>
+    </w:p>
+    <w:p/>
+    <w:p>
+      <w:r>
+        <w:t>Итог моделирования подтверждает выводы теоретической части: последовательности Шапиро демонстрируют устойчивость к шуму, дают узкий и чёткий корреляционный пик, а их боковые пики значительно ниже, чем у случайных последовательностей. Это делает их подходящими для систем, где важно точное определение задержки отражённого сигнала — например, в радиолокации, навигации и цифровой связи.</w:t>
+      </w:r>
     </w:p>
     <w:p/>
     <w:p>
@@ -18146,7 +18286,6 @@
         <w:docPartUnique/>
       </w:docPartObj>
     </w:sdtPr>
-    <w:sdtEndPr/>
     <w:sdtContent>
       <w:p>
         <w:pPr>
@@ -18166,7 +18305,7 @@
           <w:rPr>
             <w:noProof/>
           </w:rPr>
-          <w:t>15</w:t>
+          <w:t>17</w:t>
         </w:r>
         <w:r>
           <w:fldChar w:fldCharType="end"/>
@@ -20778,7 +20917,7 @@
 </file>
 
 <file path=customXml/itemProps1.xml><?xml version="1.0" encoding="utf-8"?>
-<ds:datastoreItem xmlns:ds="http://schemas.openxmlformats.org/officeDocument/2006/customXml" ds:itemID="{E1B9A3F4-7D74-4614-BBED-D635BC1B386A}">
+<ds:datastoreItem xmlns:ds="http://schemas.openxmlformats.org/officeDocument/2006/customXml" ds:itemID="{F0501097-D0A0-4991-BDB3-5FB45B3BAF59}">
   <ds:schemaRefs>
     <ds:schemaRef ds:uri="http://schemas.openxmlformats.org/officeDocument/2006/bibliography"/>
   </ds:schemaRefs>

--- a/src/Черновик.docx
+++ b/src/Черновик.docx
@@ -14813,6 +14813,9 @@
           <w:bottom w:val="single" w:sz="4" w:space="1" w:color="auto"/>
           <w:right w:val="single" w:sz="4" w:space="1" w:color="auto"/>
         </w:pBdr>
+        <w:rPr>
+          <w:lang w:val="ru-RU"/>
+        </w:rPr>
       </w:pPr>
       <w:r>
         <w:t xml:space="preserve">        </w:t>
@@ -14923,34 +14926,47 @@
       <w:r>
         <w:rPr>
           <w:color w:val="098658"/>
+          <w:lang w:val="ru-RU"/>
         </w:rPr>
         <w:t>1</w:t>
       </w:r>
       <w:r>
+        <w:rPr>
+          <w:lang w:val="ru-RU"/>
+        </w:rPr>
         <w:t xml:space="preserve"> </w:t>
       </w:r>
       <w:r>
         <w:rPr>
           <w:color w:val="000000"/>
+          <w:lang w:val="ru-RU"/>
         </w:rPr>
         <w:t>:</w:t>
       </w:r>
       <w:r>
+        <w:rPr>
+          <w:lang w:val="ru-RU"/>
+        </w:rPr>
         <w:t xml:space="preserve"> </w:t>
       </w:r>
       <w:r>
         <w:rPr>
           <w:color w:val="000000"/>
+          <w:lang w:val="ru-RU"/>
         </w:rPr>
         <w:t>-</w:t>
       </w:r>
       <w:r>
         <w:rPr>
           <w:color w:val="098658"/>
+          <w:lang w:val="ru-RU"/>
         </w:rPr>
         <w:t>1</w:t>
       </w:r>
       <w:r>
+        <w:rPr>
+          <w:lang w:val="ru-RU"/>
+        </w:rPr>
         <w:t>);</w:t>
       </w:r>
     </w:p>
@@ -14971,12 +14987,18 @@
         <w:t> </w:t>
       </w:r>
       <w:r>
+        <w:rPr>
+          <w:lang w:val="ru-RU"/>
+        </w:rPr>
         <w:t xml:space="preserve"> </w:t>
       </w:r>
       <w:r>
         <w:t> </w:t>
       </w:r>
       <w:r>
+        <w:rPr>
+          <w:lang w:val="ru-RU"/>
+        </w:rPr>
         <w:t xml:space="preserve"> </w:t>
       </w:r>
       <w:r>
@@ -17544,7 +17566,7 @@
     </w:p>
     <w:p>
       <w:r>
-        <w:t xml:space="preserve">Для проведения имитационного моделирования и статистического анализа эффективности последовательностей Шапиро, используется ноутбук </w:t>
+        <w:t xml:space="preserve">Для оценки практической эффективности последовательностей Шапиро было проведено имитационное моделирование процесса радиолокационного обнаружения, описанное в ноутбуке </w:t>
       </w:r>
       <w:proofErr w:type="spellStart"/>
       <w:r>
@@ -17552,139 +17574,354 @@
       </w:r>
       <w:proofErr w:type="spellEnd"/>
       <w:r>
-        <w:t xml:space="preserve">. Здесь смоделирован тест для практической проверки того, как последовательности, построенные на основе многочленов </w:t>
-      </w:r>
+        <w:t>.</w:t>
+      </w:r>
+    </w:p>
+    <w:p>
       <w:r>
         <w:lastRenderedPageBreak/>
-        <w:t>Шапиро, ведут себя в условиях, близких к работе радиолокационной системы. Основная цель – понять, насколько эти последовательности позволяют лучше выделять отражённые сигналы на фоне шума и мешающих факторов, а также оценить их преимущества перед случайными или другими известными последовательностями.</w:t>
-      </w:r>
-    </w:p>
-    <w:p>
-      <w:r>
-        <w:t>Для тестов используются две последовательности – случайная и Шапиро длины 32.</w:t>
-      </w:r>
-    </w:p>
-    <w:p>
-      <w:r>
-        <w:t>Построение модели радара. Создаётся функция, которая имитирует прохождение сигнала от радара до цели и обратно. Последовательность кодируется в виде коротких импульсов, где +1 и -1 обозначают фазы сигнала. Сначала формируется исходный сигнал — это то, что излучает антенна. Затем создаётся копия этого сигнала с определённой задержкой, соответствующей расстоянию до цели, и добавляется белый гауссов шум, моделирующий реальные помехи. Итоговый сигнал — это сумма исходного, отражённого и шумового компонентов.</w:t>
-      </w:r>
-    </w:p>
-    <w:p/>
-    <w:p>
-      <w:r>
-        <w:t xml:space="preserve">Чтобы оценить, как хорошо последовательность позволяет обнаружить отражение, используется корреляционный анализ. При помощи функции </w:t>
-      </w:r>
-      <w:proofErr w:type="spellStart"/>
-      <w:r>
-        <w:t>numpy.correlate</w:t>
-      </w:r>
-      <w:proofErr w:type="spellEnd"/>
-      <w:r>
-        <w:t xml:space="preserve"> или </w:t>
-      </w:r>
-      <w:proofErr w:type="spellStart"/>
-      <w:r>
-        <w:t>scipy.signal.correlate</w:t>
-      </w:r>
-      <w:proofErr w:type="spellEnd"/>
-      <w:r>
-        <w:t xml:space="preserve"> вычисляется кросс-корреляция принятого сигнала </w:t>
+        <w:t>Сигналы проходили через модель канала, в котором учитывались различные реальные факторы: наличие аддитивного шума, возможное ослабление отражённого сигнала, а также частичное наложение сигналов при многолучевом распространении.</w:t>
+      </w:r>
+    </w:p>
+    <w:p>
+      <w:r>
+        <w:t>В ходе моделирования рассматривалось пять целей, находящихся на различных расстояниях. Каждая цель отражала часть посланного импульса, при этом задержки сигналов варьировались в диапазоне от 0.001 до 0.01 миллисекунды, что соответствует различным дальностям. Амплитуды отражений также изменялись случайным образом от 0.4 до 1.0, что моделировало различную интенсивность отражённых сигналов. Для каждого теста формировалась серия из шести импульсов, а частота дискретизации выбиралась случайно в диапазоне от 5 до 50 мегагерц</w:t>
       </w:r>
       <w:proofErr w:type="gramStart"/>
       <w:r>
-        <w:t>с</w:t>
+        <w:t>.</w:t>
       </w:r>
       <w:proofErr w:type="gramEnd"/>
       <w:r>
-        <w:t xml:space="preserve"> исходным. На выходе получаем корреляционный отклик: если последовательность обладает хорошими свойствами, на графике будет ярко выраженный пик, соответствующий задержке отражённого сигнала, а остальные значения будут малы — это и есть низкий уровень боковых пиков.</w:t>
-      </w:r>
-    </w:p>
-    <w:p/>
-    <w:p>
-      <w:r>
-        <w:t xml:space="preserve">Затем ноутбук проводит серию экспериментов, варьируя параметры: длину последовательности (например, 63, 127, 255, 511), уровень шума (измеряемый как отношение сигнал/шум, SNR), и количество моделируемых целей (одна или несколько). Для каждой комбинации выполняется несколько десятков или сотен итераций с разными случайными шумами. После этого вычисляется вероятность правильного обнаружения (доля случаев, где корреляционный пик </w:t>
-      </w:r>
-      <w:r>
-        <w:lastRenderedPageBreak/>
-        <w:t>превышает порог) и вероятность ложной тревоги (когда шум даёт ложный пик). Результаты усредняются и сохраняются для построения графиков зависимости вероятности обнаружения от уровня шума.</w:t>
-      </w:r>
-    </w:p>
-    <w:p/>
-    <w:p>
-      <w:r>
-        <w:t>В визуальной части ноутбук строит три основных типа графиков. Первый — форма принятого сигнала, где видна структура исходного, отражённого и шумового компонентов. Второй — график корреляционного отклика, показывающий расположение основного и боковых пиков. Третий — статистические кривые, отображающие эффективность последовательностей при разных значениях SNR: на них видно, что последовательности Шапиро обеспечивают более резкий и стабильный корреляционный пик даже при низких уровнях сигнала.</w:t>
-      </w:r>
-    </w:p>
-    <w:p/>
-    <w:p>
-      <w:r>
-        <w:t>Помимо моделирования одиночного отражения, в некоторых блоках ноутбука рассматриваются сценарии с несколькими целями. Для этого к принятому сигналу добавляется вторая копия исходной последовательности с другой задержкой и ослаблением. Таким образом, можно оценить способность последовательностей различать близкие по времени отклики. В таких случаях последовательности Шапиро показывают меньшую взаимную корреляцию между отражениями и более точное разделение целей.</w:t>
-      </w:r>
-    </w:p>
-    <w:p/>
-    <w:p>
-      <w:r>
-        <w:t>Для статистического анализа в конце ноутбука используется серия функций, которые собирают данные по множеству экспериментов и вычисляют средние, дисперсии и строят гистограммы. Отдельно рассчитывается распределение корреляционных пиков для каждой последовательности, оцениваются медианные значения и доверительные интервалы. Эти результаты сохраняются в файлы формата CSV, которые позже используются для построения итоговых графиков эффективности.</w:t>
-      </w:r>
-    </w:p>
-    <w:p/>
-    <w:p>
+        <w:t xml:space="preserve"> В канал вносился белый шум с</w:t>
+      </w:r>
+      <w:r>
+        <w:t xml:space="preserve"> </w:t>
+      </w:r>
+      <w:r>
+        <w:t xml:space="preserve">нормальным распределением, </w:t>
+      </w:r>
+      <w:r>
+        <w:t>для имитации</w:t>
+      </w:r>
+      <w:r>
+        <w:t xml:space="preserve"> </w:t>
+      </w:r>
+      <w:proofErr w:type="gramStart"/>
+      <w:r>
+        <w:t>реальных</w:t>
+      </w:r>
+      <w:proofErr w:type="gramEnd"/>
+      <w:r>
+        <w:t xml:space="preserve"> </w:t>
+      </w:r>
+      <w:r>
+        <w:t>условия приёма сигнала</w:t>
+      </w:r>
+      <w:r>
+        <w:t>.</w:t>
+      </w:r>
+    </w:p>
+    <w:p>
+      <w:r>
+        <w:t>Всего было проведено 100 000 независимых испытаний, в каждом из которых выполнялось обнаружение целей по принятому сигналу. В процессе моделирования подбирался оптимальный порог, при котором совокупная ошибка распознавания минимизируется. После завершения всех прогонов были усреднены основные показатели эффективности для последовательностей Шапиро и</w:t>
+      </w:r>
+      <w:r>
+        <w:t xml:space="preserve"> случайных последовательностей.</w:t>
+      </w:r>
+    </w:p>
+    <w:p>
+      <w:r>
+        <w:t>Результаты моделирования представлены в таблице.</w:t>
+      </w:r>
       <w:bookmarkStart w:id="14" w:name="_GoBack"/>
       <w:bookmarkEnd w:id="14"/>
     </w:p>
     <w:p>
+      <w:pPr>
+        <w:spacing w:before="240" w:line="240" w:lineRule="auto"/>
+        <w:ind w:firstLine="0"/>
+        <w:jc w:val="center"/>
+        <w:rPr>
+          <w:szCs w:val="28"/>
+        </w:rPr>
+      </w:pPr>
+      <w:r>
+        <w:rPr>
+          <w:szCs w:val="28"/>
+        </w:rPr>
+        <w:t>Таблица 1. Р</w:t>
+      </w:r>
+      <w:r>
+        <w:rPr>
+          <w:szCs w:val="28"/>
+        </w:rPr>
+        <w:t>езультаты моделирования радиолокационного обнаружения</w:t>
+      </w:r>
+    </w:p>
+    <w:tbl>
+      <w:tblPr>
+        <w:tblStyle w:val="af4"/>
+        <w:tblW w:w="0" w:type="auto"/>
+        <w:tblLook w:val="04A0" w:firstRow="1" w:lastRow="0" w:firstColumn="1" w:lastColumn="0" w:noHBand="0" w:noVBand="1"/>
+      </w:tblPr>
+      <w:tblGrid>
+        <w:gridCol w:w="3284"/>
+        <w:gridCol w:w="3285"/>
+        <w:gridCol w:w="3285"/>
+      </w:tblGrid>
+      <w:tr>
+        <w:tc>
+          <w:tcPr>
+            <w:tcW w:w="3284" w:type="dxa"/>
+            <w:vAlign w:val="center"/>
+          </w:tcPr>
+          <w:p>
+            <w:pPr>
+              <w:spacing w:line="240" w:lineRule="auto"/>
+              <w:ind w:firstLine="0"/>
+              <w:jc w:val="center"/>
+            </w:pPr>
+          </w:p>
+        </w:tc>
+        <w:tc>
+          <w:tcPr>
+            <w:tcW w:w="3285" w:type="dxa"/>
+            <w:vAlign w:val="center"/>
+          </w:tcPr>
+          <w:p>
+            <w:pPr>
+              <w:spacing w:line="240" w:lineRule="auto"/>
+              <w:ind w:firstLine="0"/>
+              <w:jc w:val="center"/>
+            </w:pPr>
+            <w:r>
+              <w:t>Последовательность Шапиро</w:t>
+            </w:r>
+          </w:p>
+        </w:tc>
+        <w:tc>
+          <w:tcPr>
+            <w:tcW w:w="3285" w:type="dxa"/>
+            <w:vAlign w:val="center"/>
+          </w:tcPr>
+          <w:p>
+            <w:pPr>
+              <w:spacing w:line="240" w:lineRule="auto"/>
+              <w:ind w:firstLine="0"/>
+              <w:jc w:val="center"/>
+            </w:pPr>
+            <w:r>
+              <w:t>Последовательность Шапиро</w:t>
+            </w:r>
+          </w:p>
+        </w:tc>
+      </w:tr>
+      <w:tr>
+        <w:tc>
+          <w:tcPr>
+            <w:tcW w:w="3284" w:type="dxa"/>
+            <w:vAlign w:val="center"/>
+          </w:tcPr>
+          <w:p>
+            <w:pPr>
+              <w:spacing w:line="240" w:lineRule="auto"/>
+              <w:ind w:firstLine="0"/>
+              <w:jc w:val="center"/>
+            </w:pPr>
+            <w:r>
+              <w:t>Среднее число верных обнаружений</w:t>
+            </w:r>
+          </w:p>
+        </w:tc>
+        <w:tc>
+          <w:tcPr>
+            <w:tcW w:w="3285" w:type="dxa"/>
+            <w:vAlign w:val="center"/>
+          </w:tcPr>
+          <w:p>
+            <w:pPr>
+              <w:spacing w:line="240" w:lineRule="auto"/>
+              <w:ind w:firstLine="0"/>
+              <w:jc w:val="center"/>
+            </w:pPr>
+            <w:r>
+              <w:t>25.045</w:t>
+            </w:r>
+          </w:p>
+        </w:tc>
+        <w:tc>
+          <w:tcPr>
+            <w:tcW w:w="3285" w:type="dxa"/>
+            <w:vAlign w:val="center"/>
+          </w:tcPr>
+          <w:p>
+            <w:pPr>
+              <w:spacing w:line="240" w:lineRule="auto"/>
+              <w:ind w:firstLine="0"/>
+              <w:jc w:val="center"/>
+            </w:pPr>
+            <w:r>
+              <w:t>23.577</w:t>
+            </w:r>
+          </w:p>
+        </w:tc>
+      </w:tr>
+      <w:tr>
+        <w:tc>
+          <w:tcPr>
+            <w:tcW w:w="3284" w:type="dxa"/>
+            <w:vAlign w:val="center"/>
+          </w:tcPr>
+          <w:p>
+            <w:pPr>
+              <w:spacing w:line="240" w:lineRule="auto"/>
+              <w:ind w:firstLine="0"/>
+              <w:jc w:val="center"/>
+            </w:pPr>
+            <w:r>
+              <w:t>Среднее число пропусков</w:t>
+            </w:r>
+          </w:p>
+        </w:tc>
+        <w:tc>
+          <w:tcPr>
+            <w:tcW w:w="3285" w:type="dxa"/>
+            <w:vAlign w:val="center"/>
+          </w:tcPr>
+          <w:p>
+            <w:pPr>
+              <w:spacing w:line="240" w:lineRule="auto"/>
+              <w:ind w:firstLine="0"/>
+              <w:jc w:val="center"/>
+            </w:pPr>
+            <w:r>
+              <w:t>4.955</w:t>
+            </w:r>
+          </w:p>
+        </w:tc>
+        <w:tc>
+          <w:tcPr>
+            <w:tcW w:w="3285" w:type="dxa"/>
+            <w:vAlign w:val="center"/>
+          </w:tcPr>
+          <w:p>
+            <w:pPr>
+              <w:spacing w:line="240" w:lineRule="auto"/>
+              <w:ind w:firstLine="0"/>
+              <w:jc w:val="center"/>
+            </w:pPr>
+            <w:r>
+              <w:t>6.423</w:t>
+            </w:r>
+          </w:p>
+        </w:tc>
+      </w:tr>
+      <w:tr>
+        <w:tc>
+          <w:tcPr>
+            <w:tcW w:w="3284" w:type="dxa"/>
+            <w:vAlign w:val="center"/>
+          </w:tcPr>
+          <w:p>
+            <w:pPr>
+              <w:spacing w:line="240" w:lineRule="auto"/>
+              <w:ind w:firstLine="0"/>
+              <w:jc w:val="center"/>
+            </w:pPr>
+            <w:r>
+              <w:t>Среднее число ложных срабатываний</w:t>
+            </w:r>
+          </w:p>
+        </w:tc>
+        <w:tc>
+          <w:tcPr>
+            <w:tcW w:w="3285" w:type="dxa"/>
+            <w:vAlign w:val="center"/>
+          </w:tcPr>
+          <w:p>
+            <w:pPr>
+              <w:spacing w:line="240" w:lineRule="auto"/>
+              <w:ind w:firstLine="0"/>
+              <w:jc w:val="center"/>
+            </w:pPr>
+            <w:r>
+              <w:t>33.616</w:t>
+            </w:r>
+          </w:p>
+        </w:tc>
+        <w:tc>
+          <w:tcPr>
+            <w:tcW w:w="3285" w:type="dxa"/>
+            <w:vAlign w:val="center"/>
+          </w:tcPr>
+          <w:p>
+            <w:pPr>
+              <w:spacing w:line="240" w:lineRule="auto"/>
+              <w:ind w:firstLine="0"/>
+              <w:jc w:val="center"/>
+            </w:pPr>
+            <w:r>
+              <w:t>49.945</w:t>
+            </w:r>
+          </w:p>
+        </w:tc>
+      </w:tr>
+    </w:tbl>
+    <w:p/>
+    <w:p>
       <w:r>
         <w:lastRenderedPageBreak/>
-        <w:t xml:space="preserve">Что касается связи с C++-частью, она реализована через сохранённые файлы последовательностей. На стороне C++ класс </w:t>
+        <w:t xml:space="preserve">Несмотря на </w:t>
+      </w:r>
+      <w:proofErr w:type="gramStart"/>
+      <w:r>
+        <w:t>то</w:t>
+      </w:r>
+      <w:proofErr w:type="gramEnd"/>
+      <w:r>
+        <w:t xml:space="preserve"> что абсолютное число ложных обнаружений превышает число верных, данный результат обусловлен спецификой моделирования: в каждом испытании число потенциальных шумовых откликов значительно превышает количество реальных целей, а порог обнаружения выбирался таким образом, чтобы минимизировать суммарную ошибку, не исключая слабые сигналы.</w:t>
+      </w:r>
+    </w:p>
+    <w:p>
+      <w:r>
+        <w:t>Последовательность</w:t>
+      </w:r>
+      <w:r>
+        <w:t xml:space="preserve"> Шапиро </w:t>
+      </w:r>
+      <w:r>
+        <w:t>имеет</w:t>
+      </w:r>
+      <w:r>
+        <w:t xml:space="preserve"> небольшое преимущество по количеству верных обнаружений и пропусков по сравнению со с</w:t>
+      </w:r>
+      <w:r>
+        <w:t>лучайными последовательностями</w:t>
+      </w:r>
+      <w:r>
+        <w:t xml:space="preserve">; </w:t>
+      </w:r>
+      <w:r>
+        <w:t>наиболее выраженное различие наблюдается по числу ложных срабатываний. Последовательности Шапиро демонстрируют существенно меньший уровень ложных обнаружений, что соответствует их теоретически низкой боковой автокорреляции и подтверждает их эффективность в задачах радио</w:t>
+      </w:r>
+      <w:r>
+        <w:t>локационного обнаружения.</w:t>
+      </w:r>
+    </w:p>
+    <w:p>
+      <w:r>
+        <w:t xml:space="preserve">Подробная методика моделирования, параметры эксперимента и код реализации приведены в файле </w:t>
       </w:r>
       <w:proofErr w:type="spellStart"/>
       <w:r>
-        <w:t>LittlewoodPolynomial</w:t>
+        <w:t>radar_echo_simulation.ipynb</w:t>
       </w:r>
       <w:proofErr w:type="spellEnd"/>
       <w:r>
-        <w:t xml:space="preserve"> генерирует последовательности (случайные и Шапиро), класс </w:t>
-      </w:r>
-      <w:proofErr w:type="spellStart"/>
-      <w:r>
-        <w:t>Autocorrelation</w:t>
-      </w:r>
-      <w:proofErr w:type="spellEnd"/>
-      <w:r>
-        <w:t xml:space="preserve"> проверяет их корреляционные свойства и при необходимости сохраняет вычисленные данные, а класс </w:t>
-      </w:r>
-      <w:proofErr w:type="spellStart"/>
-      <w:r>
-        <w:t>Tester</w:t>
-      </w:r>
-      <w:proofErr w:type="spellEnd"/>
-      <w:r>
-        <w:t xml:space="preserve"> используется для измерения времени и записи результатов. </w:t>
-      </w:r>
-      <w:proofErr w:type="spellStart"/>
-      <w:r>
-        <w:t>Python</w:t>
-      </w:r>
-      <w:proofErr w:type="spellEnd"/>
-      <w:r>
-        <w:t xml:space="preserve">-ноутбук работает уже с этими данными, используя их в качестве входа для моделирования реального радиолокационного сценария. Таким образом, можно сказать, что C++ часть обеспечивает математическую и алгоритмическую базу, а </w:t>
-      </w:r>
-      <w:proofErr w:type="spellStart"/>
-      <w:r>
-        <w:t>Python</w:t>
-      </w:r>
-      <w:proofErr w:type="spellEnd"/>
-      <w:r>
-        <w:t xml:space="preserve"> часть — статистическую и визуальную проверку свойств.</w:t>
-      </w:r>
-    </w:p>
-    <w:p/>
-    <w:p>
-      <w:r>
-        <w:t>Итог моделирования подтверждает выводы теоретической части: последовательности Шапиро демонстрируют устойчивость к шуму, дают узкий и чёткий корреляционный пик, а их боковые пики значительно ниже, чем у случайных последовательностей. Это делает их подходящими для систем, где важно точное определение задержки отражённого сигнала — например, в радиолокации, навигации и цифровой связи.</w:t>
-      </w:r>
-    </w:p>
-    <w:p/>
+        <w:t>.</w:t>
+      </w:r>
+    </w:p>
     <w:p>
       <w:r>
         <w:br w:type="page"/>
@@ -18305,7 +18542,7 @@
           <w:rPr>
             <w:noProof/>
           </w:rPr>
-          <w:t>17</w:t>
+          <w:t>18</w:t>
         </w:r>
         <w:r>
           <w:fldChar w:fldCharType="end"/>
@@ -20917,7 +21154,7 @@
 </file>
 
 <file path=customXml/itemProps1.xml><?xml version="1.0" encoding="utf-8"?>
-<ds:datastoreItem xmlns:ds="http://schemas.openxmlformats.org/officeDocument/2006/customXml" ds:itemID="{F0501097-D0A0-4991-BDB3-5FB45B3BAF59}">
+<ds:datastoreItem xmlns:ds="http://schemas.openxmlformats.org/officeDocument/2006/customXml" ds:itemID="{29AC45F8-7A76-497E-8020-A21ED36BEE67}">
   <ds:schemaRefs>
     <ds:schemaRef ds:uri="http://schemas.openxmlformats.org/officeDocument/2006/bibliography"/>
   </ds:schemaRefs>
